--- a/project/project_background/Cancer Bioinformatics Project.docx
+++ b/project/project_background/Cancer Bioinformatics Project.docx
@@ -933,23 +933,7 @@
             <w:rFonts w:asciiTheme="minorHAnsi" w:hAnsiTheme="minorHAnsi"/>
             <w:lang w:val="en-US"/>
           </w:rPr>
-          <w:t>https://www.nature.com/a</w:t>
-        </w:r>
-        <w:r>
-          <w:rPr>
-            <w:rStyle w:val="Hyperlink"/>
-            <w:rFonts w:asciiTheme="minorHAnsi" w:hAnsiTheme="minorHAnsi"/>
-            <w:lang w:val="en-US"/>
-          </w:rPr>
-          <w:t>r</w:t>
-        </w:r>
-        <w:r>
-          <w:rPr>
-            <w:rStyle w:val="Hyperlink"/>
-            <w:rFonts w:asciiTheme="minorHAnsi" w:hAnsiTheme="minorHAnsi"/>
-            <w:lang w:val="en-US"/>
-          </w:rPr>
-          <w:t>ticles/s41588-018-0204-y</w:t>
+          <w:t>https://www.nature.com/articles/s41588-018-0204-y</w:t>
         </w:r>
       </w:hyperlink>
     </w:p>
@@ -1426,6 +1410,132 @@
           <w:lang w:val="en-US"/>
         </w:rPr>
         <w:t xml:space="preserve"> ולראות מתי יש קורלציה ומתי יש פחות קורלציה.</w:t>
+      </w:r>
+    </w:p>
+    <w:p>
+      <w:pPr>
+        <w:pStyle w:val="NormalWeb"/>
+        <w:bidi/>
+        <w:rPr>
+          <w:rFonts w:asciiTheme="minorHAnsi" w:hAnsiTheme="minorHAnsi"/>
+          <w:rtl/>
+          <w:lang w:val="en-US"/>
+        </w:rPr>
+      </w:pPr>
+    </w:p>
+    <w:p>
+      <w:pPr>
+        <w:pStyle w:val="NormalWeb"/>
+        <w:bidi/>
+        <w:rPr>
+          <w:rFonts w:asciiTheme="minorHAnsi" w:hAnsiTheme="minorHAnsi"/>
+          <w:rtl/>
+          <w:lang w:val="en-US"/>
+        </w:rPr>
+      </w:pPr>
+    </w:p>
+    <w:p>
+      <w:pPr>
+        <w:pStyle w:val="NormalWeb"/>
+        <w:bidi/>
+        <w:rPr>
+          <w:rFonts w:asciiTheme="minorHAnsi" w:hAnsiTheme="minorHAnsi"/>
+          <w:rtl/>
+          <w:lang w:val="en-US"/>
+        </w:rPr>
+      </w:pPr>
+    </w:p>
+    <w:p>
+      <w:pPr>
+        <w:pStyle w:val="NormalWeb"/>
+        <w:bidi/>
+        <w:rPr>
+          <w:rFonts w:asciiTheme="minorHAnsi" w:hAnsiTheme="minorHAnsi"/>
+          <w:lang w:val="en-US"/>
+        </w:rPr>
+      </w:pPr>
+    </w:p>
+    <w:p>
+      <w:pPr>
+        <w:pStyle w:val="NormalWeb"/>
+        <w:bidi/>
+        <w:rPr>
+          <w:rFonts w:asciiTheme="minorHAnsi" w:hAnsiTheme="minorHAnsi"/>
+          <w:b/>
+          <w:bCs/>
+          <w:sz w:val="36"/>
+          <w:szCs w:val="36"/>
+          <w:rtl/>
+          <w:lang w:val="en-US"/>
+        </w:rPr>
+      </w:pPr>
+      <w:r>
+        <w:rPr>
+          <w:rFonts w:asciiTheme="minorHAnsi" w:hAnsiTheme="minorHAnsi" w:hint="cs"/>
+          <w:b/>
+          <w:bCs/>
+          <w:sz w:val="36"/>
+          <w:szCs w:val="36"/>
+          <w:rtl/>
+          <w:lang w:val="en-US"/>
+        </w:rPr>
+        <w:lastRenderedPageBreak/>
+        <w:t>תוצאות:</w:t>
+      </w:r>
+    </w:p>
+    <w:p>
+      <w:pPr>
+        <w:pStyle w:val="NormalWeb"/>
+        <w:numPr>
+          <w:ilvl w:val="0"/>
+          <w:numId w:val="7"/>
+        </w:numPr>
+        <w:bidi/>
+        <w:rPr>
+          <w:rFonts w:asciiTheme="minorHAnsi" w:hAnsiTheme="minorHAnsi" w:hint="cs"/>
+          <w:rtl/>
+          <w:lang w:val="en-US"/>
+        </w:rPr>
+      </w:pPr>
+      <w:r>
+        <w:rPr>
+          <w:rFonts w:asciiTheme="minorHAnsi" w:hAnsiTheme="minorHAnsi" w:hint="cs"/>
+          <w:rtl/>
+          <w:lang w:val="en-US"/>
+        </w:rPr>
+        <w:t>לגידולים עם מוטציות ב-</w:t>
+      </w:r>
+      <w:proofErr w:type="spellStart"/>
+      <w:r>
+        <w:rPr>
+          <w:rFonts w:asciiTheme="minorHAnsi" w:hAnsiTheme="minorHAnsi"/>
+          <w:lang w:val="en-US"/>
+        </w:rPr>
+        <w:t>TP53</w:t>
+      </w:r>
+      <w:proofErr w:type="spellEnd"/>
+      <w:r>
+        <w:rPr>
+          <w:rFonts w:asciiTheme="minorHAnsi" w:hAnsiTheme="minorHAnsi" w:hint="cs"/>
+          <w:rtl/>
+          <w:lang w:val="en-US"/>
+        </w:rPr>
+        <w:t xml:space="preserve"> יש </w:t>
+      </w:r>
+      <w:r>
+        <w:rPr>
+          <w:rFonts w:asciiTheme="minorHAnsi" w:hAnsiTheme="minorHAnsi"/>
+          <w:lang w:val="en-US"/>
+        </w:rPr>
+        <w:t>FGA (Fraction Genome Altered)</w:t>
+      </w:r>
+      <w:r>
+        <w:rPr>
+          <w:rFonts w:asciiTheme="minorHAnsi" w:hAnsiTheme="minorHAnsi" w:hint="cs"/>
+          <w:rtl/>
+          <w:lang w:val="en-US"/>
+        </w:rPr>
+        <w:t xml:space="preserve"> גבוה יותר</w:t>
       </w:r>
     </w:p>
     <w:sectPr>
@@ -1441,6 +1551,95 @@
 <file path=word/numbering.xml><?xml version="1.0" encoding="utf-8"?>
 <w:numbering xmlns:wpc="http://schemas.microsoft.com/office/word/2010/wordprocessingCanvas" xmlns:cx="http://schemas.microsoft.com/office/drawing/2014/chartex" xmlns:cx1="http://schemas.microsoft.com/office/drawing/2015/9/8/chartex" xmlns:cx2="http://schemas.microsoft.com/office/drawing/2015/10/21/chartex" xmlns:cx3="http://schemas.microsoft.com/office/drawing/2016/5/9/chartex" xmlns:cx4="http://schemas.microsoft.com/office/drawing/2016/5/10/chartex" xmlns:cx5="http://schemas.microsoft.com/office/drawing/2016/5/11/chartex" xmlns:cx6="http://schemas.microsoft.com/office/drawing/2016/5/12/chartex" xmlns:cx7="http://schemas.microsoft.com/office/drawing/2016/5/13/chartex" xmlns:cx8="http://schemas.microsoft.com/office/drawing/2016/5/14/chartex" xmlns:mc="http://schemas.openxmlformats.org/markup-compatibility/2006" xmlns:aink="http://schemas.microsoft.com/office/drawing/2016/ink" xmlns:am3d="http://schemas.microsoft.com/office/drawing/2017/model3d" xmlns:o="urn:schemas-microsoft-com:office:office" xmlns:oel="http://schemas.microsoft.com/office/2019/extlst" xmlns:r="http://schemas.openxmlformats.org/officeDocument/2006/relationships" xmlns:m="http://schemas.openxmlformats.org/officeDocument/2006/math" xmlns:v="urn:schemas-microsoft-com:vml" xmlns:wp14="http://schemas.microsoft.com/office/word/2010/wordprocessingDrawing" xmlns:wp="http://schemas.openxmlformats.org/drawingml/2006/wordprocessingDrawing" xmlns:w10="urn:schemas-microsoft-com:office:word" xmlns:w="http://schemas.openxmlformats.org/wordprocessingml/2006/main" xmlns:w14="http://schemas.microsoft.com/office/word/2010/wordml" xmlns:w15="http://schemas.microsoft.com/office/word/2012/wordml" xmlns:w16cex="http://schemas.microsoft.com/office/word/2018/wordml/cex" xmlns:w16cid="http://schemas.microsoft.com/office/word/2016/wordml/cid" xmlns:w16="http://schemas.microsoft.com/office/word/2018/wordml" xmlns:w16du="http://schemas.microsoft.com/office/word/2023/wordml/word16du" xmlns:w16sdtdh="http://schemas.microsoft.com/office/word/2020/wordml/sdtdatahash" xmlns:w16sdtfl="http://schemas.microsoft.com/office/word/2024/wordml/sdtformatlock" xmlns:w16se="http://schemas.microsoft.com/office/word/2015/wordml/symex" xmlns:wpg="http://schemas.microsoft.com/office/word/2010/wordprocessingGroup" xmlns:wpi="http://schemas.microsoft.com/office/word/2010/wordprocessingInk" xmlns:wne="http://schemas.microsoft.com/office/word/2006/wordml" xmlns:wps="http://schemas.microsoft.com/office/word/2010/wordprocessingShape" mc:Ignorable="w14 w15 w16se w16cid w16 w16cex w16sdtdh w16sdtfl w16du wp14">
   <w:abstractNum w:abstractNumId="0" w15:restartNumberingAfterBreak="0">
+    <w:nsid w:val="0F027C2B"/>
+    <w:multiLevelType w:val="hybridMultilevel"/>
+    <w:tmpl w:val="19647F4A"/>
+    <w:lvl w:ilvl="0" w:tplc="0409000F">
+      <w:start w:val="1"/>
+      <w:numFmt w:val="decimal"/>
+      <w:lvlText w:val="%1."/>
+      <w:lvlJc w:val="left"/>
+      <w:pPr>
+        <w:ind w:left="720" w:hanging="360"/>
+      </w:pPr>
+      <w:rPr>
+        <w:rFonts w:hint="default"/>
+      </w:rPr>
+    </w:lvl>
+    <w:lvl w:ilvl="1" w:tplc="04090019" w:tentative="1">
+      <w:start w:val="1"/>
+      <w:numFmt w:val="lowerLetter"/>
+      <w:lvlText w:val="%2."/>
+      <w:lvlJc w:val="left"/>
+      <w:pPr>
+        <w:ind w:left="1440" w:hanging="360"/>
+      </w:pPr>
+    </w:lvl>
+    <w:lvl w:ilvl="2" w:tplc="0409001B" w:tentative="1">
+      <w:start w:val="1"/>
+      <w:numFmt w:val="lowerRoman"/>
+      <w:lvlText w:val="%3."/>
+      <w:lvlJc w:val="right"/>
+      <w:pPr>
+        <w:ind w:left="2160" w:hanging="180"/>
+      </w:pPr>
+    </w:lvl>
+    <w:lvl w:ilvl="3" w:tplc="0409000F" w:tentative="1">
+      <w:start w:val="1"/>
+      <w:numFmt w:val="decimal"/>
+      <w:lvlText w:val="%4."/>
+      <w:lvlJc w:val="left"/>
+      <w:pPr>
+        <w:ind w:left="2880" w:hanging="360"/>
+      </w:pPr>
+    </w:lvl>
+    <w:lvl w:ilvl="4" w:tplc="04090019" w:tentative="1">
+      <w:start w:val="1"/>
+      <w:numFmt w:val="lowerLetter"/>
+      <w:lvlText w:val="%5."/>
+      <w:lvlJc w:val="left"/>
+      <w:pPr>
+        <w:ind w:left="3600" w:hanging="360"/>
+      </w:pPr>
+    </w:lvl>
+    <w:lvl w:ilvl="5" w:tplc="0409001B" w:tentative="1">
+      <w:start w:val="1"/>
+      <w:numFmt w:val="lowerRoman"/>
+      <w:lvlText w:val="%6."/>
+      <w:lvlJc w:val="right"/>
+      <w:pPr>
+        <w:ind w:left="4320" w:hanging="180"/>
+      </w:pPr>
+    </w:lvl>
+    <w:lvl w:ilvl="6" w:tplc="0409000F" w:tentative="1">
+      <w:start w:val="1"/>
+      <w:numFmt w:val="decimal"/>
+      <w:lvlText w:val="%7."/>
+      <w:lvlJc w:val="left"/>
+      <w:pPr>
+        <w:ind w:left="5040" w:hanging="360"/>
+      </w:pPr>
+    </w:lvl>
+    <w:lvl w:ilvl="7" w:tplc="04090019" w:tentative="1">
+      <w:start w:val="1"/>
+      <w:numFmt w:val="lowerLetter"/>
+      <w:lvlText w:val="%8."/>
+      <w:lvlJc w:val="left"/>
+      <w:pPr>
+        <w:ind w:left="5760" w:hanging="360"/>
+      </w:pPr>
+    </w:lvl>
+    <w:lvl w:ilvl="8" w:tplc="0409001B" w:tentative="1">
+      <w:start w:val="1"/>
+      <w:numFmt w:val="lowerRoman"/>
+      <w:lvlText w:val="%9."/>
+      <w:lvlJc w:val="right"/>
+      <w:pPr>
+        <w:ind w:left="6480" w:hanging="180"/>
+      </w:pPr>
+    </w:lvl>
+  </w:abstractNum>
+  <w:abstractNum w:abstractNumId="1" w15:restartNumberingAfterBreak="0">
     <w:nsid w:val="111D41A1"/>
     <w:multiLevelType w:val="hybridMultilevel"/>
     <w:tmpl w:val="77380E78"/>
@@ -1529,7 +1728,7 @@
       </w:pPr>
     </w:lvl>
   </w:abstractNum>
-  <w:abstractNum w:abstractNumId="1" w15:restartNumberingAfterBreak="0">
+  <w:abstractNum w:abstractNumId="2" w15:restartNumberingAfterBreak="0">
     <w:nsid w:val="32DB3C2B"/>
     <w:multiLevelType w:val="hybridMultilevel"/>
     <w:tmpl w:val="65CCA3DC"/>
@@ -1618,7 +1817,7 @@
       </w:pPr>
     </w:lvl>
   </w:abstractNum>
-  <w:abstractNum w:abstractNumId="2" w15:restartNumberingAfterBreak="0">
+  <w:abstractNum w:abstractNumId="3" w15:restartNumberingAfterBreak="0">
     <w:nsid w:val="3ABE5AF7"/>
     <w:multiLevelType w:val="hybridMultilevel"/>
     <w:tmpl w:val="EB0CC53E"/>
@@ -1707,7 +1906,7 @@
       </w:pPr>
     </w:lvl>
   </w:abstractNum>
-  <w:abstractNum w:abstractNumId="3" w15:restartNumberingAfterBreak="0">
+  <w:abstractNum w:abstractNumId="4" w15:restartNumberingAfterBreak="0">
     <w:nsid w:val="44CD367A"/>
     <w:multiLevelType w:val="hybridMultilevel"/>
     <w:tmpl w:val="B3C2C008"/>
@@ -1796,7 +1995,7 @@
       </w:pPr>
     </w:lvl>
   </w:abstractNum>
-  <w:abstractNum w:abstractNumId="4" w15:restartNumberingAfterBreak="0">
+  <w:abstractNum w:abstractNumId="5" w15:restartNumberingAfterBreak="0">
     <w:nsid w:val="55D47951"/>
     <w:multiLevelType w:val="hybridMultilevel"/>
     <w:tmpl w:val="7D9068DC"/>
@@ -1909,7 +2108,7 @@
       </w:rPr>
     </w:lvl>
   </w:abstractNum>
-  <w:abstractNum w:abstractNumId="5" w15:restartNumberingAfterBreak="0">
+  <w:abstractNum w:abstractNumId="6" w15:restartNumberingAfterBreak="0">
     <w:nsid w:val="6DC159A7"/>
     <w:multiLevelType w:val="hybridMultilevel"/>
     <w:tmpl w:val="ADD453DA"/>
@@ -2023,22 +2222,25 @@
     </w:lvl>
   </w:abstractNum>
   <w:num w:numId="1" w16cid:durableId="1328948006">
+    <w:abstractNumId w:val="2"/>
+  </w:num>
+  <w:num w:numId="2" w16cid:durableId="1506558411">
+    <w:abstractNumId w:val="4"/>
+  </w:num>
+  <w:num w:numId="3" w16cid:durableId="483475192">
+    <w:abstractNumId w:val="3"/>
+  </w:num>
+  <w:num w:numId="4" w16cid:durableId="1743982877">
     <w:abstractNumId w:val="1"/>
   </w:num>
-  <w:num w:numId="2" w16cid:durableId="1506558411">
-    <w:abstractNumId w:val="3"/>
+  <w:num w:numId="5" w16cid:durableId="307638122">
+    <w:abstractNumId w:val="6"/>
   </w:num>
-  <w:num w:numId="3" w16cid:durableId="483475192">
-    <w:abstractNumId w:val="2"/>
-  </w:num>
-  <w:num w:numId="4" w16cid:durableId="1743982877">
-    <w:abstractNumId w:val="0"/>
-  </w:num>
-  <w:num w:numId="5" w16cid:durableId="307638122">
+  <w:num w:numId="6" w16cid:durableId="1430932710">
     <w:abstractNumId w:val="5"/>
   </w:num>
-  <w:num w:numId="6" w16cid:durableId="1430932710">
-    <w:abstractNumId w:val="4"/>
+  <w:num w:numId="7" w16cid:durableId="515467020">
+    <w:abstractNumId w:val="0"/>
   </w:num>
 </w:numbering>
 </file>

--- a/project/project_background/Cancer Bioinformatics Project.docx
+++ b/project/project_background/Cancer Bioinformatics Project.docx
@@ -306,35 +306,7 @@
         <w:rPr>
           <w:lang w:val="en-US"/>
         </w:rPr>
-        <w:t xml:space="preserve">Visualize: boxplot of CNV burden, heatmaps of recurrent </w:t>
-      </w:r>
-      <w:proofErr w:type="spellStart"/>
-      <w:r>
-        <w:rPr>
-          <w:lang w:val="en-US"/>
-        </w:rPr>
-        <w:t>CNVs</w:t>
-      </w:r>
-      <w:proofErr w:type="spellEnd"/>
-      <w:r>
-        <w:rPr>
-          <w:lang w:val="en-US"/>
-        </w:rPr>
-        <w:t xml:space="preserve">, </w:t>
-      </w:r>
-      <w:proofErr w:type="spellStart"/>
-      <w:r>
-        <w:rPr>
-          <w:lang w:val="en-US"/>
-        </w:rPr>
-        <w:t>barplots</w:t>
-      </w:r>
-      <w:proofErr w:type="spellEnd"/>
-      <w:r>
-        <w:rPr>
-          <w:lang w:val="en-US"/>
-        </w:rPr>
-        <w:t xml:space="preserve"> per cancer type, </w:t>
+        <w:t xml:space="preserve">Visualize: boxplot of CNV burden, heatmaps of recurrent CNVs, barplots per cancer type, </w:t>
       </w:r>
       <w:r>
         <w:rPr>
@@ -832,7 +804,6 @@
         </w:rPr>
         <w:t xml:space="preserve"> יש עוד אפקט והוא כשיש מוטנט יש הרבה מוטציות נוספות מקופי </w:t>
       </w:r>
-      <w:proofErr w:type="spellStart"/>
       <w:r>
         <w:rPr>
           <w:rStyle w:val="Strong"/>
@@ -853,67 +824,7 @@
           <w:rtl/>
           <w:lang w:val="en-US"/>
         </w:rPr>
-        <w:t>מבר</w:t>
-      </w:r>
-      <w:proofErr w:type="spellEnd"/>
-      <w:r>
-        <w:rPr>
-          <w:rStyle w:val="Strong"/>
-          <w:rFonts w:asciiTheme="minorHAnsi" w:eastAsiaTheme="majorEastAsia" w:hAnsiTheme="minorHAnsi" w:hint="cs"/>
-          <w:b w:val="0"/>
-          <w:bCs w:val="0"/>
-          <w:rtl/>
-          <w:lang w:val="en-US"/>
-        </w:rPr>
-        <w:t xml:space="preserve"> ואני צריכה לבדוק אם יש קשר בין שני הדברים האלה,ֿ ז״א האם המוטציות שאנחנו רואים שמשפיעים על </w:t>
-      </w:r>
-      <w:proofErr w:type="spellStart"/>
-      <w:r>
-        <w:rPr>
-          <w:rStyle w:val="Strong"/>
-          <w:rFonts w:asciiTheme="minorHAnsi" w:eastAsiaTheme="majorEastAsia" w:hAnsiTheme="minorHAnsi" w:hint="cs"/>
-          <w:b w:val="0"/>
-          <w:bCs w:val="0"/>
-          <w:rtl/>
-          <w:lang w:val="en-US"/>
-        </w:rPr>
-        <w:t>הפיטנס</w:t>
-      </w:r>
-      <w:proofErr w:type="spellEnd"/>
-      <w:r>
-        <w:rPr>
-          <w:rStyle w:val="Strong"/>
-          <w:rFonts w:asciiTheme="minorHAnsi" w:eastAsiaTheme="majorEastAsia" w:hAnsiTheme="minorHAnsi" w:hint="cs"/>
-          <w:b w:val="0"/>
-          <w:bCs w:val="0"/>
-          <w:rtl/>
-          <w:lang w:val="en-US"/>
-        </w:rPr>
-        <w:t xml:space="preserve"> משפיעות על הקופי </w:t>
-      </w:r>
-      <w:proofErr w:type="spellStart"/>
-      <w:r>
-        <w:rPr>
-          <w:rStyle w:val="Strong"/>
-          <w:rFonts w:asciiTheme="minorHAnsi" w:eastAsiaTheme="majorEastAsia" w:hAnsiTheme="minorHAnsi" w:hint="cs"/>
-          <w:b w:val="0"/>
-          <w:bCs w:val="0"/>
-          <w:rtl/>
-          <w:lang w:val="en-US"/>
-        </w:rPr>
-        <w:t>נאמבר</w:t>
-      </w:r>
-      <w:proofErr w:type="spellEnd"/>
-      <w:r>
-        <w:rPr>
-          <w:rStyle w:val="Strong"/>
-          <w:rFonts w:asciiTheme="minorHAnsi" w:eastAsiaTheme="majorEastAsia" w:hAnsiTheme="minorHAnsi" w:hint="cs"/>
-          <w:b w:val="0"/>
-          <w:bCs w:val="0"/>
-          <w:rtl/>
-          <w:lang w:val="en-US"/>
-        </w:rPr>
-        <w:t xml:space="preserve"> או שאין קשר.</w:t>
+        <w:t>מבר ואני צריכה לבדוק אם יש קשר בין שני הדברים האלה,ֿ ז״א האם המוטציות שאנחנו רואים שמשפיעים על הפיטנס משפיעות על הקופי נאמבר או שאין קשר.</w:t>
       </w:r>
     </w:p>
     <w:p>
@@ -960,87 +871,15 @@
           <w:rtl/>
           <w:lang w:val="en-US"/>
         </w:rPr>
-        <w:t xml:space="preserve"> אפשר לראות </w:t>
-      </w:r>
-      <w:proofErr w:type="spellStart"/>
-      <w:r>
-        <w:rPr>
-          <w:rFonts w:asciiTheme="minorHAnsi" w:hAnsiTheme="minorHAnsi" w:hint="cs"/>
-          <w:rtl/>
-          <w:lang w:val="en-US"/>
-        </w:rPr>
-        <w:t>בספלמנטל</w:t>
-      </w:r>
-      <w:proofErr w:type="spellEnd"/>
-      <w:r>
-        <w:rPr>
-          <w:rFonts w:asciiTheme="minorHAnsi" w:hAnsiTheme="minorHAnsi" w:hint="cs"/>
-          <w:rtl/>
-          <w:lang w:val="en-US"/>
-        </w:rPr>
-        <w:t xml:space="preserve"> את </w:t>
-      </w:r>
-      <w:proofErr w:type="spellStart"/>
-      <w:r>
-        <w:rPr>
-          <w:rFonts w:asciiTheme="minorHAnsi" w:hAnsiTheme="minorHAnsi" w:hint="cs"/>
-          <w:rtl/>
-          <w:lang w:val="en-US"/>
-        </w:rPr>
-        <w:t>הפנוטיפיק</w:t>
-      </w:r>
-      <w:proofErr w:type="spellEnd"/>
-      <w:r>
-        <w:rPr>
-          <w:rFonts w:asciiTheme="minorHAnsi" w:hAnsiTheme="minorHAnsi" w:hint="cs"/>
-          <w:rtl/>
-          <w:lang w:val="en-US"/>
-        </w:rPr>
-        <w:t xml:space="preserve"> אפקט, את העוצמה ואת המיקום. זה </w:t>
-      </w:r>
-      <w:proofErr w:type="spellStart"/>
-      <w:r>
-        <w:rPr>
-          <w:rFonts w:asciiTheme="minorHAnsi" w:hAnsiTheme="minorHAnsi" w:hint="cs"/>
-          <w:rtl/>
-          <w:lang w:val="en-US"/>
-        </w:rPr>
-        <w:t>הפנוטיפיק</w:t>
-      </w:r>
-      <w:proofErr w:type="spellEnd"/>
-      <w:r>
-        <w:rPr>
-          <w:rFonts w:asciiTheme="minorHAnsi" w:hAnsiTheme="minorHAnsi" w:hint="cs"/>
-          <w:rtl/>
-          <w:lang w:val="en-US"/>
-        </w:rPr>
-        <w:t xml:space="preserve"> אפקט מבחינת התאים בתור המבחנה.</w:t>
-      </w:r>
-      <w:r>
-        <w:rPr>
-          <w:rFonts w:asciiTheme="minorHAnsi" w:hAnsiTheme="minorHAnsi" w:hint="cs"/>
-          <w:rtl/>
-          <w:lang w:val="en-US"/>
-        </w:rPr>
-        <w:t xml:space="preserve"> יש אתר שנקרא </w:t>
-      </w:r>
-      <w:proofErr w:type="spellStart"/>
-      <w:r>
-        <w:rPr>
-          <w:rFonts w:asciiTheme="minorHAnsi" w:hAnsiTheme="minorHAnsi" w:hint="cs"/>
-          <w:rtl/>
-          <w:lang w:val="en-US"/>
-        </w:rPr>
-        <w:t>ג׳יני</w:t>
-      </w:r>
-      <w:proofErr w:type="spellEnd"/>
-      <w:r>
-        <w:rPr>
-          <w:rFonts w:asciiTheme="minorHAnsi" w:hAnsiTheme="minorHAnsi" w:hint="cs"/>
-          <w:rtl/>
-          <w:lang w:val="en-US"/>
-        </w:rPr>
-        <w:t xml:space="preserve"> (</w:t>
+        <w:t xml:space="preserve"> אפשר לראות בספלמנטל את הפנוטיפיק אפקט, את העוצמה ואת המיקום. זה הפנוטיפיק אפקט מבחינת התאים בתור המבחנה.</w:t>
+      </w:r>
+      <w:r>
+        <w:rPr>
+          <w:rFonts w:asciiTheme="minorHAnsi" w:hAnsiTheme="minorHAnsi" w:hint="cs"/>
+          <w:rtl/>
+          <w:lang w:val="en-US"/>
+        </w:rPr>
+        <w:t xml:space="preserve"> יש אתר שנקרא ג׳יני (</w:t>
       </w:r>
       <w:r>
         <w:rPr>
@@ -1204,43 +1043,7 @@
           <w:rtl/>
           <w:lang w:val="en-US"/>
         </w:rPr>
-        <w:t xml:space="preserve">מה שאני אעשה זה להוריד </w:t>
-      </w:r>
-      <w:proofErr w:type="spellStart"/>
-      <w:r>
-        <w:rPr>
-          <w:rFonts w:asciiTheme="minorHAnsi" w:hAnsiTheme="minorHAnsi" w:hint="cs"/>
-          <w:rtl/>
-          <w:lang w:val="en-US"/>
-        </w:rPr>
-        <w:t>מהדטא</w:t>
-      </w:r>
-      <w:proofErr w:type="spellEnd"/>
-      <w:r>
-        <w:rPr>
-          <w:rFonts w:asciiTheme="minorHAnsi" w:hAnsiTheme="minorHAnsi" w:hint="cs"/>
-          <w:rtl/>
-          <w:lang w:val="en-US"/>
-        </w:rPr>
-        <w:t xml:space="preserve"> של </w:t>
-      </w:r>
-      <w:proofErr w:type="spellStart"/>
-      <w:r>
-        <w:rPr>
-          <w:rFonts w:asciiTheme="minorHAnsi" w:hAnsiTheme="minorHAnsi" w:hint="cs"/>
-          <w:rtl/>
-          <w:lang w:val="en-US"/>
-        </w:rPr>
-        <w:t>ג׳יני</w:t>
-      </w:r>
-      <w:proofErr w:type="spellEnd"/>
-      <w:r>
-        <w:rPr>
-          <w:rFonts w:asciiTheme="minorHAnsi" w:hAnsiTheme="minorHAnsi" w:hint="cs"/>
-          <w:rtl/>
-          <w:lang w:val="en-US"/>
-        </w:rPr>
-        <w:t xml:space="preserve"> את כל מה שקורה פה, את כל המוטציות שיש ואת כל ה-</w:t>
+        <w:t>מה שאני אעשה זה להוריד מהדטא של ג׳יני את כל מה שקורה פה, את כל המוטציות שיש ואת כל ה-</w:t>
       </w:r>
       <w:r>
         <w:rPr>
@@ -1257,21 +1060,12 @@
         </w:rPr>
         <w:t xml:space="preserve"> ולראות האם יש או אין קורלציה בין ה-</w:t>
       </w:r>
-      <w:proofErr w:type="spellStart"/>
-      <w:r>
-        <w:rPr>
-          <w:rFonts w:asciiTheme="minorHAnsi" w:hAnsiTheme="minorHAnsi"/>
-          <w:lang w:val="en-US"/>
-        </w:rPr>
-        <w:t>phenotipic</w:t>
-      </w:r>
-      <w:proofErr w:type="spellEnd"/>
-      <w:r>
-        <w:rPr>
-          <w:rFonts w:asciiTheme="minorHAnsi" w:hAnsiTheme="minorHAnsi"/>
-          <w:lang w:val="en-US"/>
-        </w:rPr>
-        <w:t xml:space="preserve"> selection event</w:t>
+      <w:r>
+        <w:rPr>
+          <w:rFonts w:asciiTheme="minorHAnsi" w:hAnsiTheme="minorHAnsi"/>
+          <w:lang w:val="en-US"/>
+        </w:rPr>
+        <w:t>phenotipic selection event</w:t>
       </w:r>
       <w:r>
         <w:rPr>
@@ -1327,25 +1121,7 @@
           <w:rtl/>
           <w:lang w:val="en-US"/>
         </w:rPr>
-        <w:t xml:space="preserve">לנסות לעשות </w:t>
-      </w:r>
-      <w:proofErr w:type="spellStart"/>
-      <w:r>
-        <w:rPr>
-          <w:rFonts w:asciiTheme="minorHAnsi" w:hAnsiTheme="minorHAnsi" w:hint="cs"/>
-          <w:rtl/>
-          <w:lang w:val="en-US"/>
-        </w:rPr>
-        <w:t>וולקנו</w:t>
-      </w:r>
-      <w:proofErr w:type="spellEnd"/>
-      <w:r>
-        <w:rPr>
-          <w:rFonts w:asciiTheme="minorHAnsi" w:hAnsiTheme="minorHAnsi" w:hint="cs"/>
-          <w:rtl/>
-          <w:lang w:val="en-US"/>
-        </w:rPr>
-        <w:t xml:space="preserve"> של </w:t>
+        <w:t xml:space="preserve">לנסות לעשות וולקנו של </w:t>
       </w:r>
       <w:r>
         <w:rPr>
@@ -1383,25 +1159,7 @@
           <w:rtl/>
           <w:lang w:val="en-US"/>
         </w:rPr>
-        <w:t xml:space="preserve">(כל סרטן וכמות </w:t>
-      </w:r>
-      <w:proofErr w:type="spellStart"/>
-      <w:r>
-        <w:rPr>
-          <w:rFonts w:asciiTheme="minorHAnsi" w:hAnsiTheme="minorHAnsi" w:hint="cs"/>
-          <w:rtl/>
-          <w:lang w:val="en-US"/>
-        </w:rPr>
-        <w:t>הסאמפלים</w:t>
-      </w:r>
-      <w:proofErr w:type="spellEnd"/>
-      <w:r>
-        <w:rPr>
-          <w:rFonts w:asciiTheme="minorHAnsi" w:hAnsiTheme="minorHAnsi" w:hint="cs"/>
-          <w:rtl/>
-          <w:lang w:val="en-US"/>
-        </w:rPr>
-        <w:t xml:space="preserve"> שלו)</w:t>
+        <w:t>(כל סרטן וכמות הסאמפלים שלו)</w:t>
       </w:r>
       <w:r>
         <w:rPr>
@@ -1492,8 +1250,7 @@
         </w:numPr>
         <w:bidi/>
         <w:rPr>
-          <w:rFonts w:asciiTheme="minorHAnsi" w:hAnsiTheme="minorHAnsi" w:hint="cs"/>
-          <w:rtl/>
+          <w:rFonts w:asciiTheme="minorHAnsi" w:hAnsiTheme="minorHAnsi"/>
           <w:lang w:val="en-US"/>
         </w:rPr>
       </w:pPr>
@@ -1505,7 +1262,6 @@
         </w:rPr>
         <w:t>לגידולים עם מוטציות ב-</w:t>
       </w:r>
-      <w:proofErr w:type="spellStart"/>
       <w:r>
         <w:rPr>
           <w:rFonts w:asciiTheme="minorHAnsi" w:hAnsiTheme="minorHAnsi"/>
@@ -1513,7 +1269,6 @@
         </w:rPr>
         <w:t>TP53</w:t>
       </w:r>
-      <w:proofErr w:type="spellEnd"/>
       <w:r>
         <w:rPr>
           <w:rFonts w:asciiTheme="minorHAnsi" w:hAnsiTheme="minorHAnsi" w:hint="cs"/>
@@ -1537,6 +1292,411 @@
         </w:rPr>
         <w:t xml:space="preserve"> גבוה יותר</w:t>
       </w:r>
+      <w:r>
+        <w:rPr>
+          <w:rFonts w:asciiTheme="minorHAnsi" w:hAnsiTheme="minorHAnsi" w:hint="cs"/>
+          <w:rtl/>
+          <w:lang w:val="en-US"/>
+        </w:rPr>
+        <w:t>, כש-</w:t>
+      </w:r>
+      <w:r>
+        <w:rPr>
+          <w:rFonts w:asciiTheme="minorHAnsi" w:hAnsiTheme="minorHAnsi"/>
+          <w:lang w:val="en-US"/>
+        </w:rPr>
+        <w:t>n=~271K</w:t>
+      </w:r>
+      <w:r>
+        <w:rPr>
+          <w:rFonts w:asciiTheme="minorHAnsi" w:hAnsiTheme="minorHAnsi" w:hint="cs"/>
+          <w:rtl/>
+          <w:lang w:val="en-US"/>
+        </w:rPr>
+        <w:t xml:space="preserve"> (מאוד </w:t>
+      </w:r>
+      <w:r>
+        <w:rPr>
+          <w:rFonts w:asciiTheme="minorHAnsi" w:hAnsiTheme="minorHAnsi"/>
+          <w:lang w:val="en-US"/>
+        </w:rPr>
+        <w:t>robust</w:t>
+      </w:r>
+      <w:r>
+        <w:rPr>
+          <w:rFonts w:asciiTheme="minorHAnsi" w:hAnsiTheme="minorHAnsi" w:hint="cs"/>
+          <w:rtl/>
+          <w:lang w:val="en-US"/>
+        </w:rPr>
+        <w:t>)</w:t>
+      </w:r>
+      <w:r>
+        <w:rPr>
+          <w:rFonts w:asciiTheme="minorHAnsi" w:hAnsiTheme="minorHAnsi" w:hint="cs"/>
+          <w:rtl/>
+          <w:lang w:val="en-US"/>
+        </w:rPr>
+        <w:t>.</w:t>
+      </w:r>
+    </w:p>
+    <w:p>
+      <w:pPr>
+        <w:pStyle w:val="NormalWeb"/>
+        <w:bidi/>
+        <w:ind w:left="720"/>
+        <w:rPr>
+          <w:rFonts w:asciiTheme="minorHAnsi" w:hAnsiTheme="minorHAnsi"/>
+          <w:rtl/>
+          <w:lang w:val="en-US"/>
+        </w:rPr>
+      </w:pPr>
+      <w:r>
+        <w:rPr>
+          <w:rFonts w:asciiTheme="minorHAnsi" w:hAnsiTheme="minorHAnsi"/>
+          <w:rtl/>
+          <w:lang w:val="en-US"/>
+        </w:rPr>
+        <w:drawing>
+          <wp:inline distT="0" distB="0" distL="0" distR="0" wp14:anchorId="5BC8707D" wp14:editId="4F65F6A8">
+            <wp:extent cx="5943600" cy="1922780"/>
+            <wp:effectExtent l="0" t="0" r="0" b="0"/>
+            <wp:docPr id="2093326197" name="Picture 1"/>
+            <wp:cNvGraphicFramePr>
+              <a:graphicFrameLocks xmlns:a="http://schemas.openxmlformats.org/drawingml/2006/main" noChangeAspect="1"/>
+            </wp:cNvGraphicFramePr>
+            <a:graphic xmlns:a="http://schemas.openxmlformats.org/drawingml/2006/main">
+              <a:graphicData uri="http://schemas.openxmlformats.org/drawingml/2006/picture">
+                <pic:pic xmlns:pic="http://schemas.openxmlformats.org/drawingml/2006/picture">
+                  <pic:nvPicPr>
+                    <pic:cNvPr id="2093326197" name=""/>
+                    <pic:cNvPicPr/>
+                  </pic:nvPicPr>
+                  <pic:blipFill>
+                    <a:blip r:embed="rId6"/>
+                    <a:stretch>
+                      <a:fillRect/>
+                    </a:stretch>
+                  </pic:blipFill>
+                  <pic:spPr>
+                    <a:xfrm>
+                      <a:off x="0" y="0"/>
+                      <a:ext cx="5943600" cy="1922780"/>
+                    </a:xfrm>
+                    <a:prstGeom prst="rect">
+                      <a:avLst/>
+                    </a:prstGeom>
+                  </pic:spPr>
+                </pic:pic>
+              </a:graphicData>
+            </a:graphic>
+          </wp:inline>
+        </w:drawing>
+      </w:r>
+    </w:p>
+    <w:p>
+      <w:pPr>
+        <w:pStyle w:val="NormalWeb"/>
+        <w:numPr>
+          <w:ilvl w:val="0"/>
+          <w:numId w:val="7"/>
+        </w:numPr>
+        <w:bidi/>
+        <w:rPr>
+          <w:rFonts w:asciiTheme="minorHAnsi" w:hAnsiTheme="minorHAnsi"/>
+          <w:lang w:val="en-US"/>
+        </w:rPr>
+      </w:pPr>
+      <w:r>
+        <w:rPr>
+          <w:rFonts w:asciiTheme="minorHAnsi" w:hAnsiTheme="minorHAnsi" w:hint="cs"/>
+          <w:rtl/>
+          <w:lang w:val="en-US"/>
+        </w:rPr>
+        <w:t>רמת ה-</w:t>
+      </w:r>
+      <w:r>
+        <w:rPr>
+          <w:rFonts w:asciiTheme="minorHAnsi" w:hAnsiTheme="minorHAnsi"/>
+          <w:lang w:val="en-US"/>
+        </w:rPr>
+        <w:t>disfunction</w:t>
+      </w:r>
+      <w:r>
+        <w:rPr>
+          <w:rFonts w:asciiTheme="minorHAnsi" w:hAnsiTheme="minorHAnsi" w:hint="cs"/>
+          <w:rtl/>
+          <w:lang w:val="en-US"/>
+        </w:rPr>
+        <w:t xml:space="preserve"> של </w:t>
+      </w:r>
+      <w:r>
+        <w:rPr>
+          <w:rFonts w:asciiTheme="minorHAnsi" w:hAnsiTheme="minorHAnsi"/>
+          <w:lang w:val="en-US"/>
+        </w:rPr>
+        <w:t>TP53</w:t>
+      </w:r>
+      <w:r>
+        <w:rPr>
+          <w:rFonts w:asciiTheme="minorHAnsi" w:hAnsiTheme="minorHAnsi" w:hint="cs"/>
+          <w:rtl/>
+          <w:lang w:val="en-US"/>
+        </w:rPr>
+        <w:t xml:space="preserve"> לא חוזה בקורלציה לינארית את רמת היציבות הגנומית.</w:t>
+      </w:r>
+      <w:r>
+        <w:rPr>
+          <w:rFonts w:asciiTheme="minorHAnsi" w:hAnsiTheme="minorHAnsi" w:hint="cs"/>
+          <w:rtl/>
+          <w:lang w:val="en-US"/>
+        </w:rPr>
+        <w:t xml:space="preserve"> ז״א </w:t>
+      </w:r>
+      <w:r>
+        <w:rPr>
+          <w:rFonts w:asciiTheme="minorHAnsi" w:hAnsiTheme="minorHAnsi"/>
+          <w:lang w:val="en-US"/>
+        </w:rPr>
+        <w:t>EFS (experimental function scores)</w:t>
+      </w:r>
+      <w:r>
+        <w:rPr>
+          <w:rFonts w:asciiTheme="minorHAnsi" w:hAnsiTheme="minorHAnsi" w:hint="cs"/>
+          <w:rtl/>
+          <w:lang w:val="en-US"/>
+        </w:rPr>
+        <w:t xml:space="preserve"> לא נותן אינדיקציה ל-</w:t>
+      </w:r>
+      <w:r>
+        <w:rPr>
+          <w:rFonts w:asciiTheme="minorHAnsi" w:hAnsiTheme="minorHAnsi"/>
+          <w:lang w:val="en-US"/>
+        </w:rPr>
+        <w:t>FGA</w:t>
+      </w:r>
+      <w:r>
+        <w:rPr>
+          <w:rFonts w:asciiTheme="minorHAnsi" w:hAnsiTheme="minorHAnsi" w:hint="cs"/>
+          <w:rtl/>
+          <w:lang w:val="en-US"/>
+        </w:rPr>
+        <w:t xml:space="preserve">. ברגע שיש לנו </w:t>
+      </w:r>
+      <w:r>
+        <w:rPr>
+          <w:rFonts w:asciiTheme="minorHAnsi" w:hAnsiTheme="minorHAnsi"/>
+          <w:lang w:val="en-US"/>
+        </w:rPr>
+        <w:t>TP53</w:t>
+      </w:r>
+      <w:r>
+        <w:rPr>
+          <w:rFonts w:asciiTheme="minorHAnsi" w:hAnsiTheme="minorHAnsi" w:hint="cs"/>
+          <w:rtl/>
+          <w:lang w:val="en-US"/>
+        </w:rPr>
+        <w:t xml:space="preserve"> מוטנטי מספיק כדי לגרום ל-</w:t>
+      </w:r>
+      <w:r>
+        <w:rPr>
+          <w:rFonts w:asciiTheme="minorHAnsi" w:hAnsiTheme="minorHAnsi"/>
+          <w:lang w:val="en-US"/>
+        </w:rPr>
+        <w:t>loss-of-function</w:t>
+      </w:r>
+      <w:r>
+        <w:rPr>
+          <w:rFonts w:asciiTheme="minorHAnsi" w:hAnsiTheme="minorHAnsi" w:hint="cs"/>
+          <w:rtl/>
+          <w:lang w:val="en-US"/>
+        </w:rPr>
+        <w:t xml:space="preserve">, רמת החומרה לא יושבת בקורלציה כמה </w:t>
+      </w:r>
+      <w:r>
+        <w:rPr>
+          <w:rFonts w:asciiTheme="minorHAnsi" w:hAnsiTheme="minorHAnsi"/>
+          <w:lang w:val="en-US"/>
+        </w:rPr>
+        <w:t>FGA</w:t>
+      </w:r>
+      <w:r>
+        <w:rPr>
+          <w:rFonts w:asciiTheme="minorHAnsi" w:hAnsiTheme="minorHAnsi" w:hint="cs"/>
+          <w:rtl/>
+          <w:lang w:val="en-US"/>
+        </w:rPr>
+        <w:t xml:space="preserve"> יש לנו.</w:t>
+      </w:r>
+      <w:r>
+        <w:rPr>
+          <w:rFonts w:asciiTheme="minorHAnsi" w:hAnsiTheme="minorHAnsi" w:hint="cs"/>
+          <w:rtl/>
+          <w:lang w:val="en-US"/>
+        </w:rPr>
+        <w:t xml:space="preserve"> זה תומך ב-</w:t>
+      </w:r>
+      <w:r>
+        <w:rPr>
+          <w:rFonts w:asciiTheme="minorHAnsi" w:hAnsiTheme="minorHAnsi"/>
+          <w:lang w:val="en-US"/>
+        </w:rPr>
+        <w:t>threshold model</w:t>
+      </w:r>
+      <w:r>
+        <w:rPr>
+          <w:rFonts w:asciiTheme="minorHAnsi" w:hAnsiTheme="minorHAnsi" w:hint="cs"/>
+          <w:rtl/>
+          <w:lang w:val="en-US"/>
+        </w:rPr>
+        <w:t xml:space="preserve">, לאחר נקודה מסוימת של </w:t>
+      </w:r>
+      <w:r>
+        <w:rPr>
+          <w:rFonts w:asciiTheme="minorHAnsi" w:hAnsiTheme="minorHAnsi"/>
+          <w:lang w:val="en-US"/>
+        </w:rPr>
+        <w:t>functional loss</w:t>
+      </w:r>
+      <w:r>
+        <w:rPr>
+          <w:rFonts w:asciiTheme="minorHAnsi" w:hAnsiTheme="minorHAnsi" w:hint="cs"/>
+          <w:rtl/>
+          <w:lang w:val="en-US"/>
+        </w:rPr>
+        <w:t xml:space="preserve">, הגנום הופך להיות לא יציב בלי קשר לכמה </w:t>
+      </w:r>
+      <w:r>
+        <w:rPr>
+          <w:rFonts w:asciiTheme="minorHAnsi" w:hAnsiTheme="minorHAnsi"/>
+          <w:lang w:val="en-US"/>
+        </w:rPr>
+        <w:t>TP53</w:t>
+      </w:r>
+      <w:r>
+        <w:rPr>
+          <w:rFonts w:asciiTheme="minorHAnsi" w:hAnsiTheme="minorHAnsi" w:hint="cs"/>
+          <w:rtl/>
+          <w:lang w:val="en-US"/>
+        </w:rPr>
+        <w:t xml:space="preserve"> דפוק.</w:t>
+      </w:r>
+    </w:p>
+    <w:p>
+      <w:pPr>
+        <w:pStyle w:val="NormalWeb"/>
+        <w:bidi/>
+        <w:ind w:left="720"/>
+        <w:rPr>
+          <w:rFonts w:asciiTheme="minorHAnsi" w:hAnsiTheme="minorHAnsi"/>
+          <w:rtl/>
+          <w:lang w:val="en-US"/>
+        </w:rPr>
+      </w:pPr>
+      <w:r>
+        <w:rPr>
+          <w:rFonts w:asciiTheme="minorHAnsi" w:hAnsiTheme="minorHAnsi"/>
+          <w:rtl/>
+          <w:lang w:val="en-US"/>
+        </w:rPr>
+        <w:drawing>
+          <wp:inline distT="0" distB="0" distL="0" distR="0" wp14:anchorId="78C455DC" wp14:editId="0FD4B4F2">
+            <wp:extent cx="5943600" cy="2085975"/>
+            <wp:effectExtent l="0" t="0" r="0" b="0"/>
+            <wp:docPr id="1355583901" name="Picture 1"/>
+            <wp:cNvGraphicFramePr>
+              <a:graphicFrameLocks xmlns:a="http://schemas.openxmlformats.org/drawingml/2006/main" noChangeAspect="1"/>
+            </wp:cNvGraphicFramePr>
+            <a:graphic xmlns:a="http://schemas.openxmlformats.org/drawingml/2006/main">
+              <a:graphicData uri="http://schemas.openxmlformats.org/drawingml/2006/picture">
+                <pic:pic xmlns:pic="http://schemas.openxmlformats.org/drawingml/2006/picture">
+                  <pic:nvPicPr>
+                    <pic:cNvPr id="1355583901" name=""/>
+                    <pic:cNvPicPr/>
+                  </pic:nvPicPr>
+                  <pic:blipFill>
+                    <a:blip r:embed="rId7"/>
+                    <a:stretch>
+                      <a:fillRect/>
+                    </a:stretch>
+                  </pic:blipFill>
+                  <pic:spPr>
+                    <a:xfrm>
+                      <a:off x="0" y="0"/>
+                      <a:ext cx="5943600" cy="2085975"/>
+                    </a:xfrm>
+                    <a:prstGeom prst="rect">
+                      <a:avLst/>
+                    </a:prstGeom>
+                  </pic:spPr>
+                </pic:pic>
+              </a:graphicData>
+            </a:graphic>
+          </wp:inline>
+        </w:drawing>
+      </w:r>
+    </w:p>
+    <w:p>
+      <w:pPr>
+        <w:pStyle w:val="NormalWeb"/>
+        <w:numPr>
+          <w:ilvl w:val="0"/>
+          <w:numId w:val="7"/>
+        </w:numPr>
+        <w:bidi/>
+        <w:rPr>
+          <w:rFonts w:asciiTheme="minorHAnsi" w:hAnsiTheme="minorHAnsi"/>
+          <w:rtl/>
+          <w:lang w:val="en-US"/>
+        </w:rPr>
+      </w:pPr>
+      <w:r>
+        <w:rPr>
+          <w:rFonts w:asciiTheme="minorHAnsi" w:hAnsiTheme="minorHAnsi" w:hint="cs"/>
+          <w:rtl/>
+          <w:lang w:val="en-US"/>
+        </w:rPr>
+        <w:t xml:space="preserve">אצל סוגי סרטן מסוימים יש קורלציה יותר טובה בין </w:t>
+      </w:r>
+      <w:r>
+        <w:rPr>
+          <w:rFonts w:asciiTheme="minorHAnsi" w:hAnsiTheme="minorHAnsi"/>
+          <w:lang w:val="en-US"/>
+        </w:rPr>
+        <w:t>EFS-FGA</w:t>
+      </w:r>
+      <w:r>
+        <w:rPr>
+          <w:rFonts w:asciiTheme="minorHAnsi" w:hAnsiTheme="minorHAnsi" w:hint="cs"/>
+          <w:rtl/>
+          <w:lang w:val="en-US"/>
+        </w:rPr>
+        <w:t xml:space="preserve">, משמע הקשר בין </w:t>
+      </w:r>
+      <w:r>
+        <w:rPr>
+          <w:lang w:val="en-US"/>
+        </w:rPr>
+        <w:t>TP53</w:t>
+      </w:r>
+      <w:r>
+        <w:rPr>
+          <w:rFonts w:hint="cs"/>
+          <w:rtl/>
+          <w:lang w:val="en-US"/>
+        </w:rPr>
+        <w:t xml:space="preserve"> לאי יציבות גנומית היא תלוית קונטקסט-רקמה.</w:t>
+      </w:r>
+    </w:p>
+    <w:p>
+      <w:pPr>
+        <w:pStyle w:val="NormalWeb"/>
+        <w:bidi/>
+        <w:rPr>
+          <w:rFonts w:asciiTheme="minorHAnsi" w:hAnsiTheme="minorHAnsi" w:hint="cs"/>
+          <w:rtl/>
+          <w:lang w:val="en-US"/>
+        </w:rPr>
+      </w:pPr>
     </w:p>
     <w:sectPr>
       <w:pgSz w:w="12240" w:h="15840"/>
@@ -2848,7 +3008,6 @@
   <w:style w:type="character" w:default="1" w:styleId="DefaultParagraphFont">
     <w:name w:val="Default Paragraph Font"/>
     <w:uiPriority w:val="1"/>
-    <w:semiHidden/>
     <w:unhideWhenUsed/>
   </w:style>
   <w:style w:type="table" w:default="1" w:styleId="TableNormal">

--- a/project/project_background/Cancer Bioinformatics Project.docx
+++ b/project/project_background/Cancer Bioinformatics Project.docx
@@ -1353,6 +1353,7 @@
       <w:r>
         <w:rPr>
           <w:rFonts w:asciiTheme="minorHAnsi" w:hAnsiTheme="minorHAnsi"/>
+          <w:noProof/>
           <w:rtl/>
           <w:lang w:val="en-US"/>
         </w:rPr>
@@ -1595,6 +1596,7 @@
       <w:r>
         <w:rPr>
           <w:rFonts w:asciiTheme="minorHAnsi" w:hAnsiTheme="minorHAnsi"/>
+          <w:noProof/>
           <w:rtl/>
           <w:lang w:val="en-US"/>
         </w:rPr>
@@ -1691,12 +1693,1112 @@
       <w:pPr>
         <w:pStyle w:val="NormalWeb"/>
         <w:bidi/>
-        <w:rPr>
-          <w:rFonts w:asciiTheme="minorHAnsi" w:hAnsiTheme="minorHAnsi" w:hint="cs"/>
-          <w:rtl/>
-          <w:lang w:val="en-US"/>
-        </w:rPr>
-      </w:pPr>
+        <w:ind w:left="720"/>
+        <w:rPr>
+          <w:rFonts w:asciiTheme="minorHAnsi" w:hAnsiTheme="minorHAnsi"/>
+          <w:lang w:val="en-US"/>
+        </w:rPr>
+      </w:pPr>
+      <w:r>
+        <w:rPr>
+          <w:rFonts w:asciiTheme="minorHAnsi" w:hAnsiTheme="minorHAnsi" w:hint="cs"/>
+          <w:rtl/>
+          <w:lang w:val="en-US"/>
+        </w:rPr>
+        <w:t>מוטציות ב-</w:t>
+      </w:r>
+      <w:r>
+        <w:rPr>
+          <w:rFonts w:asciiTheme="minorHAnsi" w:hAnsiTheme="minorHAnsi"/>
+          <w:lang w:val="en-US"/>
+        </w:rPr>
+        <w:t>TP53</w:t>
+      </w:r>
+      <w:r>
+        <w:rPr>
+          <w:rFonts w:asciiTheme="minorHAnsi" w:hAnsiTheme="minorHAnsi" w:hint="cs"/>
+          <w:rtl/>
+          <w:lang w:val="en-US"/>
+        </w:rPr>
+        <w:t xml:space="preserve"> מעלות </w:t>
+      </w:r>
+      <w:r>
+        <w:rPr>
+          <w:rFonts w:asciiTheme="minorHAnsi" w:hAnsiTheme="minorHAnsi"/>
+          <w:lang w:val="en-US"/>
+        </w:rPr>
+        <w:t>FGA</w:t>
+      </w:r>
+      <w:r>
+        <w:rPr>
+          <w:rFonts w:asciiTheme="minorHAnsi" w:hAnsiTheme="minorHAnsi" w:hint="cs"/>
+          <w:rtl/>
+          <w:lang w:val="en-US"/>
+        </w:rPr>
+        <w:t xml:space="preserve"> בכל סוגי הסרטן שנבדקו</w:t>
+      </w:r>
+      <w:r>
+        <w:rPr>
+          <w:rFonts w:asciiTheme="minorHAnsi" w:hAnsiTheme="minorHAnsi" w:hint="cs"/>
+          <w:rtl/>
+          <w:lang w:val="en-US"/>
+        </w:rPr>
+        <w:t>, אבל ה-</w:t>
+      </w:r>
+      <w:r>
+        <w:rPr>
+          <w:rFonts w:asciiTheme="minorHAnsi" w:hAnsiTheme="minorHAnsi"/>
+          <w:lang w:val="en-US"/>
+        </w:rPr>
+        <w:t>magnitude</w:t>
+      </w:r>
+      <w:r>
+        <w:rPr>
+          <w:rFonts w:asciiTheme="minorHAnsi" w:hAnsiTheme="minorHAnsi" w:hint="cs"/>
+          <w:rtl/>
+          <w:lang w:val="en-US"/>
+        </w:rPr>
+        <w:t xml:space="preserve"> שונה משמעותית בין סרטן לסרטן.</w:t>
+      </w:r>
+      <w:r>
+        <w:rPr>
+          <w:rFonts w:asciiTheme="minorHAnsi" w:hAnsiTheme="minorHAnsi" w:hint="cs"/>
+          <w:rtl/>
+          <w:lang w:val="en-US"/>
+        </w:rPr>
+        <w:t xml:space="preserve"> בסרטן דם אנחנו רואים </w:t>
+      </w:r>
+      <w:r>
+        <w:rPr>
+          <w:rFonts w:asciiTheme="minorHAnsi" w:hAnsiTheme="minorHAnsi"/>
+          <w:lang w:val="en-US"/>
+        </w:rPr>
+        <w:t>~200x fold change</w:t>
+      </w:r>
+      <w:r>
+        <w:rPr>
+          <w:rFonts w:asciiTheme="minorHAnsi" w:hAnsiTheme="minorHAnsi" w:hint="cs"/>
+          <w:rtl/>
+          <w:lang w:val="en-US"/>
+        </w:rPr>
+        <w:t xml:space="preserve"> ובאחרים אנחנו רואים כמעט 0.</w:t>
+      </w:r>
+    </w:p>
+    <w:p>
+      <w:pPr>
+        <w:pStyle w:val="NormalWeb"/>
+        <w:bidi/>
+        <w:ind w:left="720"/>
+        <w:rPr>
+          <w:rFonts w:asciiTheme="minorHAnsi" w:hAnsiTheme="minorHAnsi"/>
+          <w:lang w:val="en-US"/>
+        </w:rPr>
+      </w:pPr>
+      <w:r>
+        <w:rPr>
+          <w:rFonts w:asciiTheme="minorHAnsi" w:hAnsiTheme="minorHAnsi"/>
+          <w:rtl/>
+          <w:lang w:val="en-US"/>
+        </w:rPr>
+        <w:lastRenderedPageBreak/>
+        <w:drawing>
+          <wp:inline distT="0" distB="0" distL="0" distR="0" wp14:anchorId="02E985B8" wp14:editId="27A223EC">
+            <wp:extent cx="5943600" cy="2595245"/>
+            <wp:effectExtent l="0" t="0" r="0" b="0"/>
+            <wp:docPr id="1777709255" name="Picture 1"/>
+            <wp:cNvGraphicFramePr>
+              <a:graphicFrameLocks xmlns:a="http://schemas.openxmlformats.org/drawingml/2006/main" noChangeAspect="1"/>
+            </wp:cNvGraphicFramePr>
+            <a:graphic xmlns:a="http://schemas.openxmlformats.org/drawingml/2006/main">
+              <a:graphicData uri="http://schemas.openxmlformats.org/drawingml/2006/picture">
+                <pic:pic xmlns:pic="http://schemas.openxmlformats.org/drawingml/2006/picture">
+                  <pic:nvPicPr>
+                    <pic:cNvPr id="1777709255" name=""/>
+                    <pic:cNvPicPr/>
+                  </pic:nvPicPr>
+                  <pic:blipFill>
+                    <a:blip r:embed="rId8"/>
+                    <a:stretch>
+                      <a:fillRect/>
+                    </a:stretch>
+                  </pic:blipFill>
+                  <pic:spPr>
+                    <a:xfrm>
+                      <a:off x="0" y="0"/>
+                      <a:ext cx="5943600" cy="2595245"/>
+                    </a:xfrm>
+                    <a:prstGeom prst="rect">
+                      <a:avLst/>
+                    </a:prstGeom>
+                  </pic:spPr>
+                </pic:pic>
+              </a:graphicData>
+            </a:graphic>
+          </wp:inline>
+        </w:drawing>
+      </w:r>
+    </w:p>
+    <w:p>
+      <w:pPr>
+        <w:pStyle w:val="NormalWeb"/>
+        <w:bidi/>
+        <w:ind w:left="720"/>
+        <w:rPr>
+          <w:rFonts w:asciiTheme="minorHAnsi" w:hAnsiTheme="minorHAnsi"/>
+          <w:lang w:val="en-US"/>
+        </w:rPr>
+      </w:pPr>
+      <w:r>
+        <w:rPr>
+          <w:rFonts w:asciiTheme="minorHAnsi" w:hAnsiTheme="minorHAnsi"/>
+          <w:rtl/>
+          <w:lang w:val="en-US"/>
+        </w:rPr>
+        <w:t xml:space="preserve">בקצרה: הפאנל השמאלי מציג את ההשפעה </w:t>
+      </w:r>
+      <w:r>
+        <w:rPr>
+          <w:rFonts w:asciiTheme="minorHAnsi" w:hAnsiTheme="minorHAnsi"/>
+          <w:b/>
+          <w:bCs/>
+          <w:rtl/>
+          <w:lang w:val="en-US"/>
+        </w:rPr>
+        <w:t>היחסית</w:t>
+      </w:r>
+      <w:r>
+        <w:rPr>
+          <w:rFonts w:asciiTheme="minorHAnsi" w:hAnsiTheme="minorHAnsi"/>
+          <w:rtl/>
+          <w:lang w:val="en-US"/>
+        </w:rPr>
+        <w:t xml:space="preserve"> </w:t>
+      </w:r>
+      <w:r>
+        <w:rPr>
+          <w:rFonts w:asciiTheme="minorHAnsi" w:hAnsiTheme="minorHAnsi"/>
+        </w:rPr>
+        <w:t>(fold change)</w:t>
+      </w:r>
+      <w:r>
+        <w:rPr>
+          <w:rFonts w:asciiTheme="minorHAnsi" w:hAnsiTheme="minorHAnsi" w:hint="cs"/>
+          <w:rtl/>
+        </w:rPr>
+        <w:t>,</w:t>
+      </w:r>
+      <w:r>
+        <w:rPr>
+          <w:rFonts w:asciiTheme="minorHAnsi" w:hAnsiTheme="minorHAnsi"/>
+        </w:rPr>
+        <w:t xml:space="preserve"> </w:t>
+      </w:r>
+      <w:r>
+        <w:rPr>
+          <w:rFonts w:asciiTheme="minorHAnsi" w:hAnsiTheme="minorHAnsi"/>
+          <w:rtl/>
+          <w:lang w:val="en-US"/>
+        </w:rPr>
+        <w:t xml:space="preserve">והפאנל הימני </w:t>
+      </w:r>
+      <w:r>
+        <w:rPr>
+          <w:rFonts w:asciiTheme="minorHAnsi" w:hAnsiTheme="minorHAnsi" w:hint="cs"/>
+          <w:rtl/>
+          <w:lang w:val="en-US"/>
+        </w:rPr>
+        <w:t>מראה</w:t>
+      </w:r>
+      <w:r>
+        <w:rPr>
+          <w:rFonts w:asciiTheme="minorHAnsi" w:hAnsiTheme="minorHAnsi"/>
+          <w:rtl/>
+          <w:lang w:val="en-US"/>
+        </w:rPr>
+        <w:t xml:space="preserve"> את ההקשר </w:t>
+      </w:r>
+      <w:r>
+        <w:rPr>
+          <w:rFonts w:asciiTheme="minorHAnsi" w:hAnsiTheme="minorHAnsi"/>
+          <w:b/>
+          <w:bCs/>
+          <w:rtl/>
+          <w:lang w:val="en-US"/>
+        </w:rPr>
+        <w:t>האבסולוטי</w:t>
+      </w:r>
+      <w:r>
+        <w:rPr>
+          <w:rFonts w:asciiTheme="minorHAnsi" w:hAnsiTheme="minorHAnsi"/>
+          <w:rtl/>
+          <w:lang w:val="en-US"/>
+        </w:rPr>
+        <w:t xml:space="preserve"> שמונע פרשנות שגויה</w:t>
+      </w:r>
+      <w:r>
+        <w:rPr>
+          <w:rFonts w:asciiTheme="minorHAnsi" w:hAnsiTheme="minorHAnsi" w:hint="cs"/>
+          <w:rtl/>
+          <w:lang w:val="en-US"/>
+        </w:rPr>
+        <w:t>:</w:t>
+      </w:r>
+      <w:r>
+        <w:rPr>
+          <w:rFonts w:asciiTheme="minorHAnsi" w:hAnsiTheme="minorHAnsi"/>
+        </w:rPr>
+        <w:t xml:space="preserve"> fold change </w:t>
+      </w:r>
+      <w:r>
+        <w:rPr>
+          <w:rFonts w:asciiTheme="minorHAnsi" w:hAnsiTheme="minorHAnsi"/>
+          <w:rtl/>
+          <w:lang w:val="en-US"/>
+        </w:rPr>
+        <w:t xml:space="preserve">של </w:t>
+      </w:r>
+      <w:r>
+        <w:rPr>
+          <w:rFonts w:asciiTheme="minorHAnsi" w:hAnsiTheme="minorHAnsi" w:hint="cs"/>
+          <w:rtl/>
+          <w:lang w:val="en-US"/>
+        </w:rPr>
+        <w:t xml:space="preserve">פי 200 </w:t>
+      </w:r>
+      <w:r>
+        <w:rPr>
+          <w:rFonts w:asciiTheme="minorHAnsi" w:hAnsiTheme="minorHAnsi"/>
+          <w:rtl/>
+          <w:lang w:val="en-US"/>
+        </w:rPr>
+        <w:t>בסרטני דם נשמע דרמטי, אבל בפועל מדובר במעבר מ-~0 ל-~0.03, בעוד שבסרטן שחל</w:t>
+      </w:r>
+      <w:r>
+        <w:rPr>
+          <w:rFonts w:asciiTheme="minorHAnsi" w:hAnsiTheme="minorHAnsi" w:hint="cs"/>
+          <w:rtl/>
+          <w:lang w:val="en-US"/>
+        </w:rPr>
+        <w:t>ה ה-</w:t>
+      </w:r>
+      <w:r>
+        <w:rPr>
+          <w:rFonts w:asciiTheme="minorHAnsi" w:hAnsiTheme="minorHAnsi"/>
+          <w:lang w:val="en-US"/>
+        </w:rPr>
+        <w:t>fold change</w:t>
+      </w:r>
+      <w:r>
+        <w:rPr>
+          <w:rFonts w:asciiTheme="minorHAnsi" w:hAnsiTheme="minorHAnsi" w:hint="cs"/>
+          <w:rtl/>
+          <w:lang w:val="en-US"/>
+        </w:rPr>
+        <w:t xml:space="preserve"> </w:t>
+      </w:r>
+      <w:r>
+        <w:rPr>
+          <w:rFonts w:asciiTheme="minorHAnsi" w:hAnsiTheme="minorHAnsi"/>
+        </w:rPr>
+        <w:t xml:space="preserve"> </w:t>
+      </w:r>
+      <w:r>
+        <w:rPr>
+          <w:rFonts w:asciiTheme="minorHAnsi" w:hAnsiTheme="minorHAnsi"/>
+          <w:rtl/>
+          <w:lang w:val="en-US"/>
+        </w:rPr>
+        <w:t>צנוע יחסית</w:t>
+      </w:r>
+      <w:r>
+        <w:rPr>
+          <w:rFonts w:asciiTheme="minorHAnsi" w:hAnsiTheme="minorHAnsi" w:hint="cs"/>
+          <w:rtl/>
+          <w:lang w:val="en-US"/>
+        </w:rPr>
+        <w:t>,</w:t>
+      </w:r>
+      <w:r>
+        <w:rPr>
+          <w:rFonts w:asciiTheme="minorHAnsi" w:hAnsiTheme="minorHAnsi"/>
+          <w:rtl/>
+          <w:lang w:val="en-US"/>
+        </w:rPr>
+        <w:t xml:space="preserve"> אך משקף מעבר מ-0.086 ל-0.394</w:t>
+      </w:r>
+      <w:r>
+        <w:rPr>
+          <w:rFonts w:asciiTheme="minorHAnsi" w:hAnsiTheme="minorHAnsi" w:hint="cs"/>
+          <w:rtl/>
+          <w:lang w:val="en-US"/>
+        </w:rPr>
+        <w:t>,</w:t>
+      </w:r>
+      <w:r>
+        <w:rPr>
+          <w:rFonts w:asciiTheme="minorHAnsi" w:hAnsiTheme="minorHAnsi"/>
+          <w:rtl/>
+          <w:lang w:val="en-US"/>
+        </w:rPr>
+        <w:t xml:space="preserve"> </w:t>
+      </w:r>
+      <w:r>
+        <w:rPr>
+          <w:rFonts w:asciiTheme="minorHAnsi" w:hAnsiTheme="minorHAnsi" w:hint="cs"/>
+          <w:rtl/>
+          <w:lang w:val="en-US"/>
+        </w:rPr>
+        <w:t>ז״א</w:t>
+      </w:r>
+      <w:r>
+        <w:rPr>
+          <w:rFonts w:asciiTheme="minorHAnsi" w:hAnsiTheme="minorHAnsi"/>
+          <w:rtl/>
+          <w:lang w:val="en-US"/>
+        </w:rPr>
+        <w:t xml:space="preserve"> כמעט 40% מהגנום מושפע</w:t>
+      </w:r>
+      <w:r>
+        <w:rPr>
+          <w:rFonts w:asciiTheme="minorHAnsi" w:hAnsiTheme="minorHAnsi"/>
+        </w:rPr>
+        <w:t>.</w:t>
+      </w:r>
+    </w:p>
+    <w:p>
+      <w:pPr>
+        <w:pStyle w:val="NormalWeb"/>
+        <w:bidi/>
+        <w:rPr>
+          <w:rFonts w:asciiTheme="minorHAnsi" w:hAnsiTheme="minorHAnsi"/>
+          <w:rtl/>
+          <w:lang w:val="en-US"/>
+        </w:rPr>
+      </w:pPr>
+      <w:r>
+        <w:rPr>
+          <w:rFonts w:asciiTheme="minorHAnsi" w:hAnsiTheme="minorHAnsi" w:hint="cs"/>
+          <w:rtl/>
+          <w:lang w:val="en-US"/>
+        </w:rPr>
+        <w:t>אנליזה משנית:</w:t>
+      </w:r>
+    </w:p>
+    <w:p>
+      <w:pPr>
+        <w:pStyle w:val="NormalWeb"/>
+        <w:bidi/>
+        <w:ind w:left="720"/>
+        <w:rPr>
+          <w:rFonts w:asciiTheme="minorHAnsi" w:hAnsiTheme="minorHAnsi"/>
+          <w:rtl/>
+          <w:lang w:val="en-US"/>
+        </w:rPr>
+      </w:pPr>
+      <w:r>
+        <w:rPr>
+          <w:rFonts w:asciiTheme="minorHAnsi" w:hAnsiTheme="minorHAnsi"/>
+          <w:rtl/>
+          <w:lang w:val="en-US"/>
+        </w:rPr>
+        <w:drawing>
+          <wp:inline distT="0" distB="0" distL="0" distR="0" wp14:anchorId="5AEB35B2" wp14:editId="2E85445D">
+            <wp:extent cx="5943600" cy="3065145"/>
+            <wp:effectExtent l="0" t="0" r="0" b="0"/>
+            <wp:docPr id="274228283" name="Picture 1"/>
+            <wp:cNvGraphicFramePr>
+              <a:graphicFrameLocks xmlns:a="http://schemas.openxmlformats.org/drawingml/2006/main" noChangeAspect="1"/>
+            </wp:cNvGraphicFramePr>
+            <a:graphic xmlns:a="http://schemas.openxmlformats.org/drawingml/2006/main">
+              <a:graphicData uri="http://schemas.openxmlformats.org/drawingml/2006/picture">
+                <pic:pic xmlns:pic="http://schemas.openxmlformats.org/drawingml/2006/picture">
+                  <pic:nvPicPr>
+                    <pic:cNvPr id="274228283" name=""/>
+                    <pic:cNvPicPr/>
+                  </pic:nvPicPr>
+                  <pic:blipFill>
+                    <a:blip r:embed="rId9"/>
+                    <a:stretch>
+                      <a:fillRect/>
+                    </a:stretch>
+                  </pic:blipFill>
+                  <pic:spPr>
+                    <a:xfrm>
+                      <a:off x="0" y="0"/>
+                      <a:ext cx="5943600" cy="3065145"/>
+                    </a:xfrm>
+                    <a:prstGeom prst="rect">
+                      <a:avLst/>
+                    </a:prstGeom>
+                  </pic:spPr>
+                </pic:pic>
+              </a:graphicData>
+            </a:graphic>
+          </wp:inline>
+        </w:drawing>
+      </w:r>
+    </w:p>
+    <w:p>
+      <w:pPr>
+        <w:pStyle w:val="NormalWeb"/>
+        <w:numPr>
+          <w:ilvl w:val="0"/>
+          <w:numId w:val="8"/>
+        </w:numPr>
+        <w:bidi/>
+        <w:rPr>
+          <w:rFonts w:asciiTheme="minorHAnsi" w:hAnsiTheme="minorHAnsi"/>
+          <w:lang w:val="en-US"/>
+        </w:rPr>
+      </w:pPr>
+      <w:r>
+        <w:rPr>
+          <w:rFonts w:asciiTheme="minorHAnsi" w:hAnsiTheme="minorHAnsi" w:hint="cs"/>
+          <w:rtl/>
+          <w:lang w:val="en-US"/>
+        </w:rPr>
+        <w:t xml:space="preserve">משמאל רואים גנים שמשמעותית </w:t>
+      </w:r>
+      <w:r>
+        <w:rPr>
+          <w:rFonts w:asciiTheme="minorHAnsi" w:hAnsiTheme="minorHAnsi"/>
+          <w:lang w:val="en-US"/>
+        </w:rPr>
+        <w:t>amplified</w:t>
+      </w:r>
+      <w:r>
+        <w:rPr>
+          <w:rFonts w:asciiTheme="minorHAnsi" w:hAnsiTheme="minorHAnsi" w:hint="cs"/>
+          <w:rtl/>
+          <w:lang w:val="en-US"/>
+        </w:rPr>
+        <w:t xml:space="preserve"> במוטציות </w:t>
+      </w:r>
+      <w:r>
+        <w:rPr>
+          <w:rFonts w:asciiTheme="minorHAnsi" w:hAnsiTheme="minorHAnsi"/>
+          <w:lang w:val="en-US"/>
+        </w:rPr>
+        <w:t>TP53</w:t>
+      </w:r>
+      <w:r>
+        <w:rPr>
+          <w:rFonts w:asciiTheme="minorHAnsi" w:hAnsiTheme="minorHAnsi" w:hint="cs"/>
+          <w:rtl/>
+          <w:lang w:val="en-US"/>
+        </w:rPr>
+        <w:t xml:space="preserve"> עם </w:t>
+      </w:r>
+      <w:r>
+        <w:rPr>
+          <w:rFonts w:asciiTheme="minorHAnsi" w:hAnsiTheme="minorHAnsi"/>
+          <w:lang w:val="en-US"/>
+        </w:rPr>
+        <w:t>FGA</w:t>
+      </w:r>
+      <w:r>
+        <w:rPr>
+          <w:rFonts w:asciiTheme="minorHAnsi" w:hAnsiTheme="minorHAnsi" w:hint="cs"/>
+          <w:rtl/>
+          <w:lang w:val="en-US"/>
+        </w:rPr>
+        <w:t xml:space="preserve"> גבוה בהשוואה לכאלה עם </w:t>
+      </w:r>
+      <w:r>
+        <w:rPr>
+          <w:rFonts w:asciiTheme="minorHAnsi" w:hAnsiTheme="minorHAnsi"/>
+          <w:lang w:val="en-US"/>
+        </w:rPr>
+        <w:t>FGA</w:t>
+      </w:r>
+      <w:r>
+        <w:rPr>
+          <w:rFonts w:asciiTheme="minorHAnsi" w:hAnsiTheme="minorHAnsi" w:hint="cs"/>
+          <w:rtl/>
+          <w:lang w:val="en-US"/>
+        </w:rPr>
+        <w:t xml:space="preserve"> נמוך. </w:t>
+      </w:r>
+      <w:r>
+        <w:rPr>
+          <w:rFonts w:asciiTheme="minorHAnsi" w:hAnsiTheme="minorHAnsi" w:hint="cs"/>
+          <w:rtl/>
+          <w:lang w:val="en-US"/>
+        </w:rPr>
+        <w:t xml:space="preserve">אפשר לראות שאונקוגן קלאסי שגורם להאצת התחלקות תאים, כמו </w:t>
+      </w:r>
+      <w:r>
+        <w:rPr>
+          <w:rFonts w:asciiTheme="minorHAnsi" w:hAnsiTheme="minorHAnsi"/>
+          <w:lang w:val="en-US"/>
+        </w:rPr>
+        <w:t>MYC</w:t>
+      </w:r>
+      <w:r>
+        <w:rPr>
+          <w:rFonts w:asciiTheme="minorHAnsi" w:hAnsiTheme="minorHAnsi" w:hint="cs"/>
+          <w:rtl/>
+          <w:lang w:val="en-US"/>
+        </w:rPr>
+        <w:t xml:space="preserve"> מאוד </w:t>
+      </w:r>
+      <w:r>
+        <w:rPr>
+          <w:rFonts w:asciiTheme="minorHAnsi" w:hAnsiTheme="minorHAnsi"/>
+          <w:lang w:val="en-US"/>
+        </w:rPr>
+        <w:t>differentially expressed</w:t>
+      </w:r>
+      <w:r>
+        <w:rPr>
+          <w:rFonts w:asciiTheme="minorHAnsi" w:hAnsiTheme="minorHAnsi" w:hint="cs"/>
+          <w:rtl/>
+          <w:lang w:val="en-US"/>
+        </w:rPr>
+        <w:t>.</w:t>
+      </w:r>
+      <w:r>
+        <w:rPr>
+          <w:rFonts w:asciiTheme="minorHAnsi" w:hAnsiTheme="minorHAnsi" w:hint="cs"/>
+          <w:rtl/>
+          <w:lang w:val="en-US"/>
+        </w:rPr>
+        <w:t xml:space="preserve"> יש גם את </w:t>
+      </w:r>
+      <w:r>
+        <w:rPr>
+          <w:rFonts w:asciiTheme="minorHAnsi" w:hAnsiTheme="minorHAnsi"/>
+          <w:lang w:val="en-US"/>
+        </w:rPr>
+        <w:t>CCNE1</w:t>
+      </w:r>
+      <w:r>
+        <w:rPr>
+          <w:rFonts w:asciiTheme="minorHAnsi" w:hAnsiTheme="minorHAnsi" w:hint="cs"/>
+          <w:rtl/>
+          <w:lang w:val="en-US"/>
+        </w:rPr>
+        <w:t xml:space="preserve"> ו-</w:t>
+      </w:r>
+      <w:r>
+        <w:rPr>
+          <w:rFonts w:asciiTheme="minorHAnsi" w:hAnsiTheme="minorHAnsi"/>
+          <w:lang w:val="en-US"/>
+        </w:rPr>
+        <w:t>CCND1</w:t>
+      </w:r>
+      <w:r>
+        <w:rPr>
+          <w:rFonts w:asciiTheme="minorHAnsi" w:hAnsiTheme="minorHAnsi" w:hint="cs"/>
+          <w:rtl/>
+          <w:lang w:val="en-US"/>
+        </w:rPr>
+        <w:t xml:space="preserve">, שניהם מאיצי </w:t>
+      </w:r>
+      <w:r>
+        <w:rPr>
+          <w:rFonts w:asciiTheme="minorHAnsi" w:hAnsiTheme="minorHAnsi"/>
+          <w:lang w:val="en-US"/>
+        </w:rPr>
+        <w:t>cell cycle</w:t>
+      </w:r>
+      <w:r>
+        <w:rPr>
+          <w:rFonts w:asciiTheme="minorHAnsi" w:hAnsiTheme="minorHAnsi" w:hint="cs"/>
+          <w:rtl/>
+          <w:lang w:val="en-US"/>
+        </w:rPr>
+        <w:t>, הצ׳קפוינטס בעצם מדולגים.</w:t>
+      </w:r>
+      <w:r>
+        <w:rPr>
+          <w:rFonts w:asciiTheme="minorHAnsi" w:hAnsiTheme="minorHAnsi" w:hint="cs"/>
+          <w:rtl/>
+          <w:lang w:val="en-US"/>
+        </w:rPr>
+        <w:t xml:space="preserve"> </w:t>
+      </w:r>
+      <w:r>
+        <w:rPr>
+          <w:rFonts w:asciiTheme="minorHAnsi" w:hAnsiTheme="minorHAnsi"/>
+          <w:lang w:val="en-US"/>
+        </w:rPr>
+        <w:t>FGF19</w:t>
+      </w:r>
+      <w:r>
+        <w:rPr>
+          <w:rFonts w:asciiTheme="minorHAnsi" w:hAnsiTheme="minorHAnsi" w:hint="cs"/>
+          <w:rtl/>
+          <w:lang w:val="en-US"/>
+        </w:rPr>
+        <w:t xml:space="preserve">, </w:t>
+      </w:r>
+      <w:r>
+        <w:rPr>
+          <w:rFonts w:asciiTheme="minorHAnsi" w:hAnsiTheme="minorHAnsi"/>
+          <w:lang w:val="en-US"/>
+        </w:rPr>
+        <w:t>FGF4/3</w:t>
+      </w:r>
+      <w:r>
+        <w:rPr>
+          <w:rFonts w:asciiTheme="minorHAnsi" w:hAnsiTheme="minorHAnsi" w:hint="cs"/>
+          <w:rtl/>
+          <w:lang w:val="en-US"/>
+        </w:rPr>
+        <w:t xml:space="preserve">, </w:t>
+      </w:r>
+      <w:r>
+        <w:rPr>
+          <w:rFonts w:asciiTheme="minorHAnsi" w:hAnsiTheme="minorHAnsi"/>
+          <w:lang w:val="en-US"/>
+        </w:rPr>
+        <w:t>FGFR1</w:t>
+      </w:r>
+      <w:r>
+        <w:rPr>
+          <w:rFonts w:asciiTheme="minorHAnsi" w:hAnsiTheme="minorHAnsi" w:hint="cs"/>
+          <w:rtl/>
+          <w:lang w:val="en-US"/>
+        </w:rPr>
+        <w:t xml:space="preserve"> הם פקטורי גדילה פיברובלסטים, מניעים סיגנלי פרוליפרציה ושרידות.</w:t>
+      </w:r>
+      <w:r>
+        <w:rPr>
+          <w:rFonts w:asciiTheme="minorHAnsi" w:hAnsiTheme="minorHAnsi" w:hint="cs"/>
+          <w:rtl/>
+          <w:lang w:val="en-US"/>
+        </w:rPr>
+        <w:t xml:space="preserve"> </w:t>
+      </w:r>
+      <w:r>
+        <w:rPr>
+          <w:rFonts w:asciiTheme="minorHAnsi" w:hAnsiTheme="minorHAnsi"/>
+          <w:lang w:val="en-US"/>
+        </w:rPr>
+        <w:t>ERBB2</w:t>
+      </w:r>
+      <w:r>
+        <w:rPr>
+          <w:rFonts w:asciiTheme="minorHAnsi" w:hAnsiTheme="minorHAnsi" w:hint="cs"/>
+          <w:rtl/>
+          <w:lang w:val="en-US"/>
+        </w:rPr>
+        <w:t xml:space="preserve"> הוא בעצם </w:t>
+      </w:r>
+      <w:r>
+        <w:rPr>
+          <w:rFonts w:asciiTheme="minorHAnsi" w:hAnsiTheme="minorHAnsi"/>
+          <w:lang w:val="en-US"/>
+        </w:rPr>
+        <w:t>HER2</w:t>
+      </w:r>
+      <w:r>
+        <w:rPr>
+          <w:rFonts w:asciiTheme="minorHAnsi" w:hAnsiTheme="minorHAnsi" w:hint="cs"/>
+          <w:rtl/>
+          <w:lang w:val="en-US"/>
+        </w:rPr>
+        <w:t xml:space="preserve">, עוד פקטור גדילה. הוא ידוע בתור טרגט </w:t>
+      </w:r>
+      <w:r>
+        <w:rPr>
+          <w:rFonts w:asciiTheme="minorHAnsi" w:hAnsiTheme="minorHAnsi" w:hint="cs"/>
+          <w:rtl/>
+          <w:lang w:val="en-US"/>
+        </w:rPr>
+        <w:lastRenderedPageBreak/>
+        <w:t>בסרטן השד</w:t>
+      </w:r>
+      <w:r>
+        <w:rPr>
+          <w:rFonts w:asciiTheme="minorHAnsi" w:hAnsiTheme="minorHAnsi" w:hint="cs"/>
+          <w:rtl/>
+          <w:lang w:val="en-US"/>
+        </w:rPr>
+        <w:t xml:space="preserve">. </w:t>
+      </w:r>
+      <w:r>
+        <w:rPr>
+          <w:rFonts w:asciiTheme="minorHAnsi" w:hAnsiTheme="minorHAnsi"/>
+          <w:lang w:val="en-US"/>
+        </w:rPr>
+        <w:t>MCL1</w:t>
+      </w:r>
+      <w:r>
+        <w:rPr>
+          <w:rFonts w:asciiTheme="minorHAnsi" w:hAnsiTheme="minorHAnsi" w:hint="cs"/>
+          <w:rtl/>
+          <w:lang w:val="en-US"/>
+        </w:rPr>
+        <w:t xml:space="preserve"> הוא גן אנטי אפופטוטי, עוזר לתאים להתחמק ממוות תאי. </w:t>
+      </w:r>
+      <w:r>
+        <w:rPr>
+          <w:rFonts w:asciiTheme="minorHAnsi" w:hAnsiTheme="minorHAnsi"/>
+          <w:lang w:val="en-US"/>
+        </w:rPr>
+        <w:t>TERT</w:t>
+      </w:r>
+      <w:r>
+        <w:rPr>
+          <w:rFonts w:asciiTheme="minorHAnsi" w:hAnsiTheme="minorHAnsi" w:hint="cs"/>
+          <w:rtl/>
+          <w:lang w:val="en-US"/>
+        </w:rPr>
+        <w:t xml:space="preserve"> הוא טלומראז, מאפשר רפליקציה לא מוגבלת.</w:t>
+      </w:r>
+      <w:r>
+        <w:rPr>
+          <w:rFonts w:asciiTheme="minorHAnsi" w:hAnsiTheme="minorHAnsi" w:hint="cs"/>
+          <w:rtl/>
+          <w:lang w:val="en-US"/>
+        </w:rPr>
+        <w:t xml:space="preserve"> </w:t>
+      </w:r>
+      <w:r>
+        <w:rPr>
+          <w:rFonts w:asciiTheme="minorHAnsi" w:hAnsiTheme="minorHAnsi"/>
+          <w:lang w:val="en-US"/>
+        </w:rPr>
+        <w:t>PIK3CA</w:t>
+      </w:r>
+      <w:r>
+        <w:rPr>
+          <w:rFonts w:asciiTheme="minorHAnsi" w:hAnsiTheme="minorHAnsi" w:hint="cs"/>
+          <w:rtl/>
+          <w:lang w:val="en-US"/>
+        </w:rPr>
+        <w:t xml:space="preserve"> הוא גן ל-</w:t>
+      </w:r>
+      <w:r>
+        <w:rPr>
+          <w:rFonts w:asciiTheme="minorHAnsi" w:hAnsiTheme="minorHAnsi"/>
+          <w:lang w:val="en-US"/>
+        </w:rPr>
+        <w:t>survival signaling</w:t>
+      </w:r>
+      <w:r>
+        <w:rPr>
+          <w:rFonts w:asciiTheme="minorHAnsi" w:hAnsiTheme="minorHAnsi" w:hint="cs"/>
+          <w:rtl/>
+          <w:lang w:val="en-US"/>
+        </w:rPr>
+        <w:t>.</w:t>
+      </w:r>
+    </w:p>
+    <w:p>
+      <w:pPr>
+        <w:pStyle w:val="NormalWeb"/>
+        <w:numPr>
+          <w:ilvl w:val="0"/>
+          <w:numId w:val="8"/>
+        </w:numPr>
+        <w:bidi/>
+        <w:rPr>
+          <w:rFonts w:asciiTheme="minorHAnsi" w:hAnsiTheme="minorHAnsi"/>
+          <w:lang w:val="en-US"/>
+        </w:rPr>
+      </w:pPr>
+      <w:r>
+        <w:rPr>
+          <w:rFonts w:asciiTheme="minorHAnsi" w:hAnsiTheme="minorHAnsi" w:hint="cs"/>
+          <w:rtl/>
+          <w:lang w:val="en-US"/>
+        </w:rPr>
+        <w:t xml:space="preserve">מימין רואים גנים שהם </w:t>
+      </w:r>
+      <w:r>
+        <w:rPr>
+          <w:rFonts w:asciiTheme="minorHAnsi" w:hAnsiTheme="minorHAnsi"/>
+          <w:lang w:val="en-US"/>
+        </w:rPr>
+        <w:t>tumor suppressors</w:t>
+      </w:r>
+      <w:r>
+        <w:rPr>
+          <w:rFonts w:asciiTheme="minorHAnsi" w:hAnsiTheme="minorHAnsi" w:hint="cs"/>
+          <w:rtl/>
+          <w:lang w:val="en-US"/>
+        </w:rPr>
+        <w:t>. אפשר לראות ש-</w:t>
+      </w:r>
+      <w:r>
+        <w:rPr>
+          <w:rFonts w:asciiTheme="minorHAnsi" w:hAnsiTheme="minorHAnsi"/>
+          <w:lang w:val="en-US"/>
+        </w:rPr>
+        <w:t>CDKN2A/B</w:t>
+      </w:r>
+      <w:r>
+        <w:rPr>
+          <w:rFonts w:asciiTheme="minorHAnsi" w:hAnsiTheme="minorHAnsi" w:hint="cs"/>
+          <w:rtl/>
+          <w:lang w:val="en-US"/>
+        </w:rPr>
+        <w:t xml:space="preserve"> למשך, ששניהם משחקים תפקיד מאוד חשוב ב-</w:t>
+      </w:r>
+      <w:r>
+        <w:rPr>
+          <w:rFonts w:asciiTheme="minorHAnsi" w:hAnsiTheme="minorHAnsi"/>
+          <w:lang w:val="en-US"/>
+        </w:rPr>
+        <w:t>growth control</w:t>
+      </w:r>
+      <w:r>
+        <w:rPr>
+          <w:rFonts w:asciiTheme="minorHAnsi" w:hAnsiTheme="minorHAnsi" w:hint="cs"/>
+          <w:rtl/>
+          <w:lang w:val="en-US"/>
+        </w:rPr>
+        <w:t>. כש-</w:t>
+      </w:r>
+      <w:r>
+        <w:rPr>
+          <w:rFonts w:asciiTheme="minorHAnsi" w:hAnsiTheme="minorHAnsi"/>
+          <w:lang w:val="en-US"/>
+        </w:rPr>
+        <w:t>TP53</w:t>
+      </w:r>
+      <w:r>
+        <w:rPr>
+          <w:rFonts w:asciiTheme="minorHAnsi" w:hAnsiTheme="minorHAnsi" w:hint="cs"/>
+          <w:rtl/>
+          <w:lang w:val="en-US"/>
+        </w:rPr>
+        <w:t xml:space="preserve"> איננו/לא תקין ושני אלה נמחקים, אין יותר בקרת גדילה.</w:t>
+      </w:r>
+      <w:r>
+        <w:rPr>
+          <w:rFonts w:asciiTheme="minorHAnsi" w:hAnsiTheme="minorHAnsi" w:hint="cs"/>
+          <w:rtl/>
+          <w:lang w:val="en-US"/>
+        </w:rPr>
+        <w:t xml:space="preserve"> </w:t>
+      </w:r>
+      <w:r>
+        <w:rPr>
+          <w:rFonts w:asciiTheme="minorHAnsi" w:hAnsiTheme="minorHAnsi"/>
+          <w:lang w:val="en-US"/>
+        </w:rPr>
+        <w:t>PTEN</w:t>
+      </w:r>
+      <w:r>
+        <w:rPr>
+          <w:rFonts w:asciiTheme="minorHAnsi" w:hAnsiTheme="minorHAnsi" w:hint="cs"/>
+          <w:rtl/>
+          <w:lang w:val="en-US"/>
+        </w:rPr>
+        <w:t xml:space="preserve"> הוא </w:t>
+      </w:r>
+      <w:r>
+        <w:rPr>
+          <w:rFonts w:asciiTheme="minorHAnsi" w:hAnsiTheme="minorHAnsi"/>
+          <w:lang w:val="en-US"/>
+        </w:rPr>
+        <w:t>PI3K pathway inhibitor</w:t>
+      </w:r>
+      <w:r>
+        <w:rPr>
+          <w:rFonts w:asciiTheme="minorHAnsi" w:hAnsiTheme="minorHAnsi" w:hint="cs"/>
+          <w:rtl/>
+          <w:lang w:val="en-US"/>
+        </w:rPr>
+        <w:t>. אבדן שלו גורם להפעלה של תהליכי הישרדות תאי.</w:t>
+      </w:r>
+      <w:r>
+        <w:rPr>
+          <w:rFonts w:asciiTheme="minorHAnsi" w:hAnsiTheme="minorHAnsi" w:hint="cs"/>
+          <w:rtl/>
+          <w:lang w:val="en-US"/>
+        </w:rPr>
+        <w:t xml:space="preserve"> </w:t>
+      </w:r>
+      <w:r>
+        <w:rPr>
+          <w:rFonts w:asciiTheme="minorHAnsi" w:hAnsiTheme="minorHAnsi"/>
+          <w:lang w:val="en-US"/>
+        </w:rPr>
+        <w:t>RB1</w:t>
+      </w:r>
+      <w:r>
+        <w:rPr>
+          <w:rFonts w:asciiTheme="minorHAnsi" w:hAnsiTheme="minorHAnsi" w:hint="cs"/>
+          <w:rtl/>
+          <w:lang w:val="en-US"/>
+        </w:rPr>
+        <w:t xml:space="preserve"> הוא טומר סופרסור ששולט ב-</w:t>
+      </w:r>
+      <w:r>
+        <w:rPr>
+          <w:rFonts w:asciiTheme="minorHAnsi" w:hAnsiTheme="minorHAnsi"/>
+          <w:lang w:val="en-US"/>
+        </w:rPr>
+        <w:t>cell cycle</w:t>
+      </w:r>
+      <w:r>
+        <w:rPr>
+          <w:rFonts w:asciiTheme="minorHAnsi" w:hAnsiTheme="minorHAnsi" w:hint="cs"/>
+          <w:rtl/>
+          <w:lang w:val="en-US"/>
+        </w:rPr>
+        <w:t xml:space="preserve">. </w:t>
+      </w:r>
+      <w:r>
+        <w:rPr>
+          <w:rFonts w:asciiTheme="minorHAnsi" w:hAnsiTheme="minorHAnsi"/>
+          <w:lang w:val="en-US"/>
+        </w:rPr>
+        <w:t>SMAD4</w:t>
+      </w:r>
+      <w:r>
+        <w:rPr>
+          <w:rFonts w:asciiTheme="minorHAnsi" w:hAnsiTheme="minorHAnsi" w:hint="cs"/>
+          <w:rtl/>
+          <w:lang w:val="en-US"/>
+        </w:rPr>
+        <w:t xml:space="preserve"> הוא </w:t>
+      </w:r>
+      <w:r>
+        <w:rPr>
+          <w:rFonts w:asciiTheme="minorHAnsi" w:hAnsiTheme="minorHAnsi"/>
+          <w:lang w:val="en-US"/>
+        </w:rPr>
+        <w:t>growth inhibition</w:t>
+      </w:r>
+      <w:r>
+        <w:rPr>
+          <w:rFonts w:asciiTheme="minorHAnsi" w:hAnsiTheme="minorHAnsi" w:hint="cs"/>
+          <w:rtl/>
+          <w:lang w:val="en-US"/>
+        </w:rPr>
+        <w:t xml:space="preserve">, </w:t>
+      </w:r>
+      <w:r>
+        <w:rPr>
+          <w:rFonts w:asciiTheme="minorHAnsi" w:hAnsiTheme="minorHAnsi"/>
+          <w:lang w:val="en-US"/>
+        </w:rPr>
+        <w:t>STK11</w:t>
+      </w:r>
+      <w:r>
+        <w:rPr>
+          <w:rFonts w:asciiTheme="minorHAnsi" w:hAnsiTheme="minorHAnsi" w:hint="cs"/>
+          <w:rtl/>
+          <w:lang w:val="en-US"/>
+        </w:rPr>
+        <w:t xml:space="preserve"> הוא טומר סופרסור מטאבולי ו-</w:t>
+      </w:r>
+      <w:r>
+        <w:rPr>
+          <w:rFonts w:asciiTheme="minorHAnsi" w:hAnsiTheme="minorHAnsi"/>
+          <w:lang w:val="en-US"/>
+        </w:rPr>
+        <w:t>NF1</w:t>
+      </w:r>
+      <w:r>
+        <w:rPr>
+          <w:rFonts w:asciiTheme="minorHAnsi" w:hAnsiTheme="minorHAnsi" w:hint="cs"/>
+          <w:rtl/>
+          <w:lang w:val="en-US"/>
+        </w:rPr>
+        <w:t xml:space="preserve"> הוא </w:t>
+      </w:r>
+      <w:r>
+        <w:rPr>
+          <w:rFonts w:asciiTheme="minorHAnsi" w:hAnsiTheme="minorHAnsi"/>
+          <w:lang w:val="en-US"/>
+        </w:rPr>
+        <w:t>RAS pathway inhibitor</w:t>
+      </w:r>
+      <w:r>
+        <w:rPr>
+          <w:rFonts w:asciiTheme="minorHAnsi" w:hAnsiTheme="minorHAnsi" w:hint="cs"/>
+          <w:rtl/>
+          <w:lang w:val="en-US"/>
+        </w:rPr>
+        <w:t>.</w:t>
+      </w:r>
+    </w:p>
+    <w:p>
+      <w:pPr>
+        <w:pStyle w:val="NormalWeb"/>
+        <w:bidi/>
+        <w:ind w:left="720"/>
+        <w:rPr>
+          <w:rFonts w:asciiTheme="minorHAnsi" w:hAnsiTheme="minorHAnsi" w:hint="cs"/>
+          <w:rtl/>
+          <w:lang w:val="en-US"/>
+        </w:rPr>
+      </w:pPr>
+      <w:r>
+        <w:rPr>
+          <w:rFonts w:asciiTheme="minorHAnsi" w:hAnsiTheme="minorHAnsi" w:hint="cs"/>
+          <w:rtl/>
+          <w:lang w:val="en-US"/>
+        </w:rPr>
+        <w:t>בעצם אנחנו רואים כאן את ההשלכות של בעיות ב-</w:t>
+      </w:r>
+      <w:r>
+        <w:rPr>
+          <w:rFonts w:asciiTheme="minorHAnsi" w:hAnsiTheme="minorHAnsi"/>
+          <w:lang w:val="en-US"/>
+        </w:rPr>
+        <w:t>TP53</w:t>
+      </w:r>
+      <w:r>
+        <w:rPr>
+          <w:rFonts w:asciiTheme="minorHAnsi" w:hAnsiTheme="minorHAnsi" w:hint="cs"/>
+          <w:rtl/>
+          <w:lang w:val="en-US"/>
+        </w:rPr>
+        <w:t xml:space="preserve">, הגנום הופך להיות לא יציב כמו שהראיתי באנליזה הראשונית. אנחנו רואים בפיגר למעלה מה קורה בעקבות זה, האונקוגנים </w:t>
+      </w:r>
+      <w:r>
+        <w:rPr>
+          <w:rFonts w:asciiTheme="minorHAnsi" w:hAnsiTheme="minorHAnsi"/>
+          <w:lang w:val="en-US"/>
+        </w:rPr>
+        <w:t>amplified</w:t>
+      </w:r>
+      <w:r>
+        <w:rPr>
+          <w:rFonts w:asciiTheme="minorHAnsi" w:hAnsiTheme="minorHAnsi" w:hint="cs"/>
+          <w:rtl/>
+          <w:lang w:val="en-US"/>
+        </w:rPr>
+        <w:t xml:space="preserve"> וה-</w:t>
+      </w:r>
+      <w:r>
+        <w:rPr>
+          <w:rFonts w:asciiTheme="minorHAnsi" w:hAnsiTheme="minorHAnsi"/>
+          <w:lang w:val="en-US"/>
+        </w:rPr>
+        <w:t>tumor suppressors</w:t>
+      </w:r>
+      <w:r>
+        <w:rPr>
+          <w:rFonts w:asciiTheme="minorHAnsi" w:hAnsiTheme="minorHAnsi" w:hint="cs"/>
+          <w:rtl/>
+          <w:lang w:val="en-US"/>
+        </w:rPr>
+        <w:t xml:space="preserve"> נמחקים (</w:t>
+      </w:r>
+      <w:r>
+        <w:rPr>
+          <w:rFonts w:asciiTheme="minorHAnsi" w:hAnsiTheme="minorHAnsi"/>
+          <w:lang w:val="en-US"/>
+        </w:rPr>
+        <w:t>no brakes</w:t>
+      </w:r>
+      <w:r>
+        <w:rPr>
+          <w:rFonts w:asciiTheme="minorHAnsi" w:hAnsiTheme="minorHAnsi" w:hint="cs"/>
+          <w:rtl/>
+          <w:lang w:val="en-US"/>
+        </w:rPr>
+        <w:t>).</w:t>
+      </w:r>
     </w:p>
     <w:sectPr>
       <w:pgSz w:w="12240" w:h="15840"/>
@@ -1711,6 +2813,95 @@
 <file path=word/numbering.xml><?xml version="1.0" encoding="utf-8"?>
 <w:numbering xmlns:wpc="http://schemas.microsoft.com/office/word/2010/wordprocessingCanvas" xmlns:cx="http://schemas.microsoft.com/office/drawing/2014/chartex" xmlns:cx1="http://schemas.microsoft.com/office/drawing/2015/9/8/chartex" xmlns:cx2="http://schemas.microsoft.com/office/drawing/2015/10/21/chartex" xmlns:cx3="http://schemas.microsoft.com/office/drawing/2016/5/9/chartex" xmlns:cx4="http://schemas.microsoft.com/office/drawing/2016/5/10/chartex" xmlns:cx5="http://schemas.microsoft.com/office/drawing/2016/5/11/chartex" xmlns:cx6="http://schemas.microsoft.com/office/drawing/2016/5/12/chartex" xmlns:cx7="http://schemas.microsoft.com/office/drawing/2016/5/13/chartex" xmlns:cx8="http://schemas.microsoft.com/office/drawing/2016/5/14/chartex" xmlns:mc="http://schemas.openxmlformats.org/markup-compatibility/2006" xmlns:aink="http://schemas.microsoft.com/office/drawing/2016/ink" xmlns:am3d="http://schemas.microsoft.com/office/drawing/2017/model3d" xmlns:o="urn:schemas-microsoft-com:office:office" xmlns:oel="http://schemas.microsoft.com/office/2019/extlst" xmlns:r="http://schemas.openxmlformats.org/officeDocument/2006/relationships" xmlns:m="http://schemas.openxmlformats.org/officeDocument/2006/math" xmlns:v="urn:schemas-microsoft-com:vml" xmlns:wp14="http://schemas.microsoft.com/office/word/2010/wordprocessingDrawing" xmlns:wp="http://schemas.openxmlformats.org/drawingml/2006/wordprocessingDrawing" xmlns:w10="urn:schemas-microsoft-com:office:word" xmlns:w="http://schemas.openxmlformats.org/wordprocessingml/2006/main" xmlns:w14="http://schemas.microsoft.com/office/word/2010/wordml" xmlns:w15="http://schemas.microsoft.com/office/word/2012/wordml" xmlns:w16cex="http://schemas.microsoft.com/office/word/2018/wordml/cex" xmlns:w16cid="http://schemas.microsoft.com/office/word/2016/wordml/cid" xmlns:w16="http://schemas.microsoft.com/office/word/2018/wordml" xmlns:w16du="http://schemas.microsoft.com/office/word/2023/wordml/word16du" xmlns:w16sdtdh="http://schemas.microsoft.com/office/word/2020/wordml/sdtdatahash" xmlns:w16sdtfl="http://schemas.microsoft.com/office/word/2024/wordml/sdtformatlock" xmlns:w16se="http://schemas.microsoft.com/office/word/2015/wordml/symex" xmlns:wpg="http://schemas.microsoft.com/office/word/2010/wordprocessingGroup" xmlns:wpi="http://schemas.microsoft.com/office/word/2010/wordprocessingInk" xmlns:wne="http://schemas.microsoft.com/office/word/2006/wordml" xmlns:wps="http://schemas.microsoft.com/office/word/2010/wordprocessingShape" mc:Ignorable="w14 w15 w16se w16cid w16 w16cex w16sdtdh w16sdtfl w16du wp14">
   <w:abstractNum w:abstractNumId="0" w15:restartNumberingAfterBreak="0">
+    <w:nsid w:val="0E255097"/>
+    <w:multiLevelType w:val="hybridMultilevel"/>
+    <w:tmpl w:val="0A40BC62"/>
+    <w:lvl w:ilvl="0" w:tplc="E3D4D5A8">
+      <w:start w:val="1"/>
+      <w:numFmt w:val="decimal"/>
+      <w:lvlText w:val="%1."/>
+      <w:lvlJc w:val="left"/>
+      <w:pPr>
+        <w:ind w:left="1080" w:hanging="360"/>
+      </w:pPr>
+      <w:rPr>
+        <w:rFonts w:hint="default"/>
+      </w:rPr>
+    </w:lvl>
+    <w:lvl w:ilvl="1" w:tplc="04090019" w:tentative="1">
+      <w:start w:val="1"/>
+      <w:numFmt w:val="lowerLetter"/>
+      <w:lvlText w:val="%2."/>
+      <w:lvlJc w:val="left"/>
+      <w:pPr>
+        <w:ind w:left="1800" w:hanging="360"/>
+      </w:pPr>
+    </w:lvl>
+    <w:lvl w:ilvl="2" w:tplc="0409001B" w:tentative="1">
+      <w:start w:val="1"/>
+      <w:numFmt w:val="lowerRoman"/>
+      <w:lvlText w:val="%3."/>
+      <w:lvlJc w:val="right"/>
+      <w:pPr>
+        <w:ind w:left="2520" w:hanging="180"/>
+      </w:pPr>
+    </w:lvl>
+    <w:lvl w:ilvl="3" w:tplc="0409000F" w:tentative="1">
+      <w:start w:val="1"/>
+      <w:numFmt w:val="decimal"/>
+      <w:lvlText w:val="%4."/>
+      <w:lvlJc w:val="left"/>
+      <w:pPr>
+        <w:ind w:left="3240" w:hanging="360"/>
+      </w:pPr>
+    </w:lvl>
+    <w:lvl w:ilvl="4" w:tplc="04090019" w:tentative="1">
+      <w:start w:val="1"/>
+      <w:numFmt w:val="lowerLetter"/>
+      <w:lvlText w:val="%5."/>
+      <w:lvlJc w:val="left"/>
+      <w:pPr>
+        <w:ind w:left="3960" w:hanging="360"/>
+      </w:pPr>
+    </w:lvl>
+    <w:lvl w:ilvl="5" w:tplc="0409001B" w:tentative="1">
+      <w:start w:val="1"/>
+      <w:numFmt w:val="lowerRoman"/>
+      <w:lvlText w:val="%6."/>
+      <w:lvlJc w:val="right"/>
+      <w:pPr>
+        <w:ind w:left="4680" w:hanging="180"/>
+      </w:pPr>
+    </w:lvl>
+    <w:lvl w:ilvl="6" w:tplc="0409000F" w:tentative="1">
+      <w:start w:val="1"/>
+      <w:numFmt w:val="decimal"/>
+      <w:lvlText w:val="%7."/>
+      <w:lvlJc w:val="left"/>
+      <w:pPr>
+        <w:ind w:left="5400" w:hanging="360"/>
+      </w:pPr>
+    </w:lvl>
+    <w:lvl w:ilvl="7" w:tplc="04090019" w:tentative="1">
+      <w:start w:val="1"/>
+      <w:numFmt w:val="lowerLetter"/>
+      <w:lvlText w:val="%8."/>
+      <w:lvlJc w:val="left"/>
+      <w:pPr>
+        <w:ind w:left="6120" w:hanging="360"/>
+      </w:pPr>
+    </w:lvl>
+    <w:lvl w:ilvl="8" w:tplc="0409001B" w:tentative="1">
+      <w:start w:val="1"/>
+      <w:numFmt w:val="lowerRoman"/>
+      <w:lvlText w:val="%9."/>
+      <w:lvlJc w:val="right"/>
+      <w:pPr>
+        <w:ind w:left="6840" w:hanging="180"/>
+      </w:pPr>
+    </w:lvl>
+  </w:abstractNum>
+  <w:abstractNum w:abstractNumId="1" w15:restartNumberingAfterBreak="0">
     <w:nsid w:val="0F027C2B"/>
     <w:multiLevelType w:val="hybridMultilevel"/>
     <w:tmpl w:val="19647F4A"/>
@@ -1799,7 +2990,7 @@
       </w:pPr>
     </w:lvl>
   </w:abstractNum>
-  <w:abstractNum w:abstractNumId="1" w15:restartNumberingAfterBreak="0">
+  <w:abstractNum w:abstractNumId="2" w15:restartNumberingAfterBreak="0">
     <w:nsid w:val="111D41A1"/>
     <w:multiLevelType w:val="hybridMultilevel"/>
     <w:tmpl w:val="77380E78"/>
@@ -1888,7 +3079,7 @@
       </w:pPr>
     </w:lvl>
   </w:abstractNum>
-  <w:abstractNum w:abstractNumId="2" w15:restartNumberingAfterBreak="0">
+  <w:abstractNum w:abstractNumId="3" w15:restartNumberingAfterBreak="0">
     <w:nsid w:val="32DB3C2B"/>
     <w:multiLevelType w:val="hybridMultilevel"/>
     <w:tmpl w:val="65CCA3DC"/>
@@ -1977,7 +3168,7 @@
       </w:pPr>
     </w:lvl>
   </w:abstractNum>
-  <w:abstractNum w:abstractNumId="3" w15:restartNumberingAfterBreak="0">
+  <w:abstractNum w:abstractNumId="4" w15:restartNumberingAfterBreak="0">
     <w:nsid w:val="3ABE5AF7"/>
     <w:multiLevelType w:val="hybridMultilevel"/>
     <w:tmpl w:val="EB0CC53E"/>
@@ -2066,7 +3257,7 @@
       </w:pPr>
     </w:lvl>
   </w:abstractNum>
-  <w:abstractNum w:abstractNumId="4" w15:restartNumberingAfterBreak="0">
+  <w:abstractNum w:abstractNumId="5" w15:restartNumberingAfterBreak="0">
     <w:nsid w:val="44CD367A"/>
     <w:multiLevelType w:val="hybridMultilevel"/>
     <w:tmpl w:val="B3C2C008"/>
@@ -2155,7 +3346,7 @@
       </w:pPr>
     </w:lvl>
   </w:abstractNum>
-  <w:abstractNum w:abstractNumId="5" w15:restartNumberingAfterBreak="0">
+  <w:abstractNum w:abstractNumId="6" w15:restartNumberingAfterBreak="0">
     <w:nsid w:val="55D47951"/>
     <w:multiLevelType w:val="hybridMultilevel"/>
     <w:tmpl w:val="7D9068DC"/>
@@ -2268,7 +3459,7 @@
       </w:rPr>
     </w:lvl>
   </w:abstractNum>
-  <w:abstractNum w:abstractNumId="6" w15:restartNumberingAfterBreak="0">
+  <w:abstractNum w:abstractNumId="7" w15:restartNumberingAfterBreak="0">
     <w:nsid w:val="6DC159A7"/>
     <w:multiLevelType w:val="hybridMultilevel"/>
     <w:tmpl w:val="ADD453DA"/>
@@ -2382,24 +3573,27 @@
     </w:lvl>
   </w:abstractNum>
   <w:num w:numId="1" w16cid:durableId="1328948006">
+    <w:abstractNumId w:val="3"/>
+  </w:num>
+  <w:num w:numId="2" w16cid:durableId="1506558411">
+    <w:abstractNumId w:val="5"/>
+  </w:num>
+  <w:num w:numId="3" w16cid:durableId="483475192">
+    <w:abstractNumId w:val="4"/>
+  </w:num>
+  <w:num w:numId="4" w16cid:durableId="1743982877">
     <w:abstractNumId w:val="2"/>
   </w:num>
-  <w:num w:numId="2" w16cid:durableId="1506558411">
-    <w:abstractNumId w:val="4"/>
+  <w:num w:numId="5" w16cid:durableId="307638122">
+    <w:abstractNumId w:val="7"/>
   </w:num>
-  <w:num w:numId="3" w16cid:durableId="483475192">
-    <w:abstractNumId w:val="3"/>
+  <w:num w:numId="6" w16cid:durableId="1430932710">
+    <w:abstractNumId w:val="6"/>
   </w:num>
-  <w:num w:numId="4" w16cid:durableId="1743982877">
+  <w:num w:numId="7" w16cid:durableId="515467020">
     <w:abstractNumId w:val="1"/>
   </w:num>
-  <w:num w:numId="5" w16cid:durableId="307638122">
-    <w:abstractNumId w:val="6"/>
-  </w:num>
-  <w:num w:numId="6" w16cid:durableId="1430932710">
-    <w:abstractNumId w:val="5"/>
-  </w:num>
-  <w:num w:numId="7" w16cid:durableId="515467020">
+  <w:num w:numId="8" w16cid:durableId="1919560966">
     <w:abstractNumId w:val="0"/>
   </w:num>
 </w:numbering>

--- a/project/project_background/Cancer Bioinformatics Project.docx
+++ b/project/project_background/Cancer Bioinformatics Project.docx
@@ -36,8 +36,30 @@
         <w:rPr>
           <w:lang w:val="en-US"/>
         </w:rPr>
-        <w:t xml:space="preserve"> TP53 mutations that are associated with an increased CNV</w:t>
-      </w:r>
+        <w:t xml:space="preserve"> </w:t>
+      </w:r>
+      <w:proofErr w:type="spellStart"/>
+      <w:r>
+        <w:rPr>
+          <w:lang w:val="en-US"/>
+        </w:rPr>
+        <w:t>TP53</w:t>
+      </w:r>
+      <w:proofErr w:type="spellEnd"/>
+      <w:r>
+        <w:rPr>
+          <w:lang w:val="en-US"/>
+        </w:rPr>
+        <w:t xml:space="preserve"> mutations that are associated with an increased </w:t>
+      </w:r>
+      <w:proofErr w:type="spellStart"/>
+      <w:r>
+        <w:rPr>
+          <w:lang w:val="en-US"/>
+        </w:rPr>
+        <w:t>CNV</w:t>
+      </w:r>
+      <w:proofErr w:type="spellEnd"/>
     </w:p>
     <w:p>
       <w:pPr>
@@ -73,44 +95,152 @@
           <w:lang w:val="en-US"/>
         </w:rPr>
       </w:pPr>
-      <w:r>
-        <w:rPr>
-          <w:lang w:val="en-US"/>
-        </w:rPr>
-        <w:t>TP53 is the superhero that keeps my cells safe. When they are somehow damaged, TP53 commands to fix it and when the cell is too damaged, TP53 commands to shut the cell down.</w:t>
-      </w:r>
-      <w:r>
-        <w:rPr>
-          <w:lang w:val="en-US"/>
-        </w:rPr>
-        <w:t xml:space="preserve"> In summary, TP53 keeps everything organized and safe.</w:t>
-      </w:r>
-    </w:p>
-    <w:p>
-      <w:pPr>
-        <w:rPr>
-          <w:lang w:val="en-US"/>
-        </w:rPr>
-      </w:pPr>
-      <w:r>
-        <w:rPr>
-          <w:lang w:val="en-US"/>
-        </w:rPr>
-        <w:t>When TP53 has a mutation, the cell “lets the bad guys run around” and the cell becomes chaotic. Mistakes start piling up and this is often the start of cancer developing.</w:t>
-      </w:r>
-    </w:p>
-    <w:p>
-      <w:pPr>
-        <w:rPr>
-          <w:lang w:val="en-US"/>
-        </w:rPr>
-      </w:pPr>
-      <w:r>
-        <w:rPr>
-          <w:lang w:val="en-US"/>
-        </w:rPr>
-        <w:t>CNV means Copy Number Variation. When TP53 is mutated, there’s CNV chaos in the cell and cells tend to accumulate more CNVs</w:t>
-      </w:r>
+      <w:proofErr w:type="spellStart"/>
+      <w:r>
+        <w:rPr>
+          <w:lang w:val="en-US"/>
+        </w:rPr>
+        <w:t>TP53</w:t>
+      </w:r>
+      <w:proofErr w:type="spellEnd"/>
+      <w:r>
+        <w:rPr>
+          <w:lang w:val="en-US"/>
+        </w:rPr>
+        <w:t xml:space="preserve"> is the superhero that keeps my cells safe. When they are somehow damaged, </w:t>
+      </w:r>
+      <w:proofErr w:type="spellStart"/>
+      <w:r>
+        <w:rPr>
+          <w:lang w:val="en-US"/>
+        </w:rPr>
+        <w:t>TP53</w:t>
+      </w:r>
+      <w:proofErr w:type="spellEnd"/>
+      <w:r>
+        <w:rPr>
+          <w:lang w:val="en-US"/>
+        </w:rPr>
+        <w:t xml:space="preserve"> commands to fix it and when the cell is too damaged, </w:t>
+      </w:r>
+      <w:proofErr w:type="spellStart"/>
+      <w:r>
+        <w:rPr>
+          <w:lang w:val="en-US"/>
+        </w:rPr>
+        <w:t>TP53</w:t>
+      </w:r>
+      <w:proofErr w:type="spellEnd"/>
+      <w:r>
+        <w:rPr>
+          <w:lang w:val="en-US"/>
+        </w:rPr>
+        <w:t xml:space="preserve"> commands to shut the cell down.</w:t>
+      </w:r>
+      <w:r>
+        <w:rPr>
+          <w:lang w:val="en-US"/>
+        </w:rPr>
+        <w:t xml:space="preserve"> In summary, </w:t>
+      </w:r>
+      <w:proofErr w:type="spellStart"/>
+      <w:r>
+        <w:rPr>
+          <w:lang w:val="en-US"/>
+        </w:rPr>
+        <w:t>TP53</w:t>
+      </w:r>
+      <w:proofErr w:type="spellEnd"/>
+      <w:r>
+        <w:rPr>
+          <w:lang w:val="en-US"/>
+        </w:rPr>
+        <w:t xml:space="preserve"> keeps everything organized and safe.</w:t>
+      </w:r>
+    </w:p>
+    <w:p>
+      <w:pPr>
+        <w:rPr>
+          <w:lang w:val="en-US"/>
+        </w:rPr>
+      </w:pPr>
+      <w:r>
+        <w:rPr>
+          <w:lang w:val="en-US"/>
+        </w:rPr>
+        <w:t xml:space="preserve">When </w:t>
+      </w:r>
+      <w:proofErr w:type="spellStart"/>
+      <w:r>
+        <w:rPr>
+          <w:lang w:val="en-US"/>
+        </w:rPr>
+        <w:t>TP53</w:t>
+      </w:r>
+      <w:proofErr w:type="spellEnd"/>
+      <w:r>
+        <w:rPr>
+          <w:lang w:val="en-US"/>
+        </w:rPr>
+        <w:t xml:space="preserve"> has a mutation, the cell “lets the bad guys run around” and the cell becomes chaotic. Mistakes start piling up and this is often the start of cancer developing.</w:t>
+      </w:r>
+    </w:p>
+    <w:p>
+      <w:pPr>
+        <w:rPr>
+          <w:lang w:val="en-US"/>
+        </w:rPr>
+      </w:pPr>
+      <w:proofErr w:type="spellStart"/>
+      <w:r>
+        <w:rPr>
+          <w:lang w:val="en-US"/>
+        </w:rPr>
+        <w:t>CNV</w:t>
+      </w:r>
+      <w:proofErr w:type="spellEnd"/>
+      <w:r>
+        <w:rPr>
+          <w:lang w:val="en-US"/>
+        </w:rPr>
+        <w:t xml:space="preserve"> means Copy Number Variation. When </w:t>
+      </w:r>
+      <w:proofErr w:type="spellStart"/>
+      <w:r>
+        <w:rPr>
+          <w:lang w:val="en-US"/>
+        </w:rPr>
+        <w:t>TP53</w:t>
+      </w:r>
+      <w:proofErr w:type="spellEnd"/>
+      <w:r>
+        <w:rPr>
+          <w:lang w:val="en-US"/>
+        </w:rPr>
+        <w:t xml:space="preserve"> is mutated, there’s </w:t>
+      </w:r>
+      <w:proofErr w:type="spellStart"/>
+      <w:r>
+        <w:rPr>
+          <w:lang w:val="en-US"/>
+        </w:rPr>
+        <w:t>CNV</w:t>
+      </w:r>
+      <w:proofErr w:type="spellEnd"/>
+      <w:r>
+        <w:rPr>
+          <w:lang w:val="en-US"/>
+        </w:rPr>
+        <w:t xml:space="preserve"> chaos in the cell and cells tend to accumulate more </w:t>
+      </w:r>
+      <w:proofErr w:type="spellStart"/>
+      <w:r>
+        <w:rPr>
+          <w:lang w:val="en-US"/>
+        </w:rPr>
+        <w:t>CNVs</w:t>
+      </w:r>
+      <w:proofErr w:type="spellEnd"/>
       <w:r>
         <w:rPr>
           <w:lang w:val="en-US"/>
@@ -121,7 +251,21 @@
         <w:rPr>
           <w:lang w:val="en-US"/>
         </w:rPr>
-        <w:t>, and we get genomic instability, a hallmark of TP53-mutant cancers.</w:t>
+        <w:t xml:space="preserve">, and we get genomic instability, a hallmark of </w:t>
+      </w:r>
+      <w:proofErr w:type="spellStart"/>
+      <w:r>
+        <w:rPr>
+          <w:lang w:val="en-US"/>
+        </w:rPr>
+        <w:t>TP53</w:t>
+      </w:r>
+      <w:proofErr w:type="spellEnd"/>
+      <w:r>
+        <w:rPr>
+          <w:lang w:val="en-US"/>
+        </w:rPr>
+        <w:t>-mutant cancers.</w:t>
       </w:r>
     </w:p>
     <w:p>
@@ -153,7 +297,35 @@
         <w:rPr>
           <w:lang w:val="en-US"/>
         </w:rPr>
-        <w:t>Do tumors with TP53 mutations really have more CNVs?</w:t>
+        <w:t xml:space="preserve">Do tumors with </w:t>
+      </w:r>
+      <w:proofErr w:type="spellStart"/>
+      <w:r>
+        <w:rPr>
+          <w:lang w:val="en-US"/>
+        </w:rPr>
+        <w:t>TP53</w:t>
+      </w:r>
+      <w:proofErr w:type="spellEnd"/>
+      <w:r>
+        <w:rPr>
+          <w:lang w:val="en-US"/>
+        </w:rPr>
+        <w:t xml:space="preserve"> mutations really have more </w:t>
+      </w:r>
+      <w:proofErr w:type="spellStart"/>
+      <w:r>
+        <w:rPr>
+          <w:lang w:val="en-US"/>
+        </w:rPr>
+        <w:t>CNVs</w:t>
+      </w:r>
+      <w:proofErr w:type="spellEnd"/>
+      <w:r>
+        <w:rPr>
+          <w:lang w:val="en-US"/>
+        </w:rPr>
+        <w:t>?</w:t>
       </w:r>
     </w:p>
     <w:p>
@@ -189,7 +361,21 @@
         <w:rPr>
           <w:lang w:val="en-US"/>
         </w:rPr>
-        <w:t>Which CNVs appear more often?</w:t>
+        <w:t xml:space="preserve">Which </w:t>
+      </w:r>
+      <w:proofErr w:type="spellStart"/>
+      <w:r>
+        <w:rPr>
+          <w:lang w:val="en-US"/>
+        </w:rPr>
+        <w:t>CNVs</w:t>
+      </w:r>
+      <w:proofErr w:type="spellEnd"/>
+      <w:r>
+        <w:rPr>
+          <w:lang w:val="en-US"/>
+        </w:rPr>
+        <w:t xml:space="preserve"> appear more often?</w:t>
       </w:r>
     </w:p>
     <w:p>
@@ -240,7 +426,21 @@
         <w:rPr>
           <w:lang w:val="en-US"/>
         </w:rPr>
-        <w:t>Download mutation data, CNV data and clinical data</w:t>
+        <w:t xml:space="preserve">Download mutation data, </w:t>
+      </w:r>
+      <w:proofErr w:type="spellStart"/>
+      <w:r>
+        <w:rPr>
+          <w:lang w:val="en-US"/>
+        </w:rPr>
+        <w:t>CNV</w:t>
+      </w:r>
+      <w:proofErr w:type="spellEnd"/>
+      <w:r>
+        <w:rPr>
+          <w:lang w:val="en-US"/>
+        </w:rPr>
+        <w:t xml:space="preserve"> data and clinical data</w:t>
       </w:r>
     </w:p>
     <w:p>
@@ -258,7 +458,35 @@
         <w:rPr>
           <w:lang w:val="en-US"/>
         </w:rPr>
-        <w:t>Split tumors into TP53-mutant and TP53-wildtype</w:t>
+        <w:t xml:space="preserve">Split tumors into </w:t>
+      </w:r>
+      <w:proofErr w:type="spellStart"/>
+      <w:r>
+        <w:rPr>
+          <w:lang w:val="en-US"/>
+        </w:rPr>
+        <w:t>TP53</w:t>
+      </w:r>
+      <w:proofErr w:type="spellEnd"/>
+      <w:r>
+        <w:rPr>
+          <w:lang w:val="en-US"/>
+        </w:rPr>
+        <w:t xml:space="preserve">-mutant and </w:t>
+      </w:r>
+      <w:proofErr w:type="spellStart"/>
+      <w:r>
+        <w:rPr>
+          <w:lang w:val="en-US"/>
+        </w:rPr>
+        <w:t>TP53</w:t>
+      </w:r>
+      <w:proofErr w:type="spellEnd"/>
+      <w:r>
+        <w:rPr>
+          <w:lang w:val="en-US"/>
+        </w:rPr>
+        <w:t>-wildtype</w:t>
       </w:r>
     </w:p>
     <w:p>
@@ -276,7 +504,49 @@
         <w:rPr>
           <w:lang w:val="en-US"/>
         </w:rPr>
-        <w:t xml:space="preserve">Compare CNV burden, meaning calculate total number of CNV events, size of CNVs, amplifications vs deletions, and which genes are frequently altered. </w:t>
+        <w:t xml:space="preserve">Compare </w:t>
+      </w:r>
+      <w:proofErr w:type="spellStart"/>
+      <w:r>
+        <w:rPr>
+          <w:lang w:val="en-US"/>
+        </w:rPr>
+        <w:t>CNV</w:t>
+      </w:r>
+      <w:proofErr w:type="spellEnd"/>
+      <w:r>
+        <w:rPr>
+          <w:lang w:val="en-US"/>
+        </w:rPr>
+        <w:t xml:space="preserve"> burden, meaning calculate total number of </w:t>
+      </w:r>
+      <w:proofErr w:type="spellStart"/>
+      <w:r>
+        <w:rPr>
+          <w:lang w:val="en-US"/>
+        </w:rPr>
+        <w:t>CNV</w:t>
+      </w:r>
+      <w:proofErr w:type="spellEnd"/>
+      <w:r>
+        <w:rPr>
+          <w:lang w:val="en-US"/>
+        </w:rPr>
+        <w:t xml:space="preserve"> events, size of </w:t>
+      </w:r>
+      <w:proofErr w:type="spellStart"/>
+      <w:r>
+        <w:rPr>
+          <w:lang w:val="en-US"/>
+        </w:rPr>
+        <w:t>CNVs</w:t>
+      </w:r>
+      <w:proofErr w:type="spellEnd"/>
+      <w:r>
+        <w:rPr>
+          <w:lang w:val="en-US"/>
+        </w:rPr>
+        <w:t xml:space="preserve">, amplifications vs deletions, and which genes are frequently altered. </w:t>
       </w:r>
       <w:r>
         <w:rPr>
@@ -288,7 +558,21 @@
         <w:rPr>
           <w:lang w:val="en-US"/>
         </w:rPr>
-        <w:t xml:space="preserve"> I want to ask: do TP53-mutant cancers have more genomic chaos?</w:t>
+        <w:t xml:space="preserve"> I want to ask: do </w:t>
+      </w:r>
+      <w:proofErr w:type="spellStart"/>
+      <w:r>
+        <w:rPr>
+          <w:lang w:val="en-US"/>
+        </w:rPr>
+        <w:t>TP53</w:t>
+      </w:r>
+      <w:proofErr w:type="spellEnd"/>
+      <w:r>
+        <w:rPr>
+          <w:lang w:val="en-US"/>
+        </w:rPr>
+        <w:t>-mutant cancers have more genomic chaos?</w:t>
       </w:r>
     </w:p>
     <w:p>
@@ -306,7 +590,49 @@
         <w:rPr>
           <w:lang w:val="en-US"/>
         </w:rPr>
-        <w:t xml:space="preserve">Visualize: boxplot of CNV burden, heatmaps of recurrent CNVs, barplots per cancer type, </w:t>
+        <w:t xml:space="preserve">Visualize: boxplot of </w:t>
+      </w:r>
+      <w:proofErr w:type="spellStart"/>
+      <w:r>
+        <w:rPr>
+          <w:lang w:val="en-US"/>
+        </w:rPr>
+        <w:t>CNV</w:t>
+      </w:r>
+      <w:proofErr w:type="spellEnd"/>
+      <w:r>
+        <w:rPr>
+          <w:lang w:val="en-US"/>
+        </w:rPr>
+        <w:t xml:space="preserve"> burden, heatmaps of recurrent </w:t>
+      </w:r>
+      <w:proofErr w:type="spellStart"/>
+      <w:r>
+        <w:rPr>
+          <w:lang w:val="en-US"/>
+        </w:rPr>
+        <w:t>CNVs</w:t>
+      </w:r>
+      <w:proofErr w:type="spellEnd"/>
+      <w:r>
+        <w:rPr>
+          <w:lang w:val="en-US"/>
+        </w:rPr>
+        <w:t xml:space="preserve">, </w:t>
+      </w:r>
+      <w:proofErr w:type="spellStart"/>
+      <w:r>
+        <w:rPr>
+          <w:lang w:val="en-US"/>
+        </w:rPr>
+        <w:t>barplots</w:t>
+      </w:r>
+      <w:proofErr w:type="spellEnd"/>
+      <w:r>
+        <w:rPr>
+          <w:lang w:val="en-US"/>
+        </w:rPr>
+        <w:t xml:space="preserve"> per cancer type, </w:t>
       </w:r>
       <w:r>
         <w:rPr>
@@ -348,7 +674,35 @@
         <w:rPr>
           <w:lang w:val="en-US"/>
         </w:rPr>
-        <w:t>Interpret everything: do TP53-mutant tumors show higher CNV load? Are certain chromosomes more unstable? What cancers show stronger effect?</w:t>
+        <w:t xml:space="preserve">Interpret everything: do </w:t>
+      </w:r>
+      <w:proofErr w:type="spellStart"/>
+      <w:r>
+        <w:rPr>
+          <w:lang w:val="en-US"/>
+        </w:rPr>
+        <w:t>TP53</w:t>
+      </w:r>
+      <w:proofErr w:type="spellEnd"/>
+      <w:r>
+        <w:rPr>
+          <w:lang w:val="en-US"/>
+        </w:rPr>
+        <w:t xml:space="preserve">-mutant tumors show higher </w:t>
+      </w:r>
+      <w:proofErr w:type="spellStart"/>
+      <w:r>
+        <w:rPr>
+          <w:lang w:val="en-US"/>
+        </w:rPr>
+        <w:t>CNV</w:t>
+      </w:r>
+      <w:proofErr w:type="spellEnd"/>
+      <w:r>
+        <w:rPr>
+          <w:lang w:val="en-US"/>
+        </w:rPr>
+        <w:t xml:space="preserve"> load? Are certain chromosomes more unstable? What cancers show stronger effect?</w:t>
       </w:r>
     </w:p>
     <w:p>
@@ -366,7 +720,21 @@
         <w:rPr>
           <w:lang w:val="en-US"/>
         </w:rPr>
-        <w:t>Does higher CNV burden correlate with: tumor grade? Survival? Treatment response? Other genomic features?</w:t>
+        <w:t xml:space="preserve">Does higher </w:t>
+      </w:r>
+      <w:proofErr w:type="spellStart"/>
+      <w:r>
+        <w:rPr>
+          <w:lang w:val="en-US"/>
+        </w:rPr>
+        <w:t>CNV</w:t>
+      </w:r>
+      <w:proofErr w:type="spellEnd"/>
+      <w:r>
+        <w:rPr>
+          <w:lang w:val="en-US"/>
+        </w:rPr>
+        <w:t xml:space="preserve"> burden correlate with: tumor grade? Survival? Treatment response? Other genomic features?</w:t>
       </w:r>
     </w:p>
     <w:p>
@@ -740,6 +1108,7 @@
         </w:rPr>
         <w:t>בגלל ש-</w:t>
       </w:r>
+      <w:proofErr w:type="spellStart"/>
       <w:r>
         <w:rPr>
           <w:rStyle w:val="Strong"/>
@@ -750,6 +1119,7 @@
         </w:rPr>
         <w:t>p53</w:t>
       </w:r>
+      <w:proofErr w:type="spellEnd"/>
       <w:r>
         <w:rPr>
           <w:rStyle w:val="Strong"/>
@@ -783,6 +1153,7 @@
         </w:rPr>
         <w:t>. מצד שני, ל-</w:t>
       </w:r>
+      <w:proofErr w:type="spellStart"/>
       <w:r>
         <w:rPr>
           <w:rStyle w:val="Strong"/>
@@ -793,6 +1164,7 @@
         </w:rPr>
         <w:t>p53</w:t>
       </w:r>
+      <w:proofErr w:type="spellEnd"/>
       <w:r>
         <w:rPr>
           <w:rStyle w:val="Strong"/>
@@ -804,6 +1176,7 @@
         </w:rPr>
         <w:t xml:space="preserve"> יש עוד אפקט והוא כשיש מוטנט יש הרבה מוטציות נוספות מקופי </w:t>
       </w:r>
+      <w:proofErr w:type="spellStart"/>
       <w:r>
         <w:rPr>
           <w:rStyle w:val="Strong"/>
@@ -824,7 +1197,67 @@
           <w:rtl/>
           <w:lang w:val="en-US"/>
         </w:rPr>
-        <w:t>מבר ואני צריכה לבדוק אם יש קשר בין שני הדברים האלה,ֿ ז״א האם המוטציות שאנחנו רואים שמשפיעים על הפיטנס משפיעות על הקופי נאמבר או שאין קשר.</w:t>
+        <w:t>מבר</w:t>
+      </w:r>
+      <w:proofErr w:type="spellEnd"/>
+      <w:r>
+        <w:rPr>
+          <w:rStyle w:val="Strong"/>
+          <w:rFonts w:asciiTheme="minorHAnsi" w:eastAsiaTheme="majorEastAsia" w:hAnsiTheme="minorHAnsi" w:hint="cs"/>
+          <w:b w:val="0"/>
+          <w:bCs w:val="0"/>
+          <w:rtl/>
+          <w:lang w:val="en-US"/>
+        </w:rPr>
+        <w:t xml:space="preserve"> ואני צריכה לבדוק אם יש קשר בין שני הדברים האלה,ֿ ז״א האם המוטציות שאנחנו רואים שמשפיעים על </w:t>
+      </w:r>
+      <w:proofErr w:type="spellStart"/>
+      <w:r>
+        <w:rPr>
+          <w:rStyle w:val="Strong"/>
+          <w:rFonts w:asciiTheme="minorHAnsi" w:eastAsiaTheme="majorEastAsia" w:hAnsiTheme="minorHAnsi" w:hint="cs"/>
+          <w:b w:val="0"/>
+          <w:bCs w:val="0"/>
+          <w:rtl/>
+          <w:lang w:val="en-US"/>
+        </w:rPr>
+        <w:t>הפיטנס</w:t>
+      </w:r>
+      <w:proofErr w:type="spellEnd"/>
+      <w:r>
+        <w:rPr>
+          <w:rStyle w:val="Strong"/>
+          <w:rFonts w:asciiTheme="minorHAnsi" w:eastAsiaTheme="majorEastAsia" w:hAnsiTheme="minorHAnsi" w:hint="cs"/>
+          <w:b w:val="0"/>
+          <w:bCs w:val="0"/>
+          <w:rtl/>
+          <w:lang w:val="en-US"/>
+        </w:rPr>
+        <w:t xml:space="preserve"> משפיעות על הקופי </w:t>
+      </w:r>
+      <w:proofErr w:type="spellStart"/>
+      <w:r>
+        <w:rPr>
+          <w:rStyle w:val="Strong"/>
+          <w:rFonts w:asciiTheme="minorHAnsi" w:eastAsiaTheme="majorEastAsia" w:hAnsiTheme="minorHAnsi" w:hint="cs"/>
+          <w:b w:val="0"/>
+          <w:bCs w:val="0"/>
+          <w:rtl/>
+          <w:lang w:val="en-US"/>
+        </w:rPr>
+        <w:t>נאמבר</w:t>
+      </w:r>
+      <w:proofErr w:type="spellEnd"/>
+      <w:r>
+        <w:rPr>
+          <w:rStyle w:val="Strong"/>
+          <w:rFonts w:asciiTheme="minorHAnsi" w:eastAsiaTheme="majorEastAsia" w:hAnsiTheme="minorHAnsi" w:hint="cs"/>
+          <w:b w:val="0"/>
+          <w:bCs w:val="0"/>
+          <w:rtl/>
+          <w:lang w:val="en-US"/>
+        </w:rPr>
+        <w:t xml:space="preserve"> או שאין קשר.</w:t>
       </w:r>
     </w:p>
     <w:p>
@@ -871,15 +1304,87 @@
           <w:rtl/>
           <w:lang w:val="en-US"/>
         </w:rPr>
-        <w:t xml:space="preserve"> אפשר לראות בספלמנטל את הפנוטיפיק אפקט, את העוצמה ואת המיקום. זה הפנוטיפיק אפקט מבחינת התאים בתור המבחנה.</w:t>
-      </w:r>
-      <w:r>
-        <w:rPr>
-          <w:rFonts w:asciiTheme="minorHAnsi" w:hAnsiTheme="minorHAnsi" w:hint="cs"/>
-          <w:rtl/>
-          <w:lang w:val="en-US"/>
-        </w:rPr>
-        <w:t xml:space="preserve"> יש אתר שנקרא ג׳יני (</w:t>
+        <w:t xml:space="preserve"> אפשר לראות </w:t>
+      </w:r>
+      <w:proofErr w:type="spellStart"/>
+      <w:r>
+        <w:rPr>
+          <w:rFonts w:asciiTheme="minorHAnsi" w:hAnsiTheme="minorHAnsi" w:hint="cs"/>
+          <w:rtl/>
+          <w:lang w:val="en-US"/>
+        </w:rPr>
+        <w:t>בספלמנטל</w:t>
+      </w:r>
+      <w:proofErr w:type="spellEnd"/>
+      <w:r>
+        <w:rPr>
+          <w:rFonts w:asciiTheme="minorHAnsi" w:hAnsiTheme="minorHAnsi" w:hint="cs"/>
+          <w:rtl/>
+          <w:lang w:val="en-US"/>
+        </w:rPr>
+        <w:t xml:space="preserve"> את </w:t>
+      </w:r>
+      <w:proofErr w:type="spellStart"/>
+      <w:r>
+        <w:rPr>
+          <w:rFonts w:asciiTheme="minorHAnsi" w:hAnsiTheme="minorHAnsi" w:hint="cs"/>
+          <w:rtl/>
+          <w:lang w:val="en-US"/>
+        </w:rPr>
+        <w:t>הפנוטיפיק</w:t>
+      </w:r>
+      <w:proofErr w:type="spellEnd"/>
+      <w:r>
+        <w:rPr>
+          <w:rFonts w:asciiTheme="minorHAnsi" w:hAnsiTheme="minorHAnsi" w:hint="cs"/>
+          <w:rtl/>
+          <w:lang w:val="en-US"/>
+        </w:rPr>
+        <w:t xml:space="preserve"> אפקט, את העוצמה ואת המיקום. זה </w:t>
+      </w:r>
+      <w:proofErr w:type="spellStart"/>
+      <w:r>
+        <w:rPr>
+          <w:rFonts w:asciiTheme="minorHAnsi" w:hAnsiTheme="minorHAnsi" w:hint="cs"/>
+          <w:rtl/>
+          <w:lang w:val="en-US"/>
+        </w:rPr>
+        <w:t>הפנוטיפיק</w:t>
+      </w:r>
+      <w:proofErr w:type="spellEnd"/>
+      <w:r>
+        <w:rPr>
+          <w:rFonts w:asciiTheme="minorHAnsi" w:hAnsiTheme="minorHAnsi" w:hint="cs"/>
+          <w:rtl/>
+          <w:lang w:val="en-US"/>
+        </w:rPr>
+        <w:t xml:space="preserve"> אפקט מבחינת התאים בתור המבחנה.</w:t>
+      </w:r>
+      <w:r>
+        <w:rPr>
+          <w:rFonts w:asciiTheme="minorHAnsi" w:hAnsiTheme="minorHAnsi" w:hint="cs"/>
+          <w:rtl/>
+          <w:lang w:val="en-US"/>
+        </w:rPr>
+        <w:t xml:space="preserve"> יש אתר שנקרא </w:t>
+      </w:r>
+      <w:proofErr w:type="spellStart"/>
+      <w:r>
+        <w:rPr>
+          <w:rFonts w:asciiTheme="minorHAnsi" w:hAnsiTheme="minorHAnsi" w:hint="cs"/>
+          <w:rtl/>
+          <w:lang w:val="en-US"/>
+        </w:rPr>
+        <w:t>ג׳יני</w:t>
+      </w:r>
+      <w:proofErr w:type="spellEnd"/>
+      <w:r>
+        <w:rPr>
+          <w:rFonts w:asciiTheme="minorHAnsi" w:hAnsiTheme="minorHAnsi" w:hint="cs"/>
+          <w:rtl/>
+          <w:lang w:val="en-US"/>
+        </w:rPr>
+        <w:t xml:space="preserve"> (</w:t>
       </w:r>
       <w:r>
         <w:rPr>
@@ -1043,8 +1548,45 @@
           <w:rtl/>
           <w:lang w:val="en-US"/>
         </w:rPr>
-        <w:t>מה שאני אעשה זה להוריד מהדטא של ג׳יני את כל מה שקורה פה, את כל המוטציות שיש ואת כל ה-</w:t>
-      </w:r>
+        <w:t xml:space="preserve">מה שאני אעשה זה להוריד </w:t>
+      </w:r>
+      <w:proofErr w:type="spellStart"/>
+      <w:r>
+        <w:rPr>
+          <w:rFonts w:asciiTheme="minorHAnsi" w:hAnsiTheme="minorHAnsi" w:hint="cs"/>
+          <w:rtl/>
+          <w:lang w:val="en-US"/>
+        </w:rPr>
+        <w:t>מהדטא</w:t>
+      </w:r>
+      <w:proofErr w:type="spellEnd"/>
+      <w:r>
+        <w:rPr>
+          <w:rFonts w:asciiTheme="minorHAnsi" w:hAnsiTheme="minorHAnsi" w:hint="cs"/>
+          <w:rtl/>
+          <w:lang w:val="en-US"/>
+        </w:rPr>
+        <w:t xml:space="preserve"> של </w:t>
+      </w:r>
+      <w:proofErr w:type="spellStart"/>
+      <w:r>
+        <w:rPr>
+          <w:rFonts w:asciiTheme="minorHAnsi" w:hAnsiTheme="minorHAnsi" w:hint="cs"/>
+          <w:rtl/>
+          <w:lang w:val="en-US"/>
+        </w:rPr>
+        <w:t>ג׳יני</w:t>
+      </w:r>
+      <w:proofErr w:type="spellEnd"/>
+      <w:r>
+        <w:rPr>
+          <w:rFonts w:asciiTheme="minorHAnsi" w:hAnsiTheme="minorHAnsi" w:hint="cs"/>
+          <w:rtl/>
+          <w:lang w:val="en-US"/>
+        </w:rPr>
+        <w:t xml:space="preserve"> את כל מה שקורה פה, את כל המוטציות שיש ואת כל ה-</w:t>
+      </w:r>
+      <w:proofErr w:type="spellStart"/>
       <w:r>
         <w:rPr>
           <w:rFonts w:asciiTheme="minorHAnsi" w:hAnsiTheme="minorHAnsi"/>
@@ -1052,6 +1594,7 @@
         </w:rPr>
         <w:t>GDA</w:t>
       </w:r>
+      <w:proofErr w:type="spellEnd"/>
       <w:r>
         <w:rPr>
           <w:rFonts w:asciiTheme="minorHAnsi" w:hAnsiTheme="minorHAnsi" w:hint="cs"/>
@@ -1060,12 +1603,21 @@
         </w:rPr>
         <w:t xml:space="preserve"> ולראות האם יש או אין קורלציה בין ה-</w:t>
       </w:r>
-      <w:r>
-        <w:rPr>
-          <w:rFonts w:asciiTheme="minorHAnsi" w:hAnsiTheme="minorHAnsi"/>
-          <w:lang w:val="en-US"/>
-        </w:rPr>
-        <w:t>phenotipic selection event</w:t>
+      <w:proofErr w:type="spellStart"/>
+      <w:r>
+        <w:rPr>
+          <w:rFonts w:asciiTheme="minorHAnsi" w:hAnsiTheme="minorHAnsi"/>
+          <w:lang w:val="en-US"/>
+        </w:rPr>
+        <w:t>phenotipic</w:t>
+      </w:r>
+      <w:proofErr w:type="spellEnd"/>
+      <w:r>
+        <w:rPr>
+          <w:rFonts w:asciiTheme="minorHAnsi" w:hAnsiTheme="minorHAnsi"/>
+          <w:lang w:val="en-US"/>
+        </w:rPr>
+        <w:t xml:space="preserve"> selection event</w:t>
       </w:r>
       <w:r>
         <w:rPr>
@@ -1090,6 +1642,7 @@
         </w:rPr>
         <w:t xml:space="preserve">. יש פה 2 תכונות של </w:t>
       </w:r>
+      <w:proofErr w:type="spellStart"/>
       <w:r>
         <w:rPr>
           <w:rFonts w:asciiTheme="minorHAnsi" w:hAnsiTheme="minorHAnsi"/>
@@ -1097,6 +1650,7 @@
         </w:rPr>
         <w:t>p53</w:t>
       </w:r>
+      <w:proofErr w:type="spellEnd"/>
       <w:r>
         <w:rPr>
           <w:rFonts w:asciiTheme="minorHAnsi" w:hAnsiTheme="minorHAnsi" w:hint="cs"/>
@@ -1121,7 +1675,25 @@
           <w:rtl/>
           <w:lang w:val="en-US"/>
         </w:rPr>
-        <w:t xml:space="preserve">לנסות לעשות וולקנו של </w:t>
+        <w:t xml:space="preserve">לנסות לעשות </w:t>
+      </w:r>
+      <w:proofErr w:type="spellStart"/>
+      <w:r>
+        <w:rPr>
+          <w:rFonts w:asciiTheme="minorHAnsi" w:hAnsiTheme="minorHAnsi" w:hint="cs"/>
+          <w:rtl/>
+          <w:lang w:val="en-US"/>
+        </w:rPr>
+        <w:t>וולקנו</w:t>
+      </w:r>
+      <w:proofErr w:type="spellEnd"/>
+      <w:r>
+        <w:rPr>
+          <w:rFonts w:asciiTheme="minorHAnsi" w:hAnsiTheme="minorHAnsi" w:hint="cs"/>
+          <w:rtl/>
+          <w:lang w:val="en-US"/>
+        </w:rPr>
+        <w:t xml:space="preserve"> של </w:t>
       </w:r>
       <w:r>
         <w:rPr>
@@ -1159,7 +1731,25 @@
           <w:rtl/>
           <w:lang w:val="en-US"/>
         </w:rPr>
-        <w:t>(כל סרטן וכמות הסאמפלים שלו)</w:t>
+        <w:t xml:space="preserve">(כל סרטן וכמות </w:t>
+      </w:r>
+      <w:proofErr w:type="spellStart"/>
+      <w:r>
+        <w:rPr>
+          <w:rFonts w:asciiTheme="minorHAnsi" w:hAnsiTheme="minorHAnsi" w:hint="cs"/>
+          <w:rtl/>
+          <w:lang w:val="en-US"/>
+        </w:rPr>
+        <w:t>הסאמפלים</w:t>
+      </w:r>
+      <w:proofErr w:type="spellEnd"/>
+      <w:r>
+        <w:rPr>
+          <w:rFonts w:asciiTheme="minorHAnsi" w:hAnsiTheme="minorHAnsi" w:hint="cs"/>
+          <w:rtl/>
+          <w:lang w:val="en-US"/>
+        </w:rPr>
+        <w:t xml:space="preserve"> שלו)</w:t>
       </w:r>
       <w:r>
         <w:rPr>
@@ -1262,6 +1852,7 @@
         </w:rPr>
         <w:t>לגידולים עם מוטציות ב-</w:t>
       </w:r>
+      <w:proofErr w:type="spellStart"/>
       <w:r>
         <w:rPr>
           <w:rFonts w:asciiTheme="minorHAnsi" w:hAnsiTheme="minorHAnsi"/>
@@ -1269,6 +1860,7 @@
         </w:rPr>
         <w:t>TP53</w:t>
       </w:r>
+      <w:proofErr w:type="spellEnd"/>
       <w:r>
         <w:rPr>
           <w:rFonts w:asciiTheme="minorHAnsi" w:hAnsiTheme="minorHAnsi" w:hint="cs"/>
@@ -1305,8 +1897,17 @@
           <w:rFonts w:asciiTheme="minorHAnsi" w:hAnsiTheme="minorHAnsi"/>
           <w:lang w:val="en-US"/>
         </w:rPr>
-        <w:t>n=~271K</w:t>
-      </w:r>
+        <w:t>n=~</w:t>
+      </w:r>
+      <w:proofErr w:type="spellStart"/>
+      <w:r>
+        <w:rPr>
+          <w:rFonts w:asciiTheme="minorHAnsi" w:hAnsiTheme="minorHAnsi"/>
+          <w:lang w:val="en-US"/>
+        </w:rPr>
+        <w:t>271K</w:t>
+      </w:r>
+      <w:proofErr w:type="spellEnd"/>
       <w:r>
         <w:rPr>
           <w:rFonts w:asciiTheme="minorHAnsi" w:hAnsiTheme="minorHAnsi" w:hint="cs"/>
@@ -1430,6 +2031,7 @@
         </w:rPr>
         <w:t xml:space="preserve"> של </w:t>
       </w:r>
+      <w:proofErr w:type="spellStart"/>
       <w:r>
         <w:rPr>
           <w:rFonts w:asciiTheme="minorHAnsi" w:hAnsiTheme="minorHAnsi"/>
@@ -1437,13 +2039,32 @@
         </w:rPr>
         <w:t>TP53</w:t>
       </w:r>
-      <w:r>
-        <w:rPr>
-          <w:rFonts w:asciiTheme="minorHAnsi" w:hAnsiTheme="minorHAnsi" w:hint="cs"/>
-          <w:rtl/>
-          <w:lang w:val="en-US"/>
-        </w:rPr>
-        <w:t xml:space="preserve"> לא חוזה בקורלציה לינארית את רמת היציבות הגנומית.</w:t>
+      <w:proofErr w:type="spellEnd"/>
+      <w:r>
+        <w:rPr>
+          <w:rFonts w:asciiTheme="minorHAnsi" w:hAnsiTheme="minorHAnsi" w:hint="cs"/>
+          <w:rtl/>
+          <w:lang w:val="en-US"/>
+        </w:rPr>
+        <w:t xml:space="preserve"> לא חוזה בקורלציה לינארית את רמת היציבות </w:t>
+      </w:r>
+      <w:proofErr w:type="spellStart"/>
+      <w:r>
+        <w:rPr>
+          <w:rFonts w:asciiTheme="minorHAnsi" w:hAnsiTheme="minorHAnsi" w:hint="cs"/>
+          <w:rtl/>
+          <w:lang w:val="en-US"/>
+        </w:rPr>
+        <w:t>הגנומית</w:t>
+      </w:r>
+      <w:proofErr w:type="spellEnd"/>
+      <w:r>
+        <w:rPr>
+          <w:rFonts w:asciiTheme="minorHAnsi" w:hAnsiTheme="minorHAnsi" w:hint="cs"/>
+          <w:rtl/>
+          <w:lang w:val="en-US"/>
+        </w:rPr>
+        <w:t>.</w:t>
       </w:r>
       <w:r>
         <w:rPr>
@@ -1453,12 +2074,21 @@
         </w:rPr>
         <w:t xml:space="preserve"> ז״א </w:t>
       </w:r>
-      <w:r>
-        <w:rPr>
-          <w:rFonts w:asciiTheme="minorHAnsi" w:hAnsiTheme="minorHAnsi"/>
-          <w:lang w:val="en-US"/>
-        </w:rPr>
-        <w:t>EFS (experimental function scores)</w:t>
+      <w:proofErr w:type="spellStart"/>
+      <w:r>
+        <w:rPr>
+          <w:rFonts w:asciiTheme="minorHAnsi" w:hAnsiTheme="minorHAnsi"/>
+          <w:lang w:val="en-US"/>
+        </w:rPr>
+        <w:t>EFS</w:t>
+      </w:r>
+      <w:proofErr w:type="spellEnd"/>
+      <w:r>
+        <w:rPr>
+          <w:rFonts w:asciiTheme="minorHAnsi" w:hAnsiTheme="minorHAnsi"/>
+          <w:lang w:val="en-US"/>
+        </w:rPr>
+        <w:t xml:space="preserve"> (experimental function scores)</w:t>
       </w:r>
       <w:r>
         <w:rPr>
@@ -1483,6 +2113,7 @@
         </w:rPr>
         <w:t xml:space="preserve">. ברגע שיש לנו </w:t>
       </w:r>
+      <w:proofErr w:type="spellStart"/>
       <w:r>
         <w:rPr>
           <w:rFonts w:asciiTheme="minorHAnsi" w:hAnsiTheme="minorHAnsi"/>
@@ -1490,6 +2121,7 @@
         </w:rPr>
         <w:t>TP53</w:t>
       </w:r>
+      <w:proofErr w:type="spellEnd"/>
       <w:r>
         <w:rPr>
           <w:rFonts w:asciiTheme="minorHAnsi" w:hAnsiTheme="minorHAnsi" w:hint="cs"/>
@@ -1566,6 +2198,7 @@
         </w:rPr>
         <w:t xml:space="preserve">, הגנום הופך להיות לא יציב בלי קשר לכמה </w:t>
       </w:r>
+      <w:proofErr w:type="spellStart"/>
       <w:r>
         <w:rPr>
           <w:rFonts w:asciiTheme="minorHAnsi" w:hAnsiTheme="minorHAnsi"/>
@@ -1573,6 +2206,7 @@
         </w:rPr>
         <w:t>TP53</w:t>
       </w:r>
+      <w:proofErr w:type="spellEnd"/>
       <w:r>
         <w:rPr>
           <w:rFonts w:asciiTheme="minorHAnsi" w:hAnsiTheme="minorHAnsi" w:hint="cs"/>
@@ -1659,12 +2293,21 @@
         </w:rPr>
         <w:t xml:space="preserve">אצל סוגי סרטן מסוימים יש קורלציה יותר טובה בין </w:t>
       </w:r>
-      <w:r>
-        <w:rPr>
-          <w:rFonts w:asciiTheme="minorHAnsi" w:hAnsiTheme="minorHAnsi"/>
-          <w:lang w:val="en-US"/>
-        </w:rPr>
-        <w:t>EFS-FGA</w:t>
+      <w:proofErr w:type="spellStart"/>
+      <w:r>
+        <w:rPr>
+          <w:rFonts w:asciiTheme="minorHAnsi" w:hAnsiTheme="minorHAnsi"/>
+          <w:lang w:val="en-US"/>
+        </w:rPr>
+        <w:t>EFS</w:t>
+      </w:r>
+      <w:proofErr w:type="spellEnd"/>
+      <w:r>
+        <w:rPr>
+          <w:rFonts w:asciiTheme="minorHAnsi" w:hAnsiTheme="minorHAnsi"/>
+          <w:lang w:val="en-US"/>
+        </w:rPr>
+        <w:t>-FGA</w:t>
       </w:r>
       <w:r>
         <w:rPr>
@@ -1674,19 +2317,39 @@
         </w:rPr>
         <w:t xml:space="preserve">, משמע הקשר בין </w:t>
       </w:r>
+      <w:proofErr w:type="spellStart"/>
       <w:r>
         <w:rPr>
           <w:lang w:val="en-US"/>
         </w:rPr>
         <w:t>TP53</w:t>
       </w:r>
+      <w:proofErr w:type="spellEnd"/>
       <w:r>
         <w:rPr>
           <w:rFonts w:hint="cs"/>
           <w:rtl/>
           <w:lang w:val="en-US"/>
         </w:rPr>
-        <w:t xml:space="preserve"> לאי יציבות גנומית היא תלוית קונטקסט-רקמה.</w:t>
+        <w:t xml:space="preserve"> לאי יציבות </w:t>
+      </w:r>
+      <w:proofErr w:type="spellStart"/>
+      <w:r>
+        <w:rPr>
+          <w:rFonts w:hint="cs"/>
+          <w:rtl/>
+          <w:lang w:val="en-US"/>
+        </w:rPr>
+        <w:t>גנומית</w:t>
+      </w:r>
+      <w:proofErr w:type="spellEnd"/>
+      <w:r>
+        <w:rPr>
+          <w:rFonts w:hint="cs"/>
+          <w:rtl/>
+          <w:lang w:val="en-US"/>
+        </w:rPr>
+        <w:t xml:space="preserve"> היא תלוית קונטקסט-רקמה.</w:t>
       </w:r>
     </w:p>
     <w:p>
@@ -1707,6 +2370,7 @@
         </w:rPr>
         <w:t>מוטציות ב-</w:t>
       </w:r>
+      <w:proofErr w:type="spellStart"/>
       <w:r>
         <w:rPr>
           <w:rFonts w:asciiTheme="minorHAnsi" w:hAnsiTheme="minorHAnsi"/>
@@ -1714,6 +2378,7 @@
         </w:rPr>
         <w:t>TP53</w:t>
       </w:r>
+      <w:proofErr w:type="spellEnd"/>
       <w:r>
         <w:rPr>
           <w:rFonts w:asciiTheme="minorHAnsi" w:hAnsiTheme="minorHAnsi" w:hint="cs"/>
@@ -1773,7 +2438,23 @@
           <w:rFonts w:asciiTheme="minorHAnsi" w:hAnsiTheme="minorHAnsi"/>
           <w:lang w:val="en-US"/>
         </w:rPr>
-        <w:t>~200x fold change</w:t>
+        <w:t>~</w:t>
+      </w:r>
+      <w:proofErr w:type="spellStart"/>
+      <w:r>
+        <w:rPr>
+          <w:rFonts w:asciiTheme="minorHAnsi" w:hAnsiTheme="minorHAnsi"/>
+          <w:lang w:val="en-US"/>
+        </w:rPr>
+        <w:t>200x</w:t>
+      </w:r>
+      <w:proofErr w:type="spellEnd"/>
+      <w:r>
+        <w:rPr>
+          <w:rFonts w:asciiTheme="minorHAnsi" w:hAnsiTheme="minorHAnsi"/>
+          <w:lang w:val="en-US"/>
+        </w:rPr>
+        <w:t xml:space="preserve"> fold change</w:t>
       </w:r>
       <w:r>
         <w:rPr>
@@ -2174,6 +2855,7 @@
         </w:rPr>
         <w:t xml:space="preserve"> במוטציות </w:t>
       </w:r>
+      <w:proofErr w:type="spellStart"/>
       <w:r>
         <w:rPr>
           <w:rFonts w:asciiTheme="minorHAnsi" w:hAnsiTheme="minorHAnsi"/>
@@ -2181,6 +2863,7 @@
         </w:rPr>
         <w:t>TP53</w:t>
       </w:r>
+      <w:proofErr w:type="spellEnd"/>
       <w:r>
         <w:rPr>
           <w:rFonts w:asciiTheme="minorHAnsi" w:hAnsiTheme="minorHAnsi" w:hint="cs"/>
@@ -2225,8 +2908,27 @@
           <w:rtl/>
           <w:lang w:val="en-US"/>
         </w:rPr>
-        <w:t xml:space="preserve">אפשר לראות שאונקוגן קלאסי שגורם להאצת התחלקות תאים, כמו </w:t>
-      </w:r>
+        <w:t xml:space="preserve">אפשר לראות </w:t>
+      </w:r>
+      <w:proofErr w:type="spellStart"/>
+      <w:r>
+        <w:rPr>
+          <w:rFonts w:asciiTheme="minorHAnsi" w:hAnsiTheme="minorHAnsi" w:hint="cs"/>
+          <w:rtl/>
+          <w:lang w:val="en-US"/>
+        </w:rPr>
+        <w:t>שאונקוגן</w:t>
+      </w:r>
+      <w:proofErr w:type="spellEnd"/>
+      <w:r>
+        <w:rPr>
+          <w:rFonts w:asciiTheme="minorHAnsi" w:hAnsiTheme="minorHAnsi" w:hint="cs"/>
+          <w:rtl/>
+          <w:lang w:val="en-US"/>
+        </w:rPr>
+        <w:t xml:space="preserve"> קלאסי שגורם להאצת התחלקות תאים, כמו </w:t>
+      </w:r>
+      <w:proofErr w:type="spellStart"/>
       <w:r>
         <w:rPr>
           <w:rFonts w:asciiTheme="minorHAnsi" w:hAnsiTheme="minorHAnsi"/>
@@ -2234,6 +2936,7 @@
         </w:rPr>
         <w:t>MYC</w:t>
       </w:r>
+      <w:proofErr w:type="spellEnd"/>
       <w:r>
         <w:rPr>
           <w:rFonts w:asciiTheme="minorHAnsi" w:hAnsiTheme="minorHAnsi" w:hint="cs"/>
@@ -2265,6 +2968,7 @@
         </w:rPr>
         <w:t xml:space="preserve"> יש גם את </w:t>
       </w:r>
+      <w:proofErr w:type="spellStart"/>
       <w:r>
         <w:rPr>
           <w:rFonts w:asciiTheme="minorHAnsi" w:hAnsiTheme="minorHAnsi"/>
@@ -2272,6 +2976,7 @@
         </w:rPr>
         <w:t>CCNE1</w:t>
       </w:r>
+      <w:proofErr w:type="spellEnd"/>
       <w:r>
         <w:rPr>
           <w:rFonts w:asciiTheme="minorHAnsi" w:hAnsiTheme="minorHAnsi" w:hint="cs"/>
@@ -2280,6 +2985,7 @@
         </w:rPr>
         <w:t xml:space="preserve"> ו-</w:t>
       </w:r>
+      <w:proofErr w:type="spellStart"/>
       <w:r>
         <w:rPr>
           <w:rFonts w:asciiTheme="minorHAnsi" w:hAnsiTheme="minorHAnsi"/>
@@ -2287,6 +2993,7 @@
         </w:rPr>
         <w:t>CCND1</w:t>
       </w:r>
+      <w:proofErr w:type="spellEnd"/>
       <w:r>
         <w:rPr>
           <w:rFonts w:asciiTheme="minorHAnsi" w:hAnsiTheme="minorHAnsi" w:hint="cs"/>
@@ -2308,7 +3015,25 @@
           <w:rtl/>
           <w:lang w:val="en-US"/>
         </w:rPr>
-        <w:t>, הצ׳קפוינטס בעצם מדולגים.</w:t>
+        <w:t xml:space="preserve">, </w:t>
+      </w:r>
+      <w:proofErr w:type="spellStart"/>
+      <w:r>
+        <w:rPr>
+          <w:rFonts w:asciiTheme="minorHAnsi" w:hAnsiTheme="minorHAnsi" w:hint="cs"/>
+          <w:rtl/>
+          <w:lang w:val="en-US"/>
+        </w:rPr>
+        <w:t>הצ׳קפוינטס</w:t>
+      </w:r>
+      <w:proofErr w:type="spellEnd"/>
+      <w:r>
+        <w:rPr>
+          <w:rFonts w:asciiTheme="minorHAnsi" w:hAnsiTheme="minorHAnsi" w:hint="cs"/>
+          <w:rtl/>
+          <w:lang w:val="en-US"/>
+        </w:rPr>
+        <w:t xml:space="preserve"> בעצם מדולגים.</w:t>
       </w:r>
       <w:r>
         <w:rPr>
@@ -2318,6 +3043,7 @@
         </w:rPr>
         <w:t xml:space="preserve"> </w:t>
       </w:r>
+      <w:proofErr w:type="spellStart"/>
       <w:r>
         <w:rPr>
           <w:rFonts w:asciiTheme="minorHAnsi" w:hAnsiTheme="minorHAnsi"/>
@@ -2325,6 +3051,7 @@
         </w:rPr>
         <w:t>FGF19</w:t>
       </w:r>
+      <w:proofErr w:type="spellEnd"/>
       <w:r>
         <w:rPr>
           <w:rFonts w:asciiTheme="minorHAnsi" w:hAnsiTheme="minorHAnsi" w:hint="cs"/>
@@ -2333,12 +3060,21 @@
         </w:rPr>
         <w:t xml:space="preserve">, </w:t>
       </w:r>
-      <w:r>
-        <w:rPr>
-          <w:rFonts w:asciiTheme="minorHAnsi" w:hAnsiTheme="minorHAnsi"/>
-          <w:lang w:val="en-US"/>
-        </w:rPr>
-        <w:t>FGF4/3</w:t>
+      <w:proofErr w:type="spellStart"/>
+      <w:r>
+        <w:rPr>
+          <w:rFonts w:asciiTheme="minorHAnsi" w:hAnsiTheme="minorHAnsi"/>
+          <w:lang w:val="en-US"/>
+        </w:rPr>
+        <w:t>FGF4</w:t>
+      </w:r>
+      <w:proofErr w:type="spellEnd"/>
+      <w:r>
+        <w:rPr>
+          <w:rFonts w:asciiTheme="minorHAnsi" w:hAnsiTheme="minorHAnsi"/>
+          <w:lang w:val="en-US"/>
+        </w:rPr>
+        <w:t>/3</w:t>
       </w:r>
       <w:r>
         <w:rPr>
@@ -2348,6 +3084,7 @@
         </w:rPr>
         <w:t xml:space="preserve">, </w:t>
       </w:r>
+      <w:proofErr w:type="spellStart"/>
       <w:r>
         <w:rPr>
           <w:rFonts w:asciiTheme="minorHAnsi" w:hAnsiTheme="minorHAnsi"/>
@@ -2355,13 +3092,50 @@
         </w:rPr>
         <w:t>FGFR1</w:t>
       </w:r>
-      <w:r>
-        <w:rPr>
-          <w:rFonts w:asciiTheme="minorHAnsi" w:hAnsiTheme="minorHAnsi" w:hint="cs"/>
-          <w:rtl/>
-          <w:lang w:val="en-US"/>
-        </w:rPr>
-        <w:t xml:space="preserve"> הם פקטורי גדילה פיברובלסטים, מניעים סיגנלי פרוליפרציה ושרידות.</w:t>
+      <w:proofErr w:type="spellEnd"/>
+      <w:r>
+        <w:rPr>
+          <w:rFonts w:asciiTheme="minorHAnsi" w:hAnsiTheme="minorHAnsi" w:hint="cs"/>
+          <w:rtl/>
+          <w:lang w:val="en-US"/>
+        </w:rPr>
+        <w:t xml:space="preserve"> הם </w:t>
+      </w:r>
+      <w:proofErr w:type="spellStart"/>
+      <w:r>
+        <w:rPr>
+          <w:rFonts w:asciiTheme="minorHAnsi" w:hAnsiTheme="minorHAnsi" w:hint="cs"/>
+          <w:rtl/>
+          <w:lang w:val="en-US"/>
+        </w:rPr>
+        <w:t>פקטורי</w:t>
+      </w:r>
+      <w:proofErr w:type="spellEnd"/>
+      <w:r>
+        <w:rPr>
+          <w:rFonts w:asciiTheme="minorHAnsi" w:hAnsiTheme="minorHAnsi" w:hint="cs"/>
+          <w:rtl/>
+          <w:lang w:val="en-US"/>
+        </w:rPr>
+        <w:t xml:space="preserve"> גדילה </w:t>
+      </w:r>
+      <w:proofErr w:type="spellStart"/>
+      <w:r>
+        <w:rPr>
+          <w:rFonts w:asciiTheme="minorHAnsi" w:hAnsiTheme="minorHAnsi" w:hint="cs"/>
+          <w:rtl/>
+          <w:lang w:val="en-US"/>
+        </w:rPr>
+        <w:t>פיברובלסטים</w:t>
+      </w:r>
+      <w:proofErr w:type="spellEnd"/>
+      <w:r>
+        <w:rPr>
+          <w:rFonts w:asciiTheme="minorHAnsi" w:hAnsiTheme="minorHAnsi" w:hint="cs"/>
+          <w:rtl/>
+          <w:lang w:val="en-US"/>
+        </w:rPr>
+        <w:t>, מניעים סיגנלי פרוליפרציה ושרידות.</w:t>
       </w:r>
       <w:r>
         <w:rPr>
@@ -2371,6 +3145,7 @@
         </w:rPr>
         <w:t xml:space="preserve"> </w:t>
       </w:r>
+      <w:proofErr w:type="spellStart"/>
       <w:r>
         <w:rPr>
           <w:rFonts w:asciiTheme="minorHAnsi" w:hAnsiTheme="minorHAnsi"/>
@@ -2378,6 +3153,7 @@
         </w:rPr>
         <w:t>ERBB2</w:t>
       </w:r>
+      <w:proofErr w:type="spellEnd"/>
       <w:r>
         <w:rPr>
           <w:rFonts w:asciiTheme="minorHAnsi" w:hAnsiTheme="minorHAnsi" w:hint="cs"/>
@@ -2386,6 +3162,7 @@
         </w:rPr>
         <w:t xml:space="preserve"> הוא בעצם </w:t>
       </w:r>
+      <w:proofErr w:type="spellStart"/>
       <w:r>
         <w:rPr>
           <w:rFonts w:asciiTheme="minorHAnsi" w:hAnsiTheme="minorHAnsi"/>
@@ -2393,13 +3170,32 @@
         </w:rPr>
         <w:t>HER2</w:t>
       </w:r>
-      <w:r>
-        <w:rPr>
-          <w:rFonts w:asciiTheme="minorHAnsi" w:hAnsiTheme="minorHAnsi" w:hint="cs"/>
-          <w:rtl/>
-          <w:lang w:val="en-US"/>
-        </w:rPr>
-        <w:t xml:space="preserve">, עוד פקטור גדילה. הוא ידוע בתור טרגט </w:t>
+      <w:proofErr w:type="spellEnd"/>
+      <w:r>
+        <w:rPr>
+          <w:rFonts w:asciiTheme="minorHAnsi" w:hAnsiTheme="minorHAnsi" w:hint="cs"/>
+          <w:rtl/>
+          <w:lang w:val="en-US"/>
+        </w:rPr>
+        <w:t xml:space="preserve">, עוד פקטור גדילה. הוא ידוע בתור </w:t>
+      </w:r>
+      <w:proofErr w:type="spellStart"/>
+      <w:r>
+        <w:rPr>
+          <w:rFonts w:asciiTheme="minorHAnsi" w:hAnsiTheme="minorHAnsi" w:hint="cs"/>
+          <w:rtl/>
+          <w:lang w:val="en-US"/>
+        </w:rPr>
+        <w:t>טרגט</w:t>
+      </w:r>
+      <w:proofErr w:type="spellEnd"/>
+      <w:r>
+        <w:rPr>
+          <w:rFonts w:asciiTheme="minorHAnsi" w:hAnsiTheme="minorHAnsi" w:hint="cs"/>
+          <w:rtl/>
+          <w:lang w:val="en-US"/>
+        </w:rPr>
+        <w:t xml:space="preserve"> </w:t>
       </w:r>
       <w:r>
         <w:rPr>
@@ -2418,6 +3214,7 @@
         </w:rPr>
         <w:t xml:space="preserve">. </w:t>
       </w:r>
+      <w:proofErr w:type="spellStart"/>
       <w:r>
         <w:rPr>
           <w:rFonts w:asciiTheme="minorHAnsi" w:hAnsiTheme="minorHAnsi"/>
@@ -2425,13 +3222,32 @@
         </w:rPr>
         <w:t>MCL1</w:t>
       </w:r>
-      <w:r>
-        <w:rPr>
-          <w:rFonts w:asciiTheme="minorHAnsi" w:hAnsiTheme="minorHAnsi" w:hint="cs"/>
-          <w:rtl/>
-          <w:lang w:val="en-US"/>
-        </w:rPr>
-        <w:t xml:space="preserve"> הוא גן אנטי אפופטוטי, עוזר לתאים להתחמק ממוות תאי. </w:t>
+      <w:proofErr w:type="spellEnd"/>
+      <w:r>
+        <w:rPr>
+          <w:rFonts w:asciiTheme="minorHAnsi" w:hAnsiTheme="minorHAnsi" w:hint="cs"/>
+          <w:rtl/>
+          <w:lang w:val="en-US"/>
+        </w:rPr>
+        <w:t xml:space="preserve"> הוא גן אנטי </w:t>
+      </w:r>
+      <w:proofErr w:type="spellStart"/>
+      <w:r>
+        <w:rPr>
+          <w:rFonts w:asciiTheme="minorHAnsi" w:hAnsiTheme="minorHAnsi" w:hint="cs"/>
+          <w:rtl/>
+          <w:lang w:val="en-US"/>
+        </w:rPr>
+        <w:t>אפופטוטי</w:t>
+      </w:r>
+      <w:proofErr w:type="spellEnd"/>
+      <w:r>
+        <w:rPr>
+          <w:rFonts w:asciiTheme="minorHAnsi" w:hAnsiTheme="minorHAnsi" w:hint="cs"/>
+          <w:rtl/>
+          <w:lang w:val="en-US"/>
+        </w:rPr>
+        <w:t xml:space="preserve">, עוזר לתאים להתחמק ממוות תאי. </w:t>
       </w:r>
       <w:r>
         <w:rPr>
@@ -2446,7 +3262,25 @@
           <w:rtl/>
           <w:lang w:val="en-US"/>
         </w:rPr>
-        <w:t xml:space="preserve"> הוא טלומראז, מאפשר רפליקציה לא מוגבלת.</w:t>
+        <w:t xml:space="preserve"> הוא </w:t>
+      </w:r>
+      <w:proofErr w:type="spellStart"/>
+      <w:r>
+        <w:rPr>
+          <w:rFonts w:asciiTheme="minorHAnsi" w:hAnsiTheme="minorHAnsi" w:hint="cs"/>
+          <w:rtl/>
+          <w:lang w:val="en-US"/>
+        </w:rPr>
+        <w:t>טלומראז</w:t>
+      </w:r>
+      <w:proofErr w:type="spellEnd"/>
+      <w:r>
+        <w:rPr>
+          <w:rFonts w:asciiTheme="minorHAnsi" w:hAnsiTheme="minorHAnsi" w:hint="cs"/>
+          <w:rtl/>
+          <w:lang w:val="en-US"/>
+        </w:rPr>
+        <w:t>, מאפשר רפליקציה לא מוגבלת.</w:t>
       </w:r>
       <w:r>
         <w:rPr>
@@ -2456,6 +3290,7 @@
         </w:rPr>
         <w:t xml:space="preserve"> </w:t>
       </w:r>
+      <w:proofErr w:type="spellStart"/>
       <w:r>
         <w:rPr>
           <w:rFonts w:asciiTheme="minorHAnsi" w:hAnsiTheme="minorHAnsi"/>
@@ -2463,6 +3298,7 @@
         </w:rPr>
         <w:t>PIK3CA</w:t>
       </w:r>
+      <w:proofErr w:type="spellEnd"/>
       <w:r>
         <w:rPr>
           <w:rFonts w:asciiTheme="minorHAnsi" w:hAnsiTheme="minorHAnsi" w:hint="cs"/>
@@ -2523,12 +3359,21 @@
         </w:rPr>
         <w:t>. אפשר לראות ש-</w:t>
       </w:r>
-      <w:r>
-        <w:rPr>
-          <w:rFonts w:asciiTheme="minorHAnsi" w:hAnsiTheme="minorHAnsi"/>
-          <w:lang w:val="en-US"/>
-        </w:rPr>
-        <w:t>CDKN2A/B</w:t>
+      <w:proofErr w:type="spellStart"/>
+      <w:r>
+        <w:rPr>
+          <w:rFonts w:asciiTheme="minorHAnsi" w:hAnsiTheme="minorHAnsi"/>
+          <w:lang w:val="en-US"/>
+        </w:rPr>
+        <w:t>CDKN2A</w:t>
+      </w:r>
+      <w:proofErr w:type="spellEnd"/>
+      <w:r>
+        <w:rPr>
+          <w:rFonts w:asciiTheme="minorHAnsi" w:hAnsiTheme="minorHAnsi"/>
+          <w:lang w:val="en-US"/>
+        </w:rPr>
+        <w:t>/B</w:t>
       </w:r>
       <w:r>
         <w:rPr>
@@ -2553,6 +3398,7 @@
         </w:rPr>
         <w:t>. כש-</w:t>
       </w:r>
+      <w:proofErr w:type="spellStart"/>
       <w:r>
         <w:rPr>
           <w:rFonts w:asciiTheme="minorHAnsi" w:hAnsiTheme="minorHAnsi"/>
@@ -2560,6 +3406,7 @@
         </w:rPr>
         <w:t>TP53</w:t>
       </w:r>
+      <w:proofErr w:type="spellEnd"/>
       <w:r>
         <w:rPr>
           <w:rFonts w:asciiTheme="minorHAnsi" w:hAnsiTheme="minorHAnsi" w:hint="cs"/>
@@ -2576,6 +3423,7 @@
         </w:rPr>
         <w:t xml:space="preserve"> </w:t>
       </w:r>
+      <w:proofErr w:type="spellStart"/>
       <w:r>
         <w:rPr>
           <w:rFonts w:asciiTheme="minorHAnsi" w:hAnsiTheme="minorHAnsi"/>
@@ -2583,6 +3431,7 @@
         </w:rPr>
         <w:t>PTEN</w:t>
       </w:r>
+      <w:proofErr w:type="spellEnd"/>
       <w:r>
         <w:rPr>
           <w:rFonts w:asciiTheme="minorHAnsi" w:hAnsiTheme="minorHAnsi" w:hint="cs"/>
@@ -2591,12 +3440,21 @@
         </w:rPr>
         <w:t xml:space="preserve"> הוא </w:t>
       </w:r>
-      <w:r>
-        <w:rPr>
-          <w:rFonts w:asciiTheme="minorHAnsi" w:hAnsiTheme="minorHAnsi"/>
-          <w:lang w:val="en-US"/>
-        </w:rPr>
-        <w:t>PI3K pathway inhibitor</w:t>
+      <w:proofErr w:type="spellStart"/>
+      <w:r>
+        <w:rPr>
+          <w:rFonts w:asciiTheme="minorHAnsi" w:hAnsiTheme="minorHAnsi"/>
+          <w:lang w:val="en-US"/>
+        </w:rPr>
+        <w:t>PI3K</w:t>
+      </w:r>
+      <w:proofErr w:type="spellEnd"/>
+      <w:r>
+        <w:rPr>
+          <w:rFonts w:asciiTheme="minorHAnsi" w:hAnsiTheme="minorHAnsi"/>
+          <w:lang w:val="en-US"/>
+        </w:rPr>
+        <w:t xml:space="preserve"> pathway inhibitor</w:t>
       </w:r>
       <w:r>
         <w:rPr>
@@ -2614,6 +3472,7 @@
         </w:rPr>
         <w:t xml:space="preserve"> </w:t>
       </w:r>
+      <w:proofErr w:type="spellStart"/>
       <w:r>
         <w:rPr>
           <w:rFonts w:asciiTheme="minorHAnsi" w:hAnsiTheme="minorHAnsi"/>
@@ -2621,21 +3480,67 @@
         </w:rPr>
         <w:t>RB1</w:t>
       </w:r>
-      <w:r>
-        <w:rPr>
-          <w:rFonts w:asciiTheme="minorHAnsi" w:hAnsiTheme="minorHAnsi" w:hint="cs"/>
-          <w:rtl/>
-          <w:lang w:val="en-US"/>
-        </w:rPr>
-        <w:t xml:space="preserve"> הוא טומר סופרסור ששולט ב-</w:t>
-      </w:r>
-      <w:r>
-        <w:rPr>
-          <w:rFonts w:asciiTheme="minorHAnsi" w:hAnsiTheme="minorHAnsi"/>
-          <w:lang w:val="en-US"/>
-        </w:rPr>
-        <w:t>cell cycle</w:t>
-      </w:r>
+      <w:proofErr w:type="spellEnd"/>
+      <w:r>
+        <w:rPr>
+          <w:rFonts w:asciiTheme="minorHAnsi" w:hAnsiTheme="minorHAnsi" w:hint="cs"/>
+          <w:rtl/>
+          <w:lang w:val="en-US"/>
+        </w:rPr>
+        <w:t xml:space="preserve"> הוא </w:t>
+      </w:r>
+      <w:proofErr w:type="spellStart"/>
+      <w:r>
+        <w:rPr>
+          <w:rFonts w:asciiTheme="minorHAnsi" w:hAnsiTheme="minorHAnsi" w:hint="cs"/>
+          <w:rtl/>
+          <w:lang w:val="en-US"/>
+        </w:rPr>
+        <w:t>טומר</w:t>
+      </w:r>
+      <w:proofErr w:type="spellEnd"/>
+      <w:r>
+        <w:rPr>
+          <w:rFonts w:asciiTheme="minorHAnsi" w:hAnsiTheme="minorHAnsi" w:hint="cs"/>
+          <w:rtl/>
+          <w:lang w:val="en-US"/>
+        </w:rPr>
+        <w:t xml:space="preserve"> </w:t>
+      </w:r>
+      <w:proofErr w:type="spellStart"/>
+      <w:r>
+        <w:rPr>
+          <w:rFonts w:asciiTheme="minorHAnsi" w:hAnsiTheme="minorHAnsi" w:hint="cs"/>
+          <w:rtl/>
+          <w:lang w:val="en-US"/>
+        </w:rPr>
+        <w:t>סופרסור</w:t>
+      </w:r>
+      <w:proofErr w:type="spellEnd"/>
+      <w:r>
+        <w:rPr>
+          <w:rFonts w:asciiTheme="minorHAnsi" w:hAnsiTheme="minorHAnsi" w:hint="cs"/>
+          <w:rtl/>
+          <w:lang w:val="en-US"/>
+        </w:rPr>
+        <w:t xml:space="preserve"> ששולט ב-</w:t>
+      </w:r>
+      <w:r>
+        <w:rPr>
+          <w:rFonts w:asciiTheme="minorHAnsi" w:hAnsiTheme="minorHAnsi"/>
+          <w:lang w:val="en-US"/>
+        </w:rPr>
+        <w:t xml:space="preserve">cell </w:t>
+      </w:r>
+      <w:proofErr w:type="spellStart"/>
+      <w:r>
+        <w:rPr>
+          <w:rFonts w:asciiTheme="minorHAnsi" w:hAnsiTheme="minorHAnsi"/>
+          <w:lang w:val="en-US"/>
+        </w:rPr>
+        <w:t>cycle</w:t>
+      </w:r>
+      <w:proofErr w:type="spellEnd"/>
       <w:r>
         <w:rPr>
           <w:rFonts w:asciiTheme="minorHAnsi" w:hAnsiTheme="minorHAnsi" w:hint="cs"/>
@@ -2644,6 +3549,7 @@
         </w:rPr>
         <w:t xml:space="preserve">. </w:t>
       </w:r>
+      <w:proofErr w:type="spellStart"/>
       <w:r>
         <w:rPr>
           <w:rFonts w:asciiTheme="minorHAnsi" w:hAnsiTheme="minorHAnsi"/>
@@ -2651,6 +3557,7 @@
         </w:rPr>
         <w:t>SMAD4</w:t>
       </w:r>
+      <w:proofErr w:type="spellEnd"/>
       <w:r>
         <w:rPr>
           <w:rFonts w:asciiTheme="minorHAnsi" w:hAnsiTheme="minorHAnsi" w:hint="cs"/>
@@ -2674,6 +3581,7 @@
         </w:rPr>
         <w:t xml:space="preserve">, </w:t>
       </w:r>
+      <w:proofErr w:type="spellStart"/>
       <w:r>
         <w:rPr>
           <w:rFonts w:asciiTheme="minorHAnsi" w:hAnsiTheme="minorHAnsi"/>
@@ -2681,14 +3589,52 @@
         </w:rPr>
         <w:t>STK11</w:t>
       </w:r>
-      <w:r>
-        <w:rPr>
-          <w:rFonts w:asciiTheme="minorHAnsi" w:hAnsiTheme="minorHAnsi" w:hint="cs"/>
-          <w:rtl/>
-          <w:lang w:val="en-US"/>
-        </w:rPr>
-        <w:t xml:space="preserve"> הוא טומר סופרסור מטאבולי ו-</w:t>
-      </w:r>
+      <w:proofErr w:type="spellEnd"/>
+      <w:r>
+        <w:rPr>
+          <w:rFonts w:asciiTheme="minorHAnsi" w:hAnsiTheme="minorHAnsi" w:hint="cs"/>
+          <w:rtl/>
+          <w:lang w:val="en-US"/>
+        </w:rPr>
+        <w:t xml:space="preserve"> הוא </w:t>
+      </w:r>
+      <w:proofErr w:type="spellStart"/>
+      <w:r>
+        <w:rPr>
+          <w:rFonts w:asciiTheme="minorHAnsi" w:hAnsiTheme="minorHAnsi" w:hint="cs"/>
+          <w:rtl/>
+          <w:lang w:val="en-US"/>
+        </w:rPr>
+        <w:t>טומר</w:t>
+      </w:r>
+      <w:proofErr w:type="spellEnd"/>
+      <w:r>
+        <w:rPr>
+          <w:rFonts w:asciiTheme="minorHAnsi" w:hAnsiTheme="minorHAnsi" w:hint="cs"/>
+          <w:rtl/>
+          <w:lang w:val="en-US"/>
+        </w:rPr>
+        <w:t xml:space="preserve"> </w:t>
+      </w:r>
+      <w:proofErr w:type="spellStart"/>
+      <w:r>
+        <w:rPr>
+          <w:rFonts w:asciiTheme="minorHAnsi" w:hAnsiTheme="minorHAnsi" w:hint="cs"/>
+          <w:rtl/>
+          <w:lang w:val="en-US"/>
+        </w:rPr>
+        <w:t>סופרסור</w:t>
+      </w:r>
+      <w:proofErr w:type="spellEnd"/>
+      <w:r>
+        <w:rPr>
+          <w:rFonts w:asciiTheme="minorHAnsi" w:hAnsiTheme="minorHAnsi" w:hint="cs"/>
+          <w:rtl/>
+          <w:lang w:val="en-US"/>
+        </w:rPr>
+        <w:t xml:space="preserve"> מטאבולי ו-</w:t>
+      </w:r>
+      <w:proofErr w:type="spellStart"/>
       <w:r>
         <w:rPr>
           <w:rFonts w:asciiTheme="minorHAnsi" w:hAnsiTheme="minorHAnsi"/>
@@ -2696,6 +3642,7 @@
         </w:rPr>
         <w:t>NF1</w:t>
       </w:r>
+      <w:proofErr w:type="spellEnd"/>
       <w:r>
         <w:rPr>
           <w:rFonts w:asciiTheme="minorHAnsi" w:hAnsiTheme="minorHAnsi" w:hint="cs"/>
@@ -2726,7 +3673,7 @@
         <w:bidi/>
         <w:ind w:left="720"/>
         <w:rPr>
-          <w:rFonts w:asciiTheme="minorHAnsi" w:hAnsiTheme="minorHAnsi" w:hint="cs"/>
+          <w:rFonts w:asciiTheme="minorHAnsi" w:hAnsiTheme="minorHAnsi"/>
           <w:rtl/>
           <w:lang w:val="en-US"/>
         </w:rPr>
@@ -2739,6 +3686,7 @@
         </w:rPr>
         <w:t>בעצם אנחנו רואים כאן את ההשלכות של בעיות ב-</w:t>
       </w:r>
+      <w:proofErr w:type="spellStart"/>
       <w:r>
         <w:rPr>
           <w:rFonts w:asciiTheme="minorHAnsi" w:hAnsiTheme="minorHAnsi"/>
@@ -2746,13 +3694,50 @@
         </w:rPr>
         <w:t>TP53</w:t>
       </w:r>
-      <w:r>
-        <w:rPr>
-          <w:rFonts w:asciiTheme="minorHAnsi" w:hAnsiTheme="minorHAnsi" w:hint="cs"/>
-          <w:rtl/>
-          <w:lang w:val="en-US"/>
-        </w:rPr>
-        <w:t xml:space="preserve">, הגנום הופך להיות לא יציב כמו שהראיתי באנליזה הראשונית. אנחנו רואים בפיגר למעלה מה קורה בעקבות זה, האונקוגנים </w:t>
+      <w:proofErr w:type="spellEnd"/>
+      <w:r>
+        <w:rPr>
+          <w:rFonts w:asciiTheme="minorHAnsi" w:hAnsiTheme="minorHAnsi" w:hint="cs"/>
+          <w:rtl/>
+          <w:lang w:val="en-US"/>
+        </w:rPr>
+        <w:t xml:space="preserve">, הגנום הופך להיות לא יציב כמו שהראיתי באנליזה הראשונית. אנחנו רואים </w:t>
+      </w:r>
+      <w:proofErr w:type="spellStart"/>
+      <w:r>
+        <w:rPr>
+          <w:rFonts w:asciiTheme="minorHAnsi" w:hAnsiTheme="minorHAnsi" w:hint="cs"/>
+          <w:rtl/>
+          <w:lang w:val="en-US"/>
+        </w:rPr>
+        <w:t>בפיגר</w:t>
+      </w:r>
+      <w:proofErr w:type="spellEnd"/>
+      <w:r>
+        <w:rPr>
+          <w:rFonts w:asciiTheme="minorHAnsi" w:hAnsiTheme="minorHAnsi" w:hint="cs"/>
+          <w:rtl/>
+          <w:lang w:val="en-US"/>
+        </w:rPr>
+        <w:t xml:space="preserve"> למעלה מה קורה בעקבות זה, </w:t>
+      </w:r>
+      <w:proofErr w:type="spellStart"/>
+      <w:r>
+        <w:rPr>
+          <w:rFonts w:asciiTheme="minorHAnsi" w:hAnsiTheme="minorHAnsi" w:hint="cs"/>
+          <w:rtl/>
+          <w:lang w:val="en-US"/>
+        </w:rPr>
+        <w:t>האונקוגנים</w:t>
+      </w:r>
+      <w:proofErr w:type="spellEnd"/>
+      <w:r>
+        <w:rPr>
+          <w:rFonts w:asciiTheme="minorHAnsi" w:hAnsiTheme="minorHAnsi" w:hint="cs"/>
+          <w:rtl/>
+          <w:lang w:val="en-US"/>
+        </w:rPr>
+        <w:t xml:space="preserve"> </w:t>
       </w:r>
       <w:r>
         <w:rPr>
@@ -2797,7 +3782,609 @@
           <w:rtl/>
           <w:lang w:val="en-US"/>
         </w:rPr>
-        <w:t>).</w:t>
+        <w:t>)</w:t>
+      </w:r>
+      <w:r>
+        <w:rPr>
+          <w:rFonts w:asciiTheme="minorHAnsi" w:hAnsiTheme="minorHAnsi" w:hint="cs"/>
+          <w:rtl/>
+          <w:lang w:val="en-US"/>
+        </w:rPr>
+        <w:t>.</w:t>
+      </w:r>
+    </w:p>
+    <w:p>
+      <w:pPr>
+        <w:pStyle w:val="NormalWeb"/>
+        <w:bidi/>
+        <w:ind w:left="720"/>
+        <w:rPr>
+          <w:rFonts w:asciiTheme="minorHAnsi" w:hAnsiTheme="minorHAnsi"/>
+          <w:rtl/>
+          <w:lang w:val="en-US"/>
+        </w:rPr>
+      </w:pPr>
+      <w:r>
+        <w:rPr>
+          <w:rFonts w:asciiTheme="minorHAnsi" w:hAnsiTheme="minorHAnsi"/>
+          <w:rtl/>
+          <w:lang w:val="en-US"/>
+        </w:rPr>
+        <w:drawing>
+          <wp:inline distT="0" distB="0" distL="0" distR="0" wp14:anchorId="3E869CB2" wp14:editId="2C03F226">
+            <wp:extent cx="5943600" cy="2331085"/>
+            <wp:effectExtent l="0" t="0" r="0" b="5715"/>
+            <wp:docPr id="427513223" name="Picture 1"/>
+            <wp:cNvGraphicFramePr>
+              <a:graphicFrameLocks xmlns:a="http://schemas.openxmlformats.org/drawingml/2006/main" noChangeAspect="1"/>
+            </wp:cNvGraphicFramePr>
+            <a:graphic xmlns:a="http://schemas.openxmlformats.org/drawingml/2006/main">
+              <a:graphicData uri="http://schemas.openxmlformats.org/drawingml/2006/picture">
+                <pic:pic xmlns:pic="http://schemas.openxmlformats.org/drawingml/2006/picture">
+                  <pic:nvPicPr>
+                    <pic:cNvPr id="427513223" name=""/>
+                    <pic:cNvPicPr/>
+                  </pic:nvPicPr>
+                  <pic:blipFill>
+                    <a:blip r:embed="rId10"/>
+                    <a:stretch>
+                      <a:fillRect/>
+                    </a:stretch>
+                  </pic:blipFill>
+                  <pic:spPr>
+                    <a:xfrm>
+                      <a:off x="0" y="0"/>
+                      <a:ext cx="5943600" cy="2331085"/>
+                    </a:xfrm>
+                    <a:prstGeom prst="rect">
+                      <a:avLst/>
+                    </a:prstGeom>
+                  </pic:spPr>
+                </pic:pic>
+              </a:graphicData>
+            </a:graphic>
+          </wp:inline>
+        </w:drawing>
+      </w:r>
+    </w:p>
+    <w:p>
+      <w:pPr>
+        <w:pStyle w:val="NormalWeb"/>
+        <w:numPr>
+          <w:ilvl w:val="0"/>
+          <w:numId w:val="8"/>
+        </w:numPr>
+        <w:bidi/>
+        <w:rPr>
+          <w:rFonts w:asciiTheme="minorHAnsi" w:hAnsiTheme="minorHAnsi"/>
+          <w:lang w:val="en-US"/>
+        </w:rPr>
+      </w:pPr>
+      <w:r>
+        <w:rPr>
+          <w:rFonts w:asciiTheme="minorHAnsi" w:hAnsiTheme="minorHAnsi" w:hint="cs"/>
+          <w:rtl/>
+          <w:lang w:val="en-US"/>
+        </w:rPr>
+        <w:t>ב-</w:t>
+      </w:r>
+      <w:r>
+        <w:rPr>
+          <w:rFonts w:asciiTheme="minorHAnsi" w:hAnsiTheme="minorHAnsi"/>
+          <w:lang w:val="en-US"/>
+        </w:rPr>
+        <w:t>KEGG</w:t>
+      </w:r>
+      <w:r>
+        <w:rPr>
+          <w:rFonts w:asciiTheme="minorHAnsi" w:hAnsiTheme="minorHAnsi" w:hint="cs"/>
+          <w:rtl/>
+          <w:lang w:val="en-US"/>
+        </w:rPr>
+        <w:t xml:space="preserve"> רואים שהמסלול הכי נפוץ זה </w:t>
+      </w:r>
+      <w:r>
+        <w:rPr>
+          <w:rFonts w:asciiTheme="minorHAnsi" w:hAnsiTheme="minorHAnsi"/>
+          <w:lang w:val="en-US"/>
+        </w:rPr>
+        <w:t>pathways in cancer</w:t>
+      </w:r>
+      <w:r>
+        <w:rPr>
+          <w:rFonts w:asciiTheme="minorHAnsi" w:hAnsiTheme="minorHAnsi" w:hint="cs"/>
+          <w:rtl/>
+          <w:lang w:val="en-US"/>
+        </w:rPr>
+        <w:t xml:space="preserve">, משמע הגנים שמצאנו מקודם הם לא רנדומליים, אלא מדובר בדרייברים אמיתיים. מסלול משמעותי נוסף הוא </w:t>
+      </w:r>
+      <w:proofErr w:type="spellStart"/>
+      <w:r>
+        <w:rPr>
+          <w:rFonts w:asciiTheme="minorHAnsi" w:hAnsiTheme="minorHAnsi"/>
+          <w:lang w:val="en-US"/>
+        </w:rPr>
+        <w:t>PI3K</w:t>
+      </w:r>
+      <w:proofErr w:type="spellEnd"/>
+      <w:r>
+        <w:rPr>
+          <w:rFonts w:asciiTheme="minorHAnsi" w:hAnsiTheme="minorHAnsi"/>
+          <w:lang w:val="en-US"/>
+        </w:rPr>
+        <w:t>-Akt signaling</w:t>
+      </w:r>
+      <w:r>
+        <w:rPr>
+          <w:rFonts w:asciiTheme="minorHAnsi" w:hAnsiTheme="minorHAnsi" w:hint="cs"/>
+          <w:rtl/>
+          <w:lang w:val="en-US"/>
+        </w:rPr>
+        <w:t xml:space="preserve">, שהוא מסלול שרידות, יושב בהתאמה עם מחיקה של </w:t>
+      </w:r>
+      <w:proofErr w:type="spellStart"/>
+      <w:r>
+        <w:rPr>
+          <w:rFonts w:asciiTheme="minorHAnsi" w:hAnsiTheme="minorHAnsi"/>
+          <w:lang w:val="en-US"/>
+        </w:rPr>
+        <w:t>PTEN</w:t>
+      </w:r>
+      <w:proofErr w:type="spellEnd"/>
+      <w:r>
+        <w:rPr>
+          <w:rFonts w:asciiTheme="minorHAnsi" w:hAnsiTheme="minorHAnsi" w:hint="cs"/>
+          <w:rtl/>
+          <w:lang w:val="en-US"/>
+        </w:rPr>
+        <w:t xml:space="preserve"> + אמפליפיקציה של </w:t>
+      </w:r>
+      <w:proofErr w:type="spellStart"/>
+      <w:r>
+        <w:rPr>
+          <w:rFonts w:asciiTheme="minorHAnsi" w:hAnsiTheme="minorHAnsi"/>
+          <w:lang w:val="en-US"/>
+        </w:rPr>
+        <w:t>PIK3CA</w:t>
+      </w:r>
+      <w:proofErr w:type="spellEnd"/>
+      <w:r>
+        <w:rPr>
+          <w:rFonts w:asciiTheme="minorHAnsi" w:hAnsiTheme="minorHAnsi" w:hint="cs"/>
+          <w:rtl/>
+          <w:lang w:val="en-US"/>
+        </w:rPr>
+        <w:t xml:space="preserve"> מהגרף הקודם.</w:t>
+      </w:r>
+    </w:p>
+    <w:p>
+      <w:pPr>
+        <w:pStyle w:val="NormalWeb"/>
+        <w:numPr>
+          <w:ilvl w:val="0"/>
+          <w:numId w:val="8"/>
+        </w:numPr>
+        <w:bidi/>
+        <w:rPr>
+          <w:rFonts w:asciiTheme="minorHAnsi" w:hAnsiTheme="minorHAnsi"/>
+          <w:lang w:val="en-US"/>
+        </w:rPr>
+      </w:pPr>
+      <w:r>
+        <w:rPr>
+          <w:rFonts w:asciiTheme="minorHAnsi" w:hAnsiTheme="minorHAnsi" w:hint="cs"/>
+          <w:rtl/>
+          <w:lang w:val="en-US"/>
+        </w:rPr>
+        <w:t>ב-</w:t>
+      </w:r>
+      <w:r>
+        <w:rPr>
+          <w:rFonts w:asciiTheme="minorHAnsi" w:hAnsiTheme="minorHAnsi"/>
+          <w:lang w:val="en-US"/>
+        </w:rPr>
+        <w:t>Hallmark</w:t>
+      </w:r>
+      <w:r>
+        <w:rPr>
+          <w:rFonts w:asciiTheme="minorHAnsi" w:hAnsiTheme="minorHAnsi" w:hint="cs"/>
+          <w:rtl/>
+          <w:lang w:val="en-US"/>
+        </w:rPr>
+        <w:t xml:space="preserve"> רואים שיש הגברה של מטרות </w:t>
+      </w:r>
+      <w:proofErr w:type="spellStart"/>
+      <w:r>
+        <w:rPr>
+          <w:rFonts w:asciiTheme="minorHAnsi" w:hAnsiTheme="minorHAnsi"/>
+          <w:lang w:val="en-US"/>
+        </w:rPr>
+        <w:t>E2F</w:t>
+      </w:r>
+      <w:proofErr w:type="spellEnd"/>
+      <w:r>
+        <w:rPr>
+          <w:rFonts w:asciiTheme="minorHAnsi" w:hAnsiTheme="minorHAnsi" w:hint="cs"/>
+          <w:rtl/>
+          <w:lang w:val="en-US"/>
+        </w:rPr>
+        <w:t xml:space="preserve"> ו-</w:t>
+      </w:r>
+      <w:proofErr w:type="spellStart"/>
+      <w:r>
+        <w:rPr>
+          <w:rFonts w:asciiTheme="minorHAnsi" w:hAnsiTheme="minorHAnsi"/>
+          <w:lang w:val="en-US"/>
+        </w:rPr>
+        <w:t>G2</w:t>
+      </w:r>
+      <w:proofErr w:type="spellEnd"/>
+      <w:r>
+        <w:rPr>
+          <w:rFonts w:asciiTheme="minorHAnsi" w:hAnsiTheme="minorHAnsi"/>
+          <w:lang w:val="en-US"/>
+        </w:rPr>
+        <w:t>-M Checkpoints</w:t>
+      </w:r>
+      <w:r>
+        <w:rPr>
+          <w:rFonts w:asciiTheme="minorHAnsi" w:hAnsiTheme="minorHAnsi" w:hint="cs"/>
+          <w:rtl/>
+          <w:lang w:val="en-US"/>
+        </w:rPr>
+        <w:t xml:space="preserve">. גנים של </w:t>
+      </w:r>
+      <w:r>
+        <w:rPr>
+          <w:rFonts w:asciiTheme="minorHAnsi" w:hAnsiTheme="minorHAnsi"/>
+          <w:lang w:val="en-US"/>
+        </w:rPr>
+        <w:t>cell cycle</w:t>
+      </w:r>
+      <w:r>
+        <w:rPr>
+          <w:rFonts w:asciiTheme="minorHAnsi" w:hAnsiTheme="minorHAnsi" w:hint="cs"/>
+          <w:rtl/>
+          <w:lang w:val="en-US"/>
+        </w:rPr>
+        <w:t xml:space="preserve"> נמצאים בטופ </w:t>
+      </w:r>
+      <w:proofErr w:type="spellStart"/>
+      <w:r>
+        <w:rPr>
+          <w:rFonts w:asciiTheme="minorHAnsi" w:hAnsiTheme="minorHAnsi" w:hint="cs"/>
+          <w:rtl/>
+          <w:lang w:val="en-US"/>
+        </w:rPr>
+        <w:t>בפיגר</w:t>
+      </w:r>
+      <w:proofErr w:type="spellEnd"/>
+      <w:r>
+        <w:rPr>
+          <w:rFonts w:asciiTheme="minorHAnsi" w:hAnsiTheme="minorHAnsi" w:hint="cs"/>
+          <w:rtl/>
+          <w:lang w:val="en-US"/>
+        </w:rPr>
+        <w:t xml:space="preserve"> הקודם וגם כאן אנחנו רואים שהגנים שצריכים </w:t>
+      </w:r>
+      <w:r>
+        <w:rPr>
+          <w:rFonts w:asciiTheme="minorHAnsi" w:hAnsiTheme="minorHAnsi" w:hint="cs"/>
+          <w:rtl/>
+          <w:lang w:val="en-US"/>
+        </w:rPr>
+        <w:t>לבקר את</w:t>
+      </w:r>
+      <w:r>
+        <w:rPr>
+          <w:rFonts w:asciiTheme="minorHAnsi" w:hAnsiTheme="minorHAnsi" w:hint="cs"/>
+          <w:rtl/>
+          <w:lang w:val="en-US"/>
+        </w:rPr>
+        <w:t xml:space="preserve"> המסלולים האלו יורדים בפעילות וכך המסלולים האלה עולים.</w:t>
+      </w:r>
+      <w:r>
+        <w:rPr>
+          <w:rFonts w:asciiTheme="minorHAnsi" w:hAnsiTheme="minorHAnsi" w:hint="cs"/>
+          <w:rtl/>
+          <w:lang w:val="en-US"/>
+        </w:rPr>
+        <w:t xml:space="preserve"> רואים שגם </w:t>
+      </w:r>
+      <w:proofErr w:type="spellStart"/>
+      <w:r>
+        <w:rPr>
+          <w:rFonts w:asciiTheme="minorHAnsi" w:hAnsiTheme="minorHAnsi"/>
+          <w:lang w:val="en-US"/>
+        </w:rPr>
+        <w:t>p53</w:t>
+      </w:r>
+      <w:proofErr w:type="spellEnd"/>
+      <w:r>
+        <w:rPr>
+          <w:rFonts w:asciiTheme="minorHAnsi" w:hAnsiTheme="minorHAnsi"/>
+          <w:lang w:val="en-US"/>
+        </w:rPr>
+        <w:t xml:space="preserve"> pathway</w:t>
+      </w:r>
+      <w:r>
+        <w:rPr>
+          <w:rFonts w:asciiTheme="minorHAnsi" w:hAnsiTheme="minorHAnsi" w:hint="cs"/>
+          <w:rtl/>
+          <w:lang w:val="en-US"/>
+        </w:rPr>
+        <w:t xml:space="preserve"> עולה, וגם </w:t>
+      </w:r>
+      <w:proofErr w:type="spellStart"/>
+      <w:r>
+        <w:rPr>
+          <w:rFonts w:asciiTheme="minorHAnsi" w:hAnsiTheme="minorHAnsi"/>
+          <w:lang w:val="en-US"/>
+        </w:rPr>
+        <w:t>PI3K</w:t>
+      </w:r>
+      <w:proofErr w:type="spellEnd"/>
+      <w:r>
+        <w:rPr>
+          <w:rFonts w:asciiTheme="minorHAnsi" w:hAnsiTheme="minorHAnsi"/>
+          <w:lang w:val="en-US"/>
+        </w:rPr>
+        <w:t>/AKT/mTOR</w:t>
+      </w:r>
+      <w:r>
+        <w:rPr>
+          <w:rFonts w:asciiTheme="minorHAnsi" w:hAnsiTheme="minorHAnsi" w:hint="cs"/>
+          <w:rtl/>
+          <w:lang w:val="en-US"/>
+        </w:rPr>
+        <w:t xml:space="preserve">, שאחראיים על סיגנלי הישרדות וגדילה של התא. </w:t>
+      </w:r>
+    </w:p>
+    <w:p>
+      <w:pPr>
+        <w:pStyle w:val="NormalWeb"/>
+        <w:numPr>
+          <w:ilvl w:val="0"/>
+          <w:numId w:val="8"/>
+        </w:numPr>
+        <w:bidi/>
+        <w:rPr>
+          <w:rFonts w:asciiTheme="minorHAnsi" w:hAnsiTheme="minorHAnsi"/>
+          <w:lang w:val="en-US"/>
+        </w:rPr>
+      </w:pPr>
+      <w:r>
+        <w:rPr>
+          <w:rFonts w:asciiTheme="minorHAnsi" w:hAnsiTheme="minorHAnsi" w:hint="cs"/>
+          <w:rtl/>
+          <w:lang w:val="en-US"/>
+        </w:rPr>
+        <w:t>ב-</w:t>
+      </w:r>
+      <w:r>
+        <w:rPr>
+          <w:rFonts w:asciiTheme="minorHAnsi" w:hAnsiTheme="minorHAnsi"/>
+          <w:lang w:val="en-US"/>
+        </w:rPr>
+        <w:t>GO</w:t>
+      </w:r>
+      <w:r>
+        <w:rPr>
+          <w:rFonts w:asciiTheme="minorHAnsi" w:hAnsiTheme="minorHAnsi" w:hint="cs"/>
+          <w:rtl/>
+          <w:lang w:val="en-US"/>
+        </w:rPr>
+        <w:t xml:space="preserve"> רואים הרבה </w:t>
+      </w:r>
+      <w:proofErr w:type="spellStart"/>
+      <w:r>
+        <w:rPr>
+          <w:rFonts w:asciiTheme="minorHAnsi" w:hAnsiTheme="minorHAnsi" w:hint="cs"/>
+          <w:rtl/>
+          <w:lang w:val="en-US"/>
+        </w:rPr>
+        <w:t>פוספורילציה</w:t>
+      </w:r>
+      <w:proofErr w:type="spellEnd"/>
+      <w:r>
+        <w:rPr>
+          <w:rFonts w:asciiTheme="minorHAnsi" w:hAnsiTheme="minorHAnsi" w:hint="cs"/>
+          <w:rtl/>
+          <w:lang w:val="en-US"/>
+        </w:rPr>
+        <w:t xml:space="preserve"> ופעילות </w:t>
+      </w:r>
+      <w:proofErr w:type="spellStart"/>
+      <w:r>
+        <w:rPr>
+          <w:rFonts w:asciiTheme="minorHAnsi" w:hAnsiTheme="minorHAnsi" w:hint="cs"/>
+          <w:rtl/>
+          <w:lang w:val="en-US"/>
+        </w:rPr>
+        <w:t>קינאז</w:t>
+      </w:r>
+      <w:proofErr w:type="spellEnd"/>
+      <w:r>
+        <w:rPr>
+          <w:rFonts w:asciiTheme="minorHAnsi" w:hAnsiTheme="minorHAnsi" w:hint="cs"/>
+          <w:rtl/>
+          <w:lang w:val="en-US"/>
+        </w:rPr>
+        <w:t xml:space="preserve">. אלו מכניזמים של </w:t>
+      </w:r>
+      <w:r>
+        <w:rPr>
+          <w:rFonts w:asciiTheme="minorHAnsi" w:hAnsiTheme="minorHAnsi"/>
+          <w:lang w:val="en-US"/>
+        </w:rPr>
+        <w:t>signal transduction</w:t>
+      </w:r>
+      <w:r>
+        <w:rPr>
+          <w:rFonts w:asciiTheme="minorHAnsi" w:hAnsiTheme="minorHAnsi" w:hint="cs"/>
+          <w:rtl/>
+          <w:lang w:val="en-US"/>
+        </w:rPr>
+        <w:t xml:space="preserve">. </w:t>
+      </w:r>
+      <w:proofErr w:type="spellStart"/>
+      <w:r>
+        <w:rPr>
+          <w:rFonts w:asciiTheme="minorHAnsi" w:hAnsiTheme="minorHAnsi" w:hint="cs"/>
+          <w:rtl/>
+          <w:lang w:val="en-US"/>
+        </w:rPr>
+        <w:t>האונקוגנים</w:t>
+      </w:r>
+      <w:proofErr w:type="spellEnd"/>
+      <w:r>
+        <w:rPr>
+          <w:rFonts w:asciiTheme="minorHAnsi" w:hAnsiTheme="minorHAnsi" w:hint="cs"/>
+          <w:rtl/>
+          <w:lang w:val="en-US"/>
+        </w:rPr>
+        <w:t xml:space="preserve"> המוגברים הם כולם </w:t>
+      </w:r>
+      <w:proofErr w:type="spellStart"/>
+      <w:r>
+        <w:rPr>
+          <w:rFonts w:asciiTheme="minorHAnsi" w:hAnsiTheme="minorHAnsi" w:hint="cs"/>
+          <w:rtl/>
+          <w:lang w:val="en-US"/>
+        </w:rPr>
+        <w:t>קינאזות</w:t>
+      </w:r>
+      <w:proofErr w:type="spellEnd"/>
+      <w:r>
+        <w:rPr>
+          <w:rFonts w:asciiTheme="minorHAnsi" w:hAnsiTheme="minorHAnsi" w:hint="cs"/>
+          <w:rtl/>
+          <w:lang w:val="en-US"/>
+        </w:rPr>
+        <w:t>.</w:t>
+      </w:r>
+      <w:r>
+        <w:rPr>
+          <w:rFonts w:asciiTheme="minorHAnsi" w:hAnsiTheme="minorHAnsi" w:hint="cs"/>
+          <w:rtl/>
+          <w:lang w:val="en-US"/>
+        </w:rPr>
+        <w:t xml:space="preserve"> רואים גם של </w:t>
+      </w:r>
+      <w:r>
+        <w:rPr>
+          <w:rFonts w:asciiTheme="minorHAnsi" w:hAnsiTheme="minorHAnsi"/>
+          <w:lang w:val="en-US"/>
+        </w:rPr>
+        <w:t>cell population proliferation</w:t>
+      </w:r>
+      <w:r>
+        <w:rPr>
+          <w:rFonts w:asciiTheme="minorHAnsi" w:hAnsiTheme="minorHAnsi" w:hint="cs"/>
+          <w:rtl/>
+          <w:lang w:val="en-US"/>
+        </w:rPr>
+        <w:t xml:space="preserve"> הוא עוד אחד מהמסלולים, משמע יש לנו גדילה לא מבוקרת, אופייני לסרטן, לצד </w:t>
+      </w:r>
+      <w:r>
+        <w:rPr>
+          <w:rFonts w:asciiTheme="minorHAnsi" w:hAnsiTheme="minorHAnsi"/>
+          <w:lang w:val="en-US"/>
+        </w:rPr>
+        <w:t>gene expression regulation</w:t>
+      </w:r>
+      <w:r>
+        <w:rPr>
+          <w:rFonts w:asciiTheme="minorHAnsi" w:hAnsiTheme="minorHAnsi" w:hint="cs"/>
+          <w:rtl/>
+          <w:lang w:val="en-US"/>
+        </w:rPr>
+        <w:t>, הגנום מתוכנת לעבוד אחרת</w:t>
+      </w:r>
+      <w:r>
+        <w:rPr>
+          <w:rFonts w:asciiTheme="minorHAnsi" w:hAnsiTheme="minorHAnsi" w:hint="cs"/>
+          <w:rtl/>
+          <w:lang w:val="en-US"/>
+        </w:rPr>
+        <w:t xml:space="preserve"> ע״י הסרטן.</w:t>
+      </w:r>
+    </w:p>
+    <w:p>
+      <w:pPr>
+        <w:pStyle w:val="NormalWeb"/>
+        <w:bidi/>
+        <w:rPr>
+          <w:rFonts w:asciiTheme="minorHAnsi" w:hAnsiTheme="minorHAnsi" w:hint="cs"/>
+          <w:rtl/>
+          <w:lang w:val="en-US"/>
+        </w:rPr>
+      </w:pPr>
+      <w:r>
+        <w:rPr>
+          <w:rFonts w:asciiTheme="minorHAnsi" w:hAnsiTheme="minorHAnsi" w:hint="cs"/>
+          <w:rtl/>
+          <w:lang w:val="en-US"/>
+        </w:rPr>
+        <w:t xml:space="preserve">כל זה מחזק את ההיפותזה שלי ומראה ש: </w:t>
+      </w:r>
+      <w:proofErr w:type="spellStart"/>
+      <w:r>
+        <w:rPr>
+          <w:rFonts w:asciiTheme="minorHAnsi" w:hAnsiTheme="minorHAnsi" w:hint="cs"/>
+          <w:rtl/>
+          <w:lang w:val="en-US"/>
+        </w:rPr>
+        <w:t>tp53</w:t>
+      </w:r>
+      <w:proofErr w:type="spellEnd"/>
+      <w:r>
+        <w:rPr>
+          <w:rFonts w:asciiTheme="minorHAnsi" w:hAnsiTheme="minorHAnsi"/>
+          <w:lang w:val="en-US"/>
+        </w:rPr>
+        <w:t xml:space="preserve"> </w:t>
+      </w:r>
+      <w:r>
+        <w:rPr>
+          <w:rFonts w:asciiTheme="minorHAnsi" w:hAnsiTheme="minorHAnsi" w:hint="cs"/>
+          <w:rtl/>
+          <w:lang w:val="en-US"/>
+        </w:rPr>
+        <w:t>נשבר -&gt; הגנום הופך להיות לא יציב (</w:t>
+      </w:r>
+      <w:r>
+        <w:rPr>
+          <w:rFonts w:asciiTheme="minorHAnsi" w:hAnsiTheme="minorHAnsi"/>
+          <w:lang w:val="en-US"/>
+        </w:rPr>
+        <w:t>FGA</w:t>
+      </w:r>
+      <w:r>
+        <w:rPr>
+          <w:rFonts w:asciiTheme="minorHAnsi" w:hAnsiTheme="minorHAnsi" w:hint="cs"/>
+          <w:rtl/>
+          <w:lang w:val="en-US"/>
+        </w:rPr>
+        <w:t xml:space="preserve">) -&gt; </w:t>
+      </w:r>
+      <w:proofErr w:type="spellStart"/>
+      <w:r>
+        <w:rPr>
+          <w:rFonts w:asciiTheme="minorHAnsi" w:hAnsiTheme="minorHAnsi" w:hint="cs"/>
+          <w:rtl/>
+          <w:lang w:val="en-US"/>
+        </w:rPr>
+        <w:t>אונקוגנים</w:t>
+      </w:r>
+      <w:proofErr w:type="spellEnd"/>
+      <w:r>
+        <w:rPr>
+          <w:rFonts w:asciiTheme="minorHAnsi" w:hAnsiTheme="minorHAnsi" w:hint="cs"/>
+          <w:rtl/>
+          <w:lang w:val="en-US"/>
+        </w:rPr>
+        <w:t xml:space="preserve"> מוגברים וגנים מדכאי גידולים נמחקים -&gt; מסלולי סיגנל סרטניים מתחילים לעבוד.</w:t>
       </w:r>
     </w:p>
     <w:sectPr>

--- a/project/project_background/Cancer Bioinformatics Project.docx
+++ b/project/project_background/Cancer Bioinformatics Project.docx
@@ -36,30 +36,8 @@
         <w:rPr>
           <w:lang w:val="en-US"/>
         </w:rPr>
-        <w:t xml:space="preserve"> </w:t>
-      </w:r>
-      <w:proofErr w:type="spellStart"/>
-      <w:r>
-        <w:rPr>
-          <w:lang w:val="en-US"/>
-        </w:rPr>
-        <w:t>TP53</w:t>
-      </w:r>
-      <w:proofErr w:type="spellEnd"/>
-      <w:r>
-        <w:rPr>
-          <w:lang w:val="en-US"/>
-        </w:rPr>
-        <w:t xml:space="preserve"> mutations that are associated with an increased </w:t>
-      </w:r>
-      <w:proofErr w:type="spellStart"/>
-      <w:r>
-        <w:rPr>
-          <w:lang w:val="en-US"/>
-        </w:rPr>
-        <w:t>CNV</w:t>
-      </w:r>
-      <w:proofErr w:type="spellEnd"/>
+        <w:t xml:space="preserve"> TP53 mutations that are associated with an increased CNV</w:t>
+      </w:r>
     </w:p>
     <w:p>
       <w:pPr>
@@ -95,152 +73,44 @@
           <w:lang w:val="en-US"/>
         </w:rPr>
       </w:pPr>
-      <w:proofErr w:type="spellStart"/>
-      <w:r>
-        <w:rPr>
-          <w:lang w:val="en-US"/>
-        </w:rPr>
-        <w:t>TP53</w:t>
-      </w:r>
-      <w:proofErr w:type="spellEnd"/>
-      <w:r>
-        <w:rPr>
-          <w:lang w:val="en-US"/>
-        </w:rPr>
-        <w:t xml:space="preserve"> is the superhero that keeps my cells safe. When they are somehow damaged, </w:t>
-      </w:r>
-      <w:proofErr w:type="spellStart"/>
-      <w:r>
-        <w:rPr>
-          <w:lang w:val="en-US"/>
-        </w:rPr>
-        <w:t>TP53</w:t>
-      </w:r>
-      <w:proofErr w:type="spellEnd"/>
-      <w:r>
-        <w:rPr>
-          <w:lang w:val="en-US"/>
-        </w:rPr>
-        <w:t xml:space="preserve"> commands to fix it and when the cell is too damaged, </w:t>
-      </w:r>
-      <w:proofErr w:type="spellStart"/>
-      <w:r>
-        <w:rPr>
-          <w:lang w:val="en-US"/>
-        </w:rPr>
-        <w:t>TP53</w:t>
-      </w:r>
-      <w:proofErr w:type="spellEnd"/>
-      <w:r>
-        <w:rPr>
-          <w:lang w:val="en-US"/>
-        </w:rPr>
-        <w:t xml:space="preserve"> commands to shut the cell down.</w:t>
-      </w:r>
-      <w:r>
-        <w:rPr>
-          <w:lang w:val="en-US"/>
-        </w:rPr>
-        <w:t xml:space="preserve"> In summary, </w:t>
-      </w:r>
-      <w:proofErr w:type="spellStart"/>
-      <w:r>
-        <w:rPr>
-          <w:lang w:val="en-US"/>
-        </w:rPr>
-        <w:t>TP53</w:t>
-      </w:r>
-      <w:proofErr w:type="spellEnd"/>
-      <w:r>
-        <w:rPr>
-          <w:lang w:val="en-US"/>
-        </w:rPr>
-        <w:t xml:space="preserve"> keeps everything organized and safe.</w:t>
-      </w:r>
-    </w:p>
-    <w:p>
-      <w:pPr>
-        <w:rPr>
-          <w:lang w:val="en-US"/>
-        </w:rPr>
-      </w:pPr>
-      <w:r>
-        <w:rPr>
-          <w:lang w:val="en-US"/>
-        </w:rPr>
-        <w:t xml:space="preserve">When </w:t>
-      </w:r>
-      <w:proofErr w:type="spellStart"/>
-      <w:r>
-        <w:rPr>
-          <w:lang w:val="en-US"/>
-        </w:rPr>
-        <w:t>TP53</w:t>
-      </w:r>
-      <w:proofErr w:type="spellEnd"/>
-      <w:r>
-        <w:rPr>
-          <w:lang w:val="en-US"/>
-        </w:rPr>
-        <w:t xml:space="preserve"> has a mutation, the cell “lets the bad guys run around” and the cell becomes chaotic. Mistakes start piling up and this is often the start of cancer developing.</w:t>
-      </w:r>
-    </w:p>
-    <w:p>
-      <w:pPr>
-        <w:rPr>
-          <w:lang w:val="en-US"/>
-        </w:rPr>
-      </w:pPr>
-      <w:proofErr w:type="spellStart"/>
-      <w:r>
-        <w:rPr>
-          <w:lang w:val="en-US"/>
-        </w:rPr>
-        <w:t>CNV</w:t>
-      </w:r>
-      <w:proofErr w:type="spellEnd"/>
-      <w:r>
-        <w:rPr>
-          <w:lang w:val="en-US"/>
-        </w:rPr>
-        <w:t xml:space="preserve"> means Copy Number Variation. When </w:t>
-      </w:r>
-      <w:proofErr w:type="spellStart"/>
-      <w:r>
-        <w:rPr>
-          <w:lang w:val="en-US"/>
-        </w:rPr>
-        <w:t>TP53</w:t>
-      </w:r>
-      <w:proofErr w:type="spellEnd"/>
-      <w:r>
-        <w:rPr>
-          <w:lang w:val="en-US"/>
-        </w:rPr>
-        <w:t xml:space="preserve"> is mutated, there’s </w:t>
-      </w:r>
-      <w:proofErr w:type="spellStart"/>
-      <w:r>
-        <w:rPr>
-          <w:lang w:val="en-US"/>
-        </w:rPr>
-        <w:t>CNV</w:t>
-      </w:r>
-      <w:proofErr w:type="spellEnd"/>
-      <w:r>
-        <w:rPr>
-          <w:lang w:val="en-US"/>
-        </w:rPr>
-        <w:t xml:space="preserve"> chaos in the cell and cells tend to accumulate more </w:t>
-      </w:r>
-      <w:proofErr w:type="spellStart"/>
-      <w:r>
-        <w:rPr>
-          <w:lang w:val="en-US"/>
-        </w:rPr>
-        <w:t>CNVs</w:t>
-      </w:r>
-      <w:proofErr w:type="spellEnd"/>
+      <w:r>
+        <w:rPr>
+          <w:lang w:val="en-US"/>
+        </w:rPr>
+        <w:t>TP53 is the superhero that keeps my cells safe. When they are somehow damaged, TP53 commands to fix it and when the cell is too damaged, TP53 commands to shut the cell down.</w:t>
+      </w:r>
+      <w:r>
+        <w:rPr>
+          <w:lang w:val="en-US"/>
+        </w:rPr>
+        <w:t xml:space="preserve"> In summary, TP53 keeps everything organized and safe.</w:t>
+      </w:r>
+    </w:p>
+    <w:p>
+      <w:pPr>
+        <w:rPr>
+          <w:lang w:val="en-US"/>
+        </w:rPr>
+      </w:pPr>
+      <w:r>
+        <w:rPr>
+          <w:lang w:val="en-US"/>
+        </w:rPr>
+        <w:t>When TP53 has a mutation, the cell “lets the bad guys run around” and the cell becomes chaotic. Mistakes start piling up and this is often the start of cancer developing.</w:t>
+      </w:r>
+    </w:p>
+    <w:p>
+      <w:pPr>
+        <w:rPr>
+          <w:lang w:val="en-US"/>
+        </w:rPr>
+      </w:pPr>
+      <w:r>
+        <w:rPr>
+          <w:lang w:val="en-US"/>
+        </w:rPr>
+        <w:t>CNV means Copy Number Variation. When TP53 is mutated, there’s CNV chaos in the cell and cells tend to accumulate more CNVs</w:t>
+      </w:r>
       <w:r>
         <w:rPr>
           <w:lang w:val="en-US"/>
@@ -251,21 +121,7 @@
         <w:rPr>
           <w:lang w:val="en-US"/>
         </w:rPr>
-        <w:t xml:space="preserve">, and we get genomic instability, a hallmark of </w:t>
-      </w:r>
-      <w:proofErr w:type="spellStart"/>
-      <w:r>
-        <w:rPr>
-          <w:lang w:val="en-US"/>
-        </w:rPr>
-        <w:t>TP53</w:t>
-      </w:r>
-      <w:proofErr w:type="spellEnd"/>
-      <w:r>
-        <w:rPr>
-          <w:lang w:val="en-US"/>
-        </w:rPr>
-        <w:t>-mutant cancers.</w:t>
+        <w:t>, and we get genomic instability, a hallmark of TP53-mutant cancers.</w:t>
       </w:r>
     </w:p>
     <w:p>
@@ -297,35 +153,7 @@
         <w:rPr>
           <w:lang w:val="en-US"/>
         </w:rPr>
-        <w:t xml:space="preserve">Do tumors with </w:t>
-      </w:r>
-      <w:proofErr w:type="spellStart"/>
-      <w:r>
-        <w:rPr>
-          <w:lang w:val="en-US"/>
-        </w:rPr>
-        <w:t>TP53</w:t>
-      </w:r>
-      <w:proofErr w:type="spellEnd"/>
-      <w:r>
-        <w:rPr>
-          <w:lang w:val="en-US"/>
-        </w:rPr>
-        <w:t xml:space="preserve"> mutations really have more </w:t>
-      </w:r>
-      <w:proofErr w:type="spellStart"/>
-      <w:r>
-        <w:rPr>
-          <w:lang w:val="en-US"/>
-        </w:rPr>
-        <w:t>CNVs</w:t>
-      </w:r>
-      <w:proofErr w:type="spellEnd"/>
-      <w:r>
-        <w:rPr>
-          <w:lang w:val="en-US"/>
-        </w:rPr>
-        <w:t>?</w:t>
+        <w:t>Do tumors with TP53 mutations really have more CNVs?</w:t>
       </w:r>
     </w:p>
     <w:p>
@@ -361,21 +189,7 @@
         <w:rPr>
           <w:lang w:val="en-US"/>
         </w:rPr>
-        <w:t xml:space="preserve">Which </w:t>
-      </w:r>
-      <w:proofErr w:type="spellStart"/>
-      <w:r>
-        <w:rPr>
-          <w:lang w:val="en-US"/>
-        </w:rPr>
-        <w:t>CNVs</w:t>
-      </w:r>
-      <w:proofErr w:type="spellEnd"/>
-      <w:r>
-        <w:rPr>
-          <w:lang w:val="en-US"/>
-        </w:rPr>
-        <w:t xml:space="preserve"> appear more often?</w:t>
+        <w:t>Which CNVs appear more often?</w:t>
       </w:r>
     </w:p>
     <w:p>
@@ -426,21 +240,7 @@
         <w:rPr>
           <w:lang w:val="en-US"/>
         </w:rPr>
-        <w:t xml:space="preserve">Download mutation data, </w:t>
-      </w:r>
-      <w:proofErr w:type="spellStart"/>
-      <w:r>
-        <w:rPr>
-          <w:lang w:val="en-US"/>
-        </w:rPr>
-        <w:t>CNV</w:t>
-      </w:r>
-      <w:proofErr w:type="spellEnd"/>
-      <w:r>
-        <w:rPr>
-          <w:lang w:val="en-US"/>
-        </w:rPr>
-        <w:t xml:space="preserve"> data and clinical data</w:t>
+        <w:t>Download mutation data, CNV data and clinical data</w:t>
       </w:r>
     </w:p>
     <w:p>
@@ -458,35 +258,7 @@
         <w:rPr>
           <w:lang w:val="en-US"/>
         </w:rPr>
-        <w:t xml:space="preserve">Split tumors into </w:t>
-      </w:r>
-      <w:proofErr w:type="spellStart"/>
-      <w:r>
-        <w:rPr>
-          <w:lang w:val="en-US"/>
-        </w:rPr>
-        <w:t>TP53</w:t>
-      </w:r>
-      <w:proofErr w:type="spellEnd"/>
-      <w:r>
-        <w:rPr>
-          <w:lang w:val="en-US"/>
-        </w:rPr>
-        <w:t xml:space="preserve">-mutant and </w:t>
-      </w:r>
-      <w:proofErr w:type="spellStart"/>
-      <w:r>
-        <w:rPr>
-          <w:lang w:val="en-US"/>
-        </w:rPr>
-        <w:t>TP53</w:t>
-      </w:r>
-      <w:proofErr w:type="spellEnd"/>
-      <w:r>
-        <w:rPr>
-          <w:lang w:val="en-US"/>
-        </w:rPr>
-        <w:t>-wildtype</w:t>
+        <w:t>Split tumors into TP53-mutant and TP53-wildtype</w:t>
       </w:r>
     </w:p>
     <w:p>
@@ -504,49 +276,7 @@
         <w:rPr>
           <w:lang w:val="en-US"/>
         </w:rPr>
-        <w:t xml:space="preserve">Compare </w:t>
-      </w:r>
-      <w:proofErr w:type="spellStart"/>
-      <w:r>
-        <w:rPr>
-          <w:lang w:val="en-US"/>
-        </w:rPr>
-        <w:t>CNV</w:t>
-      </w:r>
-      <w:proofErr w:type="spellEnd"/>
-      <w:r>
-        <w:rPr>
-          <w:lang w:val="en-US"/>
-        </w:rPr>
-        <w:t xml:space="preserve"> burden, meaning calculate total number of </w:t>
-      </w:r>
-      <w:proofErr w:type="spellStart"/>
-      <w:r>
-        <w:rPr>
-          <w:lang w:val="en-US"/>
-        </w:rPr>
-        <w:t>CNV</w:t>
-      </w:r>
-      <w:proofErr w:type="spellEnd"/>
-      <w:r>
-        <w:rPr>
-          <w:lang w:val="en-US"/>
-        </w:rPr>
-        <w:t xml:space="preserve"> events, size of </w:t>
-      </w:r>
-      <w:proofErr w:type="spellStart"/>
-      <w:r>
-        <w:rPr>
-          <w:lang w:val="en-US"/>
-        </w:rPr>
-        <w:t>CNVs</w:t>
-      </w:r>
-      <w:proofErr w:type="spellEnd"/>
-      <w:r>
-        <w:rPr>
-          <w:lang w:val="en-US"/>
-        </w:rPr>
-        <w:t xml:space="preserve">, amplifications vs deletions, and which genes are frequently altered. </w:t>
+        <w:t xml:space="preserve">Compare CNV burden, meaning calculate total number of CNV events, size of CNVs, amplifications vs deletions, and which genes are frequently altered. </w:t>
       </w:r>
       <w:r>
         <w:rPr>
@@ -558,21 +288,7 @@
         <w:rPr>
           <w:lang w:val="en-US"/>
         </w:rPr>
-        <w:t xml:space="preserve"> I want to ask: do </w:t>
-      </w:r>
-      <w:proofErr w:type="spellStart"/>
-      <w:r>
-        <w:rPr>
-          <w:lang w:val="en-US"/>
-        </w:rPr>
-        <w:t>TP53</w:t>
-      </w:r>
-      <w:proofErr w:type="spellEnd"/>
-      <w:r>
-        <w:rPr>
-          <w:lang w:val="en-US"/>
-        </w:rPr>
-        <w:t>-mutant cancers have more genomic chaos?</w:t>
+        <w:t xml:space="preserve"> I want to ask: do TP53-mutant cancers have more genomic chaos?</w:t>
       </w:r>
     </w:p>
     <w:p>
@@ -590,49 +306,7 @@
         <w:rPr>
           <w:lang w:val="en-US"/>
         </w:rPr>
-        <w:t xml:space="preserve">Visualize: boxplot of </w:t>
-      </w:r>
-      <w:proofErr w:type="spellStart"/>
-      <w:r>
-        <w:rPr>
-          <w:lang w:val="en-US"/>
-        </w:rPr>
-        <w:t>CNV</w:t>
-      </w:r>
-      <w:proofErr w:type="spellEnd"/>
-      <w:r>
-        <w:rPr>
-          <w:lang w:val="en-US"/>
-        </w:rPr>
-        <w:t xml:space="preserve"> burden, heatmaps of recurrent </w:t>
-      </w:r>
-      <w:proofErr w:type="spellStart"/>
-      <w:r>
-        <w:rPr>
-          <w:lang w:val="en-US"/>
-        </w:rPr>
-        <w:t>CNVs</w:t>
-      </w:r>
-      <w:proofErr w:type="spellEnd"/>
-      <w:r>
-        <w:rPr>
-          <w:lang w:val="en-US"/>
-        </w:rPr>
-        <w:t xml:space="preserve">, </w:t>
-      </w:r>
-      <w:proofErr w:type="spellStart"/>
-      <w:r>
-        <w:rPr>
-          <w:lang w:val="en-US"/>
-        </w:rPr>
-        <w:t>barplots</w:t>
-      </w:r>
-      <w:proofErr w:type="spellEnd"/>
-      <w:r>
-        <w:rPr>
-          <w:lang w:val="en-US"/>
-        </w:rPr>
-        <w:t xml:space="preserve"> per cancer type, </w:t>
+        <w:t xml:space="preserve">Visualize: boxplot of CNV burden, heatmaps of recurrent CNVs, barplots per cancer type, </w:t>
       </w:r>
       <w:r>
         <w:rPr>
@@ -674,35 +348,7 @@
         <w:rPr>
           <w:lang w:val="en-US"/>
         </w:rPr>
-        <w:t xml:space="preserve">Interpret everything: do </w:t>
-      </w:r>
-      <w:proofErr w:type="spellStart"/>
-      <w:r>
-        <w:rPr>
-          <w:lang w:val="en-US"/>
-        </w:rPr>
-        <w:t>TP53</w:t>
-      </w:r>
-      <w:proofErr w:type="spellEnd"/>
-      <w:r>
-        <w:rPr>
-          <w:lang w:val="en-US"/>
-        </w:rPr>
-        <w:t xml:space="preserve">-mutant tumors show higher </w:t>
-      </w:r>
-      <w:proofErr w:type="spellStart"/>
-      <w:r>
-        <w:rPr>
-          <w:lang w:val="en-US"/>
-        </w:rPr>
-        <w:t>CNV</w:t>
-      </w:r>
-      <w:proofErr w:type="spellEnd"/>
-      <w:r>
-        <w:rPr>
-          <w:lang w:val="en-US"/>
-        </w:rPr>
-        <w:t xml:space="preserve"> load? Are certain chromosomes more unstable? What cancers show stronger effect?</w:t>
+        <w:t>Interpret everything: do TP53-mutant tumors show higher CNV load? Are certain chromosomes more unstable? What cancers show stronger effect?</w:t>
       </w:r>
     </w:p>
     <w:p>
@@ -720,21 +366,7 @@
         <w:rPr>
           <w:lang w:val="en-US"/>
         </w:rPr>
-        <w:t xml:space="preserve">Does higher </w:t>
-      </w:r>
-      <w:proofErr w:type="spellStart"/>
-      <w:r>
-        <w:rPr>
-          <w:lang w:val="en-US"/>
-        </w:rPr>
-        <w:t>CNV</w:t>
-      </w:r>
-      <w:proofErr w:type="spellEnd"/>
-      <w:r>
-        <w:rPr>
-          <w:lang w:val="en-US"/>
-        </w:rPr>
-        <w:t xml:space="preserve"> burden correlate with: tumor grade? Survival? Treatment response? Other genomic features?</w:t>
+        <w:t>Does higher CNV burden correlate with: tumor grade? Survival? Treatment response? Other genomic features?</w:t>
       </w:r>
     </w:p>
     <w:p>
@@ -1108,7 +740,6 @@
         </w:rPr>
         <w:t>בגלל ש-</w:t>
       </w:r>
-      <w:proofErr w:type="spellStart"/>
       <w:r>
         <w:rPr>
           <w:rStyle w:val="Strong"/>
@@ -1119,7 +750,6 @@
         </w:rPr>
         <w:t>p53</w:t>
       </w:r>
-      <w:proofErr w:type="spellEnd"/>
       <w:r>
         <w:rPr>
           <w:rStyle w:val="Strong"/>
@@ -1153,7 +783,6 @@
         </w:rPr>
         <w:t>. מצד שני, ל-</w:t>
       </w:r>
-      <w:proofErr w:type="spellStart"/>
       <w:r>
         <w:rPr>
           <w:rStyle w:val="Strong"/>
@@ -1164,7 +793,6 @@
         </w:rPr>
         <w:t>p53</w:t>
       </w:r>
-      <w:proofErr w:type="spellEnd"/>
       <w:r>
         <w:rPr>
           <w:rStyle w:val="Strong"/>
@@ -1176,7 +804,6 @@
         </w:rPr>
         <w:t xml:space="preserve"> יש עוד אפקט והוא כשיש מוטנט יש הרבה מוטציות נוספות מקופי </w:t>
       </w:r>
-      <w:proofErr w:type="spellStart"/>
       <w:r>
         <w:rPr>
           <w:rStyle w:val="Strong"/>
@@ -1197,67 +824,7 @@
           <w:rtl/>
           <w:lang w:val="en-US"/>
         </w:rPr>
-        <w:t>מבר</w:t>
-      </w:r>
-      <w:proofErr w:type="spellEnd"/>
-      <w:r>
-        <w:rPr>
-          <w:rStyle w:val="Strong"/>
-          <w:rFonts w:asciiTheme="minorHAnsi" w:eastAsiaTheme="majorEastAsia" w:hAnsiTheme="minorHAnsi" w:hint="cs"/>
-          <w:b w:val="0"/>
-          <w:bCs w:val="0"/>
-          <w:rtl/>
-          <w:lang w:val="en-US"/>
-        </w:rPr>
-        <w:t xml:space="preserve"> ואני צריכה לבדוק אם יש קשר בין שני הדברים האלה,ֿ ז״א האם המוטציות שאנחנו רואים שמשפיעים על </w:t>
-      </w:r>
-      <w:proofErr w:type="spellStart"/>
-      <w:r>
-        <w:rPr>
-          <w:rStyle w:val="Strong"/>
-          <w:rFonts w:asciiTheme="minorHAnsi" w:eastAsiaTheme="majorEastAsia" w:hAnsiTheme="minorHAnsi" w:hint="cs"/>
-          <w:b w:val="0"/>
-          <w:bCs w:val="0"/>
-          <w:rtl/>
-          <w:lang w:val="en-US"/>
-        </w:rPr>
-        <w:t>הפיטנס</w:t>
-      </w:r>
-      <w:proofErr w:type="spellEnd"/>
-      <w:r>
-        <w:rPr>
-          <w:rStyle w:val="Strong"/>
-          <w:rFonts w:asciiTheme="minorHAnsi" w:eastAsiaTheme="majorEastAsia" w:hAnsiTheme="minorHAnsi" w:hint="cs"/>
-          <w:b w:val="0"/>
-          <w:bCs w:val="0"/>
-          <w:rtl/>
-          <w:lang w:val="en-US"/>
-        </w:rPr>
-        <w:t xml:space="preserve"> משפיעות על הקופי </w:t>
-      </w:r>
-      <w:proofErr w:type="spellStart"/>
-      <w:r>
-        <w:rPr>
-          <w:rStyle w:val="Strong"/>
-          <w:rFonts w:asciiTheme="minorHAnsi" w:eastAsiaTheme="majorEastAsia" w:hAnsiTheme="minorHAnsi" w:hint="cs"/>
-          <w:b w:val="0"/>
-          <w:bCs w:val="0"/>
-          <w:rtl/>
-          <w:lang w:val="en-US"/>
-        </w:rPr>
-        <w:t>נאמבר</w:t>
-      </w:r>
-      <w:proofErr w:type="spellEnd"/>
-      <w:r>
-        <w:rPr>
-          <w:rStyle w:val="Strong"/>
-          <w:rFonts w:asciiTheme="minorHAnsi" w:eastAsiaTheme="majorEastAsia" w:hAnsiTheme="minorHAnsi" w:hint="cs"/>
-          <w:b w:val="0"/>
-          <w:bCs w:val="0"/>
-          <w:rtl/>
-          <w:lang w:val="en-US"/>
-        </w:rPr>
-        <w:t xml:space="preserve"> או שאין קשר.</w:t>
+        <w:t>מבר ואני צריכה לבדוק אם יש קשר בין שני הדברים האלה,ֿ ז״א האם המוטציות שאנחנו רואים שמשפיעים על הפיטנס משפיעות על הקופי נאמבר או שאין קשר.</w:t>
       </w:r>
     </w:p>
     <w:p>
@@ -1304,87 +871,15 @@
           <w:rtl/>
           <w:lang w:val="en-US"/>
         </w:rPr>
-        <w:t xml:space="preserve"> אפשר לראות </w:t>
-      </w:r>
-      <w:proofErr w:type="spellStart"/>
-      <w:r>
-        <w:rPr>
-          <w:rFonts w:asciiTheme="minorHAnsi" w:hAnsiTheme="minorHAnsi" w:hint="cs"/>
-          <w:rtl/>
-          <w:lang w:val="en-US"/>
-        </w:rPr>
-        <w:t>בספלמנטל</w:t>
-      </w:r>
-      <w:proofErr w:type="spellEnd"/>
-      <w:r>
-        <w:rPr>
-          <w:rFonts w:asciiTheme="minorHAnsi" w:hAnsiTheme="minorHAnsi" w:hint="cs"/>
-          <w:rtl/>
-          <w:lang w:val="en-US"/>
-        </w:rPr>
-        <w:t xml:space="preserve"> את </w:t>
-      </w:r>
-      <w:proofErr w:type="spellStart"/>
-      <w:r>
-        <w:rPr>
-          <w:rFonts w:asciiTheme="minorHAnsi" w:hAnsiTheme="minorHAnsi" w:hint="cs"/>
-          <w:rtl/>
-          <w:lang w:val="en-US"/>
-        </w:rPr>
-        <w:t>הפנוטיפיק</w:t>
-      </w:r>
-      <w:proofErr w:type="spellEnd"/>
-      <w:r>
-        <w:rPr>
-          <w:rFonts w:asciiTheme="minorHAnsi" w:hAnsiTheme="minorHAnsi" w:hint="cs"/>
-          <w:rtl/>
-          <w:lang w:val="en-US"/>
-        </w:rPr>
-        <w:t xml:space="preserve"> אפקט, את העוצמה ואת המיקום. זה </w:t>
-      </w:r>
-      <w:proofErr w:type="spellStart"/>
-      <w:r>
-        <w:rPr>
-          <w:rFonts w:asciiTheme="minorHAnsi" w:hAnsiTheme="minorHAnsi" w:hint="cs"/>
-          <w:rtl/>
-          <w:lang w:val="en-US"/>
-        </w:rPr>
-        <w:t>הפנוטיפיק</w:t>
-      </w:r>
-      <w:proofErr w:type="spellEnd"/>
-      <w:r>
-        <w:rPr>
-          <w:rFonts w:asciiTheme="minorHAnsi" w:hAnsiTheme="minorHAnsi" w:hint="cs"/>
-          <w:rtl/>
-          <w:lang w:val="en-US"/>
-        </w:rPr>
-        <w:t xml:space="preserve"> אפקט מבחינת התאים בתור המבחנה.</w:t>
-      </w:r>
-      <w:r>
-        <w:rPr>
-          <w:rFonts w:asciiTheme="minorHAnsi" w:hAnsiTheme="minorHAnsi" w:hint="cs"/>
-          <w:rtl/>
-          <w:lang w:val="en-US"/>
-        </w:rPr>
-        <w:t xml:space="preserve"> יש אתר שנקרא </w:t>
-      </w:r>
-      <w:proofErr w:type="spellStart"/>
-      <w:r>
-        <w:rPr>
-          <w:rFonts w:asciiTheme="minorHAnsi" w:hAnsiTheme="minorHAnsi" w:hint="cs"/>
-          <w:rtl/>
-          <w:lang w:val="en-US"/>
-        </w:rPr>
-        <w:t>ג׳יני</w:t>
-      </w:r>
-      <w:proofErr w:type="spellEnd"/>
-      <w:r>
-        <w:rPr>
-          <w:rFonts w:asciiTheme="minorHAnsi" w:hAnsiTheme="minorHAnsi" w:hint="cs"/>
-          <w:rtl/>
-          <w:lang w:val="en-US"/>
-        </w:rPr>
-        <w:t xml:space="preserve"> (</w:t>
+        <w:t xml:space="preserve"> אפשר לראות בספלמנטל את הפנוטיפיק אפקט, את העוצמה ואת המיקום. זה הפנוטיפיק אפקט מבחינת התאים בתור המבחנה.</w:t>
+      </w:r>
+      <w:r>
+        <w:rPr>
+          <w:rFonts w:asciiTheme="minorHAnsi" w:hAnsiTheme="minorHAnsi" w:hint="cs"/>
+          <w:rtl/>
+          <w:lang w:val="en-US"/>
+        </w:rPr>
+        <w:t xml:space="preserve"> יש אתר שנקרא ג׳יני (</w:t>
       </w:r>
       <w:r>
         <w:rPr>
@@ -1548,45 +1043,8 @@
           <w:rtl/>
           <w:lang w:val="en-US"/>
         </w:rPr>
-        <w:t xml:space="preserve">מה שאני אעשה זה להוריד </w:t>
-      </w:r>
-      <w:proofErr w:type="spellStart"/>
-      <w:r>
-        <w:rPr>
-          <w:rFonts w:asciiTheme="minorHAnsi" w:hAnsiTheme="minorHAnsi" w:hint="cs"/>
-          <w:rtl/>
-          <w:lang w:val="en-US"/>
-        </w:rPr>
-        <w:t>מהדטא</w:t>
-      </w:r>
-      <w:proofErr w:type="spellEnd"/>
-      <w:r>
-        <w:rPr>
-          <w:rFonts w:asciiTheme="minorHAnsi" w:hAnsiTheme="minorHAnsi" w:hint="cs"/>
-          <w:rtl/>
-          <w:lang w:val="en-US"/>
-        </w:rPr>
-        <w:t xml:space="preserve"> של </w:t>
-      </w:r>
-      <w:proofErr w:type="spellStart"/>
-      <w:r>
-        <w:rPr>
-          <w:rFonts w:asciiTheme="minorHAnsi" w:hAnsiTheme="minorHAnsi" w:hint="cs"/>
-          <w:rtl/>
-          <w:lang w:val="en-US"/>
-        </w:rPr>
-        <w:t>ג׳יני</w:t>
-      </w:r>
-      <w:proofErr w:type="spellEnd"/>
-      <w:r>
-        <w:rPr>
-          <w:rFonts w:asciiTheme="minorHAnsi" w:hAnsiTheme="minorHAnsi" w:hint="cs"/>
-          <w:rtl/>
-          <w:lang w:val="en-US"/>
-        </w:rPr>
-        <w:t xml:space="preserve"> את כל מה שקורה פה, את כל המוטציות שיש ואת כל ה-</w:t>
-      </w:r>
-      <w:proofErr w:type="spellStart"/>
+        <w:t>מה שאני אעשה זה להוריד מהדטא של ג׳יני את כל מה שקורה פה, את כל המוטציות שיש ואת כל ה-</w:t>
+      </w:r>
       <w:r>
         <w:rPr>
           <w:rFonts w:asciiTheme="minorHAnsi" w:hAnsiTheme="minorHAnsi"/>
@@ -1594,7 +1052,6 @@
         </w:rPr>
         <w:t>GDA</w:t>
       </w:r>
-      <w:proofErr w:type="spellEnd"/>
       <w:r>
         <w:rPr>
           <w:rFonts w:asciiTheme="minorHAnsi" w:hAnsiTheme="minorHAnsi" w:hint="cs"/>
@@ -1603,21 +1060,12 @@
         </w:rPr>
         <w:t xml:space="preserve"> ולראות האם יש או אין קורלציה בין ה-</w:t>
       </w:r>
-      <w:proofErr w:type="spellStart"/>
-      <w:r>
-        <w:rPr>
-          <w:rFonts w:asciiTheme="minorHAnsi" w:hAnsiTheme="minorHAnsi"/>
-          <w:lang w:val="en-US"/>
-        </w:rPr>
-        <w:t>phenotipic</w:t>
-      </w:r>
-      <w:proofErr w:type="spellEnd"/>
-      <w:r>
-        <w:rPr>
-          <w:rFonts w:asciiTheme="minorHAnsi" w:hAnsiTheme="minorHAnsi"/>
-          <w:lang w:val="en-US"/>
-        </w:rPr>
-        <w:t xml:space="preserve"> selection event</w:t>
+      <w:r>
+        <w:rPr>
+          <w:rFonts w:asciiTheme="minorHAnsi" w:hAnsiTheme="minorHAnsi"/>
+          <w:lang w:val="en-US"/>
+        </w:rPr>
+        <w:t>phenotipic selection event</w:t>
       </w:r>
       <w:r>
         <w:rPr>
@@ -1642,7 +1090,6 @@
         </w:rPr>
         <w:t xml:space="preserve">. יש פה 2 תכונות של </w:t>
       </w:r>
-      <w:proofErr w:type="spellStart"/>
       <w:r>
         <w:rPr>
           <w:rFonts w:asciiTheme="minorHAnsi" w:hAnsiTheme="minorHAnsi"/>
@@ -1650,7 +1097,6 @@
         </w:rPr>
         <w:t>p53</w:t>
       </w:r>
-      <w:proofErr w:type="spellEnd"/>
       <w:r>
         <w:rPr>
           <w:rFonts w:asciiTheme="minorHAnsi" w:hAnsiTheme="minorHAnsi" w:hint="cs"/>
@@ -1675,25 +1121,7 @@
           <w:rtl/>
           <w:lang w:val="en-US"/>
         </w:rPr>
-        <w:t xml:space="preserve">לנסות לעשות </w:t>
-      </w:r>
-      <w:proofErr w:type="spellStart"/>
-      <w:r>
-        <w:rPr>
-          <w:rFonts w:asciiTheme="minorHAnsi" w:hAnsiTheme="minorHAnsi" w:hint="cs"/>
-          <w:rtl/>
-          <w:lang w:val="en-US"/>
-        </w:rPr>
-        <w:t>וולקנו</w:t>
-      </w:r>
-      <w:proofErr w:type="spellEnd"/>
-      <w:r>
-        <w:rPr>
-          <w:rFonts w:asciiTheme="minorHAnsi" w:hAnsiTheme="minorHAnsi" w:hint="cs"/>
-          <w:rtl/>
-          <w:lang w:val="en-US"/>
-        </w:rPr>
-        <w:t xml:space="preserve"> של </w:t>
+        <w:t xml:space="preserve">לנסות לעשות וולקנו של </w:t>
       </w:r>
       <w:r>
         <w:rPr>
@@ -1731,25 +1159,7 @@
           <w:rtl/>
           <w:lang w:val="en-US"/>
         </w:rPr>
-        <w:t xml:space="preserve">(כל סרטן וכמות </w:t>
-      </w:r>
-      <w:proofErr w:type="spellStart"/>
-      <w:r>
-        <w:rPr>
-          <w:rFonts w:asciiTheme="minorHAnsi" w:hAnsiTheme="minorHAnsi" w:hint="cs"/>
-          <w:rtl/>
-          <w:lang w:val="en-US"/>
-        </w:rPr>
-        <w:t>הסאמפלים</w:t>
-      </w:r>
-      <w:proofErr w:type="spellEnd"/>
-      <w:r>
-        <w:rPr>
-          <w:rFonts w:asciiTheme="minorHAnsi" w:hAnsiTheme="minorHAnsi" w:hint="cs"/>
-          <w:rtl/>
-          <w:lang w:val="en-US"/>
-        </w:rPr>
-        <w:t xml:space="preserve"> שלו)</w:t>
+        <w:t>(כל סרטן וכמות הסאמפלים שלו)</w:t>
       </w:r>
       <w:r>
         <w:rPr>
@@ -1852,7 +1262,6 @@
         </w:rPr>
         <w:t>לגידולים עם מוטציות ב-</w:t>
       </w:r>
-      <w:proofErr w:type="spellStart"/>
       <w:r>
         <w:rPr>
           <w:rFonts w:asciiTheme="minorHAnsi" w:hAnsiTheme="minorHAnsi"/>
@@ -1860,7 +1269,6 @@
         </w:rPr>
         <w:t>TP53</w:t>
       </w:r>
-      <w:proofErr w:type="spellEnd"/>
       <w:r>
         <w:rPr>
           <w:rFonts w:asciiTheme="minorHAnsi" w:hAnsiTheme="minorHAnsi" w:hint="cs"/>
@@ -1897,17 +1305,8 @@
           <w:rFonts w:asciiTheme="minorHAnsi" w:hAnsiTheme="minorHAnsi"/>
           <w:lang w:val="en-US"/>
         </w:rPr>
-        <w:t>n=~</w:t>
-      </w:r>
-      <w:proofErr w:type="spellStart"/>
-      <w:r>
-        <w:rPr>
-          <w:rFonts w:asciiTheme="minorHAnsi" w:hAnsiTheme="minorHAnsi"/>
-          <w:lang w:val="en-US"/>
-        </w:rPr>
-        <w:t>271K</w:t>
-      </w:r>
-      <w:proofErr w:type="spellEnd"/>
+        <w:t>n=~271K</w:t>
+      </w:r>
       <w:r>
         <w:rPr>
           <w:rFonts w:asciiTheme="minorHAnsi" w:hAnsiTheme="minorHAnsi" w:hint="cs"/>
@@ -2031,7 +1430,6 @@
         </w:rPr>
         <w:t xml:space="preserve"> של </w:t>
       </w:r>
-      <w:proofErr w:type="spellStart"/>
       <w:r>
         <w:rPr>
           <w:rFonts w:asciiTheme="minorHAnsi" w:hAnsiTheme="minorHAnsi"/>
@@ -2039,32 +1437,13 @@
         </w:rPr>
         <w:t>TP53</w:t>
       </w:r>
-      <w:proofErr w:type="spellEnd"/>
-      <w:r>
-        <w:rPr>
-          <w:rFonts w:asciiTheme="minorHAnsi" w:hAnsiTheme="minorHAnsi" w:hint="cs"/>
-          <w:rtl/>
-          <w:lang w:val="en-US"/>
-        </w:rPr>
-        <w:t xml:space="preserve"> לא חוזה בקורלציה לינארית את רמת היציבות </w:t>
-      </w:r>
-      <w:proofErr w:type="spellStart"/>
-      <w:r>
-        <w:rPr>
-          <w:rFonts w:asciiTheme="minorHAnsi" w:hAnsiTheme="minorHAnsi" w:hint="cs"/>
-          <w:rtl/>
-          <w:lang w:val="en-US"/>
-        </w:rPr>
-        <w:t>הגנומית</w:t>
-      </w:r>
-      <w:proofErr w:type="spellEnd"/>
-      <w:r>
-        <w:rPr>
-          <w:rFonts w:asciiTheme="minorHAnsi" w:hAnsiTheme="minorHAnsi" w:hint="cs"/>
-          <w:rtl/>
-          <w:lang w:val="en-US"/>
-        </w:rPr>
-        <w:t>.</w:t>
+      <w:r>
+        <w:rPr>
+          <w:rFonts w:asciiTheme="minorHAnsi" w:hAnsiTheme="minorHAnsi" w:hint="cs"/>
+          <w:rtl/>
+          <w:lang w:val="en-US"/>
+        </w:rPr>
+        <w:t xml:space="preserve"> לא חוזה בקורלציה לינארית את רמת היציבות הגנומית.</w:t>
       </w:r>
       <w:r>
         <w:rPr>
@@ -2074,21 +1453,12 @@
         </w:rPr>
         <w:t xml:space="preserve"> ז״א </w:t>
       </w:r>
-      <w:proofErr w:type="spellStart"/>
-      <w:r>
-        <w:rPr>
-          <w:rFonts w:asciiTheme="minorHAnsi" w:hAnsiTheme="minorHAnsi"/>
-          <w:lang w:val="en-US"/>
-        </w:rPr>
-        <w:t>EFS</w:t>
-      </w:r>
-      <w:proofErr w:type="spellEnd"/>
-      <w:r>
-        <w:rPr>
-          <w:rFonts w:asciiTheme="minorHAnsi" w:hAnsiTheme="minorHAnsi"/>
-          <w:lang w:val="en-US"/>
-        </w:rPr>
-        <w:t xml:space="preserve"> (experimental function scores)</w:t>
+      <w:r>
+        <w:rPr>
+          <w:rFonts w:asciiTheme="minorHAnsi" w:hAnsiTheme="minorHAnsi"/>
+          <w:lang w:val="en-US"/>
+        </w:rPr>
+        <w:t>EFS (experimental function scores)</w:t>
       </w:r>
       <w:r>
         <w:rPr>
@@ -2113,7 +1483,6 @@
         </w:rPr>
         <w:t xml:space="preserve">. ברגע שיש לנו </w:t>
       </w:r>
-      <w:proofErr w:type="spellStart"/>
       <w:r>
         <w:rPr>
           <w:rFonts w:asciiTheme="minorHAnsi" w:hAnsiTheme="minorHAnsi"/>
@@ -2121,7 +1490,6 @@
         </w:rPr>
         <w:t>TP53</w:t>
       </w:r>
-      <w:proofErr w:type="spellEnd"/>
       <w:r>
         <w:rPr>
           <w:rFonts w:asciiTheme="minorHAnsi" w:hAnsiTheme="minorHAnsi" w:hint="cs"/>
@@ -2198,7 +1566,6 @@
         </w:rPr>
         <w:t xml:space="preserve">, הגנום הופך להיות לא יציב בלי קשר לכמה </w:t>
       </w:r>
-      <w:proofErr w:type="spellStart"/>
       <w:r>
         <w:rPr>
           <w:rFonts w:asciiTheme="minorHAnsi" w:hAnsiTheme="minorHAnsi"/>
@@ -2206,7 +1573,6 @@
         </w:rPr>
         <w:t>TP53</w:t>
       </w:r>
-      <w:proofErr w:type="spellEnd"/>
       <w:r>
         <w:rPr>
           <w:rFonts w:asciiTheme="minorHAnsi" w:hAnsiTheme="minorHAnsi" w:hint="cs"/>
@@ -2293,21 +1659,12 @@
         </w:rPr>
         <w:t xml:space="preserve">אצל סוגי סרטן מסוימים יש קורלציה יותר טובה בין </w:t>
       </w:r>
-      <w:proofErr w:type="spellStart"/>
-      <w:r>
-        <w:rPr>
-          <w:rFonts w:asciiTheme="minorHAnsi" w:hAnsiTheme="minorHAnsi"/>
-          <w:lang w:val="en-US"/>
-        </w:rPr>
-        <w:t>EFS</w:t>
-      </w:r>
-      <w:proofErr w:type="spellEnd"/>
-      <w:r>
-        <w:rPr>
-          <w:rFonts w:asciiTheme="minorHAnsi" w:hAnsiTheme="minorHAnsi"/>
-          <w:lang w:val="en-US"/>
-        </w:rPr>
-        <w:t>-FGA</w:t>
+      <w:r>
+        <w:rPr>
+          <w:rFonts w:asciiTheme="minorHAnsi" w:hAnsiTheme="minorHAnsi"/>
+          <w:lang w:val="en-US"/>
+        </w:rPr>
+        <w:t>EFS-FGA</w:t>
       </w:r>
       <w:r>
         <w:rPr>
@@ -2317,39 +1674,19 @@
         </w:rPr>
         <w:t xml:space="preserve">, משמע הקשר בין </w:t>
       </w:r>
-      <w:proofErr w:type="spellStart"/>
       <w:r>
         <w:rPr>
           <w:lang w:val="en-US"/>
         </w:rPr>
         <w:t>TP53</w:t>
       </w:r>
-      <w:proofErr w:type="spellEnd"/>
       <w:r>
         <w:rPr>
           <w:rFonts w:hint="cs"/>
           <w:rtl/>
           <w:lang w:val="en-US"/>
         </w:rPr>
-        <w:t xml:space="preserve"> לאי יציבות </w:t>
-      </w:r>
-      <w:proofErr w:type="spellStart"/>
-      <w:r>
-        <w:rPr>
-          <w:rFonts w:hint="cs"/>
-          <w:rtl/>
-          <w:lang w:val="en-US"/>
-        </w:rPr>
-        <w:t>גנומית</w:t>
-      </w:r>
-      <w:proofErr w:type="spellEnd"/>
-      <w:r>
-        <w:rPr>
-          <w:rFonts w:hint="cs"/>
-          <w:rtl/>
-          <w:lang w:val="en-US"/>
-        </w:rPr>
-        <w:t xml:space="preserve"> היא תלוית קונטקסט-רקמה.</w:t>
+        <w:t xml:space="preserve"> לאי יציבות גנומית היא תלוית קונטקסט-רקמה.</w:t>
       </w:r>
     </w:p>
     <w:p>
@@ -2370,7 +1707,6 @@
         </w:rPr>
         <w:t>מוטציות ב-</w:t>
       </w:r>
-      <w:proofErr w:type="spellStart"/>
       <w:r>
         <w:rPr>
           <w:rFonts w:asciiTheme="minorHAnsi" w:hAnsiTheme="minorHAnsi"/>
@@ -2378,7 +1714,6 @@
         </w:rPr>
         <w:t>TP53</w:t>
       </w:r>
-      <w:proofErr w:type="spellEnd"/>
       <w:r>
         <w:rPr>
           <w:rFonts w:asciiTheme="minorHAnsi" w:hAnsiTheme="minorHAnsi" w:hint="cs"/>
@@ -2438,23 +1773,7 @@
           <w:rFonts w:asciiTheme="minorHAnsi" w:hAnsiTheme="minorHAnsi"/>
           <w:lang w:val="en-US"/>
         </w:rPr>
-        <w:t>~</w:t>
-      </w:r>
-      <w:proofErr w:type="spellStart"/>
-      <w:r>
-        <w:rPr>
-          <w:rFonts w:asciiTheme="minorHAnsi" w:hAnsiTheme="minorHAnsi"/>
-          <w:lang w:val="en-US"/>
-        </w:rPr>
-        <w:t>200x</w:t>
-      </w:r>
-      <w:proofErr w:type="spellEnd"/>
-      <w:r>
-        <w:rPr>
-          <w:rFonts w:asciiTheme="minorHAnsi" w:hAnsiTheme="minorHAnsi"/>
-          <w:lang w:val="en-US"/>
-        </w:rPr>
-        <w:t xml:space="preserve"> fold change</w:t>
+        <w:t>~200x fold change</w:t>
       </w:r>
       <w:r>
         <w:rPr>
@@ -2478,6 +1797,7 @@
       <w:r>
         <w:rPr>
           <w:rFonts w:asciiTheme="minorHAnsi" w:hAnsiTheme="minorHAnsi"/>
+          <w:noProof/>
           <w:rtl/>
           <w:lang w:val="en-US"/>
         </w:rPr>
@@ -2779,6 +2099,7 @@
       <w:r>
         <w:rPr>
           <w:rFonts w:asciiTheme="minorHAnsi" w:hAnsiTheme="minorHAnsi"/>
+          <w:noProof/>
           <w:rtl/>
           <w:lang w:val="en-US"/>
         </w:rPr>
@@ -2855,7 +2176,6 @@
         </w:rPr>
         <w:t xml:space="preserve"> במוטציות </w:t>
       </w:r>
-      <w:proofErr w:type="spellStart"/>
       <w:r>
         <w:rPr>
           <w:rFonts w:asciiTheme="minorHAnsi" w:hAnsiTheme="minorHAnsi"/>
@@ -2863,7 +2183,6 @@
         </w:rPr>
         <w:t>TP53</w:t>
       </w:r>
-      <w:proofErr w:type="spellEnd"/>
       <w:r>
         <w:rPr>
           <w:rFonts w:asciiTheme="minorHAnsi" w:hAnsiTheme="minorHAnsi" w:hint="cs"/>
@@ -2908,27 +2227,8 @@
           <w:rtl/>
           <w:lang w:val="en-US"/>
         </w:rPr>
-        <w:t xml:space="preserve">אפשר לראות </w:t>
-      </w:r>
-      <w:proofErr w:type="spellStart"/>
-      <w:r>
-        <w:rPr>
-          <w:rFonts w:asciiTheme="minorHAnsi" w:hAnsiTheme="minorHAnsi" w:hint="cs"/>
-          <w:rtl/>
-          <w:lang w:val="en-US"/>
-        </w:rPr>
-        <w:t>שאונקוגן</w:t>
-      </w:r>
-      <w:proofErr w:type="spellEnd"/>
-      <w:r>
-        <w:rPr>
-          <w:rFonts w:asciiTheme="minorHAnsi" w:hAnsiTheme="minorHAnsi" w:hint="cs"/>
-          <w:rtl/>
-          <w:lang w:val="en-US"/>
-        </w:rPr>
-        <w:t xml:space="preserve"> קלאסי שגורם להאצת התחלקות תאים, כמו </w:t>
-      </w:r>
-      <w:proofErr w:type="spellStart"/>
+        <w:t xml:space="preserve">אפשר לראות שאונקוגן קלאסי שגורם להאצת התחלקות תאים, כמו </w:t>
+      </w:r>
       <w:r>
         <w:rPr>
           <w:rFonts w:asciiTheme="minorHAnsi" w:hAnsiTheme="minorHAnsi"/>
@@ -2936,7 +2236,6 @@
         </w:rPr>
         <w:t>MYC</w:t>
       </w:r>
-      <w:proofErr w:type="spellEnd"/>
       <w:r>
         <w:rPr>
           <w:rFonts w:asciiTheme="minorHAnsi" w:hAnsiTheme="minorHAnsi" w:hint="cs"/>
@@ -2968,7 +2267,6 @@
         </w:rPr>
         <w:t xml:space="preserve"> יש גם את </w:t>
       </w:r>
-      <w:proofErr w:type="spellStart"/>
       <w:r>
         <w:rPr>
           <w:rFonts w:asciiTheme="minorHAnsi" w:hAnsiTheme="minorHAnsi"/>
@@ -2976,7 +2274,6 @@
         </w:rPr>
         <w:t>CCNE1</w:t>
       </w:r>
-      <w:proofErr w:type="spellEnd"/>
       <w:r>
         <w:rPr>
           <w:rFonts w:asciiTheme="minorHAnsi" w:hAnsiTheme="minorHAnsi" w:hint="cs"/>
@@ -2985,7 +2282,6 @@
         </w:rPr>
         <w:t xml:space="preserve"> ו-</w:t>
       </w:r>
-      <w:proofErr w:type="spellStart"/>
       <w:r>
         <w:rPr>
           <w:rFonts w:asciiTheme="minorHAnsi" w:hAnsiTheme="minorHAnsi"/>
@@ -2993,7 +2289,6 @@
         </w:rPr>
         <w:t>CCND1</w:t>
       </w:r>
-      <w:proofErr w:type="spellEnd"/>
       <w:r>
         <w:rPr>
           <w:rFonts w:asciiTheme="minorHAnsi" w:hAnsiTheme="minorHAnsi" w:hint="cs"/>
@@ -3015,25 +2310,60 @@
           <w:rtl/>
           <w:lang w:val="en-US"/>
         </w:rPr>
+        <w:t>, הצ׳קפוינטס בעצם מדולגים.</w:t>
+      </w:r>
+      <w:r>
+        <w:rPr>
+          <w:rFonts w:asciiTheme="minorHAnsi" w:hAnsiTheme="minorHAnsi" w:hint="cs"/>
+          <w:rtl/>
+          <w:lang w:val="en-US"/>
+        </w:rPr>
+        <w:t xml:space="preserve"> </w:t>
+      </w:r>
+      <w:r>
+        <w:rPr>
+          <w:rFonts w:asciiTheme="minorHAnsi" w:hAnsiTheme="minorHAnsi"/>
+          <w:lang w:val="en-US"/>
+        </w:rPr>
+        <w:t>FGF19</w:t>
+      </w:r>
+      <w:r>
+        <w:rPr>
+          <w:rFonts w:asciiTheme="minorHAnsi" w:hAnsiTheme="minorHAnsi" w:hint="cs"/>
+          <w:rtl/>
+          <w:lang w:val="en-US"/>
+        </w:rPr>
         <w:t xml:space="preserve">, </w:t>
       </w:r>
-      <w:proofErr w:type="spellStart"/>
-      <w:r>
-        <w:rPr>
-          <w:rFonts w:asciiTheme="minorHAnsi" w:hAnsiTheme="minorHAnsi" w:hint="cs"/>
-          <w:rtl/>
-          <w:lang w:val="en-US"/>
-        </w:rPr>
-        <w:t>הצ׳קפוינטס</w:t>
-      </w:r>
-      <w:proofErr w:type="spellEnd"/>
-      <w:r>
-        <w:rPr>
-          <w:rFonts w:asciiTheme="minorHAnsi" w:hAnsiTheme="minorHAnsi" w:hint="cs"/>
-          <w:rtl/>
-          <w:lang w:val="en-US"/>
-        </w:rPr>
-        <w:t xml:space="preserve"> בעצם מדולגים.</w:t>
+      <w:r>
+        <w:rPr>
+          <w:rFonts w:asciiTheme="minorHAnsi" w:hAnsiTheme="minorHAnsi"/>
+          <w:lang w:val="en-US"/>
+        </w:rPr>
+        <w:t>FGF4/3</w:t>
+      </w:r>
+      <w:r>
+        <w:rPr>
+          <w:rFonts w:asciiTheme="minorHAnsi" w:hAnsiTheme="minorHAnsi" w:hint="cs"/>
+          <w:rtl/>
+          <w:lang w:val="en-US"/>
+        </w:rPr>
+        <w:t xml:space="preserve">, </w:t>
+      </w:r>
+      <w:r>
+        <w:rPr>
+          <w:rFonts w:asciiTheme="minorHAnsi" w:hAnsiTheme="minorHAnsi"/>
+          <w:lang w:val="en-US"/>
+        </w:rPr>
+        <w:t>FGFR1</w:t>
+      </w:r>
+      <w:r>
+        <w:rPr>
+          <w:rFonts w:asciiTheme="minorHAnsi" w:hAnsiTheme="minorHAnsi" w:hint="cs"/>
+          <w:rtl/>
+          <w:lang w:val="en-US"/>
+        </w:rPr>
+        <w:t xml:space="preserve"> הם פקטורי גדילה פיברובלסטים, מניעים סיגנלי פרוליפרציה ושרידות.</w:t>
       </w:r>
       <w:r>
         <w:rPr>
@@ -3043,109 +2373,6 @@
         </w:rPr>
         <w:t xml:space="preserve"> </w:t>
       </w:r>
-      <w:proofErr w:type="spellStart"/>
-      <w:r>
-        <w:rPr>
-          <w:rFonts w:asciiTheme="minorHAnsi" w:hAnsiTheme="minorHAnsi"/>
-          <w:lang w:val="en-US"/>
-        </w:rPr>
-        <w:t>FGF19</w:t>
-      </w:r>
-      <w:proofErr w:type="spellEnd"/>
-      <w:r>
-        <w:rPr>
-          <w:rFonts w:asciiTheme="minorHAnsi" w:hAnsiTheme="minorHAnsi" w:hint="cs"/>
-          <w:rtl/>
-          <w:lang w:val="en-US"/>
-        </w:rPr>
-        <w:t xml:space="preserve">, </w:t>
-      </w:r>
-      <w:proofErr w:type="spellStart"/>
-      <w:r>
-        <w:rPr>
-          <w:rFonts w:asciiTheme="minorHAnsi" w:hAnsiTheme="minorHAnsi"/>
-          <w:lang w:val="en-US"/>
-        </w:rPr>
-        <w:t>FGF4</w:t>
-      </w:r>
-      <w:proofErr w:type="spellEnd"/>
-      <w:r>
-        <w:rPr>
-          <w:rFonts w:asciiTheme="minorHAnsi" w:hAnsiTheme="minorHAnsi"/>
-          <w:lang w:val="en-US"/>
-        </w:rPr>
-        <w:t>/3</w:t>
-      </w:r>
-      <w:r>
-        <w:rPr>
-          <w:rFonts w:asciiTheme="minorHAnsi" w:hAnsiTheme="minorHAnsi" w:hint="cs"/>
-          <w:rtl/>
-          <w:lang w:val="en-US"/>
-        </w:rPr>
-        <w:t xml:space="preserve">, </w:t>
-      </w:r>
-      <w:proofErr w:type="spellStart"/>
-      <w:r>
-        <w:rPr>
-          <w:rFonts w:asciiTheme="minorHAnsi" w:hAnsiTheme="minorHAnsi"/>
-          <w:lang w:val="en-US"/>
-        </w:rPr>
-        <w:t>FGFR1</w:t>
-      </w:r>
-      <w:proofErr w:type="spellEnd"/>
-      <w:r>
-        <w:rPr>
-          <w:rFonts w:asciiTheme="minorHAnsi" w:hAnsiTheme="minorHAnsi" w:hint="cs"/>
-          <w:rtl/>
-          <w:lang w:val="en-US"/>
-        </w:rPr>
-        <w:t xml:space="preserve"> הם </w:t>
-      </w:r>
-      <w:proofErr w:type="spellStart"/>
-      <w:r>
-        <w:rPr>
-          <w:rFonts w:asciiTheme="minorHAnsi" w:hAnsiTheme="minorHAnsi" w:hint="cs"/>
-          <w:rtl/>
-          <w:lang w:val="en-US"/>
-        </w:rPr>
-        <w:t>פקטורי</w:t>
-      </w:r>
-      <w:proofErr w:type="spellEnd"/>
-      <w:r>
-        <w:rPr>
-          <w:rFonts w:asciiTheme="minorHAnsi" w:hAnsiTheme="minorHAnsi" w:hint="cs"/>
-          <w:rtl/>
-          <w:lang w:val="en-US"/>
-        </w:rPr>
-        <w:t xml:space="preserve"> גדילה </w:t>
-      </w:r>
-      <w:proofErr w:type="spellStart"/>
-      <w:r>
-        <w:rPr>
-          <w:rFonts w:asciiTheme="minorHAnsi" w:hAnsiTheme="minorHAnsi" w:hint="cs"/>
-          <w:rtl/>
-          <w:lang w:val="en-US"/>
-        </w:rPr>
-        <w:t>פיברובלסטים</w:t>
-      </w:r>
-      <w:proofErr w:type="spellEnd"/>
-      <w:r>
-        <w:rPr>
-          <w:rFonts w:asciiTheme="minorHAnsi" w:hAnsiTheme="minorHAnsi" w:hint="cs"/>
-          <w:rtl/>
-          <w:lang w:val="en-US"/>
-        </w:rPr>
-        <w:t>, מניעים סיגנלי פרוליפרציה ושרידות.</w:t>
-      </w:r>
-      <w:r>
-        <w:rPr>
-          <w:rFonts w:asciiTheme="minorHAnsi" w:hAnsiTheme="minorHAnsi" w:hint="cs"/>
-          <w:rtl/>
-          <w:lang w:val="en-US"/>
-        </w:rPr>
-        <w:t xml:space="preserve"> </w:t>
-      </w:r>
-      <w:proofErr w:type="spellStart"/>
       <w:r>
         <w:rPr>
           <w:rFonts w:asciiTheme="minorHAnsi" w:hAnsiTheme="minorHAnsi"/>
@@ -3153,7 +2380,6 @@
         </w:rPr>
         <w:t>ERBB2</w:t>
       </w:r>
-      <w:proofErr w:type="spellEnd"/>
       <w:r>
         <w:rPr>
           <w:rFonts w:asciiTheme="minorHAnsi" w:hAnsiTheme="minorHAnsi" w:hint="cs"/>
@@ -3162,7 +2388,6 @@
         </w:rPr>
         <w:t xml:space="preserve"> הוא בעצם </w:t>
       </w:r>
-      <w:proofErr w:type="spellStart"/>
       <w:r>
         <w:rPr>
           <w:rFonts w:asciiTheme="minorHAnsi" w:hAnsiTheme="minorHAnsi"/>
@@ -3170,32 +2395,13 @@
         </w:rPr>
         <w:t>HER2</w:t>
       </w:r>
-      <w:proofErr w:type="spellEnd"/>
-      <w:r>
-        <w:rPr>
-          <w:rFonts w:asciiTheme="minorHAnsi" w:hAnsiTheme="minorHAnsi" w:hint="cs"/>
-          <w:rtl/>
-          <w:lang w:val="en-US"/>
-        </w:rPr>
-        <w:t xml:space="preserve">, עוד פקטור גדילה. הוא ידוע בתור </w:t>
-      </w:r>
-      <w:proofErr w:type="spellStart"/>
-      <w:r>
-        <w:rPr>
-          <w:rFonts w:asciiTheme="minorHAnsi" w:hAnsiTheme="minorHAnsi" w:hint="cs"/>
-          <w:rtl/>
-          <w:lang w:val="en-US"/>
-        </w:rPr>
-        <w:t>טרגט</w:t>
-      </w:r>
-      <w:proofErr w:type="spellEnd"/>
-      <w:r>
-        <w:rPr>
-          <w:rFonts w:asciiTheme="minorHAnsi" w:hAnsiTheme="minorHAnsi" w:hint="cs"/>
-          <w:rtl/>
-          <w:lang w:val="en-US"/>
-        </w:rPr>
-        <w:t xml:space="preserve"> </w:t>
+      <w:r>
+        <w:rPr>
+          <w:rFonts w:asciiTheme="minorHAnsi" w:hAnsiTheme="minorHAnsi" w:hint="cs"/>
+          <w:rtl/>
+          <w:lang w:val="en-US"/>
+        </w:rPr>
+        <w:t xml:space="preserve">, עוד פקטור גדילה. הוא ידוע בתור טרגט </w:t>
       </w:r>
       <w:r>
         <w:rPr>
@@ -3214,7 +2420,6 @@
         </w:rPr>
         <w:t xml:space="preserve">. </w:t>
       </w:r>
-      <w:proofErr w:type="spellStart"/>
       <w:r>
         <w:rPr>
           <w:rFonts w:asciiTheme="minorHAnsi" w:hAnsiTheme="minorHAnsi"/>
@@ -3222,32 +2427,13 @@
         </w:rPr>
         <w:t>MCL1</w:t>
       </w:r>
-      <w:proofErr w:type="spellEnd"/>
-      <w:r>
-        <w:rPr>
-          <w:rFonts w:asciiTheme="minorHAnsi" w:hAnsiTheme="minorHAnsi" w:hint="cs"/>
-          <w:rtl/>
-          <w:lang w:val="en-US"/>
-        </w:rPr>
-        <w:t xml:space="preserve"> הוא גן אנטי </w:t>
-      </w:r>
-      <w:proofErr w:type="spellStart"/>
-      <w:r>
-        <w:rPr>
-          <w:rFonts w:asciiTheme="minorHAnsi" w:hAnsiTheme="minorHAnsi" w:hint="cs"/>
-          <w:rtl/>
-          <w:lang w:val="en-US"/>
-        </w:rPr>
-        <w:t>אפופטוטי</w:t>
-      </w:r>
-      <w:proofErr w:type="spellEnd"/>
-      <w:r>
-        <w:rPr>
-          <w:rFonts w:asciiTheme="minorHAnsi" w:hAnsiTheme="minorHAnsi" w:hint="cs"/>
-          <w:rtl/>
-          <w:lang w:val="en-US"/>
-        </w:rPr>
-        <w:t xml:space="preserve">, עוזר לתאים להתחמק ממוות תאי. </w:t>
+      <w:r>
+        <w:rPr>
+          <w:rFonts w:asciiTheme="minorHAnsi" w:hAnsiTheme="minorHAnsi" w:hint="cs"/>
+          <w:rtl/>
+          <w:lang w:val="en-US"/>
+        </w:rPr>
+        <w:t xml:space="preserve"> הוא גן אנטי אפופטוטי, עוזר לתאים להתחמק ממוות תאי. </w:t>
       </w:r>
       <w:r>
         <w:rPr>
@@ -3262,25 +2448,7 @@
           <w:rtl/>
           <w:lang w:val="en-US"/>
         </w:rPr>
-        <w:t xml:space="preserve"> הוא </w:t>
-      </w:r>
-      <w:proofErr w:type="spellStart"/>
-      <w:r>
-        <w:rPr>
-          <w:rFonts w:asciiTheme="minorHAnsi" w:hAnsiTheme="minorHAnsi" w:hint="cs"/>
-          <w:rtl/>
-          <w:lang w:val="en-US"/>
-        </w:rPr>
-        <w:t>טלומראז</w:t>
-      </w:r>
-      <w:proofErr w:type="spellEnd"/>
-      <w:r>
-        <w:rPr>
-          <w:rFonts w:asciiTheme="minorHAnsi" w:hAnsiTheme="minorHAnsi" w:hint="cs"/>
-          <w:rtl/>
-          <w:lang w:val="en-US"/>
-        </w:rPr>
-        <w:t>, מאפשר רפליקציה לא מוגבלת.</w:t>
+        <w:t xml:space="preserve"> הוא טלומראז, מאפשר רפליקציה לא מוגבלת.</w:t>
       </w:r>
       <w:r>
         <w:rPr>
@@ -3290,7 +2458,6 @@
         </w:rPr>
         <w:t xml:space="preserve"> </w:t>
       </w:r>
-      <w:proofErr w:type="spellStart"/>
       <w:r>
         <w:rPr>
           <w:rFonts w:asciiTheme="minorHAnsi" w:hAnsiTheme="minorHAnsi"/>
@@ -3298,7 +2465,6 @@
         </w:rPr>
         <w:t>PIK3CA</w:t>
       </w:r>
-      <w:proofErr w:type="spellEnd"/>
       <w:r>
         <w:rPr>
           <w:rFonts w:asciiTheme="minorHAnsi" w:hAnsiTheme="minorHAnsi" w:hint="cs"/>
@@ -3359,21 +2525,12 @@
         </w:rPr>
         <w:t>. אפשר לראות ש-</w:t>
       </w:r>
-      <w:proofErr w:type="spellStart"/>
-      <w:r>
-        <w:rPr>
-          <w:rFonts w:asciiTheme="minorHAnsi" w:hAnsiTheme="minorHAnsi"/>
-          <w:lang w:val="en-US"/>
-        </w:rPr>
-        <w:t>CDKN2A</w:t>
-      </w:r>
-      <w:proofErr w:type="spellEnd"/>
-      <w:r>
-        <w:rPr>
-          <w:rFonts w:asciiTheme="minorHAnsi" w:hAnsiTheme="minorHAnsi"/>
-          <w:lang w:val="en-US"/>
-        </w:rPr>
-        <w:t>/B</w:t>
+      <w:r>
+        <w:rPr>
+          <w:rFonts w:asciiTheme="minorHAnsi" w:hAnsiTheme="minorHAnsi"/>
+          <w:lang w:val="en-US"/>
+        </w:rPr>
+        <w:t>CDKN2A/B</w:t>
       </w:r>
       <w:r>
         <w:rPr>
@@ -3398,7 +2555,6 @@
         </w:rPr>
         <w:t>. כש-</w:t>
       </w:r>
-      <w:proofErr w:type="spellStart"/>
       <w:r>
         <w:rPr>
           <w:rFonts w:asciiTheme="minorHAnsi" w:hAnsiTheme="minorHAnsi"/>
@@ -3406,7 +2562,6 @@
         </w:rPr>
         <w:t>TP53</w:t>
       </w:r>
-      <w:proofErr w:type="spellEnd"/>
       <w:r>
         <w:rPr>
           <w:rFonts w:asciiTheme="minorHAnsi" w:hAnsiTheme="minorHAnsi" w:hint="cs"/>
@@ -3423,7 +2578,6 @@
         </w:rPr>
         <w:t xml:space="preserve"> </w:t>
       </w:r>
-      <w:proofErr w:type="spellStart"/>
       <w:r>
         <w:rPr>
           <w:rFonts w:asciiTheme="minorHAnsi" w:hAnsiTheme="minorHAnsi"/>
@@ -3431,7 +2585,6 @@
         </w:rPr>
         <w:t>PTEN</w:t>
       </w:r>
-      <w:proofErr w:type="spellEnd"/>
       <w:r>
         <w:rPr>
           <w:rFonts w:asciiTheme="minorHAnsi" w:hAnsiTheme="minorHAnsi" w:hint="cs"/>
@@ -3440,21 +2593,12 @@
         </w:rPr>
         <w:t xml:space="preserve"> הוא </w:t>
       </w:r>
-      <w:proofErr w:type="spellStart"/>
-      <w:r>
-        <w:rPr>
-          <w:rFonts w:asciiTheme="minorHAnsi" w:hAnsiTheme="minorHAnsi"/>
-          <w:lang w:val="en-US"/>
-        </w:rPr>
-        <w:t>PI3K</w:t>
-      </w:r>
-      <w:proofErr w:type="spellEnd"/>
-      <w:r>
-        <w:rPr>
-          <w:rFonts w:asciiTheme="minorHAnsi" w:hAnsiTheme="minorHAnsi"/>
-          <w:lang w:val="en-US"/>
-        </w:rPr>
-        <w:t xml:space="preserve"> pathway inhibitor</w:t>
+      <w:r>
+        <w:rPr>
+          <w:rFonts w:asciiTheme="minorHAnsi" w:hAnsiTheme="minorHAnsi"/>
+          <w:lang w:val="en-US"/>
+        </w:rPr>
+        <w:t>PI3K pathway inhibitor</w:t>
       </w:r>
       <w:r>
         <w:rPr>
@@ -3472,7 +2616,6 @@
         </w:rPr>
         <w:t xml:space="preserve"> </w:t>
       </w:r>
-      <w:proofErr w:type="spellStart"/>
       <w:r>
         <w:rPr>
           <w:rFonts w:asciiTheme="minorHAnsi" w:hAnsiTheme="minorHAnsi"/>
@@ -3480,7 +2623,36 @@
         </w:rPr>
         <w:t>RB1</w:t>
       </w:r>
-      <w:proofErr w:type="spellEnd"/>
+      <w:r>
+        <w:rPr>
+          <w:rFonts w:asciiTheme="minorHAnsi" w:hAnsiTheme="minorHAnsi" w:hint="cs"/>
+          <w:rtl/>
+          <w:lang w:val="en-US"/>
+        </w:rPr>
+        <w:t xml:space="preserve"> הוא טומר סופרסור ששולט ב-</w:t>
+      </w:r>
+      <w:r>
+        <w:rPr>
+          <w:rFonts w:asciiTheme="minorHAnsi" w:hAnsiTheme="minorHAnsi"/>
+          <w:lang w:val="en-US"/>
+        </w:rPr>
+        <w:t>cell cycle</w:t>
+      </w:r>
+      <w:r>
+        <w:rPr>
+          <w:rFonts w:asciiTheme="minorHAnsi" w:hAnsiTheme="minorHAnsi" w:hint="cs"/>
+          <w:rtl/>
+          <w:lang w:val="en-US"/>
+        </w:rPr>
+        <w:t xml:space="preserve">. </w:t>
+      </w:r>
+      <w:r>
+        <w:rPr>
+          <w:rFonts w:asciiTheme="minorHAnsi" w:hAnsiTheme="minorHAnsi"/>
+          <w:lang w:val="en-US"/>
+        </w:rPr>
+        <w:t>SMAD4</w:t>
+      </w:r>
       <w:r>
         <w:rPr>
           <w:rFonts w:asciiTheme="minorHAnsi" w:hAnsiTheme="minorHAnsi" w:hint="cs"/>
@@ -3489,83 +2661,6 @@
         </w:rPr>
         <w:t xml:space="preserve"> הוא </w:t>
       </w:r>
-      <w:proofErr w:type="spellStart"/>
-      <w:r>
-        <w:rPr>
-          <w:rFonts w:asciiTheme="minorHAnsi" w:hAnsiTheme="minorHAnsi" w:hint="cs"/>
-          <w:rtl/>
-          <w:lang w:val="en-US"/>
-        </w:rPr>
-        <w:t>טומר</w:t>
-      </w:r>
-      <w:proofErr w:type="spellEnd"/>
-      <w:r>
-        <w:rPr>
-          <w:rFonts w:asciiTheme="minorHAnsi" w:hAnsiTheme="minorHAnsi" w:hint="cs"/>
-          <w:rtl/>
-          <w:lang w:val="en-US"/>
-        </w:rPr>
-        <w:t xml:space="preserve"> </w:t>
-      </w:r>
-      <w:proofErr w:type="spellStart"/>
-      <w:r>
-        <w:rPr>
-          <w:rFonts w:asciiTheme="minorHAnsi" w:hAnsiTheme="minorHAnsi" w:hint="cs"/>
-          <w:rtl/>
-          <w:lang w:val="en-US"/>
-        </w:rPr>
-        <w:t>סופרסור</w:t>
-      </w:r>
-      <w:proofErr w:type="spellEnd"/>
-      <w:r>
-        <w:rPr>
-          <w:rFonts w:asciiTheme="minorHAnsi" w:hAnsiTheme="minorHAnsi" w:hint="cs"/>
-          <w:rtl/>
-          <w:lang w:val="en-US"/>
-        </w:rPr>
-        <w:t xml:space="preserve"> ששולט ב-</w:t>
-      </w:r>
-      <w:r>
-        <w:rPr>
-          <w:rFonts w:asciiTheme="minorHAnsi" w:hAnsiTheme="minorHAnsi"/>
-          <w:lang w:val="en-US"/>
-        </w:rPr>
-        <w:t xml:space="preserve">cell </w:t>
-      </w:r>
-      <w:proofErr w:type="spellStart"/>
-      <w:r>
-        <w:rPr>
-          <w:rFonts w:asciiTheme="minorHAnsi" w:hAnsiTheme="minorHAnsi"/>
-          <w:lang w:val="en-US"/>
-        </w:rPr>
-        <w:t>cycle</w:t>
-      </w:r>
-      <w:proofErr w:type="spellEnd"/>
-      <w:r>
-        <w:rPr>
-          <w:rFonts w:asciiTheme="minorHAnsi" w:hAnsiTheme="minorHAnsi" w:hint="cs"/>
-          <w:rtl/>
-          <w:lang w:val="en-US"/>
-        </w:rPr>
-        <w:t xml:space="preserve">. </w:t>
-      </w:r>
-      <w:proofErr w:type="spellStart"/>
-      <w:r>
-        <w:rPr>
-          <w:rFonts w:asciiTheme="minorHAnsi" w:hAnsiTheme="minorHAnsi"/>
-          <w:lang w:val="en-US"/>
-        </w:rPr>
-        <w:t>SMAD4</w:t>
-      </w:r>
-      <w:proofErr w:type="spellEnd"/>
-      <w:r>
-        <w:rPr>
-          <w:rFonts w:asciiTheme="minorHAnsi" w:hAnsiTheme="minorHAnsi" w:hint="cs"/>
-          <w:rtl/>
-          <w:lang w:val="en-US"/>
-        </w:rPr>
-        <w:t xml:space="preserve"> הוא </w:t>
-      </w:r>
       <w:r>
         <w:rPr>
           <w:rFonts w:asciiTheme="minorHAnsi" w:hAnsiTheme="minorHAnsi"/>
@@ -3581,7 +2676,6 @@
         </w:rPr>
         <w:t xml:space="preserve">, </w:t>
       </w:r>
-      <w:proofErr w:type="spellStart"/>
       <w:r>
         <w:rPr>
           <w:rFonts w:asciiTheme="minorHAnsi" w:hAnsiTheme="minorHAnsi"/>
@@ -3589,52 +2683,14 @@
         </w:rPr>
         <w:t>STK11</w:t>
       </w:r>
-      <w:proofErr w:type="spellEnd"/>
-      <w:r>
-        <w:rPr>
-          <w:rFonts w:asciiTheme="minorHAnsi" w:hAnsiTheme="minorHAnsi" w:hint="cs"/>
-          <w:rtl/>
-          <w:lang w:val="en-US"/>
-        </w:rPr>
-        <w:t xml:space="preserve"> הוא </w:t>
-      </w:r>
-      <w:proofErr w:type="spellStart"/>
-      <w:r>
-        <w:rPr>
-          <w:rFonts w:asciiTheme="minorHAnsi" w:hAnsiTheme="minorHAnsi" w:hint="cs"/>
-          <w:rtl/>
-          <w:lang w:val="en-US"/>
-        </w:rPr>
-        <w:t>טומר</w:t>
-      </w:r>
-      <w:proofErr w:type="spellEnd"/>
-      <w:r>
-        <w:rPr>
-          <w:rFonts w:asciiTheme="minorHAnsi" w:hAnsiTheme="minorHAnsi" w:hint="cs"/>
-          <w:rtl/>
-          <w:lang w:val="en-US"/>
-        </w:rPr>
-        <w:t xml:space="preserve"> </w:t>
-      </w:r>
-      <w:proofErr w:type="spellStart"/>
-      <w:r>
-        <w:rPr>
-          <w:rFonts w:asciiTheme="minorHAnsi" w:hAnsiTheme="minorHAnsi" w:hint="cs"/>
-          <w:rtl/>
-          <w:lang w:val="en-US"/>
-        </w:rPr>
-        <w:t>סופרסור</w:t>
-      </w:r>
-      <w:proofErr w:type="spellEnd"/>
-      <w:r>
-        <w:rPr>
-          <w:rFonts w:asciiTheme="minorHAnsi" w:hAnsiTheme="minorHAnsi" w:hint="cs"/>
-          <w:rtl/>
-          <w:lang w:val="en-US"/>
-        </w:rPr>
-        <w:t xml:space="preserve"> מטאבולי ו-</w:t>
-      </w:r>
-      <w:proofErr w:type="spellStart"/>
+      <w:r>
+        <w:rPr>
+          <w:rFonts w:asciiTheme="minorHAnsi" w:hAnsiTheme="minorHAnsi" w:hint="cs"/>
+          <w:rtl/>
+          <w:lang w:val="en-US"/>
+        </w:rPr>
+        <w:t xml:space="preserve"> הוא טומר סופרסור מטאבולי ו-</w:t>
+      </w:r>
       <w:r>
         <w:rPr>
           <w:rFonts w:asciiTheme="minorHAnsi" w:hAnsiTheme="minorHAnsi"/>
@@ -3642,7 +2698,6 @@
         </w:rPr>
         <w:t>NF1</w:t>
       </w:r>
-      <w:proofErr w:type="spellEnd"/>
       <w:r>
         <w:rPr>
           <w:rFonts w:asciiTheme="minorHAnsi" w:hAnsiTheme="minorHAnsi" w:hint="cs"/>
@@ -3686,7 +2741,6 @@
         </w:rPr>
         <w:t>בעצם אנחנו רואים כאן את ההשלכות של בעיות ב-</w:t>
       </w:r>
-      <w:proofErr w:type="spellStart"/>
       <w:r>
         <w:rPr>
           <w:rFonts w:asciiTheme="minorHAnsi" w:hAnsiTheme="minorHAnsi"/>
@@ -3694,50 +2748,13 @@
         </w:rPr>
         <w:t>TP53</w:t>
       </w:r>
-      <w:proofErr w:type="spellEnd"/>
-      <w:r>
-        <w:rPr>
-          <w:rFonts w:asciiTheme="minorHAnsi" w:hAnsiTheme="minorHAnsi" w:hint="cs"/>
-          <w:rtl/>
-          <w:lang w:val="en-US"/>
-        </w:rPr>
-        <w:t xml:space="preserve">, הגנום הופך להיות לא יציב כמו שהראיתי באנליזה הראשונית. אנחנו רואים </w:t>
-      </w:r>
-      <w:proofErr w:type="spellStart"/>
-      <w:r>
-        <w:rPr>
-          <w:rFonts w:asciiTheme="minorHAnsi" w:hAnsiTheme="minorHAnsi" w:hint="cs"/>
-          <w:rtl/>
-          <w:lang w:val="en-US"/>
-        </w:rPr>
-        <w:t>בפיגר</w:t>
-      </w:r>
-      <w:proofErr w:type="spellEnd"/>
-      <w:r>
-        <w:rPr>
-          <w:rFonts w:asciiTheme="minorHAnsi" w:hAnsiTheme="minorHAnsi" w:hint="cs"/>
-          <w:rtl/>
-          <w:lang w:val="en-US"/>
-        </w:rPr>
-        <w:t xml:space="preserve"> למעלה מה קורה בעקבות זה, </w:t>
-      </w:r>
-      <w:proofErr w:type="spellStart"/>
-      <w:r>
-        <w:rPr>
-          <w:rFonts w:asciiTheme="minorHAnsi" w:hAnsiTheme="minorHAnsi" w:hint="cs"/>
-          <w:rtl/>
-          <w:lang w:val="en-US"/>
-        </w:rPr>
-        <w:t>האונקוגנים</w:t>
-      </w:r>
-      <w:proofErr w:type="spellEnd"/>
-      <w:r>
-        <w:rPr>
-          <w:rFonts w:asciiTheme="minorHAnsi" w:hAnsiTheme="minorHAnsi" w:hint="cs"/>
-          <w:rtl/>
-          <w:lang w:val="en-US"/>
-        </w:rPr>
-        <w:t xml:space="preserve"> </w:t>
+      <w:r>
+        <w:rPr>
+          <w:rFonts w:asciiTheme="minorHAnsi" w:hAnsiTheme="minorHAnsi" w:hint="cs"/>
+          <w:rtl/>
+          <w:lang w:val="en-US"/>
+        </w:rPr>
+        <w:t xml:space="preserve">, הגנום הופך להיות לא יציב כמו שהראיתי באנליזה הראשונית. אנחנו רואים בפיגר למעלה מה קורה בעקבות זה, האונקוגנים </w:t>
       </w:r>
       <w:r>
         <w:rPr>
@@ -3807,6 +2824,7 @@
       <w:r>
         <w:rPr>
           <w:rFonts w:asciiTheme="minorHAnsi" w:hAnsiTheme="minorHAnsi"/>
+          <w:noProof/>
           <w:rtl/>
           <w:lang w:val="en-US"/>
         </w:rPr>
@@ -3898,21 +2916,12 @@
         </w:rPr>
         <w:t xml:space="preserve">, משמע הגנים שמצאנו מקודם הם לא רנדומליים, אלא מדובר בדרייברים אמיתיים. מסלול משמעותי נוסף הוא </w:t>
       </w:r>
-      <w:proofErr w:type="spellStart"/>
-      <w:r>
-        <w:rPr>
-          <w:rFonts w:asciiTheme="minorHAnsi" w:hAnsiTheme="minorHAnsi"/>
-          <w:lang w:val="en-US"/>
-        </w:rPr>
-        <w:t>PI3K</w:t>
-      </w:r>
-      <w:proofErr w:type="spellEnd"/>
-      <w:r>
-        <w:rPr>
-          <w:rFonts w:asciiTheme="minorHAnsi" w:hAnsiTheme="minorHAnsi"/>
-          <w:lang w:val="en-US"/>
-        </w:rPr>
-        <w:t>-Akt signaling</w:t>
+      <w:r>
+        <w:rPr>
+          <w:rFonts w:asciiTheme="minorHAnsi" w:hAnsiTheme="minorHAnsi"/>
+          <w:lang w:val="en-US"/>
+        </w:rPr>
+        <w:t>PI3K-Akt signaling</w:t>
       </w:r>
       <w:r>
         <w:rPr>
@@ -3922,7 +2931,6 @@
         </w:rPr>
         <w:t xml:space="preserve">, שהוא מסלול שרידות, יושב בהתאמה עם מחיקה של </w:t>
       </w:r>
-      <w:proofErr w:type="spellStart"/>
       <w:r>
         <w:rPr>
           <w:rFonts w:asciiTheme="minorHAnsi" w:hAnsiTheme="minorHAnsi"/>
@@ -3930,7 +2938,6 @@
         </w:rPr>
         <w:t>PTEN</w:t>
       </w:r>
-      <w:proofErr w:type="spellEnd"/>
       <w:r>
         <w:rPr>
           <w:rFonts w:asciiTheme="minorHAnsi" w:hAnsiTheme="minorHAnsi" w:hint="cs"/>
@@ -3939,7 +2946,6 @@
         </w:rPr>
         <w:t xml:space="preserve"> + אמפליפיקציה של </w:t>
       </w:r>
-      <w:proofErr w:type="spellStart"/>
       <w:r>
         <w:rPr>
           <w:rFonts w:asciiTheme="minorHAnsi" w:hAnsiTheme="minorHAnsi"/>
@@ -3947,7 +2953,6 @@
         </w:rPr>
         <w:t>PIK3CA</w:t>
       </w:r>
-      <w:proofErr w:type="spellEnd"/>
       <w:r>
         <w:rPr>
           <w:rFonts w:asciiTheme="minorHAnsi" w:hAnsiTheme="minorHAnsi" w:hint="cs"/>
@@ -3993,7 +2998,6 @@
         </w:rPr>
         <w:t xml:space="preserve"> רואים שיש הגברה של מטרות </w:t>
       </w:r>
-      <w:proofErr w:type="spellStart"/>
       <w:r>
         <w:rPr>
           <w:rFonts w:asciiTheme="minorHAnsi" w:hAnsiTheme="minorHAnsi"/>
@@ -4001,7 +3005,6 @@
         </w:rPr>
         <w:t>E2F</w:t>
       </w:r>
-      <w:proofErr w:type="spellEnd"/>
       <w:r>
         <w:rPr>
           <w:rFonts w:asciiTheme="minorHAnsi" w:hAnsiTheme="minorHAnsi" w:hint="cs"/>
@@ -4010,21 +3013,12 @@
         </w:rPr>
         <w:t xml:space="preserve"> ו-</w:t>
       </w:r>
-      <w:proofErr w:type="spellStart"/>
-      <w:r>
-        <w:rPr>
-          <w:rFonts w:asciiTheme="minorHAnsi" w:hAnsiTheme="minorHAnsi"/>
-          <w:lang w:val="en-US"/>
-        </w:rPr>
-        <w:t>G2</w:t>
-      </w:r>
-      <w:proofErr w:type="spellEnd"/>
-      <w:r>
-        <w:rPr>
-          <w:rFonts w:asciiTheme="minorHAnsi" w:hAnsiTheme="minorHAnsi"/>
-          <w:lang w:val="en-US"/>
-        </w:rPr>
-        <w:t>-M Checkpoints</w:t>
+      <w:r>
+        <w:rPr>
+          <w:rFonts w:asciiTheme="minorHAnsi" w:hAnsiTheme="minorHAnsi"/>
+          <w:lang w:val="en-US"/>
+        </w:rPr>
+        <w:t>G2-M Checkpoints</w:t>
       </w:r>
       <w:r>
         <w:rPr>
@@ -4047,25 +3041,7 @@
           <w:rtl/>
           <w:lang w:val="en-US"/>
         </w:rPr>
-        <w:t xml:space="preserve"> נמצאים בטופ </w:t>
-      </w:r>
-      <w:proofErr w:type="spellStart"/>
-      <w:r>
-        <w:rPr>
-          <w:rFonts w:asciiTheme="minorHAnsi" w:hAnsiTheme="minorHAnsi" w:hint="cs"/>
-          <w:rtl/>
-          <w:lang w:val="en-US"/>
-        </w:rPr>
-        <w:t>בפיגר</w:t>
-      </w:r>
-      <w:proofErr w:type="spellEnd"/>
-      <w:r>
-        <w:rPr>
-          <w:rFonts w:asciiTheme="minorHAnsi" w:hAnsiTheme="minorHAnsi" w:hint="cs"/>
-          <w:rtl/>
-          <w:lang w:val="en-US"/>
-        </w:rPr>
-        <w:t xml:space="preserve"> הקודם וגם כאן אנחנו רואים שהגנים שצריכים </w:t>
+        <w:t xml:space="preserve"> נמצאים בטופ בפיגר הקודם וגם כאן אנחנו רואים שהגנים שצריכים </w:t>
       </w:r>
       <w:r>
         <w:rPr>
@@ -4091,21 +3067,12 @@
         </w:rPr>
         <w:t xml:space="preserve"> רואים שגם </w:t>
       </w:r>
-      <w:proofErr w:type="spellStart"/>
-      <w:r>
-        <w:rPr>
-          <w:rFonts w:asciiTheme="minorHAnsi" w:hAnsiTheme="minorHAnsi"/>
-          <w:lang w:val="en-US"/>
-        </w:rPr>
-        <w:t>p53</w:t>
-      </w:r>
-      <w:proofErr w:type="spellEnd"/>
-      <w:r>
-        <w:rPr>
-          <w:rFonts w:asciiTheme="minorHAnsi" w:hAnsiTheme="minorHAnsi"/>
-          <w:lang w:val="en-US"/>
-        </w:rPr>
-        <w:t xml:space="preserve"> pathway</w:t>
+      <w:r>
+        <w:rPr>
+          <w:rFonts w:asciiTheme="minorHAnsi" w:hAnsiTheme="minorHAnsi"/>
+          <w:lang w:val="en-US"/>
+        </w:rPr>
+        <w:t>p53 pathway</w:t>
       </w:r>
       <w:r>
         <w:rPr>
@@ -4115,21 +3082,12 @@
         </w:rPr>
         <w:t xml:space="preserve"> עולה, וגם </w:t>
       </w:r>
-      <w:proofErr w:type="spellStart"/>
-      <w:r>
-        <w:rPr>
-          <w:rFonts w:asciiTheme="minorHAnsi" w:hAnsiTheme="minorHAnsi"/>
-          <w:lang w:val="en-US"/>
-        </w:rPr>
-        <w:t>PI3K</w:t>
-      </w:r>
-      <w:proofErr w:type="spellEnd"/>
-      <w:r>
-        <w:rPr>
-          <w:rFonts w:asciiTheme="minorHAnsi" w:hAnsiTheme="minorHAnsi"/>
-          <w:lang w:val="en-US"/>
-        </w:rPr>
-        <w:t>/AKT/mTOR</w:t>
+      <w:r>
+        <w:rPr>
+          <w:rFonts w:asciiTheme="minorHAnsi" w:hAnsiTheme="minorHAnsi"/>
+          <w:lang w:val="en-US"/>
+        </w:rPr>
+        <w:t>PI3K/AKT/mTOR</w:t>
       </w:r>
       <w:r>
         <w:rPr>
@@ -4174,43 +3132,7 @@
           <w:rtl/>
           <w:lang w:val="en-US"/>
         </w:rPr>
-        <w:t xml:space="preserve"> רואים הרבה </w:t>
-      </w:r>
-      <w:proofErr w:type="spellStart"/>
-      <w:r>
-        <w:rPr>
-          <w:rFonts w:asciiTheme="minorHAnsi" w:hAnsiTheme="minorHAnsi" w:hint="cs"/>
-          <w:rtl/>
-          <w:lang w:val="en-US"/>
-        </w:rPr>
-        <w:t>פוספורילציה</w:t>
-      </w:r>
-      <w:proofErr w:type="spellEnd"/>
-      <w:r>
-        <w:rPr>
-          <w:rFonts w:asciiTheme="minorHAnsi" w:hAnsiTheme="minorHAnsi" w:hint="cs"/>
-          <w:rtl/>
-          <w:lang w:val="en-US"/>
-        </w:rPr>
-        <w:t xml:space="preserve"> ופעילות </w:t>
-      </w:r>
-      <w:proofErr w:type="spellStart"/>
-      <w:r>
-        <w:rPr>
-          <w:rFonts w:asciiTheme="minorHAnsi" w:hAnsiTheme="minorHAnsi" w:hint="cs"/>
-          <w:rtl/>
-          <w:lang w:val="en-US"/>
-        </w:rPr>
-        <w:t>קינאז</w:t>
-      </w:r>
-      <w:proofErr w:type="spellEnd"/>
-      <w:r>
-        <w:rPr>
-          <w:rFonts w:asciiTheme="minorHAnsi" w:hAnsiTheme="minorHAnsi" w:hint="cs"/>
-          <w:rtl/>
-          <w:lang w:val="en-US"/>
-        </w:rPr>
-        <w:t xml:space="preserve">. אלו מכניזמים של </w:t>
+        <w:t xml:space="preserve"> רואים הרבה פוספורילציה ופעילות קינאז. אלו מכניזמים של </w:t>
       </w:r>
       <w:r>
         <w:rPr>
@@ -4225,43 +3147,7 @@
           <w:rtl/>
           <w:lang w:val="en-US"/>
         </w:rPr>
-        <w:t xml:space="preserve">. </w:t>
-      </w:r>
-      <w:proofErr w:type="spellStart"/>
-      <w:r>
-        <w:rPr>
-          <w:rFonts w:asciiTheme="minorHAnsi" w:hAnsiTheme="minorHAnsi" w:hint="cs"/>
-          <w:rtl/>
-          <w:lang w:val="en-US"/>
-        </w:rPr>
-        <w:t>האונקוגנים</w:t>
-      </w:r>
-      <w:proofErr w:type="spellEnd"/>
-      <w:r>
-        <w:rPr>
-          <w:rFonts w:asciiTheme="minorHAnsi" w:hAnsiTheme="minorHAnsi" w:hint="cs"/>
-          <w:rtl/>
-          <w:lang w:val="en-US"/>
-        </w:rPr>
-        <w:t xml:space="preserve"> המוגברים הם כולם </w:t>
-      </w:r>
-      <w:proofErr w:type="spellStart"/>
-      <w:r>
-        <w:rPr>
-          <w:rFonts w:asciiTheme="minorHAnsi" w:hAnsiTheme="minorHAnsi" w:hint="cs"/>
-          <w:rtl/>
-          <w:lang w:val="en-US"/>
-        </w:rPr>
-        <w:t>קינאזות</w:t>
-      </w:r>
-      <w:proofErr w:type="spellEnd"/>
-      <w:r>
-        <w:rPr>
-          <w:rFonts w:asciiTheme="minorHAnsi" w:hAnsiTheme="minorHAnsi" w:hint="cs"/>
-          <w:rtl/>
-          <w:lang w:val="en-US"/>
-        </w:rPr>
-        <w:t>.</w:t>
+        <w:t>. האונקוגנים המוגברים הם כולם קינאזות.</w:t>
       </w:r>
       <w:r>
         <w:rPr>
@@ -4315,29 +3201,18 @@
         <w:pStyle w:val="NormalWeb"/>
         <w:bidi/>
         <w:rPr>
-          <w:rFonts w:asciiTheme="minorHAnsi" w:hAnsiTheme="minorHAnsi" w:hint="cs"/>
-          <w:rtl/>
-          <w:lang w:val="en-US"/>
-        </w:rPr>
-      </w:pPr>
-      <w:r>
-        <w:rPr>
-          <w:rFonts w:asciiTheme="minorHAnsi" w:hAnsiTheme="minorHAnsi" w:hint="cs"/>
-          <w:rtl/>
-          <w:lang w:val="en-US"/>
-        </w:rPr>
-        <w:t xml:space="preserve">כל זה מחזק את ההיפותזה שלי ומראה ש: </w:t>
-      </w:r>
-      <w:proofErr w:type="spellStart"/>
-      <w:r>
-        <w:rPr>
-          <w:rFonts w:asciiTheme="minorHAnsi" w:hAnsiTheme="minorHAnsi" w:hint="cs"/>
-          <w:rtl/>
-          <w:lang w:val="en-US"/>
-        </w:rPr>
-        <w:t>tp53</w:t>
-      </w:r>
-      <w:proofErr w:type="spellEnd"/>
+          <w:rFonts w:asciiTheme="minorHAnsi" w:hAnsiTheme="minorHAnsi"/>
+          <w:lang w:val="en-US"/>
+        </w:rPr>
+      </w:pPr>
+      <w:r>
+        <w:rPr>
+          <w:rFonts w:asciiTheme="minorHAnsi" w:hAnsiTheme="minorHAnsi" w:hint="cs"/>
+          <w:rtl/>
+          <w:lang w:val="en-US"/>
+        </w:rPr>
+        <w:t>כל זה מחזק את ההיפותזה שלי ומראה ש: tp53</w:t>
+      </w:r>
       <w:r>
         <w:rPr>
           <w:rFonts w:asciiTheme="minorHAnsi" w:hAnsiTheme="minorHAnsi"/>
@@ -4366,25 +3241,1213 @@
           <w:rtl/>
           <w:lang w:val="en-US"/>
         </w:rPr>
-        <w:t xml:space="preserve">) -&gt; </w:t>
-      </w:r>
-      <w:proofErr w:type="spellStart"/>
-      <w:r>
-        <w:rPr>
-          <w:rFonts w:asciiTheme="minorHAnsi" w:hAnsiTheme="minorHAnsi" w:hint="cs"/>
-          <w:rtl/>
-          <w:lang w:val="en-US"/>
-        </w:rPr>
-        <w:t>אונקוגנים</w:t>
-      </w:r>
-      <w:proofErr w:type="spellEnd"/>
-      <w:r>
-        <w:rPr>
-          <w:rFonts w:asciiTheme="minorHAnsi" w:hAnsiTheme="minorHAnsi" w:hint="cs"/>
-          <w:rtl/>
-          <w:lang w:val="en-US"/>
-        </w:rPr>
-        <w:t xml:space="preserve"> מוגברים וגנים מדכאי גידולים נמחקים -&gt; מסלולי סיגנל סרטניים מתחילים לעבוד.</w:t>
+        <w:t>) -&gt; אונקוגנים מוגברים וגנים מדכאי גידולים נמחקים -&gt; מסלולי סיגנל סרטניים מתחילים לעבוד.</w:t>
+      </w:r>
+    </w:p>
+    <w:p>
+      <w:pPr>
+        <w:pStyle w:val="NormalWeb"/>
+        <w:bidi/>
+        <w:rPr>
+          <w:rFonts w:asciiTheme="minorHAnsi" w:hAnsiTheme="minorHAnsi"/>
+          <w:lang w:val="en-US"/>
+        </w:rPr>
+      </w:pPr>
+    </w:p>
+    <w:p>
+      <w:pPr>
+        <w:pStyle w:val="NormalWeb"/>
+        <w:bidi/>
+        <w:rPr>
+          <w:rFonts w:asciiTheme="minorHAnsi" w:hAnsiTheme="minorHAnsi"/>
+          <w:lang w:val="en-US"/>
+        </w:rPr>
+      </w:pPr>
+    </w:p>
+    <w:p>
+      <w:pPr>
+        <w:pStyle w:val="NormalWeb"/>
+        <w:bidi/>
+        <w:rPr>
+          <w:rFonts w:ascii="Arial" w:hAnsi="Arial" w:cs="Arial"/>
+          <w:b/>
+          <w:bCs/>
+          <w:lang w:val="en-US"/>
+        </w:rPr>
+      </w:pPr>
+      <w:r>
+        <w:rPr>
+          <w:rFonts w:ascii="Arial" w:hAnsi="Arial" w:cs="Arial" w:hint="cs"/>
+          <w:b/>
+          <w:bCs/>
+          <w:sz w:val="36"/>
+          <w:szCs w:val="36"/>
+          <w:rtl/>
+          <w:lang w:val="en-US"/>
+        </w:rPr>
+        <w:lastRenderedPageBreak/>
+        <w:t>סימוכין:</w:t>
+      </w:r>
+      <w:r>
+        <w:rPr>
+          <w:rFonts w:ascii="Arial" w:hAnsi="Arial" w:cs="Arial"/>
+          <w:b/>
+          <w:bCs/>
+          <w:rtl/>
+        </w:rPr>
+        <w:br/>
+      </w:r>
+    </w:p>
+    <w:p>
+      <w:pPr>
+        <w:pStyle w:val="NormalWeb"/>
+        <w:rPr>
+          <w:rFonts w:ascii="Arial" w:hAnsi="Arial" w:cs="Arial"/>
+        </w:rPr>
+      </w:pPr>
+      <w:r>
+        <w:rPr>
+          <w:rFonts w:ascii="Arial" w:hAnsi="Arial" w:cs="Arial"/>
+          <w:b/>
+          <w:bCs/>
+        </w:rPr>
+        <w:t>Conclusion 1: TP53 mutant tumors have higher FGA</w:t>
+      </w:r>
+      <w:r>
+        <w:rPr>
+          <w:rFonts w:ascii="Arial" w:hAnsi="Arial" w:cs="Arial"/>
+        </w:rPr>
+        <w:t xml:space="preserve"> </w:t>
+      </w:r>
+      <w:r>
+        <w:rPr>
+          <w:rFonts w:ascii="Apple Color Emoji" w:hAnsi="Apple Color Emoji" w:cs="Apple Color Emoji"/>
+        </w:rPr>
+        <w:t>✅</w:t>
+      </w:r>
+      <w:r>
+        <w:rPr>
+          <w:rFonts w:ascii="Arial" w:hAnsi="Arial" w:cs="Arial"/>
+        </w:rPr>
+        <w:t xml:space="preserve"> Well supported</w:t>
+      </w:r>
+    </w:p>
+    <w:p>
+      <w:pPr>
+        <w:pStyle w:val="NormalWeb"/>
+        <w:numPr>
+          <w:ilvl w:val="0"/>
+          <w:numId w:val="9"/>
+        </w:numPr>
+        <w:rPr>
+          <w:rFonts w:ascii="Arial" w:hAnsi="Arial" w:cs="Arial"/>
+        </w:rPr>
+      </w:pPr>
+      <w:r>
+        <w:rPr>
+          <w:rFonts w:ascii="Arial" w:hAnsi="Arial" w:cs="Arial"/>
+        </w:rPr>
+        <w:t>Knudsen et al. (Cell Reports, 2019) — TCGA pan-cancer analysis showed TP53-mutant tumors have ~2.5× more deletions and amplifications than WT, across 19 cancer types with both missense and truncating mutations</w:t>
+      </w:r>
+    </w:p>
+    <w:p>
+      <w:pPr>
+        <w:pStyle w:val="NormalWeb"/>
+        <w:numPr>
+          <w:ilvl w:val="0"/>
+          <w:numId w:val="9"/>
+        </w:numPr>
+        <w:rPr>
+          <w:rFonts w:ascii="Arial" w:hAnsi="Arial" w:cs="Arial"/>
+        </w:rPr>
+      </w:pPr>
+      <w:hyperlink r:id="rId11" w:tgtFrame="_blank" w:history="1">
+        <w:r>
+          <w:rPr>
+            <w:rStyle w:val="Hyperlink"/>
+            <w:rFonts w:ascii="Arial" w:hAnsi="Arial" w:cs="Arial"/>
+          </w:rPr>
+          <w:t>Integrated Analysis of TP53 Gene and Pathway Alterations in TCGA</w:t>
+        </w:r>
+      </w:hyperlink>
+    </w:p>
+    <w:p>
+      <w:pPr>
+        <w:pStyle w:val="NormalWeb"/>
+        <w:rPr>
+          <w:rFonts w:ascii="Arial" w:hAnsi="Arial" w:cs="Arial"/>
+        </w:rPr>
+      </w:pPr>
+      <w:r>
+        <w:rPr>
+          <w:rFonts w:ascii="Arial" w:hAnsi="Arial" w:cs="Arial"/>
+          <w:noProof/>
+          <w14:ligatures w14:val="standardContextual"/>
+        </w:rPr>
+        <w:pict w14:anchorId="2EC12710">
+          <v:rect id="_x0000_i1027" alt="" style="width:468pt;height:.05pt;mso-width-percent:0;mso-height-percent:0;mso-width-percent:0;mso-height-percent:0" o:hralign="center" o:hrstd="t" o:hr="t" fillcolor="#a0a0a0" stroked="f"/>
+        </w:pict>
+      </w:r>
+    </w:p>
+    <w:p>
+      <w:pPr>
+        <w:pStyle w:val="NormalWeb"/>
+        <w:rPr>
+          <w:rFonts w:ascii="Arial" w:hAnsi="Arial" w:cs="Arial"/>
+        </w:rPr>
+      </w:pPr>
+      <w:r>
+        <w:rPr>
+          <w:rFonts w:ascii="Arial" w:hAnsi="Arial" w:cs="Arial"/>
+          <w:b/>
+          <w:bCs/>
+        </w:rPr>
+        <w:t>Conclusion 2: Weak EFS-FGA correlation / threshold model</w:t>
+      </w:r>
+      <w:r>
+        <w:rPr>
+          <w:rFonts w:ascii="Arial" w:hAnsi="Arial" w:cs="Arial"/>
+        </w:rPr>
+        <w:t xml:space="preserve"> </w:t>
+      </w:r>
+      <w:r>
+        <w:rPr>
+          <w:rFonts w:ascii="Apple Color Emoji" w:hAnsi="Apple Color Emoji" w:cs="Apple Color Emoji"/>
+        </w:rPr>
+        <w:t>✅</w:t>
+      </w:r>
+      <w:r>
+        <w:rPr>
+          <w:rFonts w:ascii="Arial" w:hAnsi="Arial" w:cs="Arial"/>
+        </w:rPr>
+        <w:t xml:space="preserve"> Supported indirectly</w:t>
+      </w:r>
+    </w:p>
+    <w:p>
+      <w:pPr>
+        <w:pStyle w:val="NormalWeb"/>
+        <w:numPr>
+          <w:ilvl w:val="0"/>
+          <w:numId w:val="10"/>
+        </w:numPr>
+        <w:rPr>
+          <w:rFonts w:ascii="Arial" w:hAnsi="Arial" w:cs="Arial"/>
+        </w:rPr>
+      </w:pPr>
+      <w:r>
+        <w:rPr>
+          <w:rFonts w:ascii="Arial" w:hAnsi="Arial" w:cs="Arial"/>
+        </w:rPr>
+        <w:t>The same TCGA study found that </w:t>
+      </w:r>
+      <w:r>
+        <w:rPr>
+          <w:rFonts w:ascii="Arial" w:hAnsi="Arial" w:cs="Arial"/>
+          <w:b/>
+          <w:bCs/>
+        </w:rPr>
+        <w:t>both missense and truncating mutations</w:t>
+      </w:r>
+      <w:r>
+        <w:rPr>
+          <w:rFonts w:ascii="Arial" w:hAnsi="Arial" w:cs="Arial"/>
+        </w:rPr>
+        <w:t> showed similarly elevated FGA — meaning mutation </w:t>
+      </w:r>
+      <w:r>
+        <w:rPr>
+          <w:rFonts w:ascii="Arial" w:hAnsi="Arial" w:cs="Arial"/>
+          <w:i/>
+          <w:iCs/>
+        </w:rPr>
+        <w:t>type</w:t>
+      </w:r>
+      <w:r>
+        <w:rPr>
+          <w:rFonts w:ascii="Arial" w:hAnsi="Arial" w:cs="Arial"/>
+        </w:rPr>
+        <w:t> didn't predict instability degree either, consistent with your threshold model</w:t>
+      </w:r>
+    </w:p>
+    <w:p>
+      <w:pPr>
+        <w:pStyle w:val="NormalWeb"/>
+        <w:numPr>
+          <w:ilvl w:val="0"/>
+          <w:numId w:val="10"/>
+        </w:numPr>
+        <w:rPr>
+          <w:rFonts w:ascii="Arial" w:hAnsi="Arial" w:cs="Arial"/>
+        </w:rPr>
+      </w:pPr>
+      <w:r>
+        <w:rPr>
+          <w:rFonts w:ascii="Arial" w:hAnsi="Arial" w:cs="Arial"/>
+        </w:rPr>
+        <w:t>Nobody has done the Giacomelli EFS → FGA correlation specifically — </w:t>
+      </w:r>
+      <w:r>
+        <w:rPr>
+          <w:rFonts w:ascii="Arial" w:hAnsi="Arial" w:cs="Arial"/>
+          <w:b/>
+          <w:bCs/>
+        </w:rPr>
+        <w:t>this is your novel contribution</w:t>
+      </w:r>
+    </w:p>
+    <w:p>
+      <w:pPr>
+        <w:pStyle w:val="NormalWeb"/>
+        <w:rPr>
+          <w:rFonts w:ascii="Arial" w:hAnsi="Arial" w:cs="Arial"/>
+        </w:rPr>
+      </w:pPr>
+      <w:r>
+        <w:rPr>
+          <w:rFonts w:ascii="Arial" w:hAnsi="Arial" w:cs="Arial"/>
+          <w:noProof/>
+          <w14:ligatures w14:val="standardContextual"/>
+        </w:rPr>
+        <w:pict w14:anchorId="31B9F608">
+          <v:rect id="_x0000_i1026" alt="" style="width:468pt;height:.05pt;mso-width-percent:0;mso-height-percent:0;mso-width-percent:0;mso-height-percent:0" o:hralign="center" o:hrstd="t" o:hr="t" fillcolor="#a0a0a0" stroked="f"/>
+        </w:pict>
+      </w:r>
+    </w:p>
+    <w:p>
+      <w:pPr>
+        <w:pStyle w:val="NormalWeb"/>
+        <w:rPr>
+          <w:rFonts w:ascii="Arial" w:hAnsi="Arial" w:cs="Arial"/>
+        </w:rPr>
+      </w:pPr>
+      <w:r>
+        <w:rPr>
+          <w:rFonts w:ascii="Arial" w:hAnsi="Arial" w:cs="Arial"/>
+          <w:b/>
+          <w:bCs/>
+        </w:rPr>
+        <w:t>Conclusion 3: PI3K/AKT/mTOR and E2F are the downstream pathways</w:t>
+      </w:r>
+      <w:r>
+        <w:rPr>
+          <w:rFonts w:ascii="Arial" w:hAnsi="Arial" w:cs="Arial"/>
+        </w:rPr>
+        <w:t xml:space="preserve"> </w:t>
+      </w:r>
+      <w:r>
+        <w:rPr>
+          <w:rFonts w:ascii="Apple Color Emoji" w:hAnsi="Apple Color Emoji" w:cs="Apple Color Emoji"/>
+        </w:rPr>
+        <w:t>✅</w:t>
+      </w:r>
+      <w:r>
+        <w:rPr>
+          <w:rFonts w:ascii="Arial" w:hAnsi="Arial" w:cs="Arial"/>
+        </w:rPr>
+        <w:t xml:space="preserve"> Well supported</w:t>
+      </w:r>
+    </w:p>
+    <w:p>
+      <w:pPr>
+        <w:pStyle w:val="NormalWeb"/>
+        <w:numPr>
+          <w:ilvl w:val="0"/>
+          <w:numId w:val="11"/>
+        </w:numPr>
+        <w:rPr>
+          <w:rFonts w:ascii="Arial" w:hAnsi="Arial" w:cs="Arial"/>
+        </w:rPr>
+      </w:pPr>
+      <w:r>
+        <w:rPr>
+          <w:rFonts w:ascii="Arial" w:hAnsi="Arial" w:cs="Arial"/>
+        </w:rPr>
+        <w:t>Multiple studies confirm PI3K/AKT/mTOR and E2F targets are upregulated in TP53-mutant tumors with high genomic instability</w:t>
+      </w:r>
+    </w:p>
+    <w:p>
+      <w:pPr>
+        <w:pStyle w:val="NormalWeb"/>
+        <w:numPr>
+          <w:ilvl w:val="0"/>
+          <w:numId w:val="11"/>
+        </w:numPr>
+        <w:rPr>
+          <w:rFonts w:ascii="Arial" w:hAnsi="Arial" w:cs="Arial"/>
+        </w:rPr>
+      </w:pPr>
+      <w:hyperlink r:id="rId12" w:tgtFrame="_blank" w:history="1">
+        <w:r>
+          <w:rPr>
+            <w:rStyle w:val="Hyperlink"/>
+            <w:rFonts w:ascii="Arial" w:hAnsi="Arial" w:cs="Arial"/>
+          </w:rPr>
+          <w:t>TP53 mutations in lung adenocarcinoma — PI3K and E2F upregulation</w:t>
+        </w:r>
+      </w:hyperlink>
+    </w:p>
+    <w:p>
+      <w:pPr>
+        <w:pStyle w:val="NormalWeb"/>
+        <w:numPr>
+          <w:ilvl w:val="0"/>
+          <w:numId w:val="11"/>
+        </w:numPr>
+        <w:rPr>
+          <w:rFonts w:ascii="Arial" w:hAnsi="Arial" w:cs="Arial"/>
+        </w:rPr>
+      </w:pPr>
+      <w:hyperlink r:id="rId13" w:tgtFrame="_blank" w:history="1">
+        <w:r>
+          <w:rPr>
+            <w:rStyle w:val="Hyperlink"/>
+            <w:rFonts w:ascii="Arial" w:hAnsi="Arial" w:cs="Arial"/>
+          </w:rPr>
+          <w:t>PI3K/mTOR as central vulnerability in TP53-mutant osteosarcoma</w:t>
+        </w:r>
+      </w:hyperlink>
+    </w:p>
+    <w:p>
+      <w:pPr>
+        <w:pStyle w:val="NormalWeb"/>
+        <w:rPr>
+          <w:rFonts w:ascii="Arial" w:hAnsi="Arial" w:cs="Arial"/>
+        </w:rPr>
+      </w:pPr>
+      <w:r>
+        <w:rPr>
+          <w:rFonts w:ascii="Arial" w:hAnsi="Arial" w:cs="Arial"/>
+          <w:noProof/>
+          <w14:ligatures w14:val="standardContextual"/>
+        </w:rPr>
+        <w:pict w14:anchorId="6DD8EC3B">
+          <v:rect id="_x0000_i1025" style="width:0;height:1.5pt" o:hralign="center" o:hrstd="t" o:hr="t" fillcolor="#a0a0a0" stroked="f"/>
+        </w:pict>
+      </w:r>
+    </w:p>
+    <w:p>
+      <w:pPr>
+        <w:pStyle w:val="NormalWeb"/>
+        <w:rPr>
+          <w:rFonts w:ascii="Arial" w:hAnsi="Arial" w:cs="Arial"/>
+        </w:rPr>
+      </w:pPr>
+      <w:r>
+        <w:rPr>
+          <w:rFonts w:ascii="Arial" w:hAnsi="Arial" w:cs="Arial"/>
+          <w:b/>
+          <w:bCs/>
+        </w:rPr>
+        <w:t>Bottom line:</w:t>
+      </w:r>
+      <w:r>
+        <w:rPr>
+          <w:rFonts w:ascii="Arial" w:hAnsi="Arial" w:cs="Arial"/>
+        </w:rPr>
+        <w:t xml:space="preserve"> Your results are consistent with the literature. The EFS-FGA correlation is genuinely novel — no one has done it. Frame it confidently as a new analysis, and cite the TCGA paper for the broader TP53-instability relationship.</w:t>
+      </w:r>
+    </w:p>
+    <w:p>
+      <w:pPr>
+        <w:pStyle w:val="NormalWeb"/>
+        <w:rPr>
+          <w:rFonts w:ascii="Arial" w:hAnsi="Arial" w:cs="Arial"/>
+        </w:rPr>
+      </w:pPr>
+      <w:r>
+        <w:rPr>
+          <w:rFonts w:ascii="Arial" w:hAnsi="Arial" w:cs="Arial"/>
+        </w:rPr>
+        <w:t>Sources:</w:t>
+      </w:r>
+    </w:p>
+    <w:p>
+      <w:pPr>
+        <w:pStyle w:val="NormalWeb"/>
+        <w:numPr>
+          <w:ilvl w:val="0"/>
+          <w:numId w:val="12"/>
+        </w:numPr>
+        <w:rPr>
+          <w:rFonts w:ascii="Arial" w:hAnsi="Arial" w:cs="Arial"/>
+        </w:rPr>
+      </w:pPr>
+      <w:hyperlink r:id="rId14" w:tgtFrame="_blank" w:history="1">
+        <w:r>
+          <w:rPr>
+            <w:rStyle w:val="Hyperlink"/>
+            <w:rFonts w:ascii="Arial" w:hAnsi="Arial" w:cs="Arial"/>
+          </w:rPr>
+          <w:t>Integrated Analysis of TP53 Gene and Pathway Alterations in TCGA (Cell Reports 2019)</w:t>
+        </w:r>
+      </w:hyperlink>
+    </w:p>
+    <w:p>
+      <w:pPr>
+        <w:pStyle w:val="NormalWeb"/>
+        <w:numPr>
+          <w:ilvl w:val="0"/>
+          <w:numId w:val="12"/>
+        </w:numPr>
+        <w:rPr>
+          <w:rFonts w:ascii="Arial" w:hAnsi="Arial" w:cs="Arial"/>
+        </w:rPr>
+      </w:pPr>
+      <w:hyperlink r:id="rId15" w:tgtFrame="_blank" w:history="1">
+        <w:r>
+          <w:rPr>
+            <w:rStyle w:val="Hyperlink"/>
+            <w:rFonts w:ascii="Arial" w:hAnsi="Arial" w:cs="Arial"/>
+          </w:rPr>
+          <w:t>TP53 mutations in lung adenocarcinoma — PI3K/E2F</w:t>
+        </w:r>
+      </w:hyperlink>
+    </w:p>
+    <w:p>
+      <w:pPr>
+        <w:pStyle w:val="NormalWeb"/>
+        <w:numPr>
+          <w:ilvl w:val="0"/>
+          <w:numId w:val="12"/>
+        </w:numPr>
+        <w:rPr>
+          <w:rFonts w:ascii="Arial" w:hAnsi="Arial" w:cs="Arial"/>
+        </w:rPr>
+      </w:pPr>
+      <w:hyperlink r:id="rId16" w:tgtFrame="_blank" w:history="1">
+        <w:r>
+          <w:rPr>
+            <w:rStyle w:val="Hyperlink"/>
+            <w:rFonts w:ascii="Arial" w:hAnsi="Arial" w:cs="Arial"/>
+          </w:rPr>
+          <w:t>PI3K/mTOR pathway in TP53-mutant osteosarcoma (PNAS)</w:t>
+        </w:r>
+      </w:hyperlink>
+    </w:p>
+    <w:p>
+      <w:pPr>
+        <w:pStyle w:val="NormalWeb"/>
+        <w:numPr>
+          <w:ilvl w:val="0"/>
+          <w:numId w:val="12"/>
+        </w:numPr>
+        <w:rPr>
+          <w:rFonts w:ascii="Arial" w:hAnsi="Arial" w:cs="Arial"/>
+        </w:rPr>
+      </w:pPr>
+      <w:hyperlink r:id="rId17" w:tgtFrame="_blank" w:history="1">
+        <w:r>
+          <w:rPr>
+            <w:rStyle w:val="Hyperlink"/>
+            <w:rFonts w:ascii="Arial" w:hAnsi="Arial" w:cs="Arial"/>
+          </w:rPr>
+          <w:t>TP53-dependent genomic instability (PubMed)</w:t>
+        </w:r>
+      </w:hyperlink>
+    </w:p>
+    <w:p>
+      <w:pPr>
+        <w:pStyle w:val="NormalWeb"/>
+        <w:numPr>
+          <w:ilvl w:val="0"/>
+          <w:numId w:val="12"/>
+        </w:numPr>
+        <w:rPr>
+          <w:rFonts w:ascii="Arial" w:hAnsi="Arial" w:cs="Arial"/>
+        </w:rPr>
+      </w:pPr>
+      <w:hyperlink r:id="rId18" w:tgtFrame="_blank" w:history="1">
+        <w:r>
+          <w:rPr>
+            <w:rStyle w:val="Hyperlink"/>
+            <w:rFonts w:ascii="Arial" w:hAnsi="Arial" w:cs="Arial"/>
+          </w:rPr>
+          <w:t>Combination of genomic instability score and TP53 status in lung adenocarcinoma</w:t>
+        </w:r>
+      </w:hyperlink>
+    </w:p>
+    <w:p>
+      <w:pPr>
+        <w:pStyle w:val="NormalWeb"/>
+        <w:bidi/>
+        <w:rPr>
+          <w:rFonts w:ascii="Arial" w:hAnsi="Arial" w:cs="Arial"/>
+          <w:rtl/>
+          <w:lang w:val="en-US"/>
+        </w:rPr>
+      </w:pPr>
+      <w:r>
+        <w:rPr>
+          <w:rFonts w:ascii="Arial" w:hAnsi="Arial" w:cs="Arial" w:hint="cs"/>
+          <w:rtl/>
+        </w:rPr>
+        <w:lastRenderedPageBreak/>
+        <w:t xml:space="preserve">הסבר לרפרזנטציה של </w:t>
+      </w:r>
+      <w:r>
+        <w:rPr>
+          <w:rFonts w:ascii="Arial" w:hAnsi="Arial" w:cs="Arial"/>
+          <w:lang w:val="en-US"/>
+        </w:rPr>
+        <w:t>CNA</w:t>
+      </w:r>
+      <w:r>
+        <w:rPr>
+          <w:rFonts w:ascii="Arial" w:hAnsi="Arial" w:cs="Arial" w:hint="cs"/>
+          <w:rtl/>
+          <w:lang w:val="en-US"/>
+        </w:rPr>
+        <w:t xml:space="preserve"> ע״ </w:t>
+      </w:r>
+      <w:r>
+        <w:rPr>
+          <w:rFonts w:ascii="Arial" w:hAnsi="Arial" w:cs="Arial"/>
+          <w:lang w:val="en-US"/>
+        </w:rPr>
+        <w:t>FGA</w:t>
+      </w:r>
+      <w:r>
+        <w:rPr>
+          <w:rFonts w:ascii="Arial" w:hAnsi="Arial" w:cs="Arial" w:hint="cs"/>
+          <w:rtl/>
+          <w:lang w:val="en-US"/>
+        </w:rPr>
+        <w:t>:</w:t>
+      </w:r>
+    </w:p>
+    <w:p>
+      <w:pPr>
+        <w:pStyle w:val="NormalWeb"/>
+        <w:bidi/>
+        <w:jc w:val="right"/>
+        <w:rPr>
+          <w:rFonts w:ascii="Arial" w:hAnsi="Arial" w:cs="Arial"/>
+        </w:rPr>
+      </w:pPr>
+      <w:r>
+        <w:rPr>
+          <w:rFonts w:ascii="Arial" w:hAnsi="Arial" w:cs="Arial"/>
+          <w:b/>
+          <w:bCs/>
+        </w:rPr>
+        <w:t>FGA as a CNA measurement:</w:t>
+      </w:r>
+    </w:p>
+    <w:p>
+      <w:pPr>
+        <w:pStyle w:val="NormalWeb"/>
+        <w:bidi/>
+        <w:jc w:val="right"/>
+        <w:rPr>
+          <w:rFonts w:ascii="Arial" w:hAnsi="Arial" w:cs="Arial"/>
+        </w:rPr>
+      </w:pPr>
+      <w:r>
+        <w:rPr>
+          <w:rFonts w:ascii="Arial" w:hAnsi="Arial" w:cs="Arial"/>
+        </w:rPr>
+        <w:t xml:space="preserve">"Copy number alterations (CNAs) are genomic events where regions of DNA are gained or lost. To quantify CNA burden across the genome, we use </w:t>
+      </w:r>
+      <w:r>
+        <w:rPr>
+          <w:rFonts w:ascii="Arial" w:hAnsi="Arial" w:cs="Arial"/>
+          <w:b/>
+          <w:bCs/>
+        </w:rPr>
+        <w:t>Fraction of Genome Altered (FGA)</w:t>
+      </w:r>
+      <w:r>
+        <w:rPr>
+          <w:rFonts w:ascii="Arial" w:hAnsi="Arial" w:cs="Arial"/>
+        </w:rPr>
+        <w:t xml:space="preserve"> — the proportion of the genome affected by CNAs in a given tumor. A tumor with FGA = 0.18 has 18% of its genome showing copy number changes. FGA therefore serves as a single continuous measure of how much CNA activity is occurring genome-wide."</w:t>
+      </w:r>
+    </w:p>
+    <w:p>
+      <w:pPr>
+        <w:pStyle w:val="NormalWeb"/>
+        <w:bidi/>
+        <w:jc w:val="right"/>
+        <w:rPr>
+          <w:rFonts w:ascii="Arial" w:hAnsi="Arial" w:cs="Arial"/>
+        </w:rPr>
+      </w:pPr>
+      <w:r>
+        <w:rPr>
+          <w:rFonts w:ascii="Arial" w:hAnsi="Arial" w:cs="Arial"/>
+        </w:rPr>
+        <w:t>Visually you can think of it like this:</w:t>
+      </w:r>
+    </w:p>
+    <w:p>
+      <w:pPr>
+        <w:pStyle w:val="NormalWeb"/>
+        <w:bidi/>
+        <w:jc w:val="right"/>
+        <w:rPr>
+          <w:rFonts w:ascii="Arial" w:hAnsi="Arial" w:cs="Arial"/>
+        </w:rPr>
+      </w:pPr>
+      <w:r>
+        <w:rPr>
+          <w:rFonts w:ascii="Arial" w:hAnsi="Arial" w:cs="Arial"/>
+        </w:rPr>
+        <w:t>Whole genome: ████████████████████████████████</w:t>
+      </w:r>
+    </w:p>
+    <w:p>
+      <w:pPr>
+        <w:pStyle w:val="NormalWeb"/>
+        <w:bidi/>
+        <w:jc w:val="right"/>
+        <w:rPr>
+          <w:rFonts w:ascii="Arial" w:hAnsi="Arial" w:cs="Arial"/>
+        </w:rPr>
+      </w:pPr>
+      <w:r>
+        <w:rPr>
+          <w:rFonts w:ascii="Arial" w:hAnsi="Arial" w:cs="Arial"/>
+        </w:rPr>
+        <w:t>CNAs detected:     ███    ████  ██    ███</w:t>
+      </w:r>
+    </w:p>
+    <w:p>
+      <w:pPr>
+        <w:pStyle w:val="NormalWeb"/>
+        <w:bidi/>
+        <w:jc w:val="right"/>
+        <w:rPr>
+          <w:rFonts w:ascii="Arial" w:hAnsi="Arial" w:cs="Arial"/>
+        </w:rPr>
+      </w:pPr>
+      <w:r>
+        <w:rPr>
+          <w:rFonts w:ascii="Arial" w:hAnsi="Arial" w:cs="Arial"/>
+        </w:rPr>
+        <w:t xml:space="preserve">                   ↑ amplification/deletion events</w:t>
+      </w:r>
+    </w:p>
+    <w:p>
+      <w:pPr>
+        <w:pStyle w:val="NormalWeb"/>
+        <w:bidi/>
+        <w:jc w:val="right"/>
+        <w:rPr>
+          <w:rFonts w:ascii="Arial" w:hAnsi="Arial" w:cs="Arial"/>
+        </w:rPr>
+      </w:pPr>
+    </w:p>
+    <w:p>
+      <w:pPr>
+        <w:pStyle w:val="NormalWeb"/>
+        <w:bidi/>
+        <w:jc w:val="right"/>
+        <w:rPr>
+          <w:rFonts w:ascii="Arial" w:hAnsi="Arial" w:cs="Arial"/>
+        </w:rPr>
+      </w:pPr>
+      <w:r>
+        <w:rPr>
+          <w:rFonts w:ascii="Arial" w:hAnsi="Arial" w:cs="Arial"/>
+        </w:rPr>
+        <w:t>FGA = length of altered segments / total genome length</w:t>
+      </w:r>
+    </w:p>
+    <w:p>
+      <w:pPr>
+        <w:pStyle w:val="NormalWeb"/>
+        <w:bidi/>
+        <w:jc w:val="right"/>
+        <w:rPr>
+          <w:rFonts w:ascii="Arial" w:hAnsi="Arial" w:cs="Arial"/>
+        </w:rPr>
+      </w:pPr>
+      <w:r>
+        <w:rPr>
+          <w:rFonts w:ascii="Arial" w:hAnsi="Arial" w:cs="Arial"/>
+          <w:b/>
+          <w:bCs/>
+        </w:rPr>
+        <w:t>Then connect to your two-level analysis:</w:t>
+      </w:r>
+    </w:p>
+    <w:tbl>
+      <w:tblPr>
+        <w:tblW w:w="0" w:type="auto"/>
+        <w:tblBorders>
+          <w:top w:val="single" w:sz="4" w:space="0" w:color="454545"/>
+          <w:left w:val="single" w:sz="4" w:space="0" w:color="454545"/>
+          <w:bottom w:val="single" w:sz="4" w:space="0" w:color="454545"/>
+          <w:right w:val="single" w:sz="4" w:space="0" w:color="454545"/>
+        </w:tblBorders>
+        <w:tblCellMar>
+          <w:top w:w="15" w:type="dxa"/>
+          <w:left w:w="15" w:type="dxa"/>
+          <w:bottom w:w="15" w:type="dxa"/>
+          <w:right w:w="15" w:type="dxa"/>
+        </w:tblCellMar>
+        <w:tblLook w:val="04A0" w:firstRow="1" w:lastRow="0" w:firstColumn="1" w:lastColumn="0" w:noHBand="0" w:noVBand="1"/>
+      </w:tblPr>
+      <w:tblGrid>
+        <w:gridCol w:w="1555"/>
+        <w:gridCol w:w="2528"/>
+        <w:gridCol w:w="3836"/>
+      </w:tblGrid>
+      <w:tr>
+        <w:trPr>
+          <w:tblHeader/>
+        </w:trPr>
+        <w:tc>
+          <w:tcPr>
+            <w:tcW w:w="0" w:type="auto"/>
+            <w:tcBorders>
+              <w:top w:val="single" w:sz="4" w:space="0" w:color="454545"/>
+              <w:left w:val="single" w:sz="4" w:space="0" w:color="454545"/>
+              <w:bottom w:val="single" w:sz="4" w:space="0" w:color="454545"/>
+              <w:right w:val="single" w:sz="4" w:space="0" w:color="454545"/>
+            </w:tcBorders>
+            <w:tcMar>
+              <w:top w:w="30" w:type="dxa"/>
+              <w:left w:w="30" w:type="dxa"/>
+              <w:bottom w:w="30" w:type="dxa"/>
+              <w:right w:w="30" w:type="dxa"/>
+            </w:tcMar>
+            <w:vAlign w:val="center"/>
+            <w:hideMark/>
+          </w:tcPr>
+          <w:p>
+            <w:pPr>
+              <w:pStyle w:val="NormalWeb"/>
+              <w:bidi/>
+              <w:jc w:val="right"/>
+              <w:rPr>
+                <w:rFonts w:ascii="Arial" w:hAnsi="Arial" w:cs="Arial"/>
+                <w:b/>
+                <w:bCs/>
+              </w:rPr>
+            </w:pPr>
+            <w:r>
+              <w:rPr>
+                <w:rFonts w:ascii="Arial" w:hAnsi="Arial" w:cs="Arial"/>
+                <w:b/>
+                <w:bCs/>
+              </w:rPr>
+              <w:t>Level</w:t>
+            </w:r>
+          </w:p>
+        </w:tc>
+        <w:tc>
+          <w:tcPr>
+            <w:tcW w:w="0" w:type="auto"/>
+            <w:tcBorders>
+              <w:top w:val="single" w:sz="4" w:space="0" w:color="454545"/>
+              <w:left w:val="single" w:sz="4" w:space="0" w:color="454545"/>
+              <w:bottom w:val="single" w:sz="4" w:space="0" w:color="454545"/>
+              <w:right w:val="single" w:sz="4" w:space="0" w:color="454545"/>
+            </w:tcBorders>
+            <w:tcMar>
+              <w:top w:w="30" w:type="dxa"/>
+              <w:left w:w="30" w:type="dxa"/>
+              <w:bottom w:w="30" w:type="dxa"/>
+              <w:right w:w="30" w:type="dxa"/>
+            </w:tcMar>
+            <w:vAlign w:val="center"/>
+            <w:hideMark/>
+          </w:tcPr>
+          <w:p>
+            <w:pPr>
+              <w:pStyle w:val="NormalWeb"/>
+              <w:bidi/>
+              <w:jc w:val="right"/>
+              <w:rPr>
+                <w:rFonts w:ascii="Arial" w:hAnsi="Arial" w:cs="Arial"/>
+                <w:b/>
+                <w:bCs/>
+              </w:rPr>
+            </w:pPr>
+            <w:r>
+              <w:rPr>
+                <w:rFonts w:ascii="Arial" w:hAnsi="Arial" w:cs="Arial"/>
+                <w:b/>
+                <w:bCs/>
+              </w:rPr>
+              <w:t>Metric</w:t>
+            </w:r>
+          </w:p>
+        </w:tc>
+        <w:tc>
+          <w:tcPr>
+            <w:tcW w:w="0" w:type="auto"/>
+            <w:tcBorders>
+              <w:top w:val="single" w:sz="4" w:space="0" w:color="454545"/>
+              <w:left w:val="single" w:sz="4" w:space="0" w:color="454545"/>
+              <w:bottom w:val="single" w:sz="4" w:space="0" w:color="454545"/>
+              <w:right w:val="single" w:sz="4" w:space="0" w:color="454545"/>
+            </w:tcBorders>
+            <w:tcMar>
+              <w:top w:w="30" w:type="dxa"/>
+              <w:left w:w="30" w:type="dxa"/>
+              <w:bottom w:w="30" w:type="dxa"/>
+              <w:right w:w="30" w:type="dxa"/>
+            </w:tcMar>
+            <w:vAlign w:val="center"/>
+            <w:hideMark/>
+          </w:tcPr>
+          <w:p>
+            <w:pPr>
+              <w:pStyle w:val="NormalWeb"/>
+              <w:bidi/>
+              <w:jc w:val="right"/>
+              <w:rPr>
+                <w:rFonts w:ascii="Arial" w:hAnsi="Arial" w:cs="Arial"/>
+                <w:b/>
+                <w:bCs/>
+              </w:rPr>
+            </w:pPr>
+            <w:r>
+              <w:rPr>
+                <w:rFonts w:ascii="Arial" w:hAnsi="Arial" w:cs="Arial"/>
+                <w:b/>
+                <w:bCs/>
+              </w:rPr>
+              <w:t>What it tells you</w:t>
+            </w:r>
+          </w:p>
+        </w:tc>
+      </w:tr>
+      <w:tr>
+        <w:tc>
+          <w:tcPr>
+            <w:tcW w:w="0" w:type="auto"/>
+            <w:tcBorders>
+              <w:top w:val="single" w:sz="4" w:space="0" w:color="454545"/>
+              <w:left w:val="single" w:sz="4" w:space="0" w:color="454545"/>
+              <w:bottom w:val="single" w:sz="4" w:space="0" w:color="454545"/>
+              <w:right w:val="single" w:sz="4" w:space="0" w:color="454545"/>
+            </w:tcBorders>
+            <w:tcMar>
+              <w:top w:w="30" w:type="dxa"/>
+              <w:left w:w="30" w:type="dxa"/>
+              <w:bottom w:w="30" w:type="dxa"/>
+              <w:right w:w="30" w:type="dxa"/>
+            </w:tcMar>
+            <w:vAlign w:val="center"/>
+            <w:hideMark/>
+          </w:tcPr>
+          <w:p>
+            <w:pPr>
+              <w:pStyle w:val="NormalWeb"/>
+              <w:bidi/>
+              <w:jc w:val="right"/>
+              <w:rPr>
+                <w:rFonts w:ascii="Arial" w:hAnsi="Arial" w:cs="Arial"/>
+              </w:rPr>
+            </w:pPr>
+            <w:r>
+              <w:rPr>
+                <w:rFonts w:ascii="Arial" w:hAnsi="Arial" w:cs="Arial"/>
+              </w:rPr>
+              <w:t>Genome-wide</w:t>
+            </w:r>
+          </w:p>
+        </w:tc>
+        <w:tc>
+          <w:tcPr>
+            <w:tcW w:w="0" w:type="auto"/>
+            <w:tcBorders>
+              <w:top w:val="single" w:sz="4" w:space="0" w:color="454545"/>
+              <w:left w:val="single" w:sz="4" w:space="0" w:color="454545"/>
+              <w:bottom w:val="single" w:sz="4" w:space="0" w:color="454545"/>
+              <w:right w:val="single" w:sz="4" w:space="0" w:color="454545"/>
+            </w:tcBorders>
+            <w:tcMar>
+              <w:top w:w="30" w:type="dxa"/>
+              <w:left w:w="30" w:type="dxa"/>
+              <w:bottom w:w="30" w:type="dxa"/>
+              <w:right w:w="30" w:type="dxa"/>
+            </w:tcMar>
+            <w:vAlign w:val="center"/>
+            <w:hideMark/>
+          </w:tcPr>
+          <w:p>
+            <w:pPr>
+              <w:pStyle w:val="NormalWeb"/>
+              <w:bidi/>
+              <w:jc w:val="right"/>
+              <w:rPr>
+                <w:rFonts w:ascii="Arial" w:hAnsi="Arial" w:cs="Arial"/>
+              </w:rPr>
+            </w:pPr>
+            <w:r>
+              <w:rPr>
+                <w:rFonts w:ascii="Arial" w:hAnsi="Arial" w:cs="Arial"/>
+              </w:rPr>
+              <w:t>FGA</w:t>
+            </w:r>
+          </w:p>
+        </w:tc>
+        <w:tc>
+          <w:tcPr>
+            <w:tcW w:w="0" w:type="auto"/>
+            <w:tcBorders>
+              <w:top w:val="single" w:sz="4" w:space="0" w:color="454545"/>
+              <w:left w:val="single" w:sz="4" w:space="0" w:color="454545"/>
+              <w:bottom w:val="single" w:sz="4" w:space="0" w:color="454545"/>
+              <w:right w:val="single" w:sz="4" w:space="0" w:color="454545"/>
+            </w:tcBorders>
+            <w:tcMar>
+              <w:top w:w="30" w:type="dxa"/>
+              <w:left w:w="30" w:type="dxa"/>
+              <w:bottom w:w="30" w:type="dxa"/>
+              <w:right w:w="30" w:type="dxa"/>
+            </w:tcMar>
+            <w:vAlign w:val="center"/>
+            <w:hideMark/>
+          </w:tcPr>
+          <w:p>
+            <w:pPr>
+              <w:pStyle w:val="NormalWeb"/>
+              <w:bidi/>
+              <w:jc w:val="right"/>
+              <w:rPr>
+                <w:rFonts w:ascii="Arial" w:hAnsi="Arial" w:cs="Arial"/>
+              </w:rPr>
+            </w:pPr>
+            <w:r>
+              <w:rPr>
+                <w:rFonts w:ascii="Arial" w:hAnsi="Arial" w:cs="Arial"/>
+                <w:i/>
+                <w:iCs/>
+              </w:rPr>
+              <w:t>How much</w:t>
+            </w:r>
+            <w:r>
+              <w:rPr>
+                <w:rFonts w:ascii="Arial" w:hAnsi="Arial" w:cs="Arial"/>
+              </w:rPr>
+              <w:t> of the genome is altered</w:t>
+            </w:r>
+          </w:p>
+        </w:tc>
+      </w:tr>
+      <w:tr>
+        <w:tc>
+          <w:tcPr>
+            <w:tcW w:w="0" w:type="auto"/>
+            <w:tcBorders>
+              <w:top w:val="single" w:sz="4" w:space="0" w:color="454545"/>
+              <w:left w:val="single" w:sz="4" w:space="0" w:color="454545"/>
+              <w:bottom w:val="single" w:sz="4" w:space="0" w:color="454545"/>
+              <w:right w:val="single" w:sz="4" w:space="0" w:color="454545"/>
+            </w:tcBorders>
+            <w:tcMar>
+              <w:top w:w="30" w:type="dxa"/>
+              <w:left w:w="30" w:type="dxa"/>
+              <w:bottom w:w="30" w:type="dxa"/>
+              <w:right w:w="30" w:type="dxa"/>
+            </w:tcMar>
+            <w:vAlign w:val="center"/>
+            <w:hideMark/>
+          </w:tcPr>
+          <w:p>
+            <w:pPr>
+              <w:pStyle w:val="NormalWeb"/>
+              <w:bidi/>
+              <w:jc w:val="right"/>
+              <w:rPr>
+                <w:rFonts w:ascii="Arial" w:hAnsi="Arial" w:cs="Arial"/>
+              </w:rPr>
+            </w:pPr>
+            <w:r>
+              <w:rPr>
+                <w:rFonts w:ascii="Arial" w:hAnsi="Arial" w:cs="Arial"/>
+              </w:rPr>
+              <w:t>Gene-level</w:t>
+            </w:r>
+          </w:p>
+        </w:tc>
+        <w:tc>
+          <w:tcPr>
+            <w:tcW w:w="0" w:type="auto"/>
+            <w:tcBorders>
+              <w:top w:val="single" w:sz="4" w:space="0" w:color="454545"/>
+              <w:left w:val="single" w:sz="4" w:space="0" w:color="454545"/>
+              <w:bottom w:val="single" w:sz="4" w:space="0" w:color="454545"/>
+              <w:right w:val="single" w:sz="4" w:space="0" w:color="454545"/>
+            </w:tcBorders>
+            <w:tcMar>
+              <w:top w:w="30" w:type="dxa"/>
+              <w:left w:w="30" w:type="dxa"/>
+              <w:bottom w:w="30" w:type="dxa"/>
+              <w:right w:w="30" w:type="dxa"/>
+            </w:tcMar>
+            <w:vAlign w:val="center"/>
+            <w:hideMark/>
+          </w:tcPr>
+          <w:p>
+            <w:pPr>
+              <w:pStyle w:val="NormalWeb"/>
+              <w:bidi/>
+              <w:jc w:val="right"/>
+              <w:rPr>
+                <w:rFonts w:ascii="Arial" w:hAnsi="Arial" w:cs="Arial"/>
+              </w:rPr>
+            </w:pPr>
+            <w:r>
+              <w:rPr>
+                <w:rFonts w:ascii="Arial" w:hAnsi="Arial" w:cs="Arial"/>
+              </w:rPr>
+              <w:t>Δ CNA frequency (fig9)</w:t>
+            </w:r>
+          </w:p>
+        </w:tc>
+        <w:tc>
+          <w:tcPr>
+            <w:tcW w:w="0" w:type="auto"/>
+            <w:tcBorders>
+              <w:top w:val="single" w:sz="4" w:space="0" w:color="454545"/>
+              <w:left w:val="single" w:sz="4" w:space="0" w:color="454545"/>
+              <w:bottom w:val="single" w:sz="4" w:space="0" w:color="454545"/>
+              <w:right w:val="single" w:sz="4" w:space="0" w:color="454545"/>
+            </w:tcBorders>
+            <w:tcMar>
+              <w:top w:w="30" w:type="dxa"/>
+              <w:left w:w="30" w:type="dxa"/>
+              <w:bottom w:w="30" w:type="dxa"/>
+              <w:right w:w="30" w:type="dxa"/>
+            </w:tcMar>
+            <w:vAlign w:val="center"/>
+            <w:hideMark/>
+          </w:tcPr>
+          <w:p>
+            <w:pPr>
+              <w:pStyle w:val="NormalWeb"/>
+              <w:bidi/>
+              <w:jc w:val="right"/>
+              <w:rPr>
+                <w:rFonts w:ascii="Arial" w:hAnsi="Arial" w:cs="Arial"/>
+              </w:rPr>
+            </w:pPr>
+            <w:r>
+              <w:rPr>
+                <w:rFonts w:ascii="Arial" w:hAnsi="Arial" w:cs="Arial"/>
+                <w:i/>
+                <w:iCs/>
+              </w:rPr>
+              <w:t>Which specific genes</w:t>
+            </w:r>
+            <w:r>
+              <w:rPr>
+                <w:rFonts w:ascii="Arial" w:hAnsi="Arial" w:cs="Arial"/>
+              </w:rPr>
+              <w:t> are altered</w:t>
+            </w:r>
+          </w:p>
+        </w:tc>
+      </w:tr>
+    </w:tbl>
+    <w:p>
+      <w:pPr>
+        <w:pStyle w:val="NormalWeb"/>
+        <w:bidi/>
+        <w:jc w:val="right"/>
+        <w:rPr>
+          <w:rFonts w:ascii="Arial" w:hAnsi="Arial" w:cs="Arial"/>
+        </w:rPr>
+      </w:pPr>
+      <w:r>
+        <w:rPr>
+          <w:rFonts w:ascii="Arial" w:hAnsi="Arial" w:cs="Arial"/>
+        </w:rPr>
+        <w:t>"FGA gives us the scale of the damage. Fig9 tells us where the damage lands — and it's not random."</w:t>
+      </w:r>
+    </w:p>
+    <w:p>
+      <w:pPr>
+        <w:pStyle w:val="NormalWeb"/>
+        <w:bidi/>
+        <w:rPr>
+          <w:rFonts w:ascii="Arial" w:hAnsi="Arial" w:cs="Arial"/>
+          <w:vanish/>
+        </w:rPr>
+      </w:pPr>
+      <w:r>
+        <w:rPr>
+          <w:rFonts w:ascii="Arial" w:hAnsi="Arial" w:cs="Arial"/>
+          <w:vanish/>
+        </w:rPr>
+        <w:t>Top of Form</w:t>
+      </w:r>
+    </w:p>
+    <w:p>
+      <w:pPr>
+        <w:pStyle w:val="NormalWeb"/>
+        <w:bidi/>
+        <w:rPr>
+          <w:rFonts w:ascii="Arial" w:hAnsi="Arial" w:cs="Arial"/>
+        </w:rPr>
+      </w:pPr>
+    </w:p>
+    <w:p>
+      <w:pPr>
+        <w:pStyle w:val="NormalWeb"/>
+        <w:bidi/>
+        <w:rPr>
+          <w:rFonts w:ascii="Arial" w:hAnsi="Arial" w:cs="Arial"/>
+          <w:vanish/>
+        </w:rPr>
+      </w:pPr>
+      <w:r>
+        <w:rPr>
+          <w:rFonts w:ascii="Arial" w:hAnsi="Arial" w:cs="Arial"/>
+          <w:vanish/>
+        </w:rPr>
+        <w:t>Bottom of Form</w:t>
+      </w:r>
+    </w:p>
+    <w:p>
+      <w:pPr>
+        <w:pStyle w:val="NormalWeb"/>
+        <w:bidi/>
+        <w:rPr>
+          <w:rFonts w:ascii="Arial" w:hAnsi="Arial" w:cs="Arial" w:hint="cs"/>
+          <w:rtl/>
+          <w:lang w:val="en-US"/>
+        </w:rPr>
+      </w:pPr>
+    </w:p>
+    <w:p>
+      <w:pPr>
+        <w:pStyle w:val="NormalWeb"/>
+        <w:bidi/>
+        <w:rPr>
+          <w:rFonts w:ascii="Arial" w:hAnsi="Arial" w:cs="Arial"/>
+          <w:vanish/>
+        </w:rPr>
+      </w:pPr>
+      <w:r>
+        <w:rPr>
+          <w:rFonts w:ascii="Arial" w:hAnsi="Arial" w:cs="Arial"/>
+          <w:vanish/>
+        </w:rPr>
+        <w:t>Top of Form</w:t>
+      </w:r>
+    </w:p>
+    <w:p>
+      <w:pPr>
+        <w:pStyle w:val="NormalWeb"/>
+        <w:bidi/>
+        <w:rPr>
+          <w:rFonts w:ascii="Arial" w:hAnsi="Arial" w:cs="Arial"/>
+          <w:vanish/>
+        </w:rPr>
+      </w:pPr>
+      <w:r>
+        <w:rPr>
+          <w:rFonts w:ascii="Arial" w:hAnsi="Arial" w:cs="Arial"/>
+          <w:vanish/>
+        </w:rPr>
+        <w:t>Bottom of Form</w:t>
       </w:r>
     </w:p>
     <w:sectPr>
@@ -4667,6 +4730,453 @@
     </w:lvl>
   </w:abstractNum>
   <w:abstractNum w:abstractNumId="3" w15:restartNumberingAfterBreak="0">
+    <w:nsid w:val="16BF6490"/>
+    <w:multiLevelType w:val="multilevel"/>
+    <w:tmpl w:val="85E63134"/>
+    <w:lvl w:ilvl="0">
+      <w:start w:val="1"/>
+      <w:numFmt w:val="bullet"/>
+      <w:lvlText w:val=""/>
+      <w:lvlJc w:val="left"/>
+      <w:pPr>
+        <w:tabs>
+          <w:tab w:val="num" w:pos="720"/>
+        </w:tabs>
+        <w:ind w:left="720" w:hanging="360"/>
+      </w:pPr>
+      <w:rPr>
+        <w:rFonts w:ascii="Symbol" w:hAnsi="Symbol" w:hint="default"/>
+        <w:sz w:val="20"/>
+      </w:rPr>
+    </w:lvl>
+    <w:lvl w:ilvl="1" w:tentative="1">
+      <w:start w:val="1"/>
+      <w:numFmt w:val="bullet"/>
+      <w:lvlText w:val="o"/>
+      <w:lvlJc w:val="left"/>
+      <w:pPr>
+        <w:tabs>
+          <w:tab w:val="num" w:pos="1440"/>
+        </w:tabs>
+        <w:ind w:left="1440" w:hanging="360"/>
+      </w:pPr>
+      <w:rPr>
+        <w:rFonts w:ascii="Courier New" w:hAnsi="Courier New" w:hint="default"/>
+        <w:sz w:val="20"/>
+      </w:rPr>
+    </w:lvl>
+    <w:lvl w:ilvl="2" w:tentative="1">
+      <w:start w:val="1"/>
+      <w:numFmt w:val="bullet"/>
+      <w:lvlText w:val=""/>
+      <w:lvlJc w:val="left"/>
+      <w:pPr>
+        <w:tabs>
+          <w:tab w:val="num" w:pos="2160"/>
+        </w:tabs>
+        <w:ind w:left="2160" w:hanging="360"/>
+      </w:pPr>
+      <w:rPr>
+        <w:rFonts w:ascii="Wingdings" w:hAnsi="Wingdings" w:hint="default"/>
+        <w:sz w:val="20"/>
+      </w:rPr>
+    </w:lvl>
+    <w:lvl w:ilvl="3" w:tentative="1">
+      <w:start w:val="1"/>
+      <w:numFmt w:val="bullet"/>
+      <w:lvlText w:val=""/>
+      <w:lvlJc w:val="left"/>
+      <w:pPr>
+        <w:tabs>
+          <w:tab w:val="num" w:pos="2880"/>
+        </w:tabs>
+        <w:ind w:left="2880" w:hanging="360"/>
+      </w:pPr>
+      <w:rPr>
+        <w:rFonts w:ascii="Wingdings" w:hAnsi="Wingdings" w:hint="default"/>
+        <w:sz w:val="20"/>
+      </w:rPr>
+    </w:lvl>
+    <w:lvl w:ilvl="4" w:tentative="1">
+      <w:start w:val="1"/>
+      <w:numFmt w:val="bullet"/>
+      <w:lvlText w:val=""/>
+      <w:lvlJc w:val="left"/>
+      <w:pPr>
+        <w:tabs>
+          <w:tab w:val="num" w:pos="3600"/>
+        </w:tabs>
+        <w:ind w:left="3600" w:hanging="360"/>
+      </w:pPr>
+      <w:rPr>
+        <w:rFonts w:ascii="Wingdings" w:hAnsi="Wingdings" w:hint="default"/>
+        <w:sz w:val="20"/>
+      </w:rPr>
+    </w:lvl>
+    <w:lvl w:ilvl="5" w:tentative="1">
+      <w:start w:val="1"/>
+      <w:numFmt w:val="bullet"/>
+      <w:lvlText w:val=""/>
+      <w:lvlJc w:val="left"/>
+      <w:pPr>
+        <w:tabs>
+          <w:tab w:val="num" w:pos="4320"/>
+        </w:tabs>
+        <w:ind w:left="4320" w:hanging="360"/>
+      </w:pPr>
+      <w:rPr>
+        <w:rFonts w:ascii="Wingdings" w:hAnsi="Wingdings" w:hint="default"/>
+        <w:sz w:val="20"/>
+      </w:rPr>
+    </w:lvl>
+    <w:lvl w:ilvl="6" w:tentative="1">
+      <w:start w:val="1"/>
+      <w:numFmt w:val="bullet"/>
+      <w:lvlText w:val=""/>
+      <w:lvlJc w:val="left"/>
+      <w:pPr>
+        <w:tabs>
+          <w:tab w:val="num" w:pos="5040"/>
+        </w:tabs>
+        <w:ind w:left="5040" w:hanging="360"/>
+      </w:pPr>
+      <w:rPr>
+        <w:rFonts w:ascii="Wingdings" w:hAnsi="Wingdings" w:hint="default"/>
+        <w:sz w:val="20"/>
+      </w:rPr>
+    </w:lvl>
+    <w:lvl w:ilvl="7" w:tentative="1">
+      <w:start w:val="1"/>
+      <w:numFmt w:val="bullet"/>
+      <w:lvlText w:val=""/>
+      <w:lvlJc w:val="left"/>
+      <w:pPr>
+        <w:tabs>
+          <w:tab w:val="num" w:pos="5760"/>
+        </w:tabs>
+        <w:ind w:left="5760" w:hanging="360"/>
+      </w:pPr>
+      <w:rPr>
+        <w:rFonts w:ascii="Wingdings" w:hAnsi="Wingdings" w:hint="default"/>
+        <w:sz w:val="20"/>
+      </w:rPr>
+    </w:lvl>
+    <w:lvl w:ilvl="8" w:tentative="1">
+      <w:start w:val="1"/>
+      <w:numFmt w:val="bullet"/>
+      <w:lvlText w:val=""/>
+      <w:lvlJc w:val="left"/>
+      <w:pPr>
+        <w:tabs>
+          <w:tab w:val="num" w:pos="6480"/>
+        </w:tabs>
+        <w:ind w:left="6480" w:hanging="360"/>
+      </w:pPr>
+      <w:rPr>
+        <w:rFonts w:ascii="Wingdings" w:hAnsi="Wingdings" w:hint="default"/>
+        <w:sz w:val="20"/>
+      </w:rPr>
+    </w:lvl>
+  </w:abstractNum>
+  <w:abstractNum w:abstractNumId="4" w15:restartNumberingAfterBreak="0">
+    <w:nsid w:val="317D53AD"/>
+    <w:multiLevelType w:val="multilevel"/>
+    <w:tmpl w:val="95F2DF40"/>
+    <w:lvl w:ilvl="0">
+      <w:start w:val="1"/>
+      <w:numFmt w:val="bullet"/>
+      <w:lvlText w:val=""/>
+      <w:lvlJc w:val="left"/>
+      <w:pPr>
+        <w:tabs>
+          <w:tab w:val="num" w:pos="720"/>
+        </w:tabs>
+        <w:ind w:left="720" w:hanging="360"/>
+      </w:pPr>
+      <w:rPr>
+        <w:rFonts w:ascii="Symbol" w:hAnsi="Symbol" w:hint="default"/>
+        <w:sz w:val="20"/>
+      </w:rPr>
+    </w:lvl>
+    <w:lvl w:ilvl="1" w:tentative="1">
+      <w:start w:val="1"/>
+      <w:numFmt w:val="bullet"/>
+      <w:lvlText w:val="o"/>
+      <w:lvlJc w:val="left"/>
+      <w:pPr>
+        <w:tabs>
+          <w:tab w:val="num" w:pos="1440"/>
+        </w:tabs>
+        <w:ind w:left="1440" w:hanging="360"/>
+      </w:pPr>
+      <w:rPr>
+        <w:rFonts w:ascii="Courier New" w:hAnsi="Courier New" w:hint="default"/>
+        <w:sz w:val="20"/>
+      </w:rPr>
+    </w:lvl>
+    <w:lvl w:ilvl="2" w:tentative="1">
+      <w:start w:val="1"/>
+      <w:numFmt w:val="bullet"/>
+      <w:lvlText w:val=""/>
+      <w:lvlJc w:val="left"/>
+      <w:pPr>
+        <w:tabs>
+          <w:tab w:val="num" w:pos="2160"/>
+        </w:tabs>
+        <w:ind w:left="2160" w:hanging="360"/>
+      </w:pPr>
+      <w:rPr>
+        <w:rFonts w:ascii="Wingdings" w:hAnsi="Wingdings" w:hint="default"/>
+        <w:sz w:val="20"/>
+      </w:rPr>
+    </w:lvl>
+    <w:lvl w:ilvl="3" w:tentative="1">
+      <w:start w:val="1"/>
+      <w:numFmt w:val="bullet"/>
+      <w:lvlText w:val=""/>
+      <w:lvlJc w:val="left"/>
+      <w:pPr>
+        <w:tabs>
+          <w:tab w:val="num" w:pos="2880"/>
+        </w:tabs>
+        <w:ind w:left="2880" w:hanging="360"/>
+      </w:pPr>
+      <w:rPr>
+        <w:rFonts w:ascii="Wingdings" w:hAnsi="Wingdings" w:hint="default"/>
+        <w:sz w:val="20"/>
+      </w:rPr>
+    </w:lvl>
+    <w:lvl w:ilvl="4" w:tentative="1">
+      <w:start w:val="1"/>
+      <w:numFmt w:val="bullet"/>
+      <w:lvlText w:val=""/>
+      <w:lvlJc w:val="left"/>
+      <w:pPr>
+        <w:tabs>
+          <w:tab w:val="num" w:pos="3600"/>
+        </w:tabs>
+        <w:ind w:left="3600" w:hanging="360"/>
+      </w:pPr>
+      <w:rPr>
+        <w:rFonts w:ascii="Wingdings" w:hAnsi="Wingdings" w:hint="default"/>
+        <w:sz w:val="20"/>
+      </w:rPr>
+    </w:lvl>
+    <w:lvl w:ilvl="5" w:tentative="1">
+      <w:start w:val="1"/>
+      <w:numFmt w:val="bullet"/>
+      <w:lvlText w:val=""/>
+      <w:lvlJc w:val="left"/>
+      <w:pPr>
+        <w:tabs>
+          <w:tab w:val="num" w:pos="4320"/>
+        </w:tabs>
+        <w:ind w:left="4320" w:hanging="360"/>
+      </w:pPr>
+      <w:rPr>
+        <w:rFonts w:ascii="Wingdings" w:hAnsi="Wingdings" w:hint="default"/>
+        <w:sz w:val="20"/>
+      </w:rPr>
+    </w:lvl>
+    <w:lvl w:ilvl="6" w:tentative="1">
+      <w:start w:val="1"/>
+      <w:numFmt w:val="bullet"/>
+      <w:lvlText w:val=""/>
+      <w:lvlJc w:val="left"/>
+      <w:pPr>
+        <w:tabs>
+          <w:tab w:val="num" w:pos="5040"/>
+        </w:tabs>
+        <w:ind w:left="5040" w:hanging="360"/>
+      </w:pPr>
+      <w:rPr>
+        <w:rFonts w:ascii="Wingdings" w:hAnsi="Wingdings" w:hint="default"/>
+        <w:sz w:val="20"/>
+      </w:rPr>
+    </w:lvl>
+    <w:lvl w:ilvl="7" w:tentative="1">
+      <w:start w:val="1"/>
+      <w:numFmt w:val="bullet"/>
+      <w:lvlText w:val=""/>
+      <w:lvlJc w:val="left"/>
+      <w:pPr>
+        <w:tabs>
+          <w:tab w:val="num" w:pos="5760"/>
+        </w:tabs>
+        <w:ind w:left="5760" w:hanging="360"/>
+      </w:pPr>
+      <w:rPr>
+        <w:rFonts w:ascii="Wingdings" w:hAnsi="Wingdings" w:hint="default"/>
+        <w:sz w:val="20"/>
+      </w:rPr>
+    </w:lvl>
+    <w:lvl w:ilvl="8" w:tentative="1">
+      <w:start w:val="1"/>
+      <w:numFmt w:val="bullet"/>
+      <w:lvlText w:val=""/>
+      <w:lvlJc w:val="left"/>
+      <w:pPr>
+        <w:tabs>
+          <w:tab w:val="num" w:pos="6480"/>
+        </w:tabs>
+        <w:ind w:left="6480" w:hanging="360"/>
+      </w:pPr>
+      <w:rPr>
+        <w:rFonts w:ascii="Wingdings" w:hAnsi="Wingdings" w:hint="default"/>
+        <w:sz w:val="20"/>
+      </w:rPr>
+    </w:lvl>
+  </w:abstractNum>
+  <w:abstractNum w:abstractNumId="5" w15:restartNumberingAfterBreak="0">
+    <w:nsid w:val="32A477A4"/>
+    <w:multiLevelType w:val="multilevel"/>
+    <w:tmpl w:val="5BE4B216"/>
+    <w:lvl w:ilvl="0">
+      <w:start w:val="1"/>
+      <w:numFmt w:val="bullet"/>
+      <w:lvlText w:val=""/>
+      <w:lvlJc w:val="left"/>
+      <w:pPr>
+        <w:tabs>
+          <w:tab w:val="num" w:pos="720"/>
+        </w:tabs>
+        <w:ind w:left="720" w:hanging="360"/>
+      </w:pPr>
+      <w:rPr>
+        <w:rFonts w:ascii="Symbol" w:hAnsi="Symbol" w:hint="default"/>
+        <w:sz w:val="20"/>
+      </w:rPr>
+    </w:lvl>
+    <w:lvl w:ilvl="1" w:tentative="1">
+      <w:start w:val="1"/>
+      <w:numFmt w:val="bullet"/>
+      <w:lvlText w:val="o"/>
+      <w:lvlJc w:val="left"/>
+      <w:pPr>
+        <w:tabs>
+          <w:tab w:val="num" w:pos="1440"/>
+        </w:tabs>
+        <w:ind w:left="1440" w:hanging="360"/>
+      </w:pPr>
+      <w:rPr>
+        <w:rFonts w:ascii="Courier New" w:hAnsi="Courier New" w:hint="default"/>
+        <w:sz w:val="20"/>
+      </w:rPr>
+    </w:lvl>
+    <w:lvl w:ilvl="2" w:tentative="1">
+      <w:start w:val="1"/>
+      <w:numFmt w:val="bullet"/>
+      <w:lvlText w:val=""/>
+      <w:lvlJc w:val="left"/>
+      <w:pPr>
+        <w:tabs>
+          <w:tab w:val="num" w:pos="2160"/>
+        </w:tabs>
+        <w:ind w:left="2160" w:hanging="360"/>
+      </w:pPr>
+      <w:rPr>
+        <w:rFonts w:ascii="Wingdings" w:hAnsi="Wingdings" w:hint="default"/>
+        <w:sz w:val="20"/>
+      </w:rPr>
+    </w:lvl>
+    <w:lvl w:ilvl="3" w:tentative="1">
+      <w:start w:val="1"/>
+      <w:numFmt w:val="bullet"/>
+      <w:lvlText w:val=""/>
+      <w:lvlJc w:val="left"/>
+      <w:pPr>
+        <w:tabs>
+          <w:tab w:val="num" w:pos="2880"/>
+        </w:tabs>
+        <w:ind w:left="2880" w:hanging="360"/>
+      </w:pPr>
+      <w:rPr>
+        <w:rFonts w:ascii="Wingdings" w:hAnsi="Wingdings" w:hint="default"/>
+        <w:sz w:val="20"/>
+      </w:rPr>
+    </w:lvl>
+    <w:lvl w:ilvl="4" w:tentative="1">
+      <w:start w:val="1"/>
+      <w:numFmt w:val="bullet"/>
+      <w:lvlText w:val=""/>
+      <w:lvlJc w:val="left"/>
+      <w:pPr>
+        <w:tabs>
+          <w:tab w:val="num" w:pos="3600"/>
+        </w:tabs>
+        <w:ind w:left="3600" w:hanging="360"/>
+      </w:pPr>
+      <w:rPr>
+        <w:rFonts w:ascii="Wingdings" w:hAnsi="Wingdings" w:hint="default"/>
+        <w:sz w:val="20"/>
+      </w:rPr>
+    </w:lvl>
+    <w:lvl w:ilvl="5" w:tentative="1">
+      <w:start w:val="1"/>
+      <w:numFmt w:val="bullet"/>
+      <w:lvlText w:val=""/>
+      <w:lvlJc w:val="left"/>
+      <w:pPr>
+        <w:tabs>
+          <w:tab w:val="num" w:pos="4320"/>
+        </w:tabs>
+        <w:ind w:left="4320" w:hanging="360"/>
+      </w:pPr>
+      <w:rPr>
+        <w:rFonts w:ascii="Wingdings" w:hAnsi="Wingdings" w:hint="default"/>
+        <w:sz w:val="20"/>
+      </w:rPr>
+    </w:lvl>
+    <w:lvl w:ilvl="6" w:tentative="1">
+      <w:start w:val="1"/>
+      <w:numFmt w:val="bullet"/>
+      <w:lvlText w:val=""/>
+      <w:lvlJc w:val="left"/>
+      <w:pPr>
+        <w:tabs>
+          <w:tab w:val="num" w:pos="5040"/>
+        </w:tabs>
+        <w:ind w:left="5040" w:hanging="360"/>
+      </w:pPr>
+      <w:rPr>
+        <w:rFonts w:ascii="Wingdings" w:hAnsi="Wingdings" w:hint="default"/>
+        <w:sz w:val="20"/>
+      </w:rPr>
+    </w:lvl>
+    <w:lvl w:ilvl="7" w:tentative="1">
+      <w:start w:val="1"/>
+      <w:numFmt w:val="bullet"/>
+      <w:lvlText w:val=""/>
+      <w:lvlJc w:val="left"/>
+      <w:pPr>
+        <w:tabs>
+          <w:tab w:val="num" w:pos="5760"/>
+        </w:tabs>
+        <w:ind w:left="5760" w:hanging="360"/>
+      </w:pPr>
+      <w:rPr>
+        <w:rFonts w:ascii="Wingdings" w:hAnsi="Wingdings" w:hint="default"/>
+        <w:sz w:val="20"/>
+      </w:rPr>
+    </w:lvl>
+    <w:lvl w:ilvl="8" w:tentative="1">
+      <w:start w:val="1"/>
+      <w:numFmt w:val="bullet"/>
+      <w:lvlText w:val=""/>
+      <w:lvlJc w:val="left"/>
+      <w:pPr>
+        <w:tabs>
+          <w:tab w:val="num" w:pos="6480"/>
+        </w:tabs>
+        <w:ind w:left="6480" w:hanging="360"/>
+      </w:pPr>
+      <w:rPr>
+        <w:rFonts w:ascii="Wingdings" w:hAnsi="Wingdings" w:hint="default"/>
+        <w:sz w:val="20"/>
+      </w:rPr>
+    </w:lvl>
+  </w:abstractNum>
+  <w:abstractNum w:abstractNumId="6" w15:restartNumberingAfterBreak="0">
     <w:nsid w:val="32DB3C2B"/>
     <w:multiLevelType w:val="hybridMultilevel"/>
     <w:tmpl w:val="65CCA3DC"/>
@@ -4755,7 +5265,156 @@
       </w:pPr>
     </w:lvl>
   </w:abstractNum>
-  <w:abstractNum w:abstractNumId="4" w15:restartNumberingAfterBreak="0">
+  <w:abstractNum w:abstractNumId="7" w15:restartNumberingAfterBreak="0">
+    <w:nsid w:val="35247298"/>
+    <w:multiLevelType w:val="multilevel"/>
+    <w:tmpl w:val="05607464"/>
+    <w:lvl w:ilvl="0">
+      <w:start w:val="1"/>
+      <w:numFmt w:val="bullet"/>
+      <w:lvlText w:val=""/>
+      <w:lvlJc w:val="left"/>
+      <w:pPr>
+        <w:tabs>
+          <w:tab w:val="num" w:pos="720"/>
+        </w:tabs>
+        <w:ind w:left="720" w:hanging="360"/>
+      </w:pPr>
+      <w:rPr>
+        <w:rFonts w:ascii="Symbol" w:hAnsi="Symbol" w:hint="default"/>
+        <w:sz w:val="20"/>
+      </w:rPr>
+    </w:lvl>
+    <w:lvl w:ilvl="1" w:tentative="1">
+      <w:start w:val="1"/>
+      <w:numFmt w:val="bullet"/>
+      <w:lvlText w:val="o"/>
+      <w:lvlJc w:val="left"/>
+      <w:pPr>
+        <w:tabs>
+          <w:tab w:val="num" w:pos="1440"/>
+        </w:tabs>
+        <w:ind w:left="1440" w:hanging="360"/>
+      </w:pPr>
+      <w:rPr>
+        <w:rFonts w:ascii="Courier New" w:hAnsi="Courier New" w:hint="default"/>
+        <w:sz w:val="20"/>
+      </w:rPr>
+    </w:lvl>
+    <w:lvl w:ilvl="2" w:tentative="1">
+      <w:start w:val="1"/>
+      <w:numFmt w:val="bullet"/>
+      <w:lvlText w:val=""/>
+      <w:lvlJc w:val="left"/>
+      <w:pPr>
+        <w:tabs>
+          <w:tab w:val="num" w:pos="2160"/>
+        </w:tabs>
+        <w:ind w:left="2160" w:hanging="360"/>
+      </w:pPr>
+      <w:rPr>
+        <w:rFonts w:ascii="Wingdings" w:hAnsi="Wingdings" w:hint="default"/>
+        <w:sz w:val="20"/>
+      </w:rPr>
+    </w:lvl>
+    <w:lvl w:ilvl="3" w:tentative="1">
+      <w:start w:val="1"/>
+      <w:numFmt w:val="bullet"/>
+      <w:lvlText w:val=""/>
+      <w:lvlJc w:val="left"/>
+      <w:pPr>
+        <w:tabs>
+          <w:tab w:val="num" w:pos="2880"/>
+        </w:tabs>
+        <w:ind w:left="2880" w:hanging="360"/>
+      </w:pPr>
+      <w:rPr>
+        <w:rFonts w:ascii="Wingdings" w:hAnsi="Wingdings" w:hint="default"/>
+        <w:sz w:val="20"/>
+      </w:rPr>
+    </w:lvl>
+    <w:lvl w:ilvl="4" w:tentative="1">
+      <w:start w:val="1"/>
+      <w:numFmt w:val="bullet"/>
+      <w:lvlText w:val=""/>
+      <w:lvlJc w:val="left"/>
+      <w:pPr>
+        <w:tabs>
+          <w:tab w:val="num" w:pos="3600"/>
+        </w:tabs>
+        <w:ind w:left="3600" w:hanging="360"/>
+      </w:pPr>
+      <w:rPr>
+        <w:rFonts w:ascii="Wingdings" w:hAnsi="Wingdings" w:hint="default"/>
+        <w:sz w:val="20"/>
+      </w:rPr>
+    </w:lvl>
+    <w:lvl w:ilvl="5" w:tentative="1">
+      <w:start w:val="1"/>
+      <w:numFmt w:val="bullet"/>
+      <w:lvlText w:val=""/>
+      <w:lvlJc w:val="left"/>
+      <w:pPr>
+        <w:tabs>
+          <w:tab w:val="num" w:pos="4320"/>
+        </w:tabs>
+        <w:ind w:left="4320" w:hanging="360"/>
+      </w:pPr>
+      <w:rPr>
+        <w:rFonts w:ascii="Wingdings" w:hAnsi="Wingdings" w:hint="default"/>
+        <w:sz w:val="20"/>
+      </w:rPr>
+    </w:lvl>
+    <w:lvl w:ilvl="6" w:tentative="1">
+      <w:start w:val="1"/>
+      <w:numFmt w:val="bullet"/>
+      <w:lvlText w:val=""/>
+      <w:lvlJc w:val="left"/>
+      <w:pPr>
+        <w:tabs>
+          <w:tab w:val="num" w:pos="5040"/>
+        </w:tabs>
+        <w:ind w:left="5040" w:hanging="360"/>
+      </w:pPr>
+      <w:rPr>
+        <w:rFonts w:ascii="Wingdings" w:hAnsi="Wingdings" w:hint="default"/>
+        <w:sz w:val="20"/>
+      </w:rPr>
+    </w:lvl>
+    <w:lvl w:ilvl="7" w:tentative="1">
+      <w:start w:val="1"/>
+      <w:numFmt w:val="bullet"/>
+      <w:lvlText w:val=""/>
+      <w:lvlJc w:val="left"/>
+      <w:pPr>
+        <w:tabs>
+          <w:tab w:val="num" w:pos="5760"/>
+        </w:tabs>
+        <w:ind w:left="5760" w:hanging="360"/>
+      </w:pPr>
+      <w:rPr>
+        <w:rFonts w:ascii="Wingdings" w:hAnsi="Wingdings" w:hint="default"/>
+        <w:sz w:val="20"/>
+      </w:rPr>
+    </w:lvl>
+    <w:lvl w:ilvl="8" w:tentative="1">
+      <w:start w:val="1"/>
+      <w:numFmt w:val="bullet"/>
+      <w:lvlText w:val=""/>
+      <w:lvlJc w:val="left"/>
+      <w:pPr>
+        <w:tabs>
+          <w:tab w:val="num" w:pos="6480"/>
+        </w:tabs>
+        <w:ind w:left="6480" w:hanging="360"/>
+      </w:pPr>
+      <w:rPr>
+        <w:rFonts w:ascii="Wingdings" w:hAnsi="Wingdings" w:hint="default"/>
+        <w:sz w:val="20"/>
+      </w:rPr>
+    </w:lvl>
+  </w:abstractNum>
+  <w:abstractNum w:abstractNumId="8" w15:restartNumberingAfterBreak="0">
     <w:nsid w:val="3ABE5AF7"/>
     <w:multiLevelType w:val="hybridMultilevel"/>
     <w:tmpl w:val="EB0CC53E"/>
@@ -4844,7 +5503,7 @@
       </w:pPr>
     </w:lvl>
   </w:abstractNum>
-  <w:abstractNum w:abstractNumId="5" w15:restartNumberingAfterBreak="0">
+  <w:abstractNum w:abstractNumId="9" w15:restartNumberingAfterBreak="0">
     <w:nsid w:val="44CD367A"/>
     <w:multiLevelType w:val="hybridMultilevel"/>
     <w:tmpl w:val="B3C2C008"/>
@@ -4933,7 +5592,7 @@
       </w:pPr>
     </w:lvl>
   </w:abstractNum>
-  <w:abstractNum w:abstractNumId="6" w15:restartNumberingAfterBreak="0">
+  <w:abstractNum w:abstractNumId="10" w15:restartNumberingAfterBreak="0">
     <w:nsid w:val="55D47951"/>
     <w:multiLevelType w:val="hybridMultilevel"/>
     <w:tmpl w:val="7D9068DC"/>
@@ -5046,7 +5705,7 @@
       </w:rPr>
     </w:lvl>
   </w:abstractNum>
-  <w:abstractNum w:abstractNumId="7" w15:restartNumberingAfterBreak="0">
+  <w:abstractNum w:abstractNumId="11" w15:restartNumberingAfterBreak="0">
     <w:nsid w:val="6DC159A7"/>
     <w:multiLevelType w:val="hybridMultilevel"/>
     <w:tmpl w:val="ADD453DA"/>
@@ -5160,28 +5819,40 @@
     </w:lvl>
   </w:abstractNum>
   <w:num w:numId="1" w16cid:durableId="1328948006">
-    <w:abstractNumId w:val="3"/>
+    <w:abstractNumId w:val="6"/>
   </w:num>
   <w:num w:numId="2" w16cid:durableId="1506558411">
-    <w:abstractNumId w:val="5"/>
+    <w:abstractNumId w:val="9"/>
   </w:num>
   <w:num w:numId="3" w16cid:durableId="483475192">
-    <w:abstractNumId w:val="4"/>
+    <w:abstractNumId w:val="8"/>
   </w:num>
   <w:num w:numId="4" w16cid:durableId="1743982877">
     <w:abstractNumId w:val="2"/>
   </w:num>
   <w:num w:numId="5" w16cid:durableId="307638122">
-    <w:abstractNumId w:val="7"/>
+    <w:abstractNumId w:val="11"/>
   </w:num>
   <w:num w:numId="6" w16cid:durableId="1430932710">
-    <w:abstractNumId w:val="6"/>
+    <w:abstractNumId w:val="10"/>
   </w:num>
   <w:num w:numId="7" w16cid:durableId="515467020">
     <w:abstractNumId w:val="1"/>
   </w:num>
   <w:num w:numId="8" w16cid:durableId="1919560966">
     <w:abstractNumId w:val="0"/>
+  </w:num>
+  <w:num w:numId="9" w16cid:durableId="549222802">
+    <w:abstractNumId w:val="4"/>
+  </w:num>
+  <w:num w:numId="10" w16cid:durableId="287711548">
+    <w:abstractNumId w:val="3"/>
+  </w:num>
+  <w:num w:numId="11" w16cid:durableId="895973992">
+    <w:abstractNumId w:val="5"/>
+  </w:num>
+  <w:num w:numId="12" w16cid:durableId="1634172429">
+    <w:abstractNumId w:val="7"/>
   </w:num>
 </w:numbering>
 </file>

--- a/project/project_background/Cancer Bioinformatics Project.docx
+++ b/project/project_background/Cancer Bioinformatics Project.docx
@@ -3384,7 +3384,7 @@
           <w:noProof/>
           <w14:ligatures w14:val="standardContextual"/>
         </w:rPr>
-        <w:pict w14:anchorId="2EC12710">
+        <w:pict w14:anchorId="222B6FA3">
           <v:rect id="_x0000_i1027" alt="" style="width:468pt;height:.05pt;mso-width-percent:0;mso-height-percent:0;mso-width-percent:0;mso-height-percent:0" o:hralign="center" o:hrstd="t" o:hr="t" fillcolor="#a0a0a0" stroked="f"/>
         </w:pict>
       </w:r>
@@ -3508,7 +3508,7 @@
           <w:noProof/>
           <w14:ligatures w14:val="standardContextual"/>
         </w:rPr>
-        <w:pict w14:anchorId="31B9F608">
+        <w:pict w14:anchorId="12E70B2A">
           <v:rect id="_x0000_i1026" alt="" style="width:468pt;height:.05pt;mso-width-percent:0;mso-height-percent:0;mso-width-percent:0;mso-height-percent:0" o:hralign="center" o:hrstd="t" o:hr="t" fillcolor="#a0a0a0" stroked="f"/>
         </w:pict>
       </w:r>
@@ -3620,7 +3620,7 @@
           <w:noProof/>
           <w14:ligatures w14:val="standardContextual"/>
         </w:rPr>
-        <w:pict w14:anchorId="6DD8EC3B">
+        <w:pict w14:anchorId="2B16ED78">
           <v:rect id="_x0000_i1025" style="width:0;height:1.5pt" o:hralign="center" o:hrstd="t" o:hr="t" fillcolor="#a0a0a0" stroked="f"/>
         </w:pict>
       </w:r>
@@ -4353,6 +4353,7 @@
         <w:jc w:val="right"/>
         <w:rPr>
           <w:rFonts w:ascii="Arial" w:hAnsi="Arial" w:cs="Arial"/>
+          <w:rtl/>
         </w:rPr>
       </w:pPr>
       <w:r>
@@ -4366,6 +4367,346 @@
       <w:pPr>
         <w:pStyle w:val="NormalWeb"/>
         <w:bidi/>
+        <w:jc w:val="right"/>
+        <w:rPr>
+          <w:rFonts w:ascii="Arial" w:hAnsi="Arial" w:cs="Arial"/>
+          <w:rtl/>
+        </w:rPr>
+      </w:pPr>
+    </w:p>
+    <w:p>
+      <w:pPr>
+        <w:pStyle w:val="NormalWeb"/>
+        <w:bidi/>
+        <w:rPr>
+          <w:rFonts w:ascii="Arial" w:hAnsi="Arial" w:cs="Arial"/>
+          <w:b/>
+          <w:bCs/>
+          <w:sz w:val="36"/>
+          <w:szCs w:val="36"/>
+          <w:rtl/>
+        </w:rPr>
+      </w:pPr>
+      <w:r>
+        <w:rPr>
+          <w:rFonts w:ascii="Arial" w:hAnsi="Arial" w:cs="Arial" w:hint="cs"/>
+          <w:b/>
+          <w:bCs/>
+          <w:sz w:val="36"/>
+          <w:szCs w:val="36"/>
+          <w:rtl/>
+        </w:rPr>
+        <w:t>מתודות:</w:t>
+      </w:r>
+    </w:p>
+    <w:p>
+      <w:pPr>
+        <w:pStyle w:val="NormalWeb"/>
+        <w:rPr>
+          <w:rFonts w:ascii="Arial" w:hAnsi="Arial" w:cs="Arial"/>
+        </w:rPr>
+      </w:pPr>
+      <w:r>
+        <w:rPr>
+          <w:rFonts w:ascii="Arial" w:hAnsi="Arial" w:cs="Arial"/>
+          <w:b/>
+          <w:bCs/>
+        </w:rPr>
+        <w:t>Data manipulation</w:t>
+      </w:r>
+    </w:p>
+    <w:p>
+      <w:pPr>
+        <w:pStyle w:val="NormalWeb"/>
+        <w:numPr>
+          <w:ilvl w:val="0"/>
+          <w:numId w:val="13"/>
+        </w:numPr>
+        <w:rPr>
+          <w:rFonts w:ascii="Arial" w:hAnsi="Arial" w:cs="Arial"/>
+        </w:rPr>
+      </w:pPr>
+      <w:r>
+        <w:rPr>
+          <w:rFonts w:ascii="Arial" w:hAnsi="Arial" w:cs="Arial"/>
+        </w:rPr>
+        <w:t>pandas — data loading, merging, grouping</w:t>
+      </w:r>
+    </w:p>
+    <w:p>
+      <w:pPr>
+        <w:pStyle w:val="NormalWeb"/>
+        <w:numPr>
+          <w:ilvl w:val="0"/>
+          <w:numId w:val="13"/>
+        </w:numPr>
+        <w:rPr>
+          <w:rFonts w:ascii="Arial" w:hAnsi="Arial" w:cs="Arial"/>
+        </w:rPr>
+      </w:pPr>
+      <w:r>
+        <w:rPr>
+          <w:rFonts w:ascii="Arial" w:hAnsi="Arial" w:cs="Arial"/>
+        </w:rPr>
+        <w:t>numpy — numerical operations, array handling</w:t>
+      </w:r>
+    </w:p>
+    <w:p>
+      <w:pPr>
+        <w:pStyle w:val="NormalWeb"/>
+        <w:rPr>
+          <w:rFonts w:ascii="Arial" w:hAnsi="Arial" w:cs="Arial"/>
+        </w:rPr>
+      </w:pPr>
+      <w:r>
+        <w:rPr>
+          <w:rFonts w:ascii="Arial" w:hAnsi="Arial" w:cs="Arial"/>
+          <w:b/>
+          <w:bCs/>
+        </w:rPr>
+        <w:t>Statistical testing</w:t>
+      </w:r>
+    </w:p>
+    <w:p>
+      <w:pPr>
+        <w:pStyle w:val="NormalWeb"/>
+        <w:numPr>
+          <w:ilvl w:val="0"/>
+          <w:numId w:val="14"/>
+        </w:numPr>
+        <w:rPr>
+          <w:rFonts w:ascii="Arial" w:hAnsi="Arial" w:cs="Arial"/>
+        </w:rPr>
+      </w:pPr>
+      <w:r>
+        <w:rPr>
+          <w:rFonts w:ascii="Arial" w:hAnsi="Arial" w:cs="Arial"/>
+        </w:rPr>
+        <w:t>scipy.stats — Mann-Whitney U, Spearman correlation, Kruskal-Wallis</w:t>
+      </w:r>
+    </w:p>
+    <w:p>
+      <w:pPr>
+        <w:pStyle w:val="NormalWeb"/>
+        <w:numPr>
+          <w:ilvl w:val="0"/>
+          <w:numId w:val="14"/>
+        </w:numPr>
+        <w:rPr>
+          <w:rFonts w:ascii="Arial" w:hAnsi="Arial" w:cs="Arial"/>
+        </w:rPr>
+      </w:pPr>
+      <w:r>
+        <w:rPr>
+          <w:rFonts w:ascii="Arial" w:hAnsi="Arial" w:cs="Arial"/>
+        </w:rPr>
+        <w:t>scipy.stats.false_discovery_control — Benjamini-Hochberg FDR correction</w:t>
+      </w:r>
+    </w:p>
+    <w:p>
+      <w:pPr>
+        <w:pStyle w:val="NormalWeb"/>
+        <w:numPr>
+          <w:ilvl w:val="0"/>
+          <w:numId w:val="14"/>
+        </w:numPr>
+        <w:rPr>
+          <w:rFonts w:ascii="Arial" w:hAnsi="Arial" w:cs="Arial"/>
+        </w:rPr>
+      </w:pPr>
+      <w:r>
+        <w:rPr>
+          <w:rFonts w:ascii="Arial" w:hAnsi="Arial" w:cs="Arial"/>
+        </w:rPr>
+        <w:lastRenderedPageBreak/>
+        <w:t>statsmodels.stats.multitest.multipletests — BH FDR for gene-level testing (secondary analysis)</w:t>
+      </w:r>
+    </w:p>
+    <w:p>
+      <w:pPr>
+        <w:pStyle w:val="NormalWeb"/>
+        <w:rPr>
+          <w:rFonts w:ascii="Arial" w:hAnsi="Arial" w:cs="Arial"/>
+        </w:rPr>
+      </w:pPr>
+      <w:r>
+        <w:rPr>
+          <w:rFonts w:ascii="Arial" w:hAnsi="Arial" w:cs="Arial"/>
+          <w:b/>
+          <w:bCs/>
+        </w:rPr>
+        <w:t>Visualization</w:t>
+      </w:r>
+    </w:p>
+    <w:p>
+      <w:pPr>
+        <w:pStyle w:val="NormalWeb"/>
+        <w:numPr>
+          <w:ilvl w:val="0"/>
+          <w:numId w:val="15"/>
+        </w:numPr>
+        <w:rPr>
+          <w:rFonts w:ascii="Arial" w:hAnsi="Arial" w:cs="Arial"/>
+        </w:rPr>
+      </w:pPr>
+      <w:r>
+        <w:rPr>
+          <w:rFonts w:ascii="Arial" w:hAnsi="Arial" w:cs="Arial"/>
+        </w:rPr>
+        <w:t>matplotlib — all base figures, gridspec for multi-panel layouts</w:t>
+      </w:r>
+    </w:p>
+    <w:p>
+      <w:pPr>
+        <w:pStyle w:val="NormalWeb"/>
+        <w:numPr>
+          <w:ilvl w:val="0"/>
+          <w:numId w:val="15"/>
+        </w:numPr>
+        <w:rPr>
+          <w:rFonts w:ascii="Arial" w:hAnsi="Arial" w:cs="Arial"/>
+        </w:rPr>
+      </w:pPr>
+      <w:r>
+        <w:rPr>
+          <w:rFonts w:ascii="Arial" w:hAnsi="Arial" w:cs="Arial"/>
+        </w:rPr>
+        <w:t>seaborn — violin plots, boxplots, heatmaps</w:t>
+      </w:r>
+    </w:p>
+    <w:p>
+      <w:pPr>
+        <w:pStyle w:val="NormalWeb"/>
+        <w:rPr>
+          <w:rFonts w:ascii="Arial" w:hAnsi="Arial" w:cs="Arial"/>
+        </w:rPr>
+      </w:pPr>
+      <w:r>
+        <w:rPr>
+          <w:rFonts w:ascii="Arial" w:hAnsi="Arial" w:cs="Arial"/>
+          <w:b/>
+          <w:bCs/>
+        </w:rPr>
+        <w:t>Bioinformatics-specific</w:t>
+      </w:r>
+    </w:p>
+    <w:p>
+      <w:pPr>
+        <w:pStyle w:val="NormalWeb"/>
+        <w:numPr>
+          <w:ilvl w:val="0"/>
+          <w:numId w:val="16"/>
+        </w:numPr>
+        <w:rPr>
+          <w:rFonts w:ascii="Arial" w:hAnsi="Arial" w:cs="Arial"/>
+        </w:rPr>
+      </w:pPr>
+      <w:r>
+        <w:rPr>
+          <w:rFonts w:ascii="Arial" w:hAnsi="Arial" w:cs="Arial"/>
+        </w:rPr>
+        <w:t>gseapy — gene set enrichment analysis (KEGG, Hallmark, GO, Reactome)</w:t>
+      </w:r>
+    </w:p>
+    <w:p>
+      <w:pPr>
+        <w:pStyle w:val="NormalWeb"/>
+        <w:rPr>
+          <w:rFonts w:ascii="Arial" w:hAnsi="Arial" w:cs="Arial"/>
+        </w:rPr>
+      </w:pPr>
+      <w:r>
+        <w:rPr>
+          <w:rFonts w:ascii="Arial" w:hAnsi="Arial" w:cs="Arial"/>
+          <w:b/>
+          <w:bCs/>
+        </w:rPr>
+        <w:t>Data access</w:t>
+      </w:r>
+    </w:p>
+    <w:p>
+      <w:pPr>
+        <w:pStyle w:val="NormalWeb"/>
+        <w:numPr>
+          <w:ilvl w:val="0"/>
+          <w:numId w:val="17"/>
+        </w:numPr>
+        <w:rPr>
+          <w:rFonts w:ascii="Arial" w:hAnsi="Arial" w:cs="Arial"/>
+        </w:rPr>
+      </w:pPr>
+      <w:r>
+        <w:rPr>
+          <w:rFonts w:ascii="Arial" w:hAnsi="Arial" w:cs="Arial"/>
+        </w:rPr>
+        <w:t>requests — cBioPortal REST API calls for MSK-IMPACT 50K data</w:t>
+      </w:r>
+    </w:p>
+    <w:p>
+      <w:pPr>
+        <w:pStyle w:val="NormalWeb"/>
+        <w:rPr>
+          <w:rFonts w:ascii="Arial" w:hAnsi="Arial" w:cs="Arial"/>
+        </w:rPr>
+      </w:pPr>
+      <w:r>
+        <w:rPr>
+          <w:rFonts w:ascii="Arial" w:hAnsi="Arial" w:cs="Arial"/>
+          <w:b/>
+          <w:bCs/>
+        </w:rPr>
+        <w:t>Utilities</w:t>
+      </w:r>
+    </w:p>
+    <w:p>
+      <w:pPr>
+        <w:pStyle w:val="NormalWeb"/>
+        <w:numPr>
+          <w:ilvl w:val="0"/>
+          <w:numId w:val="18"/>
+        </w:numPr>
+        <w:rPr>
+          <w:rFonts w:ascii="Arial" w:hAnsi="Arial" w:cs="Arial"/>
+        </w:rPr>
+      </w:pPr>
+      <w:r>
+        <w:rPr>
+          <w:rFonts w:ascii="Arial" w:hAnsi="Arial" w:cs="Arial"/>
+        </w:rPr>
+        <w:t>re — regex for mutation string parsing (e.g. R175H → position + amino acids)</w:t>
+      </w:r>
+    </w:p>
+    <w:p>
+      <w:pPr>
+        <w:pStyle w:val="NormalWeb"/>
+        <w:rPr>
+          <w:rFonts w:ascii="Arial" w:hAnsi="Arial" w:cs="Arial"/>
+        </w:rPr>
+      </w:pPr>
+      <w:r>
+        <w:rPr>
+          <w:rFonts w:ascii="Arial" w:hAnsi="Arial" w:cs="Arial"/>
+        </w:rPr>
+        <w:t xml:space="preserve">The only truly bioinformatics-specific package is </w:t>
+      </w:r>
+      <w:r>
+        <w:rPr>
+          <w:rFonts w:ascii="Arial" w:hAnsi="Arial" w:cs="Arial"/>
+          <w:b/>
+          <w:bCs/>
+        </w:rPr>
+        <w:t>gseapy</w:t>
+      </w:r>
+      <w:r>
+        <w:rPr>
+          <w:rFonts w:ascii="Arial" w:hAnsi="Arial" w:cs="Arial"/>
+        </w:rPr>
+        <w:t xml:space="preserve"> — everything else is general scientific Python. Worth noting in your methods that pathway enrichment used gseapy against KEGG 2021, MSigDB Hallmark 2020, GO Biological Process 2023, and Reactome 2022 gene set libraries.</w:t>
+      </w:r>
+    </w:p>
+    <w:p>
+      <w:pPr>
+        <w:pStyle w:val="NormalWeb"/>
         <w:rPr>
           <w:rFonts w:ascii="Arial" w:hAnsi="Arial" w:cs="Arial"/>
           <w:vanish/>
@@ -4382,73 +4723,35 @@
     <w:p>
       <w:pPr>
         <w:pStyle w:val="NormalWeb"/>
+        <w:rPr>
+          <w:rFonts w:ascii="Arial" w:hAnsi="Arial" w:cs="Arial"/>
+        </w:rPr>
+      </w:pPr>
+    </w:p>
+    <w:p>
+      <w:pPr>
+        <w:pStyle w:val="NormalWeb"/>
+        <w:rPr>
+          <w:rFonts w:ascii="Arial" w:hAnsi="Arial" w:cs="Arial"/>
+          <w:vanish/>
+        </w:rPr>
+      </w:pPr>
+      <w:r>
+        <w:rPr>
+          <w:rFonts w:ascii="Arial" w:hAnsi="Arial" w:cs="Arial"/>
+          <w:vanish/>
+        </w:rPr>
+        <w:t>Bottom of Form</w:t>
+      </w:r>
+    </w:p>
+    <w:p>
+      <w:pPr>
+        <w:pStyle w:val="NormalWeb"/>
         <w:bidi/>
         <w:rPr>
           <w:rFonts w:ascii="Arial" w:hAnsi="Arial" w:cs="Arial"/>
         </w:rPr>
       </w:pPr>
-    </w:p>
-    <w:p>
-      <w:pPr>
-        <w:pStyle w:val="NormalWeb"/>
-        <w:bidi/>
-        <w:rPr>
-          <w:rFonts w:ascii="Arial" w:hAnsi="Arial" w:cs="Arial"/>
-          <w:vanish/>
-        </w:rPr>
-      </w:pPr>
-      <w:r>
-        <w:rPr>
-          <w:rFonts w:ascii="Arial" w:hAnsi="Arial" w:cs="Arial"/>
-          <w:vanish/>
-        </w:rPr>
-        <w:t>Bottom of Form</w:t>
-      </w:r>
-    </w:p>
-    <w:p>
-      <w:pPr>
-        <w:pStyle w:val="NormalWeb"/>
-        <w:bidi/>
-        <w:rPr>
-          <w:rFonts w:ascii="Arial" w:hAnsi="Arial" w:cs="Arial" w:hint="cs"/>
-          <w:rtl/>
-          <w:lang w:val="en-US"/>
-        </w:rPr>
-      </w:pPr>
-    </w:p>
-    <w:p>
-      <w:pPr>
-        <w:pStyle w:val="NormalWeb"/>
-        <w:bidi/>
-        <w:rPr>
-          <w:rFonts w:ascii="Arial" w:hAnsi="Arial" w:cs="Arial"/>
-          <w:vanish/>
-        </w:rPr>
-      </w:pPr>
-      <w:r>
-        <w:rPr>
-          <w:rFonts w:ascii="Arial" w:hAnsi="Arial" w:cs="Arial"/>
-          <w:vanish/>
-        </w:rPr>
-        <w:t>Top of Form</w:t>
-      </w:r>
-    </w:p>
-    <w:p>
-      <w:pPr>
-        <w:pStyle w:val="NormalWeb"/>
-        <w:bidi/>
-        <w:rPr>
-          <w:rFonts w:ascii="Arial" w:hAnsi="Arial" w:cs="Arial"/>
-          <w:vanish/>
-        </w:rPr>
-      </w:pPr>
-      <w:r>
-        <w:rPr>
-          <w:rFonts w:ascii="Arial" w:hAnsi="Arial" w:cs="Arial"/>
-          <w:vanish/>
-        </w:rPr>
-        <w:t>Bottom of Form</w:t>
-      </w:r>
     </w:p>
     <w:sectPr>
       <w:pgSz w:w="12240" w:h="15840"/>
@@ -4879,6 +5182,304 @@
     </w:lvl>
   </w:abstractNum>
   <w:abstractNum w:abstractNumId="4" w15:restartNumberingAfterBreak="0">
+    <w:nsid w:val="1D4D3E3A"/>
+    <w:multiLevelType w:val="multilevel"/>
+    <w:tmpl w:val="0AA01F68"/>
+    <w:lvl w:ilvl="0">
+      <w:start w:val="1"/>
+      <w:numFmt w:val="bullet"/>
+      <w:lvlText w:val=""/>
+      <w:lvlJc w:val="left"/>
+      <w:pPr>
+        <w:tabs>
+          <w:tab w:val="num" w:pos="720"/>
+        </w:tabs>
+        <w:ind w:left="720" w:hanging="360"/>
+      </w:pPr>
+      <w:rPr>
+        <w:rFonts w:ascii="Symbol" w:hAnsi="Symbol" w:hint="default"/>
+        <w:sz w:val="20"/>
+      </w:rPr>
+    </w:lvl>
+    <w:lvl w:ilvl="1" w:tentative="1">
+      <w:start w:val="1"/>
+      <w:numFmt w:val="bullet"/>
+      <w:lvlText w:val="o"/>
+      <w:lvlJc w:val="left"/>
+      <w:pPr>
+        <w:tabs>
+          <w:tab w:val="num" w:pos="1440"/>
+        </w:tabs>
+        <w:ind w:left="1440" w:hanging="360"/>
+      </w:pPr>
+      <w:rPr>
+        <w:rFonts w:ascii="Courier New" w:hAnsi="Courier New" w:hint="default"/>
+        <w:sz w:val="20"/>
+      </w:rPr>
+    </w:lvl>
+    <w:lvl w:ilvl="2" w:tentative="1">
+      <w:start w:val="1"/>
+      <w:numFmt w:val="bullet"/>
+      <w:lvlText w:val=""/>
+      <w:lvlJc w:val="left"/>
+      <w:pPr>
+        <w:tabs>
+          <w:tab w:val="num" w:pos="2160"/>
+        </w:tabs>
+        <w:ind w:left="2160" w:hanging="360"/>
+      </w:pPr>
+      <w:rPr>
+        <w:rFonts w:ascii="Wingdings" w:hAnsi="Wingdings" w:hint="default"/>
+        <w:sz w:val="20"/>
+      </w:rPr>
+    </w:lvl>
+    <w:lvl w:ilvl="3" w:tentative="1">
+      <w:start w:val="1"/>
+      <w:numFmt w:val="bullet"/>
+      <w:lvlText w:val=""/>
+      <w:lvlJc w:val="left"/>
+      <w:pPr>
+        <w:tabs>
+          <w:tab w:val="num" w:pos="2880"/>
+        </w:tabs>
+        <w:ind w:left="2880" w:hanging="360"/>
+      </w:pPr>
+      <w:rPr>
+        <w:rFonts w:ascii="Wingdings" w:hAnsi="Wingdings" w:hint="default"/>
+        <w:sz w:val="20"/>
+      </w:rPr>
+    </w:lvl>
+    <w:lvl w:ilvl="4" w:tentative="1">
+      <w:start w:val="1"/>
+      <w:numFmt w:val="bullet"/>
+      <w:lvlText w:val=""/>
+      <w:lvlJc w:val="left"/>
+      <w:pPr>
+        <w:tabs>
+          <w:tab w:val="num" w:pos="3600"/>
+        </w:tabs>
+        <w:ind w:left="3600" w:hanging="360"/>
+      </w:pPr>
+      <w:rPr>
+        <w:rFonts w:ascii="Wingdings" w:hAnsi="Wingdings" w:hint="default"/>
+        <w:sz w:val="20"/>
+      </w:rPr>
+    </w:lvl>
+    <w:lvl w:ilvl="5" w:tentative="1">
+      <w:start w:val="1"/>
+      <w:numFmt w:val="bullet"/>
+      <w:lvlText w:val=""/>
+      <w:lvlJc w:val="left"/>
+      <w:pPr>
+        <w:tabs>
+          <w:tab w:val="num" w:pos="4320"/>
+        </w:tabs>
+        <w:ind w:left="4320" w:hanging="360"/>
+      </w:pPr>
+      <w:rPr>
+        <w:rFonts w:ascii="Wingdings" w:hAnsi="Wingdings" w:hint="default"/>
+        <w:sz w:val="20"/>
+      </w:rPr>
+    </w:lvl>
+    <w:lvl w:ilvl="6" w:tentative="1">
+      <w:start w:val="1"/>
+      <w:numFmt w:val="bullet"/>
+      <w:lvlText w:val=""/>
+      <w:lvlJc w:val="left"/>
+      <w:pPr>
+        <w:tabs>
+          <w:tab w:val="num" w:pos="5040"/>
+        </w:tabs>
+        <w:ind w:left="5040" w:hanging="360"/>
+      </w:pPr>
+      <w:rPr>
+        <w:rFonts w:ascii="Wingdings" w:hAnsi="Wingdings" w:hint="default"/>
+        <w:sz w:val="20"/>
+      </w:rPr>
+    </w:lvl>
+    <w:lvl w:ilvl="7" w:tentative="1">
+      <w:start w:val="1"/>
+      <w:numFmt w:val="bullet"/>
+      <w:lvlText w:val=""/>
+      <w:lvlJc w:val="left"/>
+      <w:pPr>
+        <w:tabs>
+          <w:tab w:val="num" w:pos="5760"/>
+        </w:tabs>
+        <w:ind w:left="5760" w:hanging="360"/>
+      </w:pPr>
+      <w:rPr>
+        <w:rFonts w:ascii="Wingdings" w:hAnsi="Wingdings" w:hint="default"/>
+        <w:sz w:val="20"/>
+      </w:rPr>
+    </w:lvl>
+    <w:lvl w:ilvl="8" w:tentative="1">
+      <w:start w:val="1"/>
+      <w:numFmt w:val="bullet"/>
+      <w:lvlText w:val=""/>
+      <w:lvlJc w:val="left"/>
+      <w:pPr>
+        <w:tabs>
+          <w:tab w:val="num" w:pos="6480"/>
+        </w:tabs>
+        <w:ind w:left="6480" w:hanging="360"/>
+      </w:pPr>
+      <w:rPr>
+        <w:rFonts w:ascii="Wingdings" w:hAnsi="Wingdings" w:hint="default"/>
+        <w:sz w:val="20"/>
+      </w:rPr>
+    </w:lvl>
+  </w:abstractNum>
+  <w:abstractNum w:abstractNumId="5" w15:restartNumberingAfterBreak="0">
+    <w:nsid w:val="28824D19"/>
+    <w:multiLevelType w:val="multilevel"/>
+    <w:tmpl w:val="F1CCC8F4"/>
+    <w:lvl w:ilvl="0">
+      <w:start w:val="1"/>
+      <w:numFmt w:val="bullet"/>
+      <w:lvlText w:val=""/>
+      <w:lvlJc w:val="left"/>
+      <w:pPr>
+        <w:tabs>
+          <w:tab w:val="num" w:pos="720"/>
+        </w:tabs>
+        <w:ind w:left="720" w:hanging="360"/>
+      </w:pPr>
+      <w:rPr>
+        <w:rFonts w:ascii="Symbol" w:hAnsi="Symbol" w:hint="default"/>
+        <w:sz w:val="20"/>
+      </w:rPr>
+    </w:lvl>
+    <w:lvl w:ilvl="1" w:tentative="1">
+      <w:start w:val="1"/>
+      <w:numFmt w:val="bullet"/>
+      <w:lvlText w:val="o"/>
+      <w:lvlJc w:val="left"/>
+      <w:pPr>
+        <w:tabs>
+          <w:tab w:val="num" w:pos="1440"/>
+        </w:tabs>
+        <w:ind w:left="1440" w:hanging="360"/>
+      </w:pPr>
+      <w:rPr>
+        <w:rFonts w:ascii="Courier New" w:hAnsi="Courier New" w:hint="default"/>
+        <w:sz w:val="20"/>
+      </w:rPr>
+    </w:lvl>
+    <w:lvl w:ilvl="2" w:tentative="1">
+      <w:start w:val="1"/>
+      <w:numFmt w:val="bullet"/>
+      <w:lvlText w:val=""/>
+      <w:lvlJc w:val="left"/>
+      <w:pPr>
+        <w:tabs>
+          <w:tab w:val="num" w:pos="2160"/>
+        </w:tabs>
+        <w:ind w:left="2160" w:hanging="360"/>
+      </w:pPr>
+      <w:rPr>
+        <w:rFonts w:ascii="Wingdings" w:hAnsi="Wingdings" w:hint="default"/>
+        <w:sz w:val="20"/>
+      </w:rPr>
+    </w:lvl>
+    <w:lvl w:ilvl="3" w:tentative="1">
+      <w:start w:val="1"/>
+      <w:numFmt w:val="bullet"/>
+      <w:lvlText w:val=""/>
+      <w:lvlJc w:val="left"/>
+      <w:pPr>
+        <w:tabs>
+          <w:tab w:val="num" w:pos="2880"/>
+        </w:tabs>
+        <w:ind w:left="2880" w:hanging="360"/>
+      </w:pPr>
+      <w:rPr>
+        <w:rFonts w:ascii="Wingdings" w:hAnsi="Wingdings" w:hint="default"/>
+        <w:sz w:val="20"/>
+      </w:rPr>
+    </w:lvl>
+    <w:lvl w:ilvl="4" w:tentative="1">
+      <w:start w:val="1"/>
+      <w:numFmt w:val="bullet"/>
+      <w:lvlText w:val=""/>
+      <w:lvlJc w:val="left"/>
+      <w:pPr>
+        <w:tabs>
+          <w:tab w:val="num" w:pos="3600"/>
+        </w:tabs>
+        <w:ind w:left="3600" w:hanging="360"/>
+      </w:pPr>
+      <w:rPr>
+        <w:rFonts w:ascii="Wingdings" w:hAnsi="Wingdings" w:hint="default"/>
+        <w:sz w:val="20"/>
+      </w:rPr>
+    </w:lvl>
+    <w:lvl w:ilvl="5" w:tentative="1">
+      <w:start w:val="1"/>
+      <w:numFmt w:val="bullet"/>
+      <w:lvlText w:val=""/>
+      <w:lvlJc w:val="left"/>
+      <w:pPr>
+        <w:tabs>
+          <w:tab w:val="num" w:pos="4320"/>
+        </w:tabs>
+        <w:ind w:left="4320" w:hanging="360"/>
+      </w:pPr>
+      <w:rPr>
+        <w:rFonts w:ascii="Wingdings" w:hAnsi="Wingdings" w:hint="default"/>
+        <w:sz w:val="20"/>
+      </w:rPr>
+    </w:lvl>
+    <w:lvl w:ilvl="6" w:tentative="1">
+      <w:start w:val="1"/>
+      <w:numFmt w:val="bullet"/>
+      <w:lvlText w:val=""/>
+      <w:lvlJc w:val="left"/>
+      <w:pPr>
+        <w:tabs>
+          <w:tab w:val="num" w:pos="5040"/>
+        </w:tabs>
+        <w:ind w:left="5040" w:hanging="360"/>
+      </w:pPr>
+      <w:rPr>
+        <w:rFonts w:ascii="Wingdings" w:hAnsi="Wingdings" w:hint="default"/>
+        <w:sz w:val="20"/>
+      </w:rPr>
+    </w:lvl>
+    <w:lvl w:ilvl="7" w:tentative="1">
+      <w:start w:val="1"/>
+      <w:numFmt w:val="bullet"/>
+      <w:lvlText w:val=""/>
+      <w:lvlJc w:val="left"/>
+      <w:pPr>
+        <w:tabs>
+          <w:tab w:val="num" w:pos="5760"/>
+        </w:tabs>
+        <w:ind w:left="5760" w:hanging="360"/>
+      </w:pPr>
+      <w:rPr>
+        <w:rFonts w:ascii="Wingdings" w:hAnsi="Wingdings" w:hint="default"/>
+        <w:sz w:val="20"/>
+      </w:rPr>
+    </w:lvl>
+    <w:lvl w:ilvl="8" w:tentative="1">
+      <w:start w:val="1"/>
+      <w:numFmt w:val="bullet"/>
+      <w:lvlText w:val=""/>
+      <w:lvlJc w:val="left"/>
+      <w:pPr>
+        <w:tabs>
+          <w:tab w:val="num" w:pos="6480"/>
+        </w:tabs>
+        <w:ind w:left="6480" w:hanging="360"/>
+      </w:pPr>
+      <w:rPr>
+        <w:rFonts w:ascii="Wingdings" w:hAnsi="Wingdings" w:hint="default"/>
+        <w:sz w:val="20"/>
+      </w:rPr>
+    </w:lvl>
+  </w:abstractNum>
+  <w:abstractNum w:abstractNumId="6" w15:restartNumberingAfterBreak="0">
     <w:nsid w:val="317D53AD"/>
     <w:multiLevelType w:val="multilevel"/>
     <w:tmpl w:val="95F2DF40"/>
@@ -5027,7 +5628,156 @@
       </w:rPr>
     </w:lvl>
   </w:abstractNum>
-  <w:abstractNum w:abstractNumId="5" w15:restartNumberingAfterBreak="0">
+  <w:abstractNum w:abstractNumId="7" w15:restartNumberingAfterBreak="0">
+    <w:nsid w:val="3184540B"/>
+    <w:multiLevelType w:val="multilevel"/>
+    <w:tmpl w:val="CC14D55C"/>
+    <w:lvl w:ilvl="0">
+      <w:start w:val="1"/>
+      <w:numFmt w:val="bullet"/>
+      <w:lvlText w:val=""/>
+      <w:lvlJc w:val="left"/>
+      <w:pPr>
+        <w:tabs>
+          <w:tab w:val="num" w:pos="720"/>
+        </w:tabs>
+        <w:ind w:left="720" w:hanging="360"/>
+      </w:pPr>
+      <w:rPr>
+        <w:rFonts w:ascii="Symbol" w:hAnsi="Symbol" w:hint="default"/>
+        <w:sz w:val="20"/>
+      </w:rPr>
+    </w:lvl>
+    <w:lvl w:ilvl="1" w:tentative="1">
+      <w:start w:val="1"/>
+      <w:numFmt w:val="bullet"/>
+      <w:lvlText w:val="o"/>
+      <w:lvlJc w:val="left"/>
+      <w:pPr>
+        <w:tabs>
+          <w:tab w:val="num" w:pos="1440"/>
+        </w:tabs>
+        <w:ind w:left="1440" w:hanging="360"/>
+      </w:pPr>
+      <w:rPr>
+        <w:rFonts w:ascii="Courier New" w:hAnsi="Courier New" w:hint="default"/>
+        <w:sz w:val="20"/>
+      </w:rPr>
+    </w:lvl>
+    <w:lvl w:ilvl="2" w:tentative="1">
+      <w:start w:val="1"/>
+      <w:numFmt w:val="bullet"/>
+      <w:lvlText w:val=""/>
+      <w:lvlJc w:val="left"/>
+      <w:pPr>
+        <w:tabs>
+          <w:tab w:val="num" w:pos="2160"/>
+        </w:tabs>
+        <w:ind w:left="2160" w:hanging="360"/>
+      </w:pPr>
+      <w:rPr>
+        <w:rFonts w:ascii="Wingdings" w:hAnsi="Wingdings" w:hint="default"/>
+        <w:sz w:val="20"/>
+      </w:rPr>
+    </w:lvl>
+    <w:lvl w:ilvl="3" w:tentative="1">
+      <w:start w:val="1"/>
+      <w:numFmt w:val="bullet"/>
+      <w:lvlText w:val=""/>
+      <w:lvlJc w:val="left"/>
+      <w:pPr>
+        <w:tabs>
+          <w:tab w:val="num" w:pos="2880"/>
+        </w:tabs>
+        <w:ind w:left="2880" w:hanging="360"/>
+      </w:pPr>
+      <w:rPr>
+        <w:rFonts w:ascii="Wingdings" w:hAnsi="Wingdings" w:hint="default"/>
+        <w:sz w:val="20"/>
+      </w:rPr>
+    </w:lvl>
+    <w:lvl w:ilvl="4" w:tentative="1">
+      <w:start w:val="1"/>
+      <w:numFmt w:val="bullet"/>
+      <w:lvlText w:val=""/>
+      <w:lvlJc w:val="left"/>
+      <w:pPr>
+        <w:tabs>
+          <w:tab w:val="num" w:pos="3600"/>
+        </w:tabs>
+        <w:ind w:left="3600" w:hanging="360"/>
+      </w:pPr>
+      <w:rPr>
+        <w:rFonts w:ascii="Wingdings" w:hAnsi="Wingdings" w:hint="default"/>
+        <w:sz w:val="20"/>
+      </w:rPr>
+    </w:lvl>
+    <w:lvl w:ilvl="5" w:tentative="1">
+      <w:start w:val="1"/>
+      <w:numFmt w:val="bullet"/>
+      <w:lvlText w:val=""/>
+      <w:lvlJc w:val="left"/>
+      <w:pPr>
+        <w:tabs>
+          <w:tab w:val="num" w:pos="4320"/>
+        </w:tabs>
+        <w:ind w:left="4320" w:hanging="360"/>
+      </w:pPr>
+      <w:rPr>
+        <w:rFonts w:ascii="Wingdings" w:hAnsi="Wingdings" w:hint="default"/>
+        <w:sz w:val="20"/>
+      </w:rPr>
+    </w:lvl>
+    <w:lvl w:ilvl="6" w:tentative="1">
+      <w:start w:val="1"/>
+      <w:numFmt w:val="bullet"/>
+      <w:lvlText w:val=""/>
+      <w:lvlJc w:val="left"/>
+      <w:pPr>
+        <w:tabs>
+          <w:tab w:val="num" w:pos="5040"/>
+        </w:tabs>
+        <w:ind w:left="5040" w:hanging="360"/>
+      </w:pPr>
+      <w:rPr>
+        <w:rFonts w:ascii="Wingdings" w:hAnsi="Wingdings" w:hint="default"/>
+        <w:sz w:val="20"/>
+      </w:rPr>
+    </w:lvl>
+    <w:lvl w:ilvl="7" w:tentative="1">
+      <w:start w:val="1"/>
+      <w:numFmt w:val="bullet"/>
+      <w:lvlText w:val=""/>
+      <w:lvlJc w:val="left"/>
+      <w:pPr>
+        <w:tabs>
+          <w:tab w:val="num" w:pos="5760"/>
+        </w:tabs>
+        <w:ind w:left="5760" w:hanging="360"/>
+      </w:pPr>
+      <w:rPr>
+        <w:rFonts w:ascii="Wingdings" w:hAnsi="Wingdings" w:hint="default"/>
+        <w:sz w:val="20"/>
+      </w:rPr>
+    </w:lvl>
+    <w:lvl w:ilvl="8" w:tentative="1">
+      <w:start w:val="1"/>
+      <w:numFmt w:val="bullet"/>
+      <w:lvlText w:val=""/>
+      <w:lvlJc w:val="left"/>
+      <w:pPr>
+        <w:tabs>
+          <w:tab w:val="num" w:pos="6480"/>
+        </w:tabs>
+        <w:ind w:left="6480" w:hanging="360"/>
+      </w:pPr>
+      <w:rPr>
+        <w:rFonts w:ascii="Wingdings" w:hAnsi="Wingdings" w:hint="default"/>
+        <w:sz w:val="20"/>
+      </w:rPr>
+    </w:lvl>
+  </w:abstractNum>
+  <w:abstractNum w:abstractNumId="8" w15:restartNumberingAfterBreak="0">
     <w:nsid w:val="32A477A4"/>
     <w:multiLevelType w:val="multilevel"/>
     <w:tmpl w:val="5BE4B216"/>
@@ -5176,7 +5926,7 @@
       </w:rPr>
     </w:lvl>
   </w:abstractNum>
-  <w:abstractNum w:abstractNumId="6" w15:restartNumberingAfterBreak="0">
+  <w:abstractNum w:abstractNumId="9" w15:restartNumberingAfterBreak="0">
     <w:nsid w:val="32DB3C2B"/>
     <w:multiLevelType w:val="hybridMultilevel"/>
     <w:tmpl w:val="65CCA3DC"/>
@@ -5265,7 +6015,7 @@
       </w:pPr>
     </w:lvl>
   </w:abstractNum>
-  <w:abstractNum w:abstractNumId="7" w15:restartNumberingAfterBreak="0">
+  <w:abstractNum w:abstractNumId="10" w15:restartNumberingAfterBreak="0">
     <w:nsid w:val="35247298"/>
     <w:multiLevelType w:val="multilevel"/>
     <w:tmpl w:val="05607464"/>
@@ -5414,7 +6164,7 @@
       </w:rPr>
     </w:lvl>
   </w:abstractNum>
-  <w:abstractNum w:abstractNumId="8" w15:restartNumberingAfterBreak="0">
+  <w:abstractNum w:abstractNumId="11" w15:restartNumberingAfterBreak="0">
     <w:nsid w:val="3ABE5AF7"/>
     <w:multiLevelType w:val="hybridMultilevel"/>
     <w:tmpl w:val="EB0CC53E"/>
@@ -5503,7 +6253,156 @@
       </w:pPr>
     </w:lvl>
   </w:abstractNum>
-  <w:abstractNum w:abstractNumId="9" w15:restartNumberingAfterBreak="0">
+  <w:abstractNum w:abstractNumId="12" w15:restartNumberingAfterBreak="0">
+    <w:nsid w:val="3E1E549E"/>
+    <w:multiLevelType w:val="multilevel"/>
+    <w:tmpl w:val="FA38E58C"/>
+    <w:lvl w:ilvl="0">
+      <w:start w:val="1"/>
+      <w:numFmt w:val="bullet"/>
+      <w:lvlText w:val=""/>
+      <w:lvlJc w:val="left"/>
+      <w:pPr>
+        <w:tabs>
+          <w:tab w:val="num" w:pos="720"/>
+        </w:tabs>
+        <w:ind w:left="720" w:hanging="360"/>
+      </w:pPr>
+      <w:rPr>
+        <w:rFonts w:ascii="Symbol" w:hAnsi="Symbol" w:hint="default"/>
+        <w:sz w:val="20"/>
+      </w:rPr>
+    </w:lvl>
+    <w:lvl w:ilvl="1" w:tentative="1">
+      <w:start w:val="1"/>
+      <w:numFmt w:val="bullet"/>
+      <w:lvlText w:val="o"/>
+      <w:lvlJc w:val="left"/>
+      <w:pPr>
+        <w:tabs>
+          <w:tab w:val="num" w:pos="1440"/>
+        </w:tabs>
+        <w:ind w:left="1440" w:hanging="360"/>
+      </w:pPr>
+      <w:rPr>
+        <w:rFonts w:ascii="Courier New" w:hAnsi="Courier New" w:hint="default"/>
+        <w:sz w:val="20"/>
+      </w:rPr>
+    </w:lvl>
+    <w:lvl w:ilvl="2" w:tentative="1">
+      <w:start w:val="1"/>
+      <w:numFmt w:val="bullet"/>
+      <w:lvlText w:val=""/>
+      <w:lvlJc w:val="left"/>
+      <w:pPr>
+        <w:tabs>
+          <w:tab w:val="num" w:pos="2160"/>
+        </w:tabs>
+        <w:ind w:left="2160" w:hanging="360"/>
+      </w:pPr>
+      <w:rPr>
+        <w:rFonts w:ascii="Wingdings" w:hAnsi="Wingdings" w:hint="default"/>
+        <w:sz w:val="20"/>
+      </w:rPr>
+    </w:lvl>
+    <w:lvl w:ilvl="3" w:tentative="1">
+      <w:start w:val="1"/>
+      <w:numFmt w:val="bullet"/>
+      <w:lvlText w:val=""/>
+      <w:lvlJc w:val="left"/>
+      <w:pPr>
+        <w:tabs>
+          <w:tab w:val="num" w:pos="2880"/>
+        </w:tabs>
+        <w:ind w:left="2880" w:hanging="360"/>
+      </w:pPr>
+      <w:rPr>
+        <w:rFonts w:ascii="Wingdings" w:hAnsi="Wingdings" w:hint="default"/>
+        <w:sz w:val="20"/>
+      </w:rPr>
+    </w:lvl>
+    <w:lvl w:ilvl="4" w:tentative="1">
+      <w:start w:val="1"/>
+      <w:numFmt w:val="bullet"/>
+      <w:lvlText w:val=""/>
+      <w:lvlJc w:val="left"/>
+      <w:pPr>
+        <w:tabs>
+          <w:tab w:val="num" w:pos="3600"/>
+        </w:tabs>
+        <w:ind w:left="3600" w:hanging="360"/>
+      </w:pPr>
+      <w:rPr>
+        <w:rFonts w:ascii="Wingdings" w:hAnsi="Wingdings" w:hint="default"/>
+        <w:sz w:val="20"/>
+      </w:rPr>
+    </w:lvl>
+    <w:lvl w:ilvl="5" w:tentative="1">
+      <w:start w:val="1"/>
+      <w:numFmt w:val="bullet"/>
+      <w:lvlText w:val=""/>
+      <w:lvlJc w:val="left"/>
+      <w:pPr>
+        <w:tabs>
+          <w:tab w:val="num" w:pos="4320"/>
+        </w:tabs>
+        <w:ind w:left="4320" w:hanging="360"/>
+      </w:pPr>
+      <w:rPr>
+        <w:rFonts w:ascii="Wingdings" w:hAnsi="Wingdings" w:hint="default"/>
+        <w:sz w:val="20"/>
+      </w:rPr>
+    </w:lvl>
+    <w:lvl w:ilvl="6" w:tentative="1">
+      <w:start w:val="1"/>
+      <w:numFmt w:val="bullet"/>
+      <w:lvlText w:val=""/>
+      <w:lvlJc w:val="left"/>
+      <w:pPr>
+        <w:tabs>
+          <w:tab w:val="num" w:pos="5040"/>
+        </w:tabs>
+        <w:ind w:left="5040" w:hanging="360"/>
+      </w:pPr>
+      <w:rPr>
+        <w:rFonts w:ascii="Wingdings" w:hAnsi="Wingdings" w:hint="default"/>
+        <w:sz w:val="20"/>
+      </w:rPr>
+    </w:lvl>
+    <w:lvl w:ilvl="7" w:tentative="1">
+      <w:start w:val="1"/>
+      <w:numFmt w:val="bullet"/>
+      <w:lvlText w:val=""/>
+      <w:lvlJc w:val="left"/>
+      <w:pPr>
+        <w:tabs>
+          <w:tab w:val="num" w:pos="5760"/>
+        </w:tabs>
+        <w:ind w:left="5760" w:hanging="360"/>
+      </w:pPr>
+      <w:rPr>
+        <w:rFonts w:ascii="Wingdings" w:hAnsi="Wingdings" w:hint="default"/>
+        <w:sz w:val="20"/>
+      </w:rPr>
+    </w:lvl>
+    <w:lvl w:ilvl="8" w:tentative="1">
+      <w:start w:val="1"/>
+      <w:numFmt w:val="bullet"/>
+      <w:lvlText w:val=""/>
+      <w:lvlJc w:val="left"/>
+      <w:pPr>
+        <w:tabs>
+          <w:tab w:val="num" w:pos="6480"/>
+        </w:tabs>
+        <w:ind w:left="6480" w:hanging="360"/>
+      </w:pPr>
+      <w:rPr>
+        <w:rFonts w:ascii="Wingdings" w:hAnsi="Wingdings" w:hint="default"/>
+        <w:sz w:val="20"/>
+      </w:rPr>
+    </w:lvl>
+  </w:abstractNum>
+  <w:abstractNum w:abstractNumId="13" w15:restartNumberingAfterBreak="0">
     <w:nsid w:val="44CD367A"/>
     <w:multiLevelType w:val="hybridMultilevel"/>
     <w:tmpl w:val="B3C2C008"/>
@@ -5592,7 +6491,156 @@
       </w:pPr>
     </w:lvl>
   </w:abstractNum>
-  <w:abstractNum w:abstractNumId="10" w15:restartNumberingAfterBreak="0">
+  <w:abstractNum w:abstractNumId="14" w15:restartNumberingAfterBreak="0">
+    <w:nsid w:val="4CDD122A"/>
+    <w:multiLevelType w:val="multilevel"/>
+    <w:tmpl w:val="1D500300"/>
+    <w:lvl w:ilvl="0">
+      <w:start w:val="1"/>
+      <w:numFmt w:val="bullet"/>
+      <w:lvlText w:val=""/>
+      <w:lvlJc w:val="left"/>
+      <w:pPr>
+        <w:tabs>
+          <w:tab w:val="num" w:pos="720"/>
+        </w:tabs>
+        <w:ind w:left="720" w:hanging="360"/>
+      </w:pPr>
+      <w:rPr>
+        <w:rFonts w:ascii="Symbol" w:hAnsi="Symbol" w:hint="default"/>
+        <w:sz w:val="20"/>
+      </w:rPr>
+    </w:lvl>
+    <w:lvl w:ilvl="1" w:tentative="1">
+      <w:start w:val="1"/>
+      <w:numFmt w:val="bullet"/>
+      <w:lvlText w:val="o"/>
+      <w:lvlJc w:val="left"/>
+      <w:pPr>
+        <w:tabs>
+          <w:tab w:val="num" w:pos="1440"/>
+        </w:tabs>
+        <w:ind w:left="1440" w:hanging="360"/>
+      </w:pPr>
+      <w:rPr>
+        <w:rFonts w:ascii="Courier New" w:hAnsi="Courier New" w:hint="default"/>
+        <w:sz w:val="20"/>
+      </w:rPr>
+    </w:lvl>
+    <w:lvl w:ilvl="2" w:tentative="1">
+      <w:start w:val="1"/>
+      <w:numFmt w:val="bullet"/>
+      <w:lvlText w:val=""/>
+      <w:lvlJc w:val="left"/>
+      <w:pPr>
+        <w:tabs>
+          <w:tab w:val="num" w:pos="2160"/>
+        </w:tabs>
+        <w:ind w:left="2160" w:hanging="360"/>
+      </w:pPr>
+      <w:rPr>
+        <w:rFonts w:ascii="Wingdings" w:hAnsi="Wingdings" w:hint="default"/>
+        <w:sz w:val="20"/>
+      </w:rPr>
+    </w:lvl>
+    <w:lvl w:ilvl="3" w:tentative="1">
+      <w:start w:val="1"/>
+      <w:numFmt w:val="bullet"/>
+      <w:lvlText w:val=""/>
+      <w:lvlJc w:val="left"/>
+      <w:pPr>
+        <w:tabs>
+          <w:tab w:val="num" w:pos="2880"/>
+        </w:tabs>
+        <w:ind w:left="2880" w:hanging="360"/>
+      </w:pPr>
+      <w:rPr>
+        <w:rFonts w:ascii="Wingdings" w:hAnsi="Wingdings" w:hint="default"/>
+        <w:sz w:val="20"/>
+      </w:rPr>
+    </w:lvl>
+    <w:lvl w:ilvl="4" w:tentative="1">
+      <w:start w:val="1"/>
+      <w:numFmt w:val="bullet"/>
+      <w:lvlText w:val=""/>
+      <w:lvlJc w:val="left"/>
+      <w:pPr>
+        <w:tabs>
+          <w:tab w:val="num" w:pos="3600"/>
+        </w:tabs>
+        <w:ind w:left="3600" w:hanging="360"/>
+      </w:pPr>
+      <w:rPr>
+        <w:rFonts w:ascii="Wingdings" w:hAnsi="Wingdings" w:hint="default"/>
+        <w:sz w:val="20"/>
+      </w:rPr>
+    </w:lvl>
+    <w:lvl w:ilvl="5" w:tentative="1">
+      <w:start w:val="1"/>
+      <w:numFmt w:val="bullet"/>
+      <w:lvlText w:val=""/>
+      <w:lvlJc w:val="left"/>
+      <w:pPr>
+        <w:tabs>
+          <w:tab w:val="num" w:pos="4320"/>
+        </w:tabs>
+        <w:ind w:left="4320" w:hanging="360"/>
+      </w:pPr>
+      <w:rPr>
+        <w:rFonts w:ascii="Wingdings" w:hAnsi="Wingdings" w:hint="default"/>
+        <w:sz w:val="20"/>
+      </w:rPr>
+    </w:lvl>
+    <w:lvl w:ilvl="6" w:tentative="1">
+      <w:start w:val="1"/>
+      <w:numFmt w:val="bullet"/>
+      <w:lvlText w:val=""/>
+      <w:lvlJc w:val="left"/>
+      <w:pPr>
+        <w:tabs>
+          <w:tab w:val="num" w:pos="5040"/>
+        </w:tabs>
+        <w:ind w:left="5040" w:hanging="360"/>
+      </w:pPr>
+      <w:rPr>
+        <w:rFonts w:ascii="Wingdings" w:hAnsi="Wingdings" w:hint="default"/>
+        <w:sz w:val="20"/>
+      </w:rPr>
+    </w:lvl>
+    <w:lvl w:ilvl="7" w:tentative="1">
+      <w:start w:val="1"/>
+      <w:numFmt w:val="bullet"/>
+      <w:lvlText w:val=""/>
+      <w:lvlJc w:val="left"/>
+      <w:pPr>
+        <w:tabs>
+          <w:tab w:val="num" w:pos="5760"/>
+        </w:tabs>
+        <w:ind w:left="5760" w:hanging="360"/>
+      </w:pPr>
+      <w:rPr>
+        <w:rFonts w:ascii="Wingdings" w:hAnsi="Wingdings" w:hint="default"/>
+        <w:sz w:val="20"/>
+      </w:rPr>
+    </w:lvl>
+    <w:lvl w:ilvl="8" w:tentative="1">
+      <w:start w:val="1"/>
+      <w:numFmt w:val="bullet"/>
+      <w:lvlText w:val=""/>
+      <w:lvlJc w:val="left"/>
+      <w:pPr>
+        <w:tabs>
+          <w:tab w:val="num" w:pos="6480"/>
+        </w:tabs>
+        <w:ind w:left="6480" w:hanging="360"/>
+      </w:pPr>
+      <w:rPr>
+        <w:rFonts w:ascii="Wingdings" w:hAnsi="Wingdings" w:hint="default"/>
+        <w:sz w:val="20"/>
+      </w:rPr>
+    </w:lvl>
+  </w:abstractNum>
+  <w:abstractNum w:abstractNumId="15" w15:restartNumberingAfterBreak="0">
     <w:nsid w:val="55D47951"/>
     <w:multiLevelType w:val="hybridMultilevel"/>
     <w:tmpl w:val="7D9068DC"/>
@@ -5705,7 +6753,7 @@
       </w:rPr>
     </w:lvl>
   </w:abstractNum>
-  <w:abstractNum w:abstractNumId="11" w15:restartNumberingAfterBreak="0">
+  <w:abstractNum w:abstractNumId="16" w15:restartNumberingAfterBreak="0">
     <w:nsid w:val="6DC159A7"/>
     <w:multiLevelType w:val="hybridMultilevel"/>
     <w:tmpl w:val="ADD453DA"/>
@@ -5818,23 +6866,172 @@
       </w:rPr>
     </w:lvl>
   </w:abstractNum>
+  <w:abstractNum w:abstractNumId="17" w15:restartNumberingAfterBreak="0">
+    <w:nsid w:val="76184A4D"/>
+    <w:multiLevelType w:val="multilevel"/>
+    <w:tmpl w:val="3AECCC24"/>
+    <w:lvl w:ilvl="0">
+      <w:start w:val="1"/>
+      <w:numFmt w:val="bullet"/>
+      <w:lvlText w:val=""/>
+      <w:lvlJc w:val="left"/>
+      <w:pPr>
+        <w:tabs>
+          <w:tab w:val="num" w:pos="720"/>
+        </w:tabs>
+        <w:ind w:left="720" w:hanging="360"/>
+      </w:pPr>
+      <w:rPr>
+        <w:rFonts w:ascii="Symbol" w:hAnsi="Symbol" w:hint="default"/>
+        <w:sz w:val="20"/>
+      </w:rPr>
+    </w:lvl>
+    <w:lvl w:ilvl="1" w:tentative="1">
+      <w:start w:val="1"/>
+      <w:numFmt w:val="bullet"/>
+      <w:lvlText w:val="o"/>
+      <w:lvlJc w:val="left"/>
+      <w:pPr>
+        <w:tabs>
+          <w:tab w:val="num" w:pos="1440"/>
+        </w:tabs>
+        <w:ind w:left="1440" w:hanging="360"/>
+      </w:pPr>
+      <w:rPr>
+        <w:rFonts w:ascii="Courier New" w:hAnsi="Courier New" w:hint="default"/>
+        <w:sz w:val="20"/>
+      </w:rPr>
+    </w:lvl>
+    <w:lvl w:ilvl="2" w:tentative="1">
+      <w:start w:val="1"/>
+      <w:numFmt w:val="bullet"/>
+      <w:lvlText w:val=""/>
+      <w:lvlJc w:val="left"/>
+      <w:pPr>
+        <w:tabs>
+          <w:tab w:val="num" w:pos="2160"/>
+        </w:tabs>
+        <w:ind w:left="2160" w:hanging="360"/>
+      </w:pPr>
+      <w:rPr>
+        <w:rFonts w:ascii="Wingdings" w:hAnsi="Wingdings" w:hint="default"/>
+        <w:sz w:val="20"/>
+      </w:rPr>
+    </w:lvl>
+    <w:lvl w:ilvl="3" w:tentative="1">
+      <w:start w:val="1"/>
+      <w:numFmt w:val="bullet"/>
+      <w:lvlText w:val=""/>
+      <w:lvlJc w:val="left"/>
+      <w:pPr>
+        <w:tabs>
+          <w:tab w:val="num" w:pos="2880"/>
+        </w:tabs>
+        <w:ind w:left="2880" w:hanging="360"/>
+      </w:pPr>
+      <w:rPr>
+        <w:rFonts w:ascii="Wingdings" w:hAnsi="Wingdings" w:hint="default"/>
+        <w:sz w:val="20"/>
+      </w:rPr>
+    </w:lvl>
+    <w:lvl w:ilvl="4" w:tentative="1">
+      <w:start w:val="1"/>
+      <w:numFmt w:val="bullet"/>
+      <w:lvlText w:val=""/>
+      <w:lvlJc w:val="left"/>
+      <w:pPr>
+        <w:tabs>
+          <w:tab w:val="num" w:pos="3600"/>
+        </w:tabs>
+        <w:ind w:left="3600" w:hanging="360"/>
+      </w:pPr>
+      <w:rPr>
+        <w:rFonts w:ascii="Wingdings" w:hAnsi="Wingdings" w:hint="default"/>
+        <w:sz w:val="20"/>
+      </w:rPr>
+    </w:lvl>
+    <w:lvl w:ilvl="5" w:tentative="1">
+      <w:start w:val="1"/>
+      <w:numFmt w:val="bullet"/>
+      <w:lvlText w:val=""/>
+      <w:lvlJc w:val="left"/>
+      <w:pPr>
+        <w:tabs>
+          <w:tab w:val="num" w:pos="4320"/>
+        </w:tabs>
+        <w:ind w:left="4320" w:hanging="360"/>
+      </w:pPr>
+      <w:rPr>
+        <w:rFonts w:ascii="Wingdings" w:hAnsi="Wingdings" w:hint="default"/>
+        <w:sz w:val="20"/>
+      </w:rPr>
+    </w:lvl>
+    <w:lvl w:ilvl="6" w:tentative="1">
+      <w:start w:val="1"/>
+      <w:numFmt w:val="bullet"/>
+      <w:lvlText w:val=""/>
+      <w:lvlJc w:val="left"/>
+      <w:pPr>
+        <w:tabs>
+          <w:tab w:val="num" w:pos="5040"/>
+        </w:tabs>
+        <w:ind w:left="5040" w:hanging="360"/>
+      </w:pPr>
+      <w:rPr>
+        <w:rFonts w:ascii="Wingdings" w:hAnsi="Wingdings" w:hint="default"/>
+        <w:sz w:val="20"/>
+      </w:rPr>
+    </w:lvl>
+    <w:lvl w:ilvl="7" w:tentative="1">
+      <w:start w:val="1"/>
+      <w:numFmt w:val="bullet"/>
+      <w:lvlText w:val=""/>
+      <w:lvlJc w:val="left"/>
+      <w:pPr>
+        <w:tabs>
+          <w:tab w:val="num" w:pos="5760"/>
+        </w:tabs>
+        <w:ind w:left="5760" w:hanging="360"/>
+      </w:pPr>
+      <w:rPr>
+        <w:rFonts w:ascii="Wingdings" w:hAnsi="Wingdings" w:hint="default"/>
+        <w:sz w:val="20"/>
+      </w:rPr>
+    </w:lvl>
+    <w:lvl w:ilvl="8" w:tentative="1">
+      <w:start w:val="1"/>
+      <w:numFmt w:val="bullet"/>
+      <w:lvlText w:val=""/>
+      <w:lvlJc w:val="left"/>
+      <w:pPr>
+        <w:tabs>
+          <w:tab w:val="num" w:pos="6480"/>
+        </w:tabs>
+        <w:ind w:left="6480" w:hanging="360"/>
+      </w:pPr>
+      <w:rPr>
+        <w:rFonts w:ascii="Wingdings" w:hAnsi="Wingdings" w:hint="default"/>
+        <w:sz w:val="20"/>
+      </w:rPr>
+    </w:lvl>
+  </w:abstractNum>
   <w:num w:numId="1" w16cid:durableId="1328948006">
-    <w:abstractNumId w:val="6"/>
+    <w:abstractNumId w:val="9"/>
   </w:num>
   <w:num w:numId="2" w16cid:durableId="1506558411">
-    <w:abstractNumId w:val="9"/>
+    <w:abstractNumId w:val="13"/>
   </w:num>
   <w:num w:numId="3" w16cid:durableId="483475192">
-    <w:abstractNumId w:val="8"/>
+    <w:abstractNumId w:val="11"/>
   </w:num>
   <w:num w:numId="4" w16cid:durableId="1743982877">
     <w:abstractNumId w:val="2"/>
   </w:num>
   <w:num w:numId="5" w16cid:durableId="307638122">
-    <w:abstractNumId w:val="11"/>
+    <w:abstractNumId w:val="16"/>
   </w:num>
   <w:num w:numId="6" w16cid:durableId="1430932710">
-    <w:abstractNumId w:val="10"/>
+    <w:abstractNumId w:val="15"/>
   </w:num>
   <w:num w:numId="7" w16cid:durableId="515467020">
     <w:abstractNumId w:val="1"/>
@@ -5843,16 +7040,34 @@
     <w:abstractNumId w:val="0"/>
   </w:num>
   <w:num w:numId="9" w16cid:durableId="549222802">
-    <w:abstractNumId w:val="4"/>
+    <w:abstractNumId w:val="6"/>
   </w:num>
   <w:num w:numId="10" w16cid:durableId="287711548">
     <w:abstractNumId w:val="3"/>
   </w:num>
   <w:num w:numId="11" w16cid:durableId="895973992">
-    <w:abstractNumId w:val="5"/>
+    <w:abstractNumId w:val="8"/>
   </w:num>
   <w:num w:numId="12" w16cid:durableId="1634172429">
+    <w:abstractNumId w:val="10"/>
+  </w:num>
+  <w:num w:numId="13" w16cid:durableId="1812677166">
+    <w:abstractNumId w:val="12"/>
+  </w:num>
+  <w:num w:numId="14" w16cid:durableId="1863204759">
     <w:abstractNumId w:val="7"/>
+  </w:num>
+  <w:num w:numId="15" w16cid:durableId="1136919561">
+    <w:abstractNumId w:val="14"/>
+  </w:num>
+  <w:num w:numId="16" w16cid:durableId="440688346">
+    <w:abstractNumId w:val="17"/>
+  </w:num>
+  <w:num w:numId="17" w16cid:durableId="741368926">
+    <w:abstractNumId w:val="4"/>
+  </w:num>
+  <w:num w:numId="18" w16cid:durableId="1949849679">
+    <w:abstractNumId w:val="5"/>
   </w:num>
 </w:numbering>
 </file>
